--- a/course/general/中国当代小说选读.docx
+++ b/course/general/中国当代小说选读.docx
@@ -70,12 +70,14 @@
         </w:rPr>
         <w:br/>
       </w:r>
+      <w:proofErr w:type="gramStart"/>
       <w:r>
         <w:rPr>
           <w:rFonts w:ascii="宋体" w:eastAsia="宋体" w:hAnsi="宋体" w:hint="eastAsia"/>
         </w:rPr>
         <w:t>金理</w:t>
       </w:r>
+      <w:proofErr w:type="gramEnd"/>
       <w:r>
         <w:rPr>
           <w:rFonts w:ascii="宋体" w:eastAsia="宋体" w:hAnsi="宋体" w:hint="eastAsia"/>
@@ -210,7 +212,7 @@
     <w:sdt>
       <w:sdtPr>
         <w:rPr>
-          <w:rFonts w:ascii="Times New Roman" w:eastAsia="宋体" w:hAnsi="Times New Roman" w:cstheme="minorBidi"/>
+          <w:rFonts w:ascii="宋体" w:eastAsia="宋体" w:hAnsi="宋体" w:cstheme="minorBidi"/>
           <w:color w:val="auto"/>
           <w:kern w:val="2"/>
           <w:sz w:val="21"/>
@@ -235,7 +237,7 @@
             <w:pStyle w:val="TOC"/>
             <w:jc w:val="center"/>
             <w:rPr>
-              <w:rFonts w:ascii="Times New Roman" w:eastAsia="宋体" w:hAnsi="Times New Roman" w:hint="eastAsia"/>
+              <w:rFonts w:ascii="宋体" w:eastAsia="宋体" w:hAnsi="宋体"/>
               <w:b/>
               <w:bCs/>
               <w:color w:val="auto"/>
@@ -243,7 +245,7 @@
           </w:pPr>
           <w:r>
             <w:rPr>
-              <w:rFonts w:ascii="Times New Roman" w:eastAsia="宋体" w:hAnsi="Times New Roman"/>
+              <w:rFonts w:ascii="宋体" w:eastAsia="宋体" w:hAnsi="宋体"/>
               <w:b/>
               <w:bCs/>
               <w:color w:val="auto"/>
@@ -259,7 +261,7 @@
               <w:tab w:val="right" w:leader="dot" w:pos="8296"/>
             </w:tabs>
             <w:rPr>
-              <w:rFonts w:ascii="Times New Roman" w:eastAsia="宋体" w:hAnsi="Times New Roman" w:hint="eastAsia"/>
+              <w:rFonts w:ascii="宋体" w:eastAsia="宋体" w:hAnsi="宋体" w:hint="eastAsia"/>
               <w:noProof/>
               <w:sz w:val="22"/>
               <w:szCs w:val="24"/>
@@ -268,50 +270,34 @@
           </w:pPr>
           <w:r>
             <w:rPr>
-              <w:rFonts w:ascii="Times New Roman" w:eastAsia="宋体" w:hAnsi="Times New Roman"/>
+              <w:rFonts w:ascii="宋体" w:eastAsia="宋体" w:hAnsi="宋体"/>
             </w:rPr>
             <w:fldChar w:fldCharType="begin"/>
           </w:r>
           <w:r>
             <w:rPr>
-              <w:rFonts w:ascii="Times New Roman" w:eastAsia="宋体" w:hAnsi="Times New Roman"/>
+              <w:rFonts w:ascii="宋体" w:eastAsia="宋体" w:hAnsi="宋体"/>
             </w:rPr>
             <w:instrText xml:space="preserve"> TOC \o "1-3" \h \z \u </w:instrText>
           </w:r>
           <w:r>
             <w:rPr>
-              <w:rFonts w:ascii="Times New Roman" w:eastAsia="宋体" w:hAnsi="Times New Roman"/>
+              <w:rFonts w:ascii="宋体" w:eastAsia="宋体" w:hAnsi="宋体"/>
             </w:rPr>
             <w:fldChar w:fldCharType="separate"/>
           </w:r>
-          <w:hyperlink w:anchor="_Toc224151448" w:history="1">
+          <w:hyperlink w:anchor="_Toc224757513" w:history="1">
             <w:r>
               <w:rPr>
                 <w:rStyle w:val="a3"/>
-                <w:rFonts w:ascii="Times New Roman" w:eastAsia="宋体" w:hAnsi="Times New Roman" w:hint="eastAsia"/>
-                <w:noProof/>
-              </w:rPr>
-              <w:t>第一讲</w:t>
-            </w:r>
-            <w:r>
-              <w:rPr>
-                <w:rStyle w:val="a3"/>
-                <w:rFonts w:ascii="Times New Roman" w:eastAsia="宋体" w:hAnsi="Times New Roman" w:hint="eastAsia"/>
-                <w:noProof/>
-              </w:rPr>
-              <w:t xml:space="preserve"> </w:t>
-            </w:r>
-            <w:r>
-              <w:rPr>
-                <w:rStyle w:val="a3"/>
-                <w:rFonts w:ascii="Times New Roman" w:eastAsia="宋体" w:hAnsi="Times New Roman" w:hint="eastAsia"/>
-                <w:noProof/>
-              </w:rPr>
-              <w:t>引言：什么是文学</w:t>
-            </w:r>
-            <w:r>
-              <w:rPr>
-                <w:rFonts w:ascii="Times New Roman" w:eastAsia="宋体" w:hAnsi="Times New Roman" w:hint="eastAsia"/>
+                <w:rFonts w:ascii="宋体" w:eastAsia="宋体" w:hAnsi="宋体" w:hint="eastAsia"/>
+                <w:noProof/>
+              </w:rPr>
+              <w:t>第一讲 引言：什么是文学</w:t>
+            </w:r>
+            <w:r>
+              <w:rPr>
+                <w:rFonts w:ascii="宋体" w:eastAsia="宋体" w:hAnsi="宋体" w:hint="eastAsia"/>
                 <w:noProof/>
                 <w:webHidden/>
               </w:rPr>
@@ -319,7 +305,7 @@
             </w:r>
             <w:r>
               <w:rPr>
-                <w:rFonts w:ascii="Times New Roman" w:eastAsia="宋体" w:hAnsi="Times New Roman" w:hint="eastAsia"/>
+                <w:rFonts w:ascii="宋体" w:eastAsia="宋体" w:hAnsi="宋体" w:hint="eastAsia"/>
                 <w:noProof/>
                 <w:webHidden/>
               </w:rPr>
@@ -327,7 +313,7 @@
             </w:r>
             <w:r>
               <w:rPr>
-                <w:rFonts w:ascii="Times New Roman" w:eastAsia="宋体" w:hAnsi="Times New Roman" w:hint="eastAsia"/>
+                <w:rFonts w:ascii="宋体" w:eastAsia="宋体" w:hAnsi="宋体" w:hint="eastAsia"/>
                 <w:noProof/>
                 <w:webHidden/>
               </w:rPr>
@@ -335,15 +321,15 @@
             </w:r>
             <w:r>
               <w:rPr>
-                <w:rFonts w:ascii="Times New Roman" w:eastAsia="宋体" w:hAnsi="Times New Roman"/>
-                <w:noProof/>
-                <w:webHidden/>
-              </w:rPr>
-              <w:instrText>PAGEREF _Toc224151448 \h</w:instrText>
-            </w:r>
-            <w:r>
-              <w:rPr>
-                <w:rFonts w:ascii="Times New Roman" w:eastAsia="宋体" w:hAnsi="Times New Roman" w:hint="eastAsia"/>
+                <w:rFonts w:ascii="宋体" w:eastAsia="宋体" w:hAnsi="宋体"/>
+                <w:noProof/>
+                <w:webHidden/>
+              </w:rPr>
+              <w:instrText>PAGEREF _Toc224757513 \h</w:instrText>
+            </w:r>
+            <w:r>
+              <w:rPr>
+                <w:rFonts w:ascii="宋体" w:eastAsia="宋体" w:hAnsi="宋体" w:hint="eastAsia"/>
                 <w:noProof/>
                 <w:webHidden/>
               </w:rPr>
@@ -351,14 +337,14 @@
             </w:r>
             <w:r>
               <w:rPr>
-                <w:rFonts w:ascii="Times New Roman" w:eastAsia="宋体" w:hAnsi="Times New Roman" w:hint="eastAsia"/>
-                <w:noProof/>
-                <w:webHidden/>
-              </w:rPr>
-            </w:r>
-            <w:r>
-              <w:rPr>
-                <w:rFonts w:ascii="Times New Roman" w:eastAsia="宋体" w:hAnsi="Times New Roman" w:hint="eastAsia"/>
+                <w:rFonts w:ascii="宋体" w:eastAsia="宋体" w:hAnsi="宋体" w:hint="eastAsia"/>
+                <w:noProof/>
+                <w:webHidden/>
+              </w:rPr>
+            </w:r>
+            <w:r>
+              <w:rPr>
+                <w:rFonts w:ascii="宋体" w:eastAsia="宋体" w:hAnsi="宋体" w:hint="eastAsia"/>
                 <w:noProof/>
                 <w:webHidden/>
               </w:rPr>
@@ -366,7 +352,7 @@
             </w:r>
             <w:r>
               <w:rPr>
-                <w:rFonts w:ascii="Times New Roman" w:eastAsia="宋体" w:hAnsi="Times New Roman" w:hint="eastAsia"/>
+                <w:rFonts w:ascii="宋体" w:eastAsia="宋体" w:hAnsi="宋体" w:hint="eastAsia"/>
                 <w:noProof/>
                 <w:webHidden/>
               </w:rPr>
@@ -374,7 +360,7 @@
             </w:r>
             <w:r>
               <w:rPr>
-                <w:rFonts w:ascii="Times New Roman" w:eastAsia="宋体" w:hAnsi="Times New Roman" w:hint="eastAsia"/>
+                <w:rFonts w:ascii="宋体" w:eastAsia="宋体" w:hAnsi="宋体" w:hint="eastAsia"/>
                 <w:noProof/>
                 <w:webHidden/>
               </w:rPr>
@@ -389,25 +375,25 @@
               <w:tab w:val="right" w:leader="dot" w:pos="8296"/>
             </w:tabs>
             <w:rPr>
-              <w:rFonts w:ascii="Times New Roman" w:eastAsia="宋体" w:hAnsi="Times New Roman" w:hint="eastAsia"/>
+              <w:rFonts w:ascii="宋体" w:eastAsia="宋体" w:hAnsi="宋体" w:hint="eastAsia"/>
               <w:noProof/>
               <w:sz w:val="22"/>
               <w:szCs w:val="24"/>
               <w14:ligatures w14:val="standardContextual"/>
             </w:rPr>
           </w:pPr>
-          <w:hyperlink w:anchor="_Toc224151449" w:history="1">
+          <w:hyperlink w:anchor="_Toc224757514" w:history="1">
             <w:r>
               <w:rPr>
                 <w:rStyle w:val="a3"/>
-                <w:rFonts w:ascii="Times New Roman" w:eastAsia="宋体" w:hAnsi="Times New Roman" w:hint="eastAsia"/>
+                <w:rFonts w:ascii="宋体" w:eastAsia="宋体" w:hAnsi="宋体" w:hint="eastAsia"/>
                 <w:noProof/>
               </w:rPr>
               <w:t>一、什么是“文学”</w:t>
             </w:r>
             <w:r>
               <w:rPr>
-                <w:rFonts w:ascii="Times New Roman" w:eastAsia="宋体" w:hAnsi="Times New Roman" w:hint="eastAsia"/>
+                <w:rFonts w:ascii="宋体" w:eastAsia="宋体" w:hAnsi="宋体" w:hint="eastAsia"/>
                 <w:noProof/>
                 <w:webHidden/>
               </w:rPr>
@@ -415,7 +401,7 @@
             </w:r>
             <w:r>
               <w:rPr>
-                <w:rFonts w:ascii="Times New Roman" w:eastAsia="宋体" w:hAnsi="Times New Roman" w:hint="eastAsia"/>
+                <w:rFonts w:ascii="宋体" w:eastAsia="宋体" w:hAnsi="宋体" w:hint="eastAsia"/>
                 <w:noProof/>
                 <w:webHidden/>
               </w:rPr>
@@ -423,7 +409,7 @@
             </w:r>
             <w:r>
               <w:rPr>
-                <w:rFonts w:ascii="Times New Roman" w:eastAsia="宋体" w:hAnsi="Times New Roman" w:hint="eastAsia"/>
+                <w:rFonts w:ascii="宋体" w:eastAsia="宋体" w:hAnsi="宋体" w:hint="eastAsia"/>
                 <w:noProof/>
                 <w:webHidden/>
               </w:rPr>
@@ -431,15 +417,15 @@
             </w:r>
             <w:r>
               <w:rPr>
-                <w:rFonts w:ascii="Times New Roman" w:eastAsia="宋体" w:hAnsi="Times New Roman"/>
-                <w:noProof/>
-                <w:webHidden/>
-              </w:rPr>
-              <w:instrText>PAGEREF _Toc224151449 \h</w:instrText>
-            </w:r>
-            <w:r>
-              <w:rPr>
-                <w:rFonts w:ascii="Times New Roman" w:eastAsia="宋体" w:hAnsi="Times New Roman" w:hint="eastAsia"/>
+                <w:rFonts w:ascii="宋体" w:eastAsia="宋体" w:hAnsi="宋体"/>
+                <w:noProof/>
+                <w:webHidden/>
+              </w:rPr>
+              <w:instrText>PAGEREF _Toc224757514 \h</w:instrText>
+            </w:r>
+            <w:r>
+              <w:rPr>
+                <w:rFonts w:ascii="宋体" w:eastAsia="宋体" w:hAnsi="宋体" w:hint="eastAsia"/>
                 <w:noProof/>
                 <w:webHidden/>
               </w:rPr>
@@ -447,14 +433,14 @@
             </w:r>
             <w:r>
               <w:rPr>
-                <w:rFonts w:ascii="Times New Roman" w:eastAsia="宋体" w:hAnsi="Times New Roman" w:hint="eastAsia"/>
-                <w:noProof/>
-                <w:webHidden/>
-              </w:rPr>
-            </w:r>
-            <w:r>
-              <w:rPr>
-                <w:rFonts w:ascii="Times New Roman" w:eastAsia="宋体" w:hAnsi="Times New Roman" w:hint="eastAsia"/>
+                <w:rFonts w:ascii="宋体" w:eastAsia="宋体" w:hAnsi="宋体" w:hint="eastAsia"/>
+                <w:noProof/>
+                <w:webHidden/>
+              </w:rPr>
+            </w:r>
+            <w:r>
+              <w:rPr>
+                <w:rFonts w:ascii="宋体" w:eastAsia="宋体" w:hAnsi="宋体" w:hint="eastAsia"/>
                 <w:noProof/>
                 <w:webHidden/>
               </w:rPr>
@@ -462,7 +448,7 @@
             </w:r>
             <w:r>
               <w:rPr>
-                <w:rFonts w:ascii="Times New Roman" w:eastAsia="宋体" w:hAnsi="Times New Roman" w:hint="eastAsia"/>
+                <w:rFonts w:ascii="宋体" w:eastAsia="宋体" w:hAnsi="宋体" w:hint="eastAsia"/>
                 <w:noProof/>
                 <w:webHidden/>
               </w:rPr>
@@ -470,7 +456,7 @@
             </w:r>
             <w:r>
               <w:rPr>
-                <w:rFonts w:ascii="Times New Roman" w:eastAsia="宋体" w:hAnsi="Times New Roman" w:hint="eastAsia"/>
+                <w:rFonts w:ascii="宋体" w:eastAsia="宋体" w:hAnsi="宋体" w:hint="eastAsia"/>
                 <w:noProof/>
                 <w:webHidden/>
               </w:rPr>
@@ -485,25 +471,25 @@
               <w:tab w:val="right" w:leader="dot" w:pos="8296"/>
             </w:tabs>
             <w:rPr>
-              <w:rFonts w:ascii="Times New Roman" w:eastAsia="宋体" w:hAnsi="Times New Roman" w:hint="eastAsia"/>
+              <w:rFonts w:ascii="宋体" w:eastAsia="宋体" w:hAnsi="宋体" w:hint="eastAsia"/>
               <w:noProof/>
               <w:sz w:val="22"/>
               <w:szCs w:val="24"/>
               <w14:ligatures w14:val="standardContextual"/>
             </w:rPr>
           </w:pPr>
-          <w:hyperlink w:anchor="_Toc224151450" w:history="1">
+          <w:hyperlink w:anchor="_Toc224757515" w:history="1">
             <w:r>
               <w:rPr>
                 <w:rStyle w:val="a3"/>
-                <w:rFonts w:ascii="Times New Roman" w:eastAsia="宋体" w:hAnsi="Times New Roman" w:hint="eastAsia"/>
+                <w:rFonts w:ascii="宋体" w:eastAsia="宋体" w:hAnsi="宋体" w:hint="eastAsia"/>
                 <w:noProof/>
               </w:rPr>
               <w:t>（一）文学的定义及其问题</w:t>
             </w:r>
             <w:r>
               <w:rPr>
-                <w:rFonts w:ascii="Times New Roman" w:eastAsia="宋体" w:hAnsi="Times New Roman" w:hint="eastAsia"/>
+                <w:rFonts w:ascii="宋体" w:eastAsia="宋体" w:hAnsi="宋体" w:hint="eastAsia"/>
                 <w:noProof/>
                 <w:webHidden/>
               </w:rPr>
@@ -511,7 +497,7 @@
             </w:r>
             <w:r>
               <w:rPr>
-                <w:rFonts w:ascii="Times New Roman" w:eastAsia="宋体" w:hAnsi="Times New Roman" w:hint="eastAsia"/>
+                <w:rFonts w:ascii="宋体" w:eastAsia="宋体" w:hAnsi="宋体" w:hint="eastAsia"/>
                 <w:noProof/>
                 <w:webHidden/>
               </w:rPr>
@@ -519,7 +505,7 @@
             </w:r>
             <w:r>
               <w:rPr>
-                <w:rFonts w:ascii="Times New Roman" w:eastAsia="宋体" w:hAnsi="Times New Roman" w:hint="eastAsia"/>
+                <w:rFonts w:ascii="宋体" w:eastAsia="宋体" w:hAnsi="宋体" w:hint="eastAsia"/>
                 <w:noProof/>
                 <w:webHidden/>
               </w:rPr>
@@ -527,15 +513,15 @@
             </w:r>
             <w:r>
               <w:rPr>
-                <w:rFonts w:ascii="Times New Roman" w:eastAsia="宋体" w:hAnsi="Times New Roman"/>
-                <w:noProof/>
-                <w:webHidden/>
-              </w:rPr>
-              <w:instrText>PAGEREF _Toc224151450 \h</w:instrText>
-            </w:r>
-            <w:r>
-              <w:rPr>
-                <w:rFonts w:ascii="Times New Roman" w:eastAsia="宋体" w:hAnsi="Times New Roman" w:hint="eastAsia"/>
+                <w:rFonts w:ascii="宋体" w:eastAsia="宋体" w:hAnsi="宋体"/>
+                <w:noProof/>
+                <w:webHidden/>
+              </w:rPr>
+              <w:instrText>PAGEREF _Toc224757515 \h</w:instrText>
+            </w:r>
+            <w:r>
+              <w:rPr>
+                <w:rFonts w:ascii="宋体" w:eastAsia="宋体" w:hAnsi="宋体" w:hint="eastAsia"/>
                 <w:noProof/>
                 <w:webHidden/>
               </w:rPr>
@@ -543,14 +529,14 @@
             </w:r>
             <w:r>
               <w:rPr>
-                <w:rFonts w:ascii="Times New Roman" w:eastAsia="宋体" w:hAnsi="Times New Roman" w:hint="eastAsia"/>
-                <w:noProof/>
-                <w:webHidden/>
-              </w:rPr>
-            </w:r>
-            <w:r>
-              <w:rPr>
-                <w:rFonts w:ascii="Times New Roman" w:eastAsia="宋体" w:hAnsi="Times New Roman" w:hint="eastAsia"/>
+                <w:rFonts w:ascii="宋体" w:eastAsia="宋体" w:hAnsi="宋体" w:hint="eastAsia"/>
+                <w:noProof/>
+                <w:webHidden/>
+              </w:rPr>
+            </w:r>
+            <w:r>
+              <w:rPr>
+                <w:rFonts w:ascii="宋体" w:eastAsia="宋体" w:hAnsi="宋体" w:hint="eastAsia"/>
                 <w:noProof/>
                 <w:webHidden/>
               </w:rPr>
@@ -558,7 +544,7 @@
             </w:r>
             <w:r>
               <w:rPr>
-                <w:rFonts w:ascii="Times New Roman" w:eastAsia="宋体" w:hAnsi="Times New Roman" w:hint="eastAsia"/>
+                <w:rFonts w:ascii="宋体" w:eastAsia="宋体" w:hAnsi="宋体" w:hint="eastAsia"/>
                 <w:noProof/>
                 <w:webHidden/>
               </w:rPr>
@@ -566,7 +552,7 @@
             </w:r>
             <w:r>
               <w:rPr>
-                <w:rFonts w:ascii="Times New Roman" w:eastAsia="宋体" w:hAnsi="Times New Roman" w:hint="eastAsia"/>
+                <w:rFonts w:ascii="宋体" w:eastAsia="宋体" w:hAnsi="宋体" w:hint="eastAsia"/>
                 <w:noProof/>
                 <w:webHidden/>
               </w:rPr>
@@ -581,25 +567,25 @@
               <w:tab w:val="right" w:leader="dot" w:pos="8296"/>
             </w:tabs>
             <w:rPr>
-              <w:rFonts w:ascii="Times New Roman" w:eastAsia="宋体" w:hAnsi="Times New Roman" w:hint="eastAsia"/>
+              <w:rFonts w:ascii="宋体" w:eastAsia="宋体" w:hAnsi="宋体" w:hint="eastAsia"/>
               <w:noProof/>
               <w:sz w:val="22"/>
               <w:szCs w:val="24"/>
               <w14:ligatures w14:val="standardContextual"/>
             </w:rPr>
           </w:pPr>
-          <w:hyperlink w:anchor="_Toc224151451" w:history="1">
+          <w:hyperlink w:anchor="_Toc224757516" w:history="1">
             <w:r>
               <w:rPr>
                 <w:rStyle w:val="a3"/>
-                <w:rFonts w:ascii="Times New Roman" w:eastAsia="宋体" w:hAnsi="Times New Roman" w:hint="eastAsia"/>
+                <w:rFonts w:ascii="宋体" w:eastAsia="宋体" w:hAnsi="宋体" w:hint="eastAsia"/>
                 <w:noProof/>
               </w:rPr>
               <w:t>（二）文学的特质和存在</w:t>
             </w:r>
             <w:r>
               <w:rPr>
-                <w:rFonts w:ascii="Times New Roman" w:eastAsia="宋体" w:hAnsi="Times New Roman" w:hint="eastAsia"/>
+                <w:rFonts w:ascii="宋体" w:eastAsia="宋体" w:hAnsi="宋体" w:hint="eastAsia"/>
                 <w:noProof/>
                 <w:webHidden/>
               </w:rPr>
@@ -607,7 +593,7 @@
             </w:r>
             <w:r>
               <w:rPr>
-                <w:rFonts w:ascii="Times New Roman" w:eastAsia="宋体" w:hAnsi="Times New Roman" w:hint="eastAsia"/>
+                <w:rFonts w:ascii="宋体" w:eastAsia="宋体" w:hAnsi="宋体" w:hint="eastAsia"/>
                 <w:noProof/>
                 <w:webHidden/>
               </w:rPr>
@@ -615,7 +601,7 @@
             </w:r>
             <w:r>
               <w:rPr>
-                <w:rFonts w:ascii="Times New Roman" w:eastAsia="宋体" w:hAnsi="Times New Roman" w:hint="eastAsia"/>
+                <w:rFonts w:ascii="宋体" w:eastAsia="宋体" w:hAnsi="宋体" w:hint="eastAsia"/>
                 <w:noProof/>
                 <w:webHidden/>
               </w:rPr>
@@ -623,15 +609,15 @@
             </w:r>
             <w:r>
               <w:rPr>
-                <w:rFonts w:ascii="Times New Roman" w:eastAsia="宋体" w:hAnsi="Times New Roman"/>
-                <w:noProof/>
-                <w:webHidden/>
-              </w:rPr>
-              <w:instrText>PAGEREF _Toc224151451 \h</w:instrText>
-            </w:r>
-            <w:r>
-              <w:rPr>
-                <w:rFonts w:ascii="Times New Roman" w:eastAsia="宋体" w:hAnsi="Times New Roman" w:hint="eastAsia"/>
+                <w:rFonts w:ascii="宋体" w:eastAsia="宋体" w:hAnsi="宋体"/>
+                <w:noProof/>
+                <w:webHidden/>
+              </w:rPr>
+              <w:instrText>PAGEREF _Toc224757516 \h</w:instrText>
+            </w:r>
+            <w:r>
+              <w:rPr>
+                <w:rFonts w:ascii="宋体" w:eastAsia="宋体" w:hAnsi="宋体" w:hint="eastAsia"/>
                 <w:noProof/>
                 <w:webHidden/>
               </w:rPr>
@@ -639,14 +625,14 @@
             </w:r>
             <w:r>
               <w:rPr>
-                <w:rFonts w:ascii="Times New Roman" w:eastAsia="宋体" w:hAnsi="Times New Roman" w:hint="eastAsia"/>
-                <w:noProof/>
-                <w:webHidden/>
-              </w:rPr>
-            </w:r>
-            <w:r>
-              <w:rPr>
-                <w:rFonts w:ascii="Times New Roman" w:eastAsia="宋体" w:hAnsi="Times New Roman" w:hint="eastAsia"/>
+                <w:rFonts w:ascii="宋体" w:eastAsia="宋体" w:hAnsi="宋体" w:hint="eastAsia"/>
+                <w:noProof/>
+                <w:webHidden/>
+              </w:rPr>
+            </w:r>
+            <w:r>
+              <w:rPr>
+                <w:rFonts w:ascii="宋体" w:eastAsia="宋体" w:hAnsi="宋体" w:hint="eastAsia"/>
                 <w:noProof/>
                 <w:webHidden/>
               </w:rPr>
@@ -654,7 +640,7 @@
             </w:r>
             <w:r>
               <w:rPr>
-                <w:rFonts w:ascii="Times New Roman" w:eastAsia="宋体" w:hAnsi="Times New Roman" w:hint="eastAsia"/>
+                <w:rFonts w:ascii="宋体" w:eastAsia="宋体" w:hAnsi="宋体" w:hint="eastAsia"/>
                 <w:noProof/>
                 <w:webHidden/>
               </w:rPr>
@@ -662,7 +648,295 @@
             </w:r>
             <w:r>
               <w:rPr>
-                <w:rFonts w:ascii="Times New Roman" w:eastAsia="宋体" w:hAnsi="Times New Roman" w:hint="eastAsia"/>
+                <w:rFonts w:ascii="宋体" w:eastAsia="宋体" w:hAnsi="宋体" w:hint="eastAsia"/>
+                <w:noProof/>
+                <w:webHidden/>
+              </w:rPr>
+              <w:fldChar w:fldCharType="end"/>
+            </w:r>
+          </w:hyperlink>
+        </w:p>
+        <w:p>
+          <w:pPr>
+            <w:pStyle w:val="TOC2"/>
+            <w:tabs>
+              <w:tab w:val="right" w:leader="dot" w:pos="8296"/>
+            </w:tabs>
+            <w:rPr>
+              <w:rFonts w:ascii="宋体" w:eastAsia="宋体" w:hAnsi="宋体" w:hint="eastAsia"/>
+              <w:noProof/>
+              <w:sz w:val="22"/>
+              <w:szCs w:val="24"/>
+              <w14:ligatures w14:val="standardContextual"/>
+            </w:rPr>
+          </w:pPr>
+          <w:hyperlink w:anchor="_Toc224757517" w:history="1">
+            <w:r>
+              <w:rPr>
+                <w:rStyle w:val="a3"/>
+                <w:rFonts w:ascii="宋体" w:eastAsia="宋体" w:hAnsi="宋体" w:hint="eastAsia"/>
+                <w:noProof/>
+              </w:rPr>
+              <w:t>二、文学与通识教育</w:t>
+            </w:r>
+            <w:r>
+              <w:rPr>
+                <w:rFonts w:ascii="宋体" w:eastAsia="宋体" w:hAnsi="宋体" w:hint="eastAsia"/>
+                <w:noProof/>
+                <w:webHidden/>
+              </w:rPr>
+              <w:tab/>
+            </w:r>
+            <w:r>
+              <w:rPr>
+                <w:rFonts w:ascii="宋体" w:eastAsia="宋体" w:hAnsi="宋体" w:hint="eastAsia"/>
+                <w:noProof/>
+                <w:webHidden/>
+              </w:rPr>
+              <w:fldChar w:fldCharType="begin"/>
+            </w:r>
+            <w:r>
+              <w:rPr>
+                <w:rFonts w:ascii="宋体" w:eastAsia="宋体" w:hAnsi="宋体" w:hint="eastAsia"/>
+                <w:noProof/>
+                <w:webHidden/>
+              </w:rPr>
+              <w:instrText xml:space="preserve"> </w:instrText>
+            </w:r>
+            <w:r>
+              <w:rPr>
+                <w:rFonts w:ascii="宋体" w:eastAsia="宋体" w:hAnsi="宋体"/>
+                <w:noProof/>
+                <w:webHidden/>
+              </w:rPr>
+              <w:instrText>PAGEREF _Toc224757517 \h</w:instrText>
+            </w:r>
+            <w:r>
+              <w:rPr>
+                <w:rFonts w:ascii="宋体" w:eastAsia="宋体" w:hAnsi="宋体" w:hint="eastAsia"/>
+                <w:noProof/>
+                <w:webHidden/>
+              </w:rPr>
+              <w:instrText xml:space="preserve"> </w:instrText>
+            </w:r>
+            <w:r>
+              <w:rPr>
+                <w:rFonts w:ascii="宋体" w:eastAsia="宋体" w:hAnsi="宋体" w:hint="eastAsia"/>
+                <w:noProof/>
+                <w:webHidden/>
+              </w:rPr>
+            </w:r>
+            <w:r>
+              <w:rPr>
+                <w:rFonts w:ascii="宋体" w:eastAsia="宋体" w:hAnsi="宋体" w:hint="eastAsia"/>
+                <w:noProof/>
+                <w:webHidden/>
+              </w:rPr>
+              <w:fldChar w:fldCharType="separate"/>
+            </w:r>
+            <w:r>
+              <w:rPr>
+                <w:rFonts w:ascii="宋体" w:eastAsia="宋体" w:hAnsi="宋体" w:hint="eastAsia"/>
+                <w:noProof/>
+                <w:webHidden/>
+              </w:rPr>
+              <w:t>3</w:t>
+            </w:r>
+            <w:r>
+              <w:rPr>
+                <w:rFonts w:ascii="宋体" w:eastAsia="宋体" w:hAnsi="宋体" w:hint="eastAsia"/>
+                <w:noProof/>
+                <w:webHidden/>
+              </w:rPr>
+              <w:fldChar w:fldCharType="end"/>
+            </w:r>
+          </w:hyperlink>
+        </w:p>
+        <w:p>
+          <w:pPr>
+            <w:pStyle w:val="TOC1"/>
+            <w:tabs>
+              <w:tab w:val="right" w:leader="dot" w:pos="8296"/>
+            </w:tabs>
+            <w:rPr>
+              <w:rFonts w:ascii="宋体" w:eastAsia="宋体" w:hAnsi="宋体" w:hint="eastAsia"/>
+              <w:noProof/>
+              <w:sz w:val="22"/>
+              <w:szCs w:val="24"/>
+              <w14:ligatures w14:val="standardContextual"/>
+            </w:rPr>
+          </w:pPr>
+          <w:hyperlink w:anchor="_Toc224757518" w:history="1">
+            <w:r>
+              <w:rPr>
+                <w:rStyle w:val="a3"/>
+                <w:rFonts w:ascii="宋体" w:eastAsia="宋体" w:hAnsi="宋体" w:hint="eastAsia"/>
+                <w:noProof/>
+              </w:rPr>
+              <w:t>第二讲 导言：“读什么”与“怎么读”</w:t>
+            </w:r>
+            <w:r>
+              <w:rPr>
+                <w:rFonts w:ascii="宋体" w:eastAsia="宋体" w:hAnsi="宋体" w:hint="eastAsia"/>
+                <w:noProof/>
+                <w:webHidden/>
+              </w:rPr>
+              <w:tab/>
+            </w:r>
+            <w:r>
+              <w:rPr>
+                <w:rFonts w:ascii="宋体" w:eastAsia="宋体" w:hAnsi="宋体" w:hint="eastAsia"/>
+                <w:noProof/>
+                <w:webHidden/>
+              </w:rPr>
+              <w:fldChar w:fldCharType="begin"/>
+            </w:r>
+            <w:r>
+              <w:rPr>
+                <w:rFonts w:ascii="宋体" w:eastAsia="宋体" w:hAnsi="宋体" w:hint="eastAsia"/>
+                <w:noProof/>
+                <w:webHidden/>
+              </w:rPr>
+              <w:instrText xml:space="preserve"> </w:instrText>
+            </w:r>
+            <w:r>
+              <w:rPr>
+                <w:rFonts w:ascii="宋体" w:eastAsia="宋体" w:hAnsi="宋体"/>
+                <w:noProof/>
+                <w:webHidden/>
+              </w:rPr>
+              <w:instrText>PAGEREF _Toc224757518 \h</w:instrText>
+            </w:r>
+            <w:r>
+              <w:rPr>
+                <w:rFonts w:ascii="宋体" w:eastAsia="宋体" w:hAnsi="宋体" w:hint="eastAsia"/>
+                <w:noProof/>
+                <w:webHidden/>
+              </w:rPr>
+              <w:instrText xml:space="preserve"> </w:instrText>
+            </w:r>
+            <w:r>
+              <w:rPr>
+                <w:rFonts w:ascii="宋体" w:eastAsia="宋体" w:hAnsi="宋体" w:hint="eastAsia"/>
+                <w:noProof/>
+                <w:webHidden/>
+              </w:rPr>
+            </w:r>
+            <w:r>
+              <w:rPr>
+                <w:rFonts w:ascii="宋体" w:eastAsia="宋体" w:hAnsi="宋体" w:hint="eastAsia"/>
+                <w:noProof/>
+                <w:webHidden/>
+              </w:rPr>
+              <w:fldChar w:fldCharType="separate"/>
+            </w:r>
+            <w:r>
+              <w:rPr>
+                <w:rFonts w:ascii="宋体" w:eastAsia="宋体" w:hAnsi="宋体" w:hint="eastAsia"/>
+                <w:noProof/>
+                <w:webHidden/>
+              </w:rPr>
+              <w:t>4</w:t>
+            </w:r>
+            <w:r>
+              <w:rPr>
+                <w:rFonts w:ascii="宋体" w:eastAsia="宋体" w:hAnsi="宋体" w:hint="eastAsia"/>
+                <w:noProof/>
+                <w:webHidden/>
+              </w:rPr>
+              <w:fldChar w:fldCharType="end"/>
+            </w:r>
+          </w:hyperlink>
+        </w:p>
+        <w:p>
+          <w:pPr>
+            <w:pStyle w:val="TOC2"/>
+            <w:tabs>
+              <w:tab w:val="right" w:leader="dot" w:pos="8296"/>
+            </w:tabs>
+            <w:rPr>
+              <w:rFonts w:ascii="宋体" w:eastAsia="宋体" w:hAnsi="宋体" w:hint="eastAsia"/>
+              <w:noProof/>
+              <w:sz w:val="22"/>
+              <w:szCs w:val="24"/>
+              <w14:ligatures w14:val="standardContextual"/>
+            </w:rPr>
+          </w:pPr>
+          <w:hyperlink w:anchor="_Toc224757519" w:history="1">
+            <w:r>
+              <w:rPr>
+                <w:rStyle w:val="a3"/>
+                <w:rFonts w:ascii="宋体" w:eastAsia="宋体" w:hAnsi="宋体" w:hint="eastAsia"/>
+                <w:noProof/>
+              </w:rPr>
+              <w:t>一、“青春文学”与青年“构型”</w:t>
+            </w:r>
+            <w:r>
+              <w:rPr>
+                <w:rFonts w:ascii="宋体" w:eastAsia="宋体" w:hAnsi="宋体" w:hint="eastAsia"/>
+                <w:noProof/>
+                <w:webHidden/>
+              </w:rPr>
+              <w:tab/>
+            </w:r>
+            <w:r>
+              <w:rPr>
+                <w:rFonts w:ascii="宋体" w:eastAsia="宋体" w:hAnsi="宋体" w:hint="eastAsia"/>
+                <w:noProof/>
+                <w:webHidden/>
+              </w:rPr>
+              <w:fldChar w:fldCharType="begin"/>
+            </w:r>
+            <w:r>
+              <w:rPr>
+                <w:rFonts w:ascii="宋体" w:eastAsia="宋体" w:hAnsi="宋体" w:hint="eastAsia"/>
+                <w:noProof/>
+                <w:webHidden/>
+              </w:rPr>
+              <w:instrText xml:space="preserve"> </w:instrText>
+            </w:r>
+            <w:r>
+              <w:rPr>
+                <w:rFonts w:ascii="宋体" w:eastAsia="宋体" w:hAnsi="宋体"/>
+                <w:noProof/>
+                <w:webHidden/>
+              </w:rPr>
+              <w:instrText>PAGEREF _Toc224757519 \h</w:instrText>
+            </w:r>
+            <w:r>
+              <w:rPr>
+                <w:rFonts w:ascii="宋体" w:eastAsia="宋体" w:hAnsi="宋体" w:hint="eastAsia"/>
+                <w:noProof/>
+                <w:webHidden/>
+              </w:rPr>
+              <w:instrText xml:space="preserve"> </w:instrText>
+            </w:r>
+            <w:r>
+              <w:rPr>
+                <w:rFonts w:ascii="宋体" w:eastAsia="宋体" w:hAnsi="宋体" w:hint="eastAsia"/>
+                <w:noProof/>
+                <w:webHidden/>
+              </w:rPr>
+            </w:r>
+            <w:r>
+              <w:rPr>
+                <w:rFonts w:ascii="宋体" w:eastAsia="宋体" w:hAnsi="宋体" w:hint="eastAsia"/>
+                <w:noProof/>
+                <w:webHidden/>
+              </w:rPr>
+              <w:fldChar w:fldCharType="separate"/>
+            </w:r>
+            <w:r>
+              <w:rPr>
+                <w:rFonts w:ascii="宋体" w:eastAsia="宋体" w:hAnsi="宋体" w:hint="eastAsia"/>
+                <w:noProof/>
+                <w:webHidden/>
+              </w:rPr>
+              <w:t>4</w:t>
+            </w:r>
+            <w:r>
+              <w:rPr>
+                <w:rFonts w:ascii="宋体" w:eastAsia="宋体" w:hAnsi="宋体" w:hint="eastAsia"/>
                 <w:noProof/>
                 <w:webHidden/>
               </w:rPr>
@@ -678,7 +952,7 @@
           </w:pPr>
           <w:r>
             <w:rPr>
-              <w:rFonts w:ascii="Times New Roman" w:eastAsia="宋体" w:hAnsi="Times New Roman"/>
+              <w:rFonts w:ascii="宋体" w:eastAsia="宋体" w:hAnsi="宋体"/>
               <w:b/>
               <w:bCs/>
               <w:lang w:val="zh-CN"/>
@@ -714,7 +988,7 @@
       <w:pPr>
         <w:pStyle w:val="a9"/>
       </w:pPr>
-      <w:bookmarkStart w:id="0" w:name="_Toc224151448"/>
+      <w:bookmarkStart w:id="0" w:name="_Toc224757513"/>
       <w:r>
         <w:rPr>
           <w:rFonts w:hint="eastAsia"/>
@@ -787,6 +1061,12 @@
         </w:rPr>
         <w:t xml:space="preserve"> / 2026.3.11</w:t>
       </w:r>
+      <w:r>
+        <w:rPr>
+          <w:rFonts w:cs="Times New Roman" w:hint="eastAsia"/>
+        </w:rPr>
+        <w:t xml:space="preserve"> / 2026.3.18</w:t>
+      </w:r>
     </w:p>
     <w:p>
       <w:pPr>
@@ -825,7 +1105,7 @@
       <w:pPr>
         <w:pStyle w:val="ac"/>
       </w:pPr>
-      <w:bookmarkStart w:id="1" w:name="_Toc224151449"/>
+      <w:bookmarkStart w:id="1" w:name="_Toc224757514"/>
       <w:r>
         <w:rPr>
           <w:rFonts w:hint="eastAsia"/>
@@ -838,7 +1118,7 @@
       <w:pPr>
         <w:pStyle w:val="ae"/>
       </w:pPr>
-      <w:bookmarkStart w:id="2" w:name="_Toc224151450"/>
+      <w:bookmarkStart w:id="2" w:name="_Toc224757515"/>
       <w:r>
         <w:rPr>
           <w:rFonts w:hint="eastAsia"/>
@@ -1036,7 +1316,21 @@
         <w:rPr>
           <w:rFonts w:hint="eastAsia"/>
         </w:rPr>
-        <w:t>。我们举一个例子，假如我们接受亚里士多德文学的模仿论这唯一一个定义，那当我们阅读所有文学时，就必须寻找其与外部世界的对应关系——包括下面这首古诗。</w:t>
+        <w:t>。我们举一个例子，假如我们接受亚里士多德文学的模仿论这唯一</w:t>
+      </w:r>
+      <w:proofErr w:type="gramStart"/>
+      <w:r>
+        <w:rPr>
+          <w:rFonts w:hint="eastAsia"/>
+        </w:rPr>
+        <w:t>一个</w:t>
+      </w:r>
+      <w:proofErr w:type="gramEnd"/>
+      <w:r>
+        <w:rPr>
+          <w:rFonts w:hint="eastAsia"/>
+        </w:rPr>
+        <w:t>定义，那当我们阅读所有文学时，就必须寻找其与外部世界的对应关系——包括下面这首古诗。</w:t>
       </w:r>
     </w:p>
     <w:p>
@@ -1214,11 +1508,8 @@
     <w:p>
       <w:pPr>
         <w:pStyle w:val="ae"/>
-        <w:rPr>
-          <w:rFonts w:hint="eastAsia"/>
-        </w:rPr>
-      </w:pPr>
-      <w:bookmarkStart w:id="3" w:name="_Toc224151451"/>
+      </w:pPr>
+      <w:bookmarkStart w:id="3" w:name="_Toc224757516"/>
       <w:r>
         <w:rPr>
           <w:rFonts w:hint="eastAsia"/>
@@ -1272,7 +1563,21 @@
         <w:rPr>
           <w:rFonts w:hint="eastAsia"/>
         </w:rPr>
-        <w:t>第一，好的文学应该是什么样的。余华此前在一次于复旦的讲座中提到，一篇描述车祸的新闻报道可以仅凭一句话就拥有了文学性：</w:t>
+        <w:t>第一，好的文学应该是什么样的。余华此前在</w:t>
+      </w:r>
+      <w:proofErr w:type="gramStart"/>
+      <w:r>
+        <w:rPr>
+          <w:rFonts w:hint="eastAsia"/>
+        </w:rPr>
+        <w:t>一</w:t>
+      </w:r>
+      <w:proofErr w:type="gramEnd"/>
+      <w:r>
+        <w:rPr>
+          <w:rFonts w:hint="eastAsia"/>
+        </w:rPr>
+        <w:t>次于复旦的讲座中提到，一篇描述车祸的新闻报道可以仅凭一句话就拥有了文学性：</w:t>
       </w:r>
     </w:p>
     <w:p>
@@ -1444,9 +1749,6 @@
       <w:pPr>
         <w:pStyle w:val="aa"/>
         <w:spacing w:before="78" w:after="78"/>
-        <w:rPr>
-          <w:rFonts w:hint="eastAsia"/>
-        </w:rPr>
       </w:pPr>
       <w:r>
         <w:tab/>
@@ -1455,8 +1757,182 @@
         <w:rPr>
           <w:rFonts w:hint="eastAsia"/>
         </w:rPr>
-        <w:t>可见，好的文学是携带着“带电的细节”，内在于日常生活，与生命经验息息相关的。我们每天都在和文学照面，我们每天都在参与着现代汉语文学的创造。</w:t>
-      </w:r>
+        <w:t>可见，好的文学是携带着“带电的细节”，内在于日常生活，与生命经验息息相关的。我们每天都在和文学照面，我们每天都在</w:t>
+      </w:r>
+      <w:proofErr w:type="gramStart"/>
+      <w:r>
+        <w:rPr>
+          <w:rFonts w:hint="eastAsia"/>
+        </w:rPr>
+        <w:t>参与着</w:t>
+      </w:r>
+      <w:proofErr w:type="gramEnd"/>
+      <w:r>
+        <w:rPr>
+          <w:rFonts w:hint="eastAsia"/>
+        </w:rPr>
+        <w:t>现代汉语文学的创造。</w:t>
+      </w:r>
+    </w:p>
+    <w:p>
+      <w:pPr>
+        <w:pStyle w:val="aa"/>
+        <w:spacing w:before="78" w:after="78"/>
+      </w:pPr>
+    </w:p>
+    <w:p>
+      <w:pPr>
+        <w:pStyle w:val="ac"/>
+      </w:pPr>
+      <w:bookmarkStart w:id="4" w:name="_Toc224757517"/>
+      <w:r>
+        <w:rPr>
+          <w:rFonts w:hint="eastAsia"/>
+        </w:rPr>
+        <w:t>二、文学与通识教育</w:t>
+      </w:r>
+      <w:bookmarkEnd w:id="4"/>
+    </w:p>
+    <w:p>
+      <w:pPr>
+        <w:pStyle w:val="aa"/>
+        <w:spacing w:before="78" w:after="78"/>
+      </w:pPr>
+      <w:r>
+        <w:tab/>
+      </w:r>
+      <w:r>
+        <w:rPr>
+          <w:rFonts w:hint="eastAsia"/>
+        </w:rPr>
+        <w:t>教授认为，以文学为代表的通识教育对人的精神教育有着重要影响，是“维护人性”的必要所在，是中国古代所谓“成人”之理。</w:t>
+      </w:r>
+    </w:p>
+    <w:p>
+      <w:pPr>
+        <w:pStyle w:val="af3"/>
+        <w:spacing w:before="78" w:after="78"/>
+        <w:ind w:firstLine="420"/>
+      </w:pPr>
+      <w:r>
+        <w:rPr>
+          <w:rFonts w:hint="eastAsia"/>
+        </w:rPr>
+        <w:t>当我们顺从有些人以为正确的选择，准备做一件随波逐流的事情时，我们心里有时候会不由自主地“咯噔”一声。那很可能就是深藏在每个人心底的良知在发出呼唤，孟子称之为“人皆有所不忍”。</w:t>
+      </w:r>
+    </w:p>
+    <w:p>
+      <w:pPr>
+        <w:pStyle w:val="af3"/>
+        <w:spacing w:before="78" w:after="78"/>
+        <w:jc w:val="right"/>
+        <w:rPr>
+          <w:rFonts w:hint="eastAsia"/>
+        </w:rPr>
+      </w:pPr>
+      <w:r>
+        <w:rPr>
+          <w:rFonts w:hint="eastAsia"/>
+        </w:rPr>
+        <w:t>——姚大力</w:t>
+      </w:r>
+    </w:p>
+    <w:p>
+      <w:pPr>
+        <w:widowControl/>
+        <w:jc w:val="left"/>
+        <w:rPr>
+          <w:rFonts w:ascii="Times New Roman" w:eastAsia="宋体" w:hAnsi="Times New Roman"/>
+        </w:rPr>
+      </w:pPr>
+      <w:r>
+        <w:br w:type="page"/>
+      </w:r>
+    </w:p>
+    <w:p>
+      <w:pPr>
+        <w:pStyle w:val="a9"/>
+      </w:pPr>
+      <w:bookmarkStart w:id="5" w:name="_Toc224757518"/>
+      <w:r>
+        <w:rPr>
+          <w:rFonts w:hint="eastAsia"/>
+        </w:rPr>
+        <w:lastRenderedPageBreak/>
+        <w:t>第二讲</w:t>
+      </w:r>
+      <w:r>
+        <w:rPr>
+          <w:rFonts w:hint="eastAsia"/>
+        </w:rPr>
+        <w:t xml:space="preserve"> </w:t>
+      </w:r>
+      <w:r>
+        <w:rPr>
+          <w:rFonts w:hint="eastAsia"/>
+        </w:rPr>
+        <w:t>导言：“读什么”与“怎么读”</w:t>
+      </w:r>
+      <w:bookmarkEnd w:id="5"/>
+    </w:p>
+    <w:p>
+      <w:pPr>
+        <w:pStyle w:val="aa"/>
+        <w:spacing w:before="78" w:after="78"/>
+        <w:jc w:val="center"/>
+        <w:rPr>
+          <w:rFonts w:hint="eastAsia"/>
+        </w:rPr>
+      </w:pPr>
+      <w:r>
+        <w:rPr>
+          <w:rFonts w:hint="eastAsia"/>
+        </w:rPr>
+        <w:t>2026.3.18</w:t>
+      </w:r>
+    </w:p>
+    <w:p>
+      <w:pPr>
+        <w:pStyle w:val="ac"/>
+      </w:pPr>
+      <w:bookmarkStart w:id="6" w:name="_Toc224757519"/>
+      <w:r>
+        <w:rPr>
+          <w:rFonts w:hint="eastAsia"/>
+        </w:rPr>
+        <w:t>一、“青春文学”与青年“构型”</w:t>
+      </w:r>
+      <w:bookmarkEnd w:id="6"/>
+    </w:p>
+    <w:p>
+      <w:pPr>
+        <w:pStyle w:val="aa"/>
+        <w:spacing w:before="78" w:after="78"/>
+      </w:pPr>
+      <w:r>
+        <w:tab/>
+      </w:r>
+      <w:r>
+        <w:rPr>
+          <w:rFonts w:hint="eastAsia"/>
+        </w:rPr>
+        <w:t>如果要给本学期的所有阅读材料归类，那么这些材料将被归为“青春文学”“青春小说”。</w:t>
+      </w:r>
+      <w:r>
+        <w:rPr>
+          <w:rFonts w:hint="eastAsia"/>
+        </w:rPr>
+        <w:t>教授认为，对“青春文学”无法得到一个唯一的、确切的定义，每个读者对于“青春文学”的想象是不同的。教授认为，青春文学是以青年人为主人公、以青年时代的生活为书写内容、得到青年人热情接受的小说。</w:t>
+      </w:r>
+    </w:p>
+    <w:p>
+      <w:pPr>
+        <w:pStyle w:val="aa"/>
+        <w:spacing w:before="78" w:after="78"/>
+        <w:rPr>
+          <w:rFonts w:hint="eastAsia"/>
+        </w:rPr>
+      </w:pPr>
     </w:p>
     <w:p>
       <w:pPr>

--- a/course/general/中国当代小说选读.docx
+++ b/course/general/中国当代小说选读.docx
@@ -237,7 +237,7 @@
             <w:pStyle w:val="TOC"/>
             <w:jc w:val="center"/>
             <w:rPr>
-              <w:rFonts w:ascii="宋体" w:eastAsia="宋体" w:hAnsi="宋体"/>
+              <w:rFonts w:ascii="宋体" w:eastAsia="宋体" w:hAnsi="宋体" w:hint="eastAsia"/>
               <w:b/>
               <w:bCs/>
               <w:color w:val="auto"/>
@@ -286,7 +286,7 @@
             </w:rPr>
             <w:fldChar w:fldCharType="separate"/>
           </w:r>
-          <w:hyperlink w:anchor="_Toc224757513" w:history="1">
+          <w:hyperlink w:anchor="_Toc225362701" w:history="1">
             <w:r>
               <w:rPr>
                 <w:rStyle w:val="a3"/>
@@ -325,7 +325,7 @@
                 <w:noProof/>
                 <w:webHidden/>
               </w:rPr>
-              <w:instrText>PAGEREF _Toc224757513 \h</w:instrText>
+              <w:instrText>PAGEREF _Toc225362701 \h</w:instrText>
             </w:r>
             <w:r>
               <w:rPr>
@@ -382,7 +382,7 @@
               <w14:ligatures w14:val="standardContextual"/>
             </w:rPr>
           </w:pPr>
-          <w:hyperlink w:anchor="_Toc224757514" w:history="1">
+          <w:hyperlink w:anchor="_Toc225362702" w:history="1">
             <w:r>
               <w:rPr>
                 <w:rStyle w:val="a3"/>
@@ -421,7 +421,7 @@
                 <w:noProof/>
                 <w:webHidden/>
               </w:rPr>
-              <w:instrText>PAGEREF _Toc224757514 \h</w:instrText>
+              <w:instrText>PAGEREF _Toc225362702 \h</w:instrText>
             </w:r>
             <w:r>
               <w:rPr>
@@ -478,7 +478,7 @@
               <w14:ligatures w14:val="standardContextual"/>
             </w:rPr>
           </w:pPr>
-          <w:hyperlink w:anchor="_Toc224757515" w:history="1">
+          <w:hyperlink w:anchor="_Toc225362703" w:history="1">
             <w:r>
               <w:rPr>
                 <w:rStyle w:val="a3"/>
@@ -517,7 +517,7 @@
                 <w:noProof/>
                 <w:webHidden/>
               </w:rPr>
-              <w:instrText>PAGEREF _Toc224757515 \h</w:instrText>
+              <w:instrText>PAGEREF _Toc225362703 \h</w:instrText>
             </w:r>
             <w:r>
               <w:rPr>
@@ -574,7 +574,7 @@
               <w14:ligatures w14:val="standardContextual"/>
             </w:rPr>
           </w:pPr>
-          <w:hyperlink w:anchor="_Toc224757516" w:history="1">
+          <w:hyperlink w:anchor="_Toc225362704" w:history="1">
             <w:r>
               <w:rPr>
                 <w:rStyle w:val="a3"/>
@@ -613,7 +613,7 @@
                 <w:noProof/>
                 <w:webHidden/>
               </w:rPr>
-              <w:instrText>PAGEREF _Toc224757516 \h</w:instrText>
+              <w:instrText>PAGEREF _Toc225362704 \h</w:instrText>
             </w:r>
             <w:r>
               <w:rPr>
@@ -670,7 +670,7 @@
               <w14:ligatures w14:val="standardContextual"/>
             </w:rPr>
           </w:pPr>
-          <w:hyperlink w:anchor="_Toc224757517" w:history="1">
+          <w:hyperlink w:anchor="_Toc225362705" w:history="1">
             <w:r>
               <w:rPr>
                 <w:rStyle w:val="a3"/>
@@ -709,7 +709,7 @@
                 <w:noProof/>
                 <w:webHidden/>
               </w:rPr>
-              <w:instrText>PAGEREF _Toc224757517 \h</w:instrText>
+              <w:instrText>PAGEREF _Toc225362705 \h</w:instrText>
             </w:r>
             <w:r>
               <w:rPr>
@@ -766,7 +766,7 @@
               <w14:ligatures w14:val="standardContextual"/>
             </w:rPr>
           </w:pPr>
-          <w:hyperlink w:anchor="_Toc224757518" w:history="1">
+          <w:hyperlink w:anchor="_Toc225362706" w:history="1">
             <w:r>
               <w:rPr>
                 <w:rStyle w:val="a3"/>
@@ -805,7 +805,7 @@
                 <w:noProof/>
                 <w:webHidden/>
               </w:rPr>
-              <w:instrText>PAGEREF _Toc224757518 \h</w:instrText>
+              <w:instrText>PAGEREF _Toc225362706 \h</w:instrText>
             </w:r>
             <w:r>
               <w:rPr>
@@ -862,7 +862,7 @@
               <w14:ligatures w14:val="standardContextual"/>
             </w:rPr>
           </w:pPr>
-          <w:hyperlink w:anchor="_Toc224757519" w:history="1">
+          <w:hyperlink w:anchor="_Toc225362707" w:history="1">
             <w:r>
               <w:rPr>
                 <w:rStyle w:val="a3"/>
@@ -901,7 +901,103 @@
                 <w:noProof/>
                 <w:webHidden/>
               </w:rPr>
-              <w:instrText>PAGEREF _Toc224757519 \h</w:instrText>
+              <w:instrText>PAGEREF _Toc225362707 \h</w:instrText>
+            </w:r>
+            <w:r>
+              <w:rPr>
+                <w:rFonts w:ascii="宋体" w:eastAsia="宋体" w:hAnsi="宋体" w:hint="eastAsia"/>
+                <w:noProof/>
+                <w:webHidden/>
+              </w:rPr>
+              <w:instrText xml:space="preserve"> </w:instrText>
+            </w:r>
+            <w:r>
+              <w:rPr>
+                <w:rFonts w:ascii="宋体" w:eastAsia="宋体" w:hAnsi="宋体" w:hint="eastAsia"/>
+                <w:noProof/>
+                <w:webHidden/>
+              </w:rPr>
+            </w:r>
+            <w:r>
+              <w:rPr>
+                <w:rFonts w:ascii="宋体" w:eastAsia="宋体" w:hAnsi="宋体" w:hint="eastAsia"/>
+                <w:noProof/>
+                <w:webHidden/>
+              </w:rPr>
+              <w:fldChar w:fldCharType="separate"/>
+            </w:r>
+            <w:r>
+              <w:rPr>
+                <w:rFonts w:ascii="宋体" w:eastAsia="宋体" w:hAnsi="宋体" w:hint="eastAsia"/>
+                <w:noProof/>
+                <w:webHidden/>
+              </w:rPr>
+              <w:t>4</w:t>
+            </w:r>
+            <w:r>
+              <w:rPr>
+                <w:rFonts w:ascii="宋体" w:eastAsia="宋体" w:hAnsi="宋体" w:hint="eastAsia"/>
+                <w:noProof/>
+                <w:webHidden/>
+              </w:rPr>
+              <w:fldChar w:fldCharType="end"/>
+            </w:r>
+          </w:hyperlink>
+        </w:p>
+        <w:p>
+          <w:pPr>
+            <w:pStyle w:val="TOC2"/>
+            <w:tabs>
+              <w:tab w:val="right" w:leader="dot" w:pos="8296"/>
+            </w:tabs>
+            <w:rPr>
+              <w:rFonts w:ascii="宋体" w:eastAsia="宋体" w:hAnsi="宋体" w:hint="eastAsia"/>
+              <w:noProof/>
+              <w:sz w:val="22"/>
+              <w:szCs w:val="24"/>
+              <w14:ligatures w14:val="standardContextual"/>
+            </w:rPr>
+          </w:pPr>
+          <w:hyperlink w:anchor="_Toc225362708" w:history="1">
+            <w:r>
+              <w:rPr>
+                <w:rStyle w:val="a3"/>
+                <w:rFonts w:ascii="宋体" w:eastAsia="宋体" w:hAnsi="宋体" w:hint="eastAsia"/>
+                <w:noProof/>
+              </w:rPr>
+              <w:t>二、文本细读的旨求与方法</w:t>
+            </w:r>
+            <w:r>
+              <w:rPr>
+                <w:rFonts w:ascii="宋体" w:eastAsia="宋体" w:hAnsi="宋体" w:hint="eastAsia"/>
+                <w:noProof/>
+                <w:webHidden/>
+              </w:rPr>
+              <w:tab/>
+            </w:r>
+            <w:r>
+              <w:rPr>
+                <w:rFonts w:ascii="宋体" w:eastAsia="宋体" w:hAnsi="宋体" w:hint="eastAsia"/>
+                <w:noProof/>
+                <w:webHidden/>
+              </w:rPr>
+              <w:fldChar w:fldCharType="begin"/>
+            </w:r>
+            <w:r>
+              <w:rPr>
+                <w:rFonts w:ascii="宋体" w:eastAsia="宋体" w:hAnsi="宋体" w:hint="eastAsia"/>
+                <w:noProof/>
+                <w:webHidden/>
+              </w:rPr>
+              <w:instrText xml:space="preserve"> </w:instrText>
+            </w:r>
+            <w:r>
+              <w:rPr>
+                <w:rFonts w:ascii="宋体" w:eastAsia="宋体" w:hAnsi="宋体"/>
+                <w:noProof/>
+                <w:webHidden/>
+              </w:rPr>
+              <w:instrText>PAGEREF _Toc225362708 \h</w:instrText>
             </w:r>
             <w:r>
               <w:rPr>
@@ -988,7 +1084,7 @@
       <w:pPr>
         <w:pStyle w:val="a9"/>
       </w:pPr>
-      <w:bookmarkStart w:id="0" w:name="_Toc224757513"/>
+      <w:bookmarkStart w:id="0" w:name="_Toc225362701"/>
       <w:r>
         <w:rPr>
           <w:rFonts w:hint="eastAsia"/>
@@ -1105,7 +1201,7 @@
       <w:pPr>
         <w:pStyle w:val="ac"/>
       </w:pPr>
-      <w:bookmarkStart w:id="1" w:name="_Toc224757514"/>
+      <w:bookmarkStart w:id="1" w:name="_Toc225362702"/>
       <w:r>
         <w:rPr>
           <w:rFonts w:hint="eastAsia"/>
@@ -1118,7 +1214,7 @@
       <w:pPr>
         <w:pStyle w:val="ae"/>
       </w:pPr>
-      <w:bookmarkStart w:id="2" w:name="_Toc224757515"/>
+      <w:bookmarkStart w:id="2" w:name="_Toc225362703"/>
       <w:r>
         <w:rPr>
           <w:rFonts w:hint="eastAsia"/>
@@ -1509,7 +1605,7 @@
       <w:pPr>
         <w:pStyle w:val="ae"/>
       </w:pPr>
-      <w:bookmarkStart w:id="3" w:name="_Toc224757516"/>
+      <w:bookmarkStart w:id="3" w:name="_Toc225362704"/>
       <w:r>
         <w:rPr>
           <w:rFonts w:hint="eastAsia"/>
@@ -1784,7 +1880,7 @@
       <w:pPr>
         <w:pStyle w:val="ac"/>
       </w:pPr>
-      <w:bookmarkStart w:id="4" w:name="_Toc224757517"/>
+      <w:bookmarkStart w:id="4" w:name="_Toc225362705"/>
       <w:r>
         <w:rPr>
           <w:rFonts w:hint="eastAsia"/>
@@ -1826,9 +1922,6 @@
         <w:pStyle w:val="af3"/>
         <w:spacing w:before="78" w:after="78"/>
         <w:jc w:val="right"/>
-        <w:rPr>
-          <w:rFonts w:hint="eastAsia"/>
-        </w:rPr>
       </w:pPr>
       <w:r>
         <w:rPr>
@@ -1853,7 +1946,7 @@
       <w:pPr>
         <w:pStyle w:val="a9"/>
       </w:pPr>
-      <w:bookmarkStart w:id="5" w:name="_Toc224757518"/>
+      <w:bookmarkStart w:id="5" w:name="_Toc225362706"/>
       <w:r>
         <w:rPr>
           <w:rFonts w:hint="eastAsia"/>
@@ -1890,12 +1983,18 @@
         </w:rPr>
         <w:t>2026.3.18</w:t>
       </w:r>
+      <w:r>
+        <w:rPr>
+          <w:rFonts w:hint="eastAsia"/>
+        </w:rPr>
+        <w:t xml:space="preserve"> / 2026.3.25</w:t>
+      </w:r>
     </w:p>
     <w:p>
       <w:pPr>
         <w:pStyle w:val="ac"/>
       </w:pPr>
-      <w:bookmarkStart w:id="6" w:name="_Toc224757519"/>
+      <w:bookmarkStart w:id="6" w:name="_Toc225362707"/>
       <w:r>
         <w:rPr>
           <w:rFonts w:hint="eastAsia"/>
@@ -1929,10 +2028,206 @@
       <w:pPr>
         <w:pStyle w:val="aa"/>
         <w:spacing w:before="78" w:after="78"/>
-        <w:rPr>
-          <w:rFonts w:hint="eastAsia"/>
-        </w:rPr>
-      </w:pPr>
+      </w:pPr>
+    </w:p>
+    <w:p>
+      <w:pPr>
+        <w:pStyle w:val="ac"/>
+      </w:pPr>
+      <w:bookmarkStart w:id="7" w:name="_Toc225362708"/>
+      <w:r>
+        <w:rPr>
+          <w:rFonts w:hint="eastAsia"/>
+        </w:rPr>
+        <w:t>二、文本细读</w:t>
+      </w:r>
+      <w:proofErr w:type="gramStart"/>
+      <w:r>
+        <w:rPr>
+          <w:rFonts w:hint="eastAsia"/>
+        </w:rPr>
+        <w:t>的旨求与</w:t>
+      </w:r>
+      <w:proofErr w:type="gramEnd"/>
+      <w:r>
+        <w:rPr>
+          <w:rFonts w:hint="eastAsia"/>
+        </w:rPr>
+        <w:t>方法</w:t>
+      </w:r>
+      <w:bookmarkEnd w:id="7"/>
+    </w:p>
+    <w:p>
+      <w:pPr>
+        <w:pStyle w:val="aa"/>
+        <w:spacing w:before="78" w:after="78"/>
+      </w:pPr>
+      <w:r>
+        <w:tab/>
+      </w:r>
+      <w:r>
+        <w:rPr>
+          <w:rFonts w:hint="eastAsia"/>
+        </w:rPr>
+        <w:t>文本细读的过程是一种心灵与心灵相互碰撞与交流的过程。阅读文学作品也是一种训练，训练读者对文学语言和文学美感的感受能力和把握能力，理解作品中隐藏的多层次的内涵，进而发现人性的丰富，同时也使自己的心灵世界受到滋润，充盈、丰富起来。</w:t>
+      </w:r>
+    </w:p>
+    <w:p>
+      <w:pPr>
+        <w:pStyle w:val="aa"/>
+        <w:spacing w:before="78" w:after="78"/>
+      </w:pPr>
+      <w:r>
+        <w:tab/>
+      </w:r>
+      <w:r>
+        <w:rPr>
+          <w:rFonts w:hint="eastAsia"/>
+        </w:rPr>
+        <w:t>下面介绍一些可参考的小说阅读方法。</w:t>
+      </w:r>
+      <w:r>
+        <w:rPr>
+          <w:rFonts w:hint="eastAsia"/>
+        </w:rPr>
+        <w:t>需要注意的是，不论采用什么文本阅读方法，小说的文本阅读也一定是基于实际的阅读动作和对文学作品的热爱上的。</w:t>
+      </w:r>
+    </w:p>
+    <w:p>
+      <w:pPr>
+        <w:pStyle w:val="aa"/>
+        <w:spacing w:before="78" w:after="78"/>
+        <w:ind w:firstLine="420"/>
+      </w:pPr>
+      <w:r>
+        <w:rPr>
+          <w:rFonts w:hint="eastAsia"/>
+        </w:rPr>
+        <w:t>第一，</w:t>
+      </w:r>
+      <w:r>
+        <w:rPr>
+          <w:rFonts w:hint="eastAsia"/>
+        </w:rPr>
+        <w:t>阅读应当追求</w:t>
+      </w:r>
+      <w:r>
+        <w:rPr>
+          <w:rFonts w:hint="eastAsia"/>
+        </w:rPr>
+        <w:t>文学与人生经验互相参证、交流</w:t>
+      </w:r>
+      <w:r>
+        <w:rPr>
+          <w:rFonts w:hint="eastAsia"/>
+        </w:rPr>
+        <w:t>；阅读既要“读入”，也要“读出”</w:t>
+      </w:r>
+      <w:r>
+        <w:rPr>
+          <w:rFonts w:hint="eastAsia"/>
+        </w:rPr>
+        <w:t>，向文本活泼地投射自己的人生</w:t>
+      </w:r>
+      <w:r>
+        <w:rPr>
+          <w:rFonts w:hint="eastAsia"/>
+        </w:rPr>
+        <w:t>。</w:t>
+      </w:r>
+    </w:p>
+    <w:p>
+      <w:pPr>
+        <w:pStyle w:val="af3"/>
+        <w:spacing w:before="78" w:after="78"/>
+        <w:ind w:firstLine="420"/>
+      </w:pPr>
+      <w:r>
+        <w:rPr>
+          <w:rFonts w:hint="eastAsia"/>
+        </w:rPr>
+        <w:t>我读一本小书，同时读一本大书。</w:t>
+      </w:r>
+    </w:p>
+    <w:p>
+      <w:pPr>
+        <w:pStyle w:val="af3"/>
+        <w:spacing w:before="78" w:after="78"/>
+        <w:jc w:val="right"/>
+        <w:rPr>
+          <w:rFonts w:hint="eastAsia"/>
+        </w:rPr>
+      </w:pPr>
+      <w:r>
+        <w:rPr>
+          <w:rFonts w:hint="eastAsia"/>
+        </w:rPr>
+        <w:t>——沈从文《从文自传》</w:t>
+      </w:r>
+    </w:p>
+    <w:p>
+      <w:pPr>
+        <w:pStyle w:val="aa"/>
+        <w:spacing w:before="78" w:after="78"/>
+      </w:pPr>
+      <w:r>
+        <w:tab/>
+      </w:r>
+      <w:r>
+        <w:rPr>
+          <w:rFonts w:hint="eastAsia"/>
+        </w:rPr>
+        <w:t>第二，耐心、安心、反复的文本阅读。</w:t>
+      </w:r>
+    </w:p>
+    <w:p>
+      <w:pPr>
+        <w:pStyle w:val="af3"/>
+        <w:spacing w:before="78" w:after="78"/>
+      </w:pPr>
+      <w:r>
+        <w:tab/>
+      </w:r>
+      <w:r>
+        <w:rPr>
+          <w:rFonts w:hint="eastAsia"/>
+        </w:rPr>
+        <w:t>尽管有多年积累起来的方法上的理论经验，我还是经常跟我那些刚刚起步的学生一模一样，茫然不知所措地盯着书页，而它就是不肯泄露它的魔法。走出这种徒劳无益的状态的惟一出路就是耐心、安心地阅读，反复阅读，努力变成如同彻底浸泡在这部作品的氛围里一般。突然，一个词，一行诗，（或者一系列词和诗句）凸现出来，我们意识到，现在，诗歌和我们之间已经建立起了一种关系</w:t>
+      </w:r>
+    </w:p>
+    <w:p>
+      <w:pPr>
+        <w:pStyle w:val="af3"/>
+        <w:spacing w:before="78" w:after="78"/>
+        <w:jc w:val="right"/>
+        <w:rPr>
+          <w:rFonts w:hint="eastAsia"/>
+        </w:rPr>
+      </w:pPr>
+      <w:r>
+        <w:rPr>
+          <w:rFonts w:hint="eastAsia"/>
+        </w:rPr>
+        <w:t>——爱德华·萨义德《回到语文学》</w:t>
+      </w:r>
+    </w:p>
+    <w:p>
+      <w:pPr>
+        <w:pStyle w:val="aa"/>
+        <w:spacing w:before="78" w:after="78"/>
+        <w:rPr>
+          <w:rFonts w:hint="eastAsia"/>
+        </w:rPr>
+      </w:pPr>
+      <w:r>
+        <w:tab/>
+      </w:r>
+      <w:r>
+        <w:rPr>
+          <w:rFonts w:hint="eastAsia"/>
+        </w:rPr>
+        <w:t>第三，选择多个进入角度。获得的作品的进入角度越多，对作品的理解就越丰富饱满。</w:t>
+      </w:r>
     </w:p>
     <w:p>
       <w:pPr>

--- a/course/general/中国当代小说选读.docx
+++ b/course/general/中国当代小说选读.docx
@@ -286,7 +286,7 @@
             </w:rPr>
             <w:fldChar w:fldCharType="separate"/>
           </w:r>
-          <w:hyperlink w:anchor="_Toc225362701" w:history="1">
+          <w:hyperlink w:anchor="_Toc225966095" w:history="1">
             <w:r>
               <w:rPr>
                 <w:rStyle w:val="a3"/>
@@ -325,7 +325,7 @@
                 <w:noProof/>
                 <w:webHidden/>
               </w:rPr>
-              <w:instrText>PAGEREF _Toc225362701 \h</w:instrText>
+              <w:instrText>PAGEREF _Toc225966095 \h</w:instrText>
             </w:r>
             <w:r>
               <w:rPr>
@@ -382,7 +382,7 @@
               <w14:ligatures w14:val="standardContextual"/>
             </w:rPr>
           </w:pPr>
-          <w:hyperlink w:anchor="_Toc225362702" w:history="1">
+          <w:hyperlink w:anchor="_Toc225966096" w:history="1">
             <w:r>
               <w:rPr>
                 <w:rStyle w:val="a3"/>
@@ -421,7 +421,7 @@
                 <w:noProof/>
                 <w:webHidden/>
               </w:rPr>
-              <w:instrText>PAGEREF _Toc225362702 \h</w:instrText>
+              <w:instrText>PAGEREF _Toc225966096 \h</w:instrText>
             </w:r>
             <w:r>
               <w:rPr>
@@ -478,7 +478,7 @@
               <w14:ligatures w14:val="standardContextual"/>
             </w:rPr>
           </w:pPr>
-          <w:hyperlink w:anchor="_Toc225362703" w:history="1">
+          <w:hyperlink w:anchor="_Toc225966097" w:history="1">
             <w:r>
               <w:rPr>
                 <w:rStyle w:val="a3"/>
@@ -517,7 +517,7 @@
                 <w:noProof/>
                 <w:webHidden/>
               </w:rPr>
-              <w:instrText>PAGEREF _Toc225362703 \h</w:instrText>
+              <w:instrText>PAGEREF _Toc225966097 \h</w:instrText>
             </w:r>
             <w:r>
               <w:rPr>
@@ -574,7 +574,7 @@
               <w14:ligatures w14:val="standardContextual"/>
             </w:rPr>
           </w:pPr>
-          <w:hyperlink w:anchor="_Toc225362704" w:history="1">
+          <w:hyperlink w:anchor="_Toc225966098" w:history="1">
             <w:r>
               <w:rPr>
                 <w:rStyle w:val="a3"/>
@@ -613,7 +613,7 @@
                 <w:noProof/>
                 <w:webHidden/>
               </w:rPr>
-              <w:instrText>PAGEREF _Toc225362704 \h</w:instrText>
+              <w:instrText>PAGEREF _Toc225966098 \h</w:instrText>
             </w:r>
             <w:r>
               <w:rPr>
@@ -670,7 +670,7 @@
               <w14:ligatures w14:val="standardContextual"/>
             </w:rPr>
           </w:pPr>
-          <w:hyperlink w:anchor="_Toc225362705" w:history="1">
+          <w:hyperlink w:anchor="_Toc225966099" w:history="1">
             <w:r>
               <w:rPr>
                 <w:rStyle w:val="a3"/>
@@ -709,7 +709,7 @@
                 <w:noProof/>
                 <w:webHidden/>
               </w:rPr>
-              <w:instrText>PAGEREF _Toc225362705 \h</w:instrText>
+              <w:instrText>PAGEREF _Toc225966099 \h</w:instrText>
             </w:r>
             <w:r>
               <w:rPr>
@@ -766,7 +766,7 @@
               <w14:ligatures w14:val="standardContextual"/>
             </w:rPr>
           </w:pPr>
-          <w:hyperlink w:anchor="_Toc225362706" w:history="1">
+          <w:hyperlink w:anchor="_Toc225966100" w:history="1">
             <w:r>
               <w:rPr>
                 <w:rStyle w:val="a3"/>
@@ -805,7 +805,7 @@
                 <w:noProof/>
                 <w:webHidden/>
               </w:rPr>
-              <w:instrText>PAGEREF _Toc225362706 \h</w:instrText>
+              <w:instrText>PAGEREF _Toc225966100 \h</w:instrText>
             </w:r>
             <w:r>
               <w:rPr>
@@ -862,7 +862,7 @@
               <w14:ligatures w14:val="standardContextual"/>
             </w:rPr>
           </w:pPr>
-          <w:hyperlink w:anchor="_Toc225362707" w:history="1">
+          <w:hyperlink w:anchor="_Toc225966101" w:history="1">
             <w:r>
               <w:rPr>
                 <w:rStyle w:val="a3"/>
@@ -901,7 +901,7 @@
                 <w:noProof/>
                 <w:webHidden/>
               </w:rPr>
-              <w:instrText>PAGEREF _Toc225362707 \h</w:instrText>
+              <w:instrText>PAGEREF _Toc225966101 \h</w:instrText>
             </w:r>
             <w:r>
               <w:rPr>
@@ -958,7 +958,7 @@
               <w14:ligatures w14:val="standardContextual"/>
             </w:rPr>
           </w:pPr>
-          <w:hyperlink w:anchor="_Toc225362708" w:history="1">
+          <w:hyperlink w:anchor="_Toc225966102" w:history="1">
             <w:r>
               <w:rPr>
                 <w:rStyle w:val="a3"/>
@@ -997,7 +997,7 @@
                 <w:noProof/>
                 <w:webHidden/>
               </w:rPr>
-              <w:instrText>PAGEREF _Toc225362708 \h</w:instrText>
+              <w:instrText>PAGEREF _Toc225966102 \h</w:instrText>
             </w:r>
             <w:r>
               <w:rPr>
@@ -1029,6 +1029,198 @@
                 <w:webHidden/>
               </w:rPr>
               <w:t>4</w:t>
+            </w:r>
+            <w:r>
+              <w:rPr>
+                <w:rFonts w:ascii="宋体" w:eastAsia="宋体" w:hAnsi="宋体" w:hint="eastAsia"/>
+                <w:noProof/>
+                <w:webHidden/>
+              </w:rPr>
+              <w:fldChar w:fldCharType="end"/>
+            </w:r>
+          </w:hyperlink>
+        </w:p>
+        <w:p>
+          <w:pPr>
+            <w:pStyle w:val="TOC1"/>
+            <w:tabs>
+              <w:tab w:val="right" w:leader="dot" w:pos="8296"/>
+            </w:tabs>
+            <w:rPr>
+              <w:rFonts w:ascii="宋体" w:eastAsia="宋体" w:hAnsi="宋体" w:hint="eastAsia"/>
+              <w:noProof/>
+              <w:sz w:val="22"/>
+              <w:szCs w:val="24"/>
+              <w14:ligatures w14:val="standardContextual"/>
+            </w:rPr>
+          </w:pPr>
+          <w:hyperlink w:anchor="_Toc225966103" w:history="1">
+            <w:r>
+              <w:rPr>
+                <w:rStyle w:val="a3"/>
+                <w:rFonts w:ascii="宋体" w:eastAsia="宋体" w:hAnsi="宋体" w:hint="eastAsia"/>
+                <w:noProof/>
+              </w:rPr>
+              <w:t>第三讲 “青春”遭遇“远方的世界”</w:t>
+            </w:r>
+            <w:r>
+              <w:rPr>
+                <w:rFonts w:ascii="宋体" w:eastAsia="宋体" w:hAnsi="宋体" w:hint="eastAsia"/>
+                <w:noProof/>
+                <w:webHidden/>
+              </w:rPr>
+              <w:tab/>
+            </w:r>
+            <w:r>
+              <w:rPr>
+                <w:rFonts w:ascii="宋体" w:eastAsia="宋体" w:hAnsi="宋体" w:hint="eastAsia"/>
+                <w:noProof/>
+                <w:webHidden/>
+              </w:rPr>
+              <w:fldChar w:fldCharType="begin"/>
+            </w:r>
+            <w:r>
+              <w:rPr>
+                <w:rFonts w:ascii="宋体" w:eastAsia="宋体" w:hAnsi="宋体" w:hint="eastAsia"/>
+                <w:noProof/>
+                <w:webHidden/>
+              </w:rPr>
+              <w:instrText xml:space="preserve"> </w:instrText>
+            </w:r>
+            <w:r>
+              <w:rPr>
+                <w:rFonts w:ascii="宋体" w:eastAsia="宋体" w:hAnsi="宋体"/>
+                <w:noProof/>
+                <w:webHidden/>
+              </w:rPr>
+              <w:instrText>PAGEREF _Toc225966103 \h</w:instrText>
+            </w:r>
+            <w:r>
+              <w:rPr>
+                <w:rFonts w:ascii="宋体" w:eastAsia="宋体" w:hAnsi="宋体" w:hint="eastAsia"/>
+                <w:noProof/>
+                <w:webHidden/>
+              </w:rPr>
+              <w:instrText xml:space="preserve"> </w:instrText>
+            </w:r>
+            <w:r>
+              <w:rPr>
+                <w:rFonts w:ascii="宋体" w:eastAsia="宋体" w:hAnsi="宋体" w:hint="eastAsia"/>
+                <w:noProof/>
+                <w:webHidden/>
+              </w:rPr>
+            </w:r>
+            <w:r>
+              <w:rPr>
+                <w:rFonts w:ascii="宋体" w:eastAsia="宋体" w:hAnsi="宋体" w:hint="eastAsia"/>
+                <w:noProof/>
+                <w:webHidden/>
+              </w:rPr>
+              <w:fldChar w:fldCharType="separate"/>
+            </w:r>
+            <w:r>
+              <w:rPr>
+                <w:rFonts w:ascii="宋体" w:eastAsia="宋体" w:hAnsi="宋体" w:hint="eastAsia"/>
+                <w:noProof/>
+                <w:webHidden/>
+              </w:rPr>
+              <w:t>5</w:t>
+            </w:r>
+            <w:r>
+              <w:rPr>
+                <w:rFonts w:ascii="宋体" w:eastAsia="宋体" w:hAnsi="宋体" w:hint="eastAsia"/>
+                <w:noProof/>
+                <w:webHidden/>
+              </w:rPr>
+              <w:fldChar w:fldCharType="end"/>
+            </w:r>
+          </w:hyperlink>
+        </w:p>
+        <w:p>
+          <w:pPr>
+            <w:pStyle w:val="TOC2"/>
+            <w:tabs>
+              <w:tab w:val="right" w:leader="dot" w:pos="8296"/>
+            </w:tabs>
+            <w:rPr>
+              <w:rFonts w:ascii="宋体" w:eastAsia="宋体" w:hAnsi="宋体" w:hint="eastAsia"/>
+              <w:noProof/>
+              <w:sz w:val="22"/>
+              <w:szCs w:val="24"/>
+              <w14:ligatures w14:val="standardContextual"/>
+            </w:rPr>
+          </w:pPr>
+          <w:hyperlink w:anchor="_Toc225966104" w:history="1">
+            <w:r>
+              <w:rPr>
+                <w:rStyle w:val="a3"/>
+                <w:rFonts w:ascii="宋体" w:eastAsia="宋体" w:hAnsi="宋体" w:hint="eastAsia"/>
+                <w:noProof/>
+              </w:rPr>
+              <w:t>一、铁凝《哦，香雪》</w:t>
+            </w:r>
+            <w:r>
+              <w:rPr>
+                <w:rFonts w:ascii="宋体" w:eastAsia="宋体" w:hAnsi="宋体" w:hint="eastAsia"/>
+                <w:noProof/>
+                <w:webHidden/>
+              </w:rPr>
+              <w:tab/>
+            </w:r>
+            <w:r>
+              <w:rPr>
+                <w:rFonts w:ascii="宋体" w:eastAsia="宋体" w:hAnsi="宋体" w:hint="eastAsia"/>
+                <w:noProof/>
+                <w:webHidden/>
+              </w:rPr>
+              <w:fldChar w:fldCharType="begin"/>
+            </w:r>
+            <w:r>
+              <w:rPr>
+                <w:rFonts w:ascii="宋体" w:eastAsia="宋体" w:hAnsi="宋体" w:hint="eastAsia"/>
+                <w:noProof/>
+                <w:webHidden/>
+              </w:rPr>
+              <w:instrText xml:space="preserve"> </w:instrText>
+            </w:r>
+            <w:r>
+              <w:rPr>
+                <w:rFonts w:ascii="宋体" w:eastAsia="宋体" w:hAnsi="宋体"/>
+                <w:noProof/>
+                <w:webHidden/>
+              </w:rPr>
+              <w:instrText>PAGEREF _Toc225966104 \h</w:instrText>
+            </w:r>
+            <w:r>
+              <w:rPr>
+                <w:rFonts w:ascii="宋体" w:eastAsia="宋体" w:hAnsi="宋体" w:hint="eastAsia"/>
+                <w:noProof/>
+                <w:webHidden/>
+              </w:rPr>
+              <w:instrText xml:space="preserve"> </w:instrText>
+            </w:r>
+            <w:r>
+              <w:rPr>
+                <w:rFonts w:ascii="宋体" w:eastAsia="宋体" w:hAnsi="宋体" w:hint="eastAsia"/>
+                <w:noProof/>
+                <w:webHidden/>
+              </w:rPr>
+            </w:r>
+            <w:r>
+              <w:rPr>
+                <w:rFonts w:ascii="宋体" w:eastAsia="宋体" w:hAnsi="宋体" w:hint="eastAsia"/>
+                <w:noProof/>
+                <w:webHidden/>
+              </w:rPr>
+              <w:fldChar w:fldCharType="separate"/>
+            </w:r>
+            <w:r>
+              <w:rPr>
+                <w:rFonts w:ascii="宋体" w:eastAsia="宋体" w:hAnsi="宋体" w:hint="eastAsia"/>
+                <w:noProof/>
+                <w:webHidden/>
+              </w:rPr>
+              <w:t>5</w:t>
             </w:r>
             <w:r>
               <w:rPr>
@@ -1084,7 +1276,7 @@
       <w:pPr>
         <w:pStyle w:val="a9"/>
       </w:pPr>
-      <w:bookmarkStart w:id="0" w:name="_Toc225362701"/>
+      <w:bookmarkStart w:id="0" w:name="_Toc225966095"/>
       <w:r>
         <w:rPr>
           <w:rFonts w:hint="eastAsia"/>
@@ -1201,7 +1393,7 @@
       <w:pPr>
         <w:pStyle w:val="ac"/>
       </w:pPr>
-      <w:bookmarkStart w:id="1" w:name="_Toc225362702"/>
+      <w:bookmarkStart w:id="1" w:name="_Toc225966096"/>
       <w:r>
         <w:rPr>
           <w:rFonts w:hint="eastAsia"/>
@@ -1214,7 +1406,7 @@
       <w:pPr>
         <w:pStyle w:val="ae"/>
       </w:pPr>
-      <w:bookmarkStart w:id="2" w:name="_Toc225362703"/>
+      <w:bookmarkStart w:id="2" w:name="_Toc225966097"/>
       <w:r>
         <w:rPr>
           <w:rFonts w:hint="eastAsia"/>
@@ -1605,7 +1797,7 @@
       <w:pPr>
         <w:pStyle w:val="ae"/>
       </w:pPr>
-      <w:bookmarkStart w:id="3" w:name="_Toc225362704"/>
+      <w:bookmarkStart w:id="3" w:name="_Toc225966098"/>
       <w:r>
         <w:rPr>
           <w:rFonts w:hint="eastAsia"/>
@@ -1880,7 +2072,7 @@
       <w:pPr>
         <w:pStyle w:val="ac"/>
       </w:pPr>
-      <w:bookmarkStart w:id="4" w:name="_Toc225362705"/>
+      <w:bookmarkStart w:id="4" w:name="_Toc225966099"/>
       <w:r>
         <w:rPr>
           <w:rFonts w:hint="eastAsia"/>
@@ -1946,7 +2138,7 @@
       <w:pPr>
         <w:pStyle w:val="a9"/>
       </w:pPr>
-      <w:bookmarkStart w:id="5" w:name="_Toc225362706"/>
+      <w:bookmarkStart w:id="5" w:name="_Toc225966100"/>
       <w:r>
         <w:rPr>
           <w:rFonts w:hint="eastAsia"/>
@@ -1989,12 +2181,18 @@
         </w:rPr>
         <w:t xml:space="preserve"> / 2026.3.25</w:t>
       </w:r>
+      <w:r>
+        <w:rPr>
+          <w:rFonts w:hint="eastAsia"/>
+        </w:rPr>
+        <w:t xml:space="preserve"> / 2026.4.1</w:t>
+      </w:r>
     </w:p>
     <w:p>
       <w:pPr>
         <w:pStyle w:val="ac"/>
       </w:pPr>
-      <w:bookmarkStart w:id="6" w:name="_Toc225362707"/>
+      <w:bookmarkStart w:id="6" w:name="_Toc225966101"/>
       <w:r>
         <w:rPr>
           <w:rFonts w:hint="eastAsia"/>
@@ -2028,13 +2226,31 @@
       <w:pPr>
         <w:pStyle w:val="aa"/>
         <w:spacing w:before="78" w:after="78"/>
+        <w:rPr>
+          <w:rFonts w:hint="eastAsia"/>
+        </w:rPr>
+      </w:pPr>
+      <w:r>
+        <w:tab/>
+      </w:r>
+      <w:r>
+        <w:rPr>
+          <w:rFonts w:hint="eastAsia"/>
+        </w:rPr>
+        <w:t>由此，在本学期的各篇阅读材料中，我们都可以以两个问题为出发点进行阅读：第一，作品塑造了怎样的青年形象？第二，作者以什么方式塑造了这一形象？</w:t>
+      </w:r>
+    </w:p>
+    <w:p>
+      <w:pPr>
+        <w:pStyle w:val="aa"/>
+        <w:spacing w:before="78" w:after="78"/>
       </w:pPr>
     </w:p>
     <w:p>
       <w:pPr>
         <w:pStyle w:val="ac"/>
       </w:pPr>
-      <w:bookmarkStart w:id="7" w:name="_Toc225362708"/>
+      <w:bookmarkStart w:id="7" w:name="_Toc225966102"/>
       <w:r>
         <w:rPr>
           <w:rFonts w:hint="eastAsia"/>
@@ -2154,9 +2370,6 @@
         <w:pStyle w:val="af3"/>
         <w:spacing w:before="78" w:after="78"/>
         <w:jc w:val="right"/>
-        <w:rPr>
-          <w:rFonts w:hint="eastAsia"/>
-        </w:rPr>
       </w:pPr>
       <w:r>
         <w:rPr>
@@ -2200,9 +2413,6 @@
         <w:pStyle w:val="af3"/>
         <w:spacing w:before="78" w:after="78"/>
         <w:jc w:val="right"/>
-        <w:rPr>
-          <w:rFonts w:hint="eastAsia"/>
-        </w:rPr>
       </w:pPr>
       <w:r>
         <w:rPr>
@@ -2215,9 +2425,6 @@
       <w:pPr>
         <w:pStyle w:val="aa"/>
         <w:spacing w:before="78" w:after="78"/>
-        <w:rPr>
-          <w:rFonts w:hint="eastAsia"/>
-        </w:rPr>
       </w:pPr>
       <w:r>
         <w:tab/>
@@ -2227,6 +2434,772 @@
           <w:rFonts w:hint="eastAsia"/>
         </w:rPr>
         <w:t>第三，选择多个进入角度。获得的作品的进入角度越多，对作品的理解就越丰富饱满。</w:t>
+      </w:r>
+      <w:r>
+        <w:rPr>
+          <w:rFonts w:hint="eastAsia"/>
+        </w:rPr>
+        <w:t>例如，我们可以从核心意象、物象入手，尤其是那些在同一个作家笔下反复出现的意象（物象），以及在一部作品中反复出现、推动情节发展的意象（物象）。</w:t>
+      </w:r>
+    </w:p>
+    <w:p>
+      <w:pPr>
+        <w:pStyle w:val="af3"/>
+        <w:spacing w:before="78" w:after="78"/>
+        <w:ind w:firstLine="420"/>
+        <w:rPr>
+          <w:rFonts w:hint="eastAsia"/>
+        </w:rPr>
+      </w:pPr>
+      <w:r>
+        <w:rPr>
+          <w:rFonts w:hint="eastAsia"/>
+        </w:rPr>
+        <w:t>每一个有独创性的文学家包括思想家，总是有自己惯用的、反复出现的观念（包括范畴）、意象。正是在这些观念、意象里，凝聚着作家对于生活独特的观察感受和认知，表现着作家独特的精神世界与艺术世界，从而构成了我们所要紧紧抓住的最能体现作家个体本质的“典型现象”。</w:t>
+      </w:r>
+    </w:p>
+    <w:p>
+      <w:pPr>
+        <w:pStyle w:val="af3"/>
+        <w:spacing w:before="78" w:after="78"/>
+        <w:jc w:val="right"/>
+      </w:pPr>
+      <w:r>
+        <w:rPr>
+          <w:rFonts w:hint="eastAsia"/>
+        </w:rPr>
+        <w:t>——钱理群《心灵的探寻》</w:t>
+      </w:r>
+    </w:p>
+    <w:p>
+      <w:pPr>
+        <w:pStyle w:val="aa"/>
+        <w:spacing w:before="78" w:after="78"/>
+      </w:pPr>
+    </w:p>
+    <w:p>
+      <w:pPr>
+        <w:pStyle w:val="aa"/>
+        <w:spacing w:before="78" w:after="78"/>
+      </w:pPr>
+    </w:p>
+    <w:p>
+      <w:pPr>
+        <w:pStyle w:val="aa"/>
+        <w:spacing w:before="78" w:after="78"/>
+      </w:pPr>
+    </w:p>
+    <w:p>
+      <w:pPr>
+        <w:pStyle w:val="a9"/>
+      </w:pPr>
+      <w:bookmarkStart w:id="8" w:name="_Toc225966103"/>
+      <w:r>
+        <w:rPr>
+          <w:rFonts w:hint="eastAsia"/>
+        </w:rPr>
+        <w:t>第三讲</w:t>
+      </w:r>
+      <w:r>
+        <w:rPr>
+          <w:rFonts w:hint="eastAsia"/>
+        </w:rPr>
+        <w:t xml:space="preserve"> </w:t>
+      </w:r>
+      <w:r>
+        <w:rPr>
+          <w:rFonts w:hint="eastAsia"/>
+        </w:rPr>
+        <w:t>“青春”遭遇“远方的世界”</w:t>
+      </w:r>
+      <w:bookmarkEnd w:id="8"/>
+    </w:p>
+    <w:p>
+      <w:pPr>
+        <w:pStyle w:val="aa"/>
+        <w:spacing w:before="78" w:after="78"/>
+        <w:jc w:val="center"/>
+        <w:rPr>
+          <w:rFonts w:hint="eastAsia"/>
+        </w:rPr>
+      </w:pPr>
+      <w:r>
+        <w:rPr>
+          <w:rFonts w:hint="eastAsia"/>
+        </w:rPr>
+        <w:t>2026.4.1</w:t>
+      </w:r>
+    </w:p>
+    <w:p>
+      <w:pPr>
+        <w:pStyle w:val="ac"/>
+        <w:rPr>
+          <w:rFonts w:hint="eastAsia"/>
+        </w:rPr>
+      </w:pPr>
+      <w:bookmarkStart w:id="9" w:name="_Toc225966104"/>
+      <w:r>
+        <w:rPr>
+          <w:rFonts w:hint="eastAsia"/>
+        </w:rPr>
+        <w:t>一、铁凝《哦，香雪》</w:t>
+      </w:r>
+      <w:bookmarkEnd w:id="9"/>
+    </w:p>
+    <w:p>
+      <w:pPr>
+        <w:pStyle w:val="aa"/>
+        <w:spacing w:before="78" w:after="78"/>
+      </w:pPr>
+      <w:r>
+        <w:tab/>
+      </w:r>
+      <w:r>
+        <w:rPr>
+          <w:rFonts w:hint="eastAsia"/>
+        </w:rPr>
+        <w:t>《哦，香雪》的主角是香雪。每天火车将要到来之际，她是第一个出门的；火车到站后，她</w:t>
+      </w:r>
+      <w:r>
+        <w:rPr>
+          <w:rFonts w:hint="eastAsia"/>
+        </w:rPr>
+        <w:t>却是</w:t>
+      </w:r>
+      <w:r>
+        <w:rPr>
+          <w:rFonts w:hint="eastAsia"/>
+        </w:rPr>
+        <w:t>站在最后面的；但是，要论台儿沟里的女孩中有谁真正踏上过火车，香</w:t>
+      </w:r>
+      <w:proofErr w:type="gramStart"/>
+      <w:r>
+        <w:rPr>
+          <w:rFonts w:hint="eastAsia"/>
+        </w:rPr>
+        <w:t>雪又是</w:t>
+      </w:r>
+      <w:proofErr w:type="gramEnd"/>
+      <w:r>
+        <w:rPr>
+          <w:rFonts w:hint="eastAsia"/>
+        </w:rPr>
+        <w:t>唯一</w:t>
+      </w:r>
+      <w:proofErr w:type="gramStart"/>
+      <w:r>
+        <w:rPr>
+          <w:rFonts w:hint="eastAsia"/>
+        </w:rPr>
+        <w:t>一个</w:t>
+      </w:r>
+      <w:proofErr w:type="gramEnd"/>
+      <w:r>
+        <w:rPr>
+          <w:rFonts w:hint="eastAsia"/>
+        </w:rPr>
+        <w:t>。由此可见，</w:t>
+      </w:r>
+      <w:r>
+        <w:rPr>
+          <w:rFonts w:hint="eastAsia"/>
+        </w:rPr>
+        <w:t>香雪的性格是复杂的</w:t>
+      </w:r>
+      <w:r>
+        <w:rPr>
+          <w:rFonts w:hint="eastAsia"/>
+        </w:rPr>
+        <w:t>。</w:t>
+      </w:r>
+    </w:p>
+    <w:p>
+      <w:pPr>
+        <w:pStyle w:val="aa"/>
+        <w:spacing w:before="78" w:after="78"/>
+      </w:pPr>
+      <w:r>
+        <w:tab/>
+      </w:r>
+      <w:r>
+        <w:rPr>
+          <w:rFonts w:hint="eastAsia"/>
+        </w:rPr>
+        <w:t>《哦，香雪》中第一个重要的意象是火车。对于台儿沟的女孩们而言，火车不是一个简单的物，而是象征着外部的、城市的、现代的世界，她们也因而要在每天去火车站前郑重其事地梳妆打扮。</w:t>
+      </w:r>
+    </w:p>
+    <w:p>
+      <w:pPr>
+        <w:pStyle w:val="aa"/>
+        <w:spacing w:before="78" w:after="78"/>
+      </w:pPr>
+      <w:r>
+        <w:tab/>
+      </w:r>
+      <w:r>
+        <w:rPr>
+          <w:rFonts w:hint="eastAsia"/>
+        </w:rPr>
+        <w:t>教授认为，《哦，香雪》是一部关于如何获得“现代的自我”的故事。这一主题是通过文中不同人对不同物的汲取、捕捉来体现的。例如，在文中第一次写火车靠站时，凤娇的关注点是一位妇女头上的“金圈圈”，</w:t>
+      </w:r>
+      <w:proofErr w:type="gramStart"/>
+      <w:r>
+        <w:rPr>
+          <w:rFonts w:hint="eastAsia"/>
+        </w:rPr>
+        <w:t>但凤娇把</w:t>
+      </w:r>
+      <w:proofErr w:type="gramEnd"/>
+      <w:r>
+        <w:rPr>
+          <w:rFonts w:hint="eastAsia"/>
+        </w:rPr>
+        <w:t>此事告诉香雪时，香雪的反应是：</w:t>
+      </w:r>
+    </w:p>
+    <w:p>
+      <w:pPr>
+        <w:pStyle w:val="af3"/>
+        <w:spacing w:before="78" w:after="78"/>
+        <w:ind w:firstLine="420"/>
+      </w:pPr>
+      <w:r>
+        <w:rPr>
+          <w:rFonts w:hint="eastAsia"/>
+        </w:rPr>
+        <w:t>“怎么我看不见？”香雪微微眯着眼睛。</w:t>
+      </w:r>
+    </w:p>
+    <w:p>
+      <w:pPr>
+        <w:pStyle w:val="af3"/>
+        <w:spacing w:before="78" w:after="78"/>
+        <w:jc w:val="right"/>
+        <w:rPr>
+          <w:rFonts w:hint="eastAsia"/>
+        </w:rPr>
+      </w:pPr>
+      <w:r>
+        <w:rPr>
+          <w:rFonts w:hint="eastAsia"/>
+        </w:rPr>
+        <w:t>——铁凝《哦，香雪》</w:t>
+      </w:r>
+    </w:p>
+    <w:p>
+      <w:pPr>
+        <w:pStyle w:val="aa"/>
+        <w:spacing w:before="78" w:after="78"/>
+      </w:pPr>
+      <w:r>
+        <w:tab/>
+      </w:r>
+      <w:r>
+        <w:rPr>
+          <w:rFonts w:hint="eastAsia"/>
+        </w:rPr>
+        <w:t>即使香</w:t>
+      </w:r>
+      <w:proofErr w:type="gramStart"/>
+      <w:r>
+        <w:rPr>
+          <w:rFonts w:hint="eastAsia"/>
+        </w:rPr>
+        <w:t>雪后来</w:t>
+      </w:r>
+      <w:proofErr w:type="gramEnd"/>
+      <w:r>
+        <w:rPr>
+          <w:rFonts w:hint="eastAsia"/>
+        </w:rPr>
+        <w:t>注意到了这个“金圈圈”</w:t>
+      </w:r>
+      <w:r>
+        <w:rPr>
+          <w:rFonts w:hint="eastAsia"/>
+        </w:rPr>
+        <w:t>，</w:t>
+      </w:r>
+      <w:r>
+        <w:rPr>
+          <w:rFonts w:hint="eastAsia"/>
+        </w:rPr>
+        <w:t>但</w:t>
+      </w:r>
+      <w:r>
+        <w:rPr>
+          <w:rFonts w:hint="eastAsia"/>
+        </w:rPr>
+        <w:t>很快</w:t>
+      </w:r>
+      <w:r>
+        <w:rPr>
+          <w:rFonts w:hint="eastAsia"/>
+        </w:rPr>
+        <w:t>她</w:t>
+      </w:r>
+      <w:r>
+        <w:rPr>
+          <w:rFonts w:hint="eastAsia"/>
+        </w:rPr>
+        <w:t>就把视线转移到其他东西上了——一个皮书包。</w:t>
+      </w:r>
+      <w:r>
+        <w:rPr>
+          <w:rFonts w:hint="eastAsia"/>
+        </w:rPr>
+        <w:t>在“凤娇们”关注着“金圈圈”、手表、发卡、纱巾、尼龙袜的时候，香雪却始终关注着书包、铅笔盒、配乐诗朗诵。如果说“在一个陌生的环境中，一个人只会关注到他想关注的东西”，那么“凤娇们”看到的</w:t>
+      </w:r>
+      <w:r>
+        <w:rPr>
+          <w:rFonts w:hint="eastAsia"/>
+        </w:rPr>
+        <w:t>似乎</w:t>
+      </w:r>
+      <w:r>
+        <w:rPr>
+          <w:rFonts w:hint="eastAsia"/>
+        </w:rPr>
+        <w:t>就是物质的饰品，而香</w:t>
+      </w:r>
+      <w:proofErr w:type="gramStart"/>
+      <w:r>
+        <w:rPr>
+          <w:rFonts w:hint="eastAsia"/>
+        </w:rPr>
+        <w:t>雪看到</w:t>
+      </w:r>
+      <w:proofErr w:type="gramEnd"/>
+      <w:r>
+        <w:rPr>
+          <w:rFonts w:hint="eastAsia"/>
+        </w:rPr>
+        <w:t>的</w:t>
+      </w:r>
+      <w:r>
+        <w:rPr>
+          <w:rFonts w:hint="eastAsia"/>
+        </w:rPr>
+        <w:t>似乎</w:t>
+      </w:r>
+      <w:r>
+        <w:rPr>
+          <w:rFonts w:hint="eastAsia"/>
+        </w:rPr>
+        <w:t>就是知识与精神；“凤娇们”与香雪对对方关注的事物并不关心，她们是两类人</w:t>
+      </w:r>
+      <w:r>
+        <w:rPr>
+          <w:rFonts w:hint="eastAsia"/>
+        </w:rPr>
+        <w:t>，她们以不同的</w:t>
+      </w:r>
+      <w:proofErr w:type="gramStart"/>
+      <w:r>
+        <w:rPr>
+          <w:rFonts w:hint="eastAsia"/>
+        </w:rPr>
+        <w:t>事物来形塑</w:t>
+      </w:r>
+      <w:proofErr w:type="gramEnd"/>
+      <w:r>
+        <w:rPr>
+          <w:rFonts w:hint="eastAsia"/>
+        </w:rPr>
+        <w:t>自己的人生</w:t>
+      </w:r>
+      <w:r>
+        <w:rPr>
+          <w:rFonts w:hint="eastAsia"/>
+        </w:rPr>
+        <w:t>。</w:t>
+      </w:r>
+    </w:p>
+    <w:p>
+      <w:pPr>
+        <w:pStyle w:val="aa"/>
+        <w:spacing w:before="78" w:after="78"/>
+      </w:pPr>
+      <w:r>
+        <w:tab/>
+      </w:r>
+      <w:r>
+        <w:rPr>
+          <w:rFonts w:hint="eastAsia"/>
+        </w:rPr>
+        <w:t>作者铁凝在文中也区分了这两类人，一类人就是“姑娘们”，另一类人就是香雪（作者在文中提及“姑娘们”时，总是不包括香雪）。对于香雪，作者又特地选出了“铅笔盒”的意象——在写作的</w:t>
+      </w:r>
+      <w:proofErr w:type="gramStart"/>
+      <w:r>
+        <w:rPr>
+          <w:rFonts w:hint="eastAsia"/>
+        </w:rPr>
+        <w:t>1980</w:t>
+      </w:r>
+      <w:proofErr w:type="gramEnd"/>
+      <w:r>
+        <w:rPr>
+          <w:rFonts w:hint="eastAsia"/>
+        </w:rPr>
+        <w:t>年代，铅笔盒是一个十分贴近“现代的自我”的东西。但是，难道“凤娇们”关注的那些东西就</w:t>
+      </w:r>
+      <w:proofErr w:type="gramStart"/>
+      <w:r>
+        <w:rPr>
+          <w:rFonts w:hint="eastAsia"/>
+        </w:rPr>
+        <w:t>不</w:t>
+      </w:r>
+      <w:proofErr w:type="gramEnd"/>
+      <w:r>
+        <w:rPr>
+          <w:rFonts w:hint="eastAsia"/>
+        </w:rPr>
+        <w:t>现代吗？因此，这里的“现代的自我”或许是一个相对</w:t>
+      </w:r>
+      <w:proofErr w:type="gramStart"/>
+      <w:r>
+        <w:rPr>
+          <w:rFonts w:hint="eastAsia"/>
+        </w:rPr>
+        <w:t>偏狭</w:t>
+      </w:r>
+      <w:proofErr w:type="gramEnd"/>
+      <w:r>
+        <w:rPr>
+          <w:rFonts w:hint="eastAsia"/>
+        </w:rPr>
+        <w:t>的概念，而那些我们曾忽视的“现代的自我”，也终将在某个时间点追上我们。</w:t>
+      </w:r>
+    </w:p>
+    <w:p>
+      <w:pPr>
+        <w:pStyle w:val="aa"/>
+        <w:spacing w:before="78" w:after="78"/>
+      </w:pPr>
+      <w:r>
+        <w:tab/>
+      </w:r>
+      <w:proofErr w:type="gramStart"/>
+      <w:r>
+        <w:rPr>
+          <w:rFonts w:hint="eastAsia"/>
+        </w:rPr>
+        <w:t>香雪用四十个</w:t>
+      </w:r>
+      <w:proofErr w:type="gramEnd"/>
+      <w:r>
+        <w:rPr>
+          <w:rFonts w:hint="eastAsia"/>
+        </w:rPr>
+        <w:t>鸡蛋交换了一个铅笔盒——当然，不止于此，香雪要支付的成本还有鼓起勇气跳上火车、走三十里夜路回家，以及潜在的回到家后父母的责怪。相比于那个</w:t>
+      </w:r>
+      <w:r>
+        <w:rPr>
+          <w:rFonts w:hint="eastAsia"/>
+        </w:rPr>
+        <w:t>曾抵御住芝麻糖的诱惑、没有用家里的汗衫换芝麻糖的香雪，此时的香雪为何愿意用如此高的代价换一个铅笔盒？这只能意味着，铅笔盒在香雪心目中非同小可。</w:t>
+      </w:r>
+    </w:p>
+    <w:p>
+      <w:pPr>
+        <w:pStyle w:val="af3"/>
+        <w:spacing w:before="78" w:after="78"/>
+        <w:ind w:firstLine="420"/>
+        <w:rPr>
+          <w:lang w:val="en-GB"/>
+        </w:rPr>
+      </w:pPr>
+      <w:r>
+        <w:rPr>
+          <w:rFonts w:hint="eastAsia"/>
+          <w:lang w:val="en-GB"/>
+        </w:rPr>
+        <w:t>为什么她会想起这件小事？也许现在应该</w:t>
+      </w:r>
+      <w:proofErr w:type="gramStart"/>
+      <w:r>
+        <w:rPr>
+          <w:rFonts w:hint="eastAsia"/>
+          <w:lang w:val="en-GB"/>
+        </w:rPr>
+        <w:t>骗娘吧</w:t>
+      </w:r>
+      <w:proofErr w:type="gramEnd"/>
+      <w:r>
+        <w:rPr>
+          <w:rFonts w:hint="eastAsia"/>
+          <w:lang w:val="en-GB"/>
+        </w:rPr>
+        <w:t>，因为芝麻</w:t>
+      </w:r>
+      <w:proofErr w:type="gramStart"/>
+      <w:r>
+        <w:rPr>
+          <w:rFonts w:hint="eastAsia"/>
+          <w:lang w:val="en-GB"/>
+        </w:rPr>
+        <w:t>糖怎么</w:t>
+      </w:r>
+      <w:proofErr w:type="gramEnd"/>
+      <w:r>
+        <w:rPr>
+          <w:rFonts w:hint="eastAsia"/>
+          <w:lang w:val="en-GB"/>
+        </w:rPr>
+        <w:t>也不能和铅笔盒的重要性相比。她要告诉娘，这是一个宝盒子，谁用上它，就能一切顺心如意，就能上大学、坐上火车到处跑，就能要什么有什么，就再也不会被人盘问她们每天吃几顿饭了。</w:t>
+      </w:r>
+    </w:p>
+    <w:p>
+      <w:pPr>
+        <w:pStyle w:val="af3"/>
+        <w:spacing w:before="78" w:after="78"/>
+        <w:jc w:val="right"/>
+        <w:rPr>
+          <w:rFonts w:hint="eastAsia"/>
+        </w:rPr>
+      </w:pPr>
+      <w:r>
+        <w:rPr>
+          <w:rFonts w:hint="eastAsia"/>
+          <w:lang w:val="en-GB"/>
+        </w:rPr>
+        <w:t>——铁凝《哦，香雪》</w:t>
+      </w:r>
+    </w:p>
+    <w:p>
+      <w:pPr>
+        <w:pStyle w:val="aa"/>
+        <w:spacing w:before="78" w:after="78"/>
+      </w:pPr>
+      <w:r>
+        <w:tab/>
+      </w:r>
+      <w:r>
+        <w:rPr>
+          <w:rFonts w:hint="eastAsia"/>
+        </w:rPr>
+        <w:t>铅笔盒的背后是香雪对现代世界的渴望。这股渴望来自于</w:t>
+      </w:r>
+      <w:proofErr w:type="gramStart"/>
+      <w:r>
+        <w:rPr>
+          <w:rFonts w:hint="eastAsia"/>
+        </w:rPr>
+        <w:t>香雪去公社</w:t>
+      </w:r>
+      <w:proofErr w:type="gramEnd"/>
+      <w:r>
+        <w:rPr>
+          <w:rFonts w:hint="eastAsia"/>
+        </w:rPr>
+        <w:t>上学时，公社</w:t>
+      </w:r>
+      <w:r>
+        <w:rPr>
+          <w:rFonts w:hint="eastAsia"/>
+        </w:rPr>
+        <w:t>同学</w:t>
+      </w:r>
+      <w:r>
+        <w:rPr>
+          <w:rFonts w:hint="eastAsia"/>
+        </w:rPr>
+        <w:t>们向她显摆铅笔盒、盘问她一天吃几顿饭的经历；在这些经历中，香雪一再地看到了自己从小地方来的、贫穷的身份。</w:t>
+      </w:r>
+      <w:r>
+        <w:rPr>
+          <w:rFonts w:hint="eastAsia"/>
+        </w:rPr>
+        <w:t>为此，香雪坚定了要一个和这些公社同学们一样的铅笔盒的想法。</w:t>
+      </w:r>
+    </w:p>
+    <w:p>
+      <w:pPr>
+        <w:pStyle w:val="aa"/>
+        <w:spacing w:before="78" w:after="78"/>
+      </w:pPr>
+      <w:r>
+        <w:lastRenderedPageBreak/>
+        <w:tab/>
+      </w:r>
+      <w:r>
+        <w:rPr>
+          <w:rFonts w:hint="eastAsia"/>
+        </w:rPr>
+        <w:t>有一个问题是，香</w:t>
+      </w:r>
+      <w:proofErr w:type="gramStart"/>
+      <w:r>
+        <w:rPr>
+          <w:rFonts w:hint="eastAsia"/>
+        </w:rPr>
+        <w:t>雪如此</w:t>
+      </w:r>
+      <w:proofErr w:type="gramEnd"/>
+      <w:r>
+        <w:rPr>
+          <w:rFonts w:hint="eastAsia"/>
+        </w:rPr>
+        <w:t>想要这样一个铅笔盒，但是她此前已经有了一个铅笔盒——父亲亲手给她打造的。既然如此，那么回过头来看，香雪和“凤娇们”关注的东西，又有什么不同呢？</w:t>
+      </w:r>
+      <w:r>
+        <w:rPr>
+          <w:rFonts w:hint="eastAsia"/>
+        </w:rPr>
+        <w:t>香雪是不是也和“凤娇们”一样“虚荣”呢？</w:t>
+      </w:r>
+      <w:r>
+        <w:rPr>
+          <w:rFonts w:hint="eastAsia"/>
+        </w:rPr>
+        <w:t>在实用的意义上，这个铅笔盒对于香雪而言是多余的；但是在符号的、象征的、身份的层面上，这个铅笔盒是香雪所需要的。</w:t>
+      </w:r>
+    </w:p>
+    <w:p>
+      <w:pPr>
+        <w:pStyle w:val="aa"/>
+        <w:spacing w:before="78" w:after="78"/>
+        <w:rPr>
+          <w:rFonts w:hint="eastAsia"/>
+        </w:rPr>
+      </w:pPr>
+      <w:r>
+        <w:tab/>
+      </w:r>
+      <w:r>
+        <w:rPr>
+          <w:rFonts w:hint="eastAsia"/>
+        </w:rPr>
+        <w:t>实际上，在文中一共有三类人：公社中学的女同学们，香雪，以及“凤娇们”。公社中学的女同学们显然是首批见到火车的，她们更早接触到现代文明的洗礼，在香</w:t>
+      </w:r>
+      <w:proofErr w:type="gramStart"/>
+      <w:r>
+        <w:rPr>
+          <w:rFonts w:hint="eastAsia"/>
+        </w:rPr>
+        <w:t>雪面前</w:t>
+      </w:r>
+      <w:proofErr w:type="gramEnd"/>
+      <w:r>
+        <w:rPr>
+          <w:rFonts w:hint="eastAsia"/>
+        </w:rPr>
+        <w:t>有着优越感。香雪满怀忧虑</w:t>
+      </w:r>
+      <w:r>
+        <w:rPr>
+          <w:rFonts w:hint="eastAsia"/>
+        </w:rPr>
+        <w:t>，希望以巨大的代价换来以铅笔盒为名的现代文明的“入场券”</w:t>
+      </w:r>
+      <w:r>
+        <w:rPr>
+          <w:rFonts w:hint="eastAsia"/>
+        </w:rPr>
+        <w:t>。</w:t>
+      </w:r>
+      <w:r>
+        <w:rPr>
+          <w:rFonts w:hint="eastAsia"/>
+        </w:rPr>
+        <w:t>“凤娇们”则落在“通往现代之路”的最后面。然而，通往现代之路是无限延伸的，即使对于公社中学的女同学们而言，当她们发现了更现代的事物、群体时，她们就成了新的“香雪”。</w:t>
+      </w:r>
+    </w:p>
+    <w:p>
+      <w:pPr>
+        <w:pStyle w:val="aa"/>
+        <w:spacing w:before="78" w:after="78"/>
+      </w:pPr>
+      <w:r>
+        <w:tab/>
+      </w:r>
+      <w:r>
+        <w:rPr>
+          <w:rFonts w:hint="eastAsia"/>
+        </w:rPr>
+        <w:t>在“通过什么来追逐现代”的问题之外，还有一个问题：谁来定义名为“现代”的方向？为什么有人能定义</w:t>
+      </w:r>
+      <w:proofErr w:type="gramStart"/>
+      <w:r>
+        <w:rPr>
+          <w:rFonts w:hint="eastAsia"/>
+        </w:rPr>
+        <w:t>这具备</w:t>
+      </w:r>
+      <w:proofErr w:type="gramEnd"/>
+      <w:r>
+        <w:rPr>
+          <w:rFonts w:hint="eastAsia"/>
+        </w:rPr>
+        <w:t>权力关系的</w:t>
+      </w:r>
+      <w:r>
+        <w:rPr>
+          <w:rFonts w:hint="eastAsia"/>
+        </w:rPr>
+        <w:t>“现代”？</w:t>
+      </w:r>
+      <w:r>
+        <w:rPr>
+          <w:rFonts w:hint="eastAsia"/>
+        </w:rPr>
+        <w:t>以火车为实体的“现代”凭什么开进原本宁静的台儿沟，让这里的女孩陷入这种不对等的权力关系</w:t>
+      </w:r>
+      <w:r>
+        <w:rPr>
+          <w:rFonts w:hint="eastAsia"/>
+        </w:rPr>
+        <w:t>、自尊受到伤害</w:t>
+      </w:r>
+      <w:r>
+        <w:rPr>
+          <w:rFonts w:hint="eastAsia"/>
+        </w:rPr>
+        <w:t>？</w:t>
+      </w:r>
+    </w:p>
+    <w:p>
+      <w:pPr>
+        <w:pStyle w:val="af3"/>
+        <w:spacing w:before="78" w:after="78"/>
+        <w:ind w:firstLine="420"/>
+      </w:pPr>
+      <w:r>
+        <w:rPr>
+          <w:rFonts w:hint="eastAsia"/>
+        </w:rPr>
+        <w:t>她们仿照火车上那些城里姑娘的样子把自己武装起来，整齐地排列在铁路旁，像是等待欢迎远方的贵宾，又像是准备着接受</w:t>
+      </w:r>
+      <w:r>
+        <w:rPr>
+          <w:rFonts w:hint="eastAsia"/>
+          <w:b/>
+          <w:bCs/>
+        </w:rPr>
+        <w:t>检阅</w:t>
+      </w:r>
+      <w:r>
+        <w:rPr>
+          <w:rFonts w:hint="eastAsia"/>
+        </w:rPr>
+        <w:t>。</w:t>
+      </w:r>
+    </w:p>
+    <w:p>
+      <w:pPr>
+        <w:pStyle w:val="af3"/>
+        <w:spacing w:before="78" w:after="78"/>
+        <w:jc w:val="right"/>
+        <w:rPr>
+          <w:rFonts w:hint="eastAsia"/>
+        </w:rPr>
+      </w:pPr>
+      <w:r>
+        <w:rPr>
+          <w:rFonts w:hint="eastAsia"/>
+        </w:rPr>
+        <w:t>——铁凝《哦，香雪》</w:t>
       </w:r>
     </w:p>
     <w:p>
@@ -3089,7 +4062,6 @@
   <w:style w:type="character" w:default="1" w:styleId="a0">
     <w:name w:val="Default Paragraph Font"/>
     <w:uiPriority w:val="1"/>
-    <w:semiHidden/>
     <w:unhideWhenUsed/>
   </w:style>
   <w:style w:type="table" w:default="1" w:styleId="a1">

--- a/course/general/中国当代小说选读.docx
+++ b/course/general/中国当代小说选读.docx
@@ -286,7 +286,7 @@
             </w:rPr>
             <w:fldChar w:fldCharType="separate"/>
           </w:r>
-          <w:hyperlink w:anchor="_Toc225966095" w:history="1">
+          <w:hyperlink w:anchor="_Toc226570677" w:history="1">
             <w:r>
               <w:rPr>
                 <w:rStyle w:val="a3"/>
@@ -325,7 +325,7 @@
                 <w:noProof/>
                 <w:webHidden/>
               </w:rPr>
-              <w:instrText>PAGEREF _Toc225966095 \h</w:instrText>
+              <w:instrText>PAGEREF _Toc226570677 \h</w:instrText>
             </w:r>
             <w:r>
               <w:rPr>
@@ -382,7 +382,7 @@
               <w14:ligatures w14:val="standardContextual"/>
             </w:rPr>
           </w:pPr>
-          <w:hyperlink w:anchor="_Toc225966096" w:history="1">
+          <w:hyperlink w:anchor="_Toc226570678" w:history="1">
             <w:r>
               <w:rPr>
                 <w:rStyle w:val="a3"/>
@@ -421,7 +421,7 @@
                 <w:noProof/>
                 <w:webHidden/>
               </w:rPr>
-              <w:instrText>PAGEREF _Toc225966096 \h</w:instrText>
+              <w:instrText>PAGEREF _Toc226570678 \h</w:instrText>
             </w:r>
             <w:r>
               <w:rPr>
@@ -478,7 +478,7 @@
               <w14:ligatures w14:val="standardContextual"/>
             </w:rPr>
           </w:pPr>
-          <w:hyperlink w:anchor="_Toc225966097" w:history="1">
+          <w:hyperlink w:anchor="_Toc226570679" w:history="1">
             <w:r>
               <w:rPr>
                 <w:rStyle w:val="a3"/>
@@ -517,7 +517,7 @@
                 <w:noProof/>
                 <w:webHidden/>
               </w:rPr>
-              <w:instrText>PAGEREF _Toc225966097 \h</w:instrText>
+              <w:instrText>PAGEREF _Toc226570679 \h</w:instrText>
             </w:r>
             <w:r>
               <w:rPr>
@@ -574,7 +574,7 @@
               <w14:ligatures w14:val="standardContextual"/>
             </w:rPr>
           </w:pPr>
-          <w:hyperlink w:anchor="_Toc225966098" w:history="1">
+          <w:hyperlink w:anchor="_Toc226570680" w:history="1">
             <w:r>
               <w:rPr>
                 <w:rStyle w:val="a3"/>
@@ -613,7 +613,7 @@
                 <w:noProof/>
                 <w:webHidden/>
               </w:rPr>
-              <w:instrText>PAGEREF _Toc225966098 \h</w:instrText>
+              <w:instrText>PAGEREF _Toc226570680 \h</w:instrText>
             </w:r>
             <w:r>
               <w:rPr>
@@ -670,7 +670,7 @@
               <w14:ligatures w14:val="standardContextual"/>
             </w:rPr>
           </w:pPr>
-          <w:hyperlink w:anchor="_Toc225966099" w:history="1">
+          <w:hyperlink w:anchor="_Toc226570681" w:history="1">
             <w:r>
               <w:rPr>
                 <w:rStyle w:val="a3"/>
@@ -709,7 +709,7 @@
                 <w:noProof/>
                 <w:webHidden/>
               </w:rPr>
-              <w:instrText>PAGEREF _Toc225966099 \h</w:instrText>
+              <w:instrText>PAGEREF _Toc226570681 \h</w:instrText>
             </w:r>
             <w:r>
               <w:rPr>
@@ -766,7 +766,7 @@
               <w14:ligatures w14:val="standardContextual"/>
             </w:rPr>
           </w:pPr>
-          <w:hyperlink w:anchor="_Toc225966100" w:history="1">
+          <w:hyperlink w:anchor="_Toc226570682" w:history="1">
             <w:r>
               <w:rPr>
                 <w:rStyle w:val="a3"/>
@@ -805,7 +805,7 @@
                 <w:noProof/>
                 <w:webHidden/>
               </w:rPr>
-              <w:instrText>PAGEREF _Toc225966100 \h</w:instrText>
+              <w:instrText>PAGEREF _Toc226570682 \h</w:instrText>
             </w:r>
             <w:r>
               <w:rPr>
@@ -862,7 +862,7 @@
               <w14:ligatures w14:val="standardContextual"/>
             </w:rPr>
           </w:pPr>
-          <w:hyperlink w:anchor="_Toc225966101" w:history="1">
+          <w:hyperlink w:anchor="_Toc226570683" w:history="1">
             <w:r>
               <w:rPr>
                 <w:rStyle w:val="a3"/>
@@ -901,7 +901,7 @@
                 <w:noProof/>
                 <w:webHidden/>
               </w:rPr>
-              <w:instrText>PAGEREF _Toc225966101 \h</w:instrText>
+              <w:instrText>PAGEREF _Toc226570683 \h</w:instrText>
             </w:r>
             <w:r>
               <w:rPr>
@@ -958,7 +958,7 @@
               <w14:ligatures w14:val="standardContextual"/>
             </w:rPr>
           </w:pPr>
-          <w:hyperlink w:anchor="_Toc225966102" w:history="1">
+          <w:hyperlink w:anchor="_Toc226570684" w:history="1">
             <w:r>
               <w:rPr>
                 <w:rStyle w:val="a3"/>
@@ -997,7 +997,7 @@
                 <w:noProof/>
                 <w:webHidden/>
               </w:rPr>
-              <w:instrText>PAGEREF _Toc225966102 \h</w:instrText>
+              <w:instrText>PAGEREF _Toc226570684 \h</w:instrText>
             </w:r>
             <w:r>
               <w:rPr>
@@ -1054,7 +1054,7 @@
               <w14:ligatures w14:val="standardContextual"/>
             </w:rPr>
           </w:pPr>
-          <w:hyperlink w:anchor="_Toc225966103" w:history="1">
+          <w:hyperlink w:anchor="_Toc226570685" w:history="1">
             <w:r>
               <w:rPr>
                 <w:rStyle w:val="a3"/>
@@ -1093,7 +1093,7 @@
                 <w:noProof/>
                 <w:webHidden/>
               </w:rPr>
-              <w:instrText>PAGEREF _Toc225966103 \h</w:instrText>
+              <w:instrText>PAGEREF _Toc226570685 \h</w:instrText>
             </w:r>
             <w:r>
               <w:rPr>
@@ -1150,7 +1150,7 @@
               <w14:ligatures w14:val="standardContextual"/>
             </w:rPr>
           </w:pPr>
-          <w:hyperlink w:anchor="_Toc225966104" w:history="1">
+          <w:hyperlink w:anchor="_Toc226570686" w:history="1">
             <w:r>
               <w:rPr>
                 <w:rStyle w:val="a3"/>
@@ -1189,7 +1189,7 @@
                 <w:noProof/>
                 <w:webHidden/>
               </w:rPr>
-              <w:instrText>PAGEREF _Toc225966104 \h</w:instrText>
+              <w:instrText>PAGEREF _Toc226570686 \h</w:instrText>
             </w:r>
             <w:r>
               <w:rPr>
@@ -1221,6 +1221,102 @@
                 <w:webHidden/>
               </w:rPr>
               <w:t>5</w:t>
+            </w:r>
+            <w:r>
+              <w:rPr>
+                <w:rFonts w:ascii="宋体" w:eastAsia="宋体" w:hAnsi="宋体" w:hint="eastAsia"/>
+                <w:noProof/>
+                <w:webHidden/>
+              </w:rPr>
+              <w:fldChar w:fldCharType="end"/>
+            </w:r>
+          </w:hyperlink>
+        </w:p>
+        <w:p>
+          <w:pPr>
+            <w:pStyle w:val="TOC2"/>
+            <w:tabs>
+              <w:tab w:val="right" w:leader="dot" w:pos="8296"/>
+            </w:tabs>
+            <w:rPr>
+              <w:rFonts w:ascii="宋体" w:eastAsia="宋体" w:hAnsi="宋体" w:hint="eastAsia"/>
+              <w:noProof/>
+              <w:sz w:val="22"/>
+              <w:szCs w:val="24"/>
+              <w14:ligatures w14:val="standardContextual"/>
+            </w:rPr>
+          </w:pPr>
+          <w:hyperlink w:anchor="_Toc226570687" w:history="1">
+            <w:r>
+              <w:rPr>
+                <w:rStyle w:val="a3"/>
+                <w:rFonts w:ascii="宋体" w:eastAsia="宋体" w:hAnsi="宋体" w:hint="eastAsia"/>
+                <w:noProof/>
+              </w:rPr>
+              <w:t>二、王安忆《妙妙》</w:t>
+            </w:r>
+            <w:r>
+              <w:rPr>
+                <w:rFonts w:ascii="宋体" w:eastAsia="宋体" w:hAnsi="宋体" w:hint="eastAsia"/>
+                <w:noProof/>
+                <w:webHidden/>
+              </w:rPr>
+              <w:tab/>
+            </w:r>
+            <w:r>
+              <w:rPr>
+                <w:rFonts w:ascii="宋体" w:eastAsia="宋体" w:hAnsi="宋体" w:hint="eastAsia"/>
+                <w:noProof/>
+                <w:webHidden/>
+              </w:rPr>
+              <w:fldChar w:fldCharType="begin"/>
+            </w:r>
+            <w:r>
+              <w:rPr>
+                <w:rFonts w:ascii="宋体" w:eastAsia="宋体" w:hAnsi="宋体" w:hint="eastAsia"/>
+                <w:noProof/>
+                <w:webHidden/>
+              </w:rPr>
+              <w:instrText xml:space="preserve"> </w:instrText>
+            </w:r>
+            <w:r>
+              <w:rPr>
+                <w:rFonts w:ascii="宋体" w:eastAsia="宋体" w:hAnsi="宋体"/>
+                <w:noProof/>
+                <w:webHidden/>
+              </w:rPr>
+              <w:instrText>PAGEREF _Toc226570687 \h</w:instrText>
+            </w:r>
+            <w:r>
+              <w:rPr>
+                <w:rFonts w:ascii="宋体" w:eastAsia="宋体" w:hAnsi="宋体" w:hint="eastAsia"/>
+                <w:noProof/>
+                <w:webHidden/>
+              </w:rPr>
+              <w:instrText xml:space="preserve"> </w:instrText>
+            </w:r>
+            <w:r>
+              <w:rPr>
+                <w:rFonts w:ascii="宋体" w:eastAsia="宋体" w:hAnsi="宋体" w:hint="eastAsia"/>
+                <w:noProof/>
+                <w:webHidden/>
+              </w:rPr>
+            </w:r>
+            <w:r>
+              <w:rPr>
+                <w:rFonts w:ascii="宋体" w:eastAsia="宋体" w:hAnsi="宋体" w:hint="eastAsia"/>
+                <w:noProof/>
+                <w:webHidden/>
+              </w:rPr>
+              <w:fldChar w:fldCharType="separate"/>
+            </w:r>
+            <w:r>
+              <w:rPr>
+                <w:rFonts w:ascii="宋体" w:eastAsia="宋体" w:hAnsi="宋体" w:hint="eastAsia"/>
+                <w:noProof/>
+                <w:webHidden/>
+              </w:rPr>
+              <w:t>6</w:t>
             </w:r>
             <w:r>
               <w:rPr>
@@ -1276,7 +1372,7 @@
       <w:pPr>
         <w:pStyle w:val="a9"/>
       </w:pPr>
-      <w:bookmarkStart w:id="0" w:name="_Toc225966095"/>
+      <w:bookmarkStart w:id="0" w:name="_Toc226570677"/>
       <w:r>
         <w:rPr>
           <w:rFonts w:hint="eastAsia"/>
@@ -1393,7 +1489,7 @@
       <w:pPr>
         <w:pStyle w:val="ac"/>
       </w:pPr>
-      <w:bookmarkStart w:id="1" w:name="_Toc225966096"/>
+      <w:bookmarkStart w:id="1" w:name="_Toc226570678"/>
       <w:r>
         <w:rPr>
           <w:rFonts w:hint="eastAsia"/>
@@ -1406,7 +1502,7 @@
       <w:pPr>
         <w:pStyle w:val="ae"/>
       </w:pPr>
-      <w:bookmarkStart w:id="2" w:name="_Toc225966097"/>
+      <w:bookmarkStart w:id="2" w:name="_Toc226570679"/>
       <w:r>
         <w:rPr>
           <w:rFonts w:hint="eastAsia"/>
@@ -1797,7 +1893,7 @@
       <w:pPr>
         <w:pStyle w:val="ae"/>
       </w:pPr>
-      <w:bookmarkStart w:id="3" w:name="_Toc225966098"/>
+      <w:bookmarkStart w:id="3" w:name="_Toc226570680"/>
       <w:r>
         <w:rPr>
           <w:rFonts w:hint="eastAsia"/>
@@ -2072,7 +2168,7 @@
       <w:pPr>
         <w:pStyle w:val="ac"/>
       </w:pPr>
-      <w:bookmarkStart w:id="4" w:name="_Toc225966099"/>
+      <w:bookmarkStart w:id="4" w:name="_Toc226570681"/>
       <w:r>
         <w:rPr>
           <w:rFonts w:hint="eastAsia"/>
@@ -2138,7 +2234,7 @@
       <w:pPr>
         <w:pStyle w:val="a9"/>
       </w:pPr>
-      <w:bookmarkStart w:id="5" w:name="_Toc225966100"/>
+      <w:bookmarkStart w:id="5" w:name="_Toc226570682"/>
       <w:r>
         <w:rPr>
           <w:rFonts w:hint="eastAsia"/>
@@ -2165,9 +2261,6 @@
         <w:pStyle w:val="aa"/>
         <w:spacing w:before="78" w:after="78"/>
         <w:jc w:val="center"/>
-        <w:rPr>
-          <w:rFonts w:hint="eastAsia"/>
-        </w:rPr>
       </w:pPr>
       <w:r>
         <w:rPr>
@@ -2192,7 +2285,7 @@
       <w:pPr>
         <w:pStyle w:val="ac"/>
       </w:pPr>
-      <w:bookmarkStart w:id="6" w:name="_Toc225966101"/>
+      <w:bookmarkStart w:id="6" w:name="_Toc226570683"/>
       <w:r>
         <w:rPr>
           <w:rFonts w:hint="eastAsia"/>
@@ -2226,9 +2319,6 @@
       <w:pPr>
         <w:pStyle w:val="aa"/>
         <w:spacing w:before="78" w:after="78"/>
-        <w:rPr>
-          <w:rFonts w:hint="eastAsia"/>
-        </w:rPr>
       </w:pPr>
       <w:r>
         <w:tab/>
@@ -2250,7 +2340,7 @@
       <w:pPr>
         <w:pStyle w:val="ac"/>
       </w:pPr>
-      <w:bookmarkStart w:id="7" w:name="_Toc225966102"/>
+      <w:bookmarkStart w:id="7" w:name="_Toc226570684"/>
       <w:r>
         <w:rPr>
           <w:rFonts w:hint="eastAsia"/>
@@ -2447,9 +2537,6 @@
         <w:pStyle w:val="af3"/>
         <w:spacing w:before="78" w:after="78"/>
         <w:ind w:firstLine="420"/>
-        <w:rPr>
-          <w:rFonts w:hint="eastAsia"/>
-        </w:rPr>
       </w:pPr>
       <w:r>
         <w:rPr>
@@ -2493,7 +2580,7 @@
       <w:pPr>
         <w:pStyle w:val="a9"/>
       </w:pPr>
-      <w:bookmarkStart w:id="8" w:name="_Toc225966103"/>
+      <w:bookmarkStart w:id="8" w:name="_Toc226570685"/>
       <w:r>
         <w:rPr>
           <w:rFonts w:hint="eastAsia"/>
@@ -2519,9 +2606,6 @@
         <w:pStyle w:val="aa"/>
         <w:spacing w:before="78" w:after="78"/>
         <w:jc w:val="center"/>
-        <w:rPr>
-          <w:rFonts w:hint="eastAsia"/>
-        </w:rPr>
       </w:pPr>
       <w:r>
         <w:rPr>
@@ -2529,15 +2613,18 @@
         </w:rPr>
         <w:t>2026.4.1</w:t>
       </w:r>
+      <w:r>
+        <w:rPr>
+          <w:rFonts w:hint="eastAsia"/>
+        </w:rPr>
+        <w:t xml:space="preserve"> / 2026.4.8</w:t>
+      </w:r>
     </w:p>
     <w:p>
       <w:pPr>
         <w:pStyle w:val="ac"/>
-        <w:rPr>
-          <w:rFonts w:hint="eastAsia"/>
-        </w:rPr>
-      </w:pPr>
-      <w:bookmarkStart w:id="9" w:name="_Toc225966104"/>
+      </w:pPr>
+      <w:bookmarkStart w:id="9" w:name="_Toc226570686"/>
       <w:r>
         <w:rPr>
           <w:rFonts w:hint="eastAsia"/>
@@ -2598,13 +2685,200 @@
         <w:rPr>
           <w:rFonts w:hint="eastAsia"/>
         </w:rPr>
-        <w:t>。由此可见，</w:t>
-      </w:r>
-      <w:r>
-        <w:rPr>
-          <w:rFonts w:hint="eastAsia"/>
-        </w:rPr>
-        <w:t>香雪的性格是复杂的</w:t>
+        <w:t>。由此可见，香雪的性格是复杂的。</w:t>
+      </w:r>
+    </w:p>
+    <w:p>
+      <w:pPr>
+        <w:pStyle w:val="aa"/>
+        <w:spacing w:before="78" w:after="78"/>
+      </w:pPr>
+      <w:r>
+        <w:tab/>
+      </w:r>
+      <w:r>
+        <w:rPr>
+          <w:rFonts w:hint="eastAsia"/>
+        </w:rPr>
+        <w:t>《哦，香雪》中第一个重要的意象是火车。对于台儿沟的女孩们而言，火车不是一个简单的物，而是象征着外部的、城市的、现代的世界，她们也因而要在每天去火车站前郑重其事地梳妆打扮。</w:t>
+      </w:r>
+    </w:p>
+    <w:p>
+      <w:pPr>
+        <w:pStyle w:val="aa"/>
+        <w:spacing w:before="78" w:after="78"/>
+      </w:pPr>
+      <w:r>
+        <w:tab/>
+      </w:r>
+      <w:r>
+        <w:rPr>
+          <w:rFonts w:hint="eastAsia"/>
+        </w:rPr>
+        <w:t>教授认为，《哦，香雪》是一部关于如何获得“现代的自我”的故事。这一主题是通过文中不同人对不同物的汲取、捕捉来体现的。例如，在文中第一次写火车靠站时，凤娇的关注点是一位妇女头上的“金圈圈”，</w:t>
+      </w:r>
+      <w:proofErr w:type="gramStart"/>
+      <w:r>
+        <w:rPr>
+          <w:rFonts w:hint="eastAsia"/>
+        </w:rPr>
+        <w:t>但凤娇把</w:t>
+      </w:r>
+      <w:proofErr w:type="gramEnd"/>
+      <w:r>
+        <w:rPr>
+          <w:rFonts w:hint="eastAsia"/>
+        </w:rPr>
+        <w:t>此事告诉香雪时，香雪的反应是：</w:t>
+      </w:r>
+    </w:p>
+    <w:p>
+      <w:pPr>
+        <w:pStyle w:val="af3"/>
+        <w:spacing w:before="78" w:after="78"/>
+        <w:ind w:firstLine="420"/>
+      </w:pPr>
+      <w:r>
+        <w:rPr>
+          <w:rFonts w:hint="eastAsia"/>
+        </w:rPr>
+        <w:t>“怎么我看不见？”香雪微微眯着眼睛。</w:t>
+      </w:r>
+    </w:p>
+    <w:p>
+      <w:pPr>
+        <w:pStyle w:val="af3"/>
+        <w:spacing w:before="78" w:after="78"/>
+        <w:jc w:val="right"/>
+      </w:pPr>
+      <w:r>
+        <w:rPr>
+          <w:rFonts w:hint="eastAsia"/>
+        </w:rPr>
+        <w:t>——铁凝《哦，香雪》</w:t>
+      </w:r>
+    </w:p>
+    <w:p>
+      <w:pPr>
+        <w:pStyle w:val="aa"/>
+        <w:spacing w:before="78" w:after="78"/>
+      </w:pPr>
+      <w:r>
+        <w:tab/>
+      </w:r>
+      <w:r>
+        <w:rPr>
+          <w:rFonts w:hint="eastAsia"/>
+        </w:rPr>
+        <w:t>即使香</w:t>
+      </w:r>
+      <w:proofErr w:type="gramStart"/>
+      <w:r>
+        <w:rPr>
+          <w:rFonts w:hint="eastAsia"/>
+        </w:rPr>
+        <w:t>雪后来</w:t>
+      </w:r>
+      <w:proofErr w:type="gramEnd"/>
+      <w:r>
+        <w:rPr>
+          <w:rFonts w:hint="eastAsia"/>
+        </w:rPr>
+        <w:t>注意到了这个“金圈圈”</w:t>
+      </w:r>
+      <w:r>
+        <w:rPr>
+          <w:rFonts w:hint="eastAsia"/>
+        </w:rPr>
+        <w:t>，</w:t>
+      </w:r>
+      <w:r>
+        <w:rPr>
+          <w:rFonts w:hint="eastAsia"/>
+        </w:rPr>
+        <w:t>但</w:t>
+      </w:r>
+      <w:r>
+        <w:rPr>
+          <w:rFonts w:hint="eastAsia"/>
+        </w:rPr>
+        <w:t>很快</w:t>
+      </w:r>
+      <w:r>
+        <w:rPr>
+          <w:rFonts w:hint="eastAsia"/>
+        </w:rPr>
+        <w:t>她</w:t>
+      </w:r>
+      <w:r>
+        <w:rPr>
+          <w:rFonts w:hint="eastAsia"/>
+        </w:rPr>
+        <w:t>就把视线转移到其他东西上了——一个皮书包。</w:t>
+      </w:r>
+      <w:r>
+        <w:rPr>
+          <w:rFonts w:hint="eastAsia"/>
+        </w:rPr>
+        <w:t>在“凤娇们”关注着“金圈圈”、手表、发卡、纱巾、尼龙袜的时候，香雪却始终关注着书包、铅笔盒、配乐诗朗诵。如果说“在一个陌生的环境中，一个人只会关注到他想关注的东西”，那么“凤娇们”看到的</w:t>
+      </w:r>
+      <w:r>
+        <w:rPr>
+          <w:rFonts w:hint="eastAsia"/>
+        </w:rPr>
+        <w:t>似乎</w:t>
+      </w:r>
+      <w:r>
+        <w:rPr>
+          <w:rFonts w:hint="eastAsia"/>
+        </w:rPr>
+        <w:t>就是物质的饰品，而香</w:t>
+      </w:r>
+      <w:proofErr w:type="gramStart"/>
+      <w:r>
+        <w:rPr>
+          <w:rFonts w:hint="eastAsia"/>
+        </w:rPr>
+        <w:t>雪看到</w:t>
+      </w:r>
+      <w:proofErr w:type="gramEnd"/>
+      <w:r>
+        <w:rPr>
+          <w:rFonts w:hint="eastAsia"/>
+        </w:rPr>
+        <w:t>的</w:t>
+      </w:r>
+      <w:r>
+        <w:rPr>
+          <w:rFonts w:hint="eastAsia"/>
+        </w:rPr>
+        <w:t>似乎</w:t>
+      </w:r>
+      <w:r>
+        <w:rPr>
+          <w:rFonts w:hint="eastAsia"/>
+        </w:rPr>
+        <w:t>就是知识与精神；“凤娇们”与香雪对对方关注的事物并不关心，她们是两类人</w:t>
+      </w:r>
+      <w:r>
+        <w:rPr>
+          <w:rFonts w:hint="eastAsia"/>
+        </w:rPr>
+        <w:t>，她们以不同的</w:t>
+      </w:r>
+      <w:proofErr w:type="gramStart"/>
+      <w:r>
+        <w:rPr>
+          <w:rFonts w:hint="eastAsia"/>
+        </w:rPr>
+        <w:t>事物来形塑</w:t>
+      </w:r>
+      <w:proofErr w:type="gramEnd"/>
+      <w:r>
+        <w:rPr>
+          <w:rFonts w:hint="eastAsia"/>
+        </w:rPr>
+        <w:t>自己的人生</w:t>
       </w:r>
       <w:r>
         <w:rPr>
@@ -2625,7 +2899,49 @@
         <w:rPr>
           <w:rFonts w:hint="eastAsia"/>
         </w:rPr>
-        <w:t>《哦，香雪》中第一个重要的意象是火车。对于台儿沟的女孩们而言，火车不是一个简单的物，而是象征着外部的、城市的、现代的世界，她们也因而要在每天去火车站前郑重其事地梳妆打扮。</w:t>
+        <w:t>作者铁凝在文中也区分了这两类人，一类人就是“姑娘们”，另一类人就是香雪（作者在文中提及“姑娘们”时，总是不包括香雪）。对于香雪，作者又特地选出了“铅笔盒”的意象——在写作的</w:t>
+      </w:r>
+      <w:proofErr w:type="gramStart"/>
+      <w:r>
+        <w:rPr>
+          <w:rFonts w:hint="eastAsia"/>
+        </w:rPr>
+        <w:t>1980</w:t>
+      </w:r>
+      <w:proofErr w:type="gramEnd"/>
+      <w:r>
+        <w:rPr>
+          <w:rFonts w:hint="eastAsia"/>
+        </w:rPr>
+        <w:t>年代，铅笔盒是一个十分贴近“现代的自我”的东西。但是，难道“凤娇们”关注的那些东西就</w:t>
+      </w:r>
+      <w:proofErr w:type="gramStart"/>
+      <w:r>
+        <w:rPr>
+          <w:rFonts w:hint="eastAsia"/>
+        </w:rPr>
+        <w:t>不</w:t>
+      </w:r>
+      <w:proofErr w:type="gramEnd"/>
+      <w:r>
+        <w:rPr>
+          <w:rFonts w:hint="eastAsia"/>
+        </w:rPr>
+        <w:t>现代吗？因此，这里的“现代的自我”或许是一个相对</w:t>
+      </w:r>
+      <w:proofErr w:type="gramStart"/>
+      <w:r>
+        <w:rPr>
+          <w:rFonts w:hint="eastAsia"/>
+        </w:rPr>
+        <w:t>偏狭</w:t>
+      </w:r>
+      <w:proofErr w:type="gramEnd"/>
+      <w:r>
+        <w:rPr>
+          <w:rFonts w:hint="eastAsia"/>
+        </w:rPr>
+        <w:t>的概念，而那些我们曾忽视的“现代的自我”，也终将在某个时间点追上我们。</w:t>
       </w:r>
     </w:p>
     <w:p>
@@ -2636,25 +2952,25 @@
       <w:r>
         <w:tab/>
       </w:r>
-      <w:r>
-        <w:rPr>
-          <w:rFonts w:hint="eastAsia"/>
-        </w:rPr>
-        <w:t>教授认为，《哦，香雪》是一部关于如何获得“现代的自我”的故事。这一主题是通过文中不同人对不同物的汲取、捕捉来体现的。例如，在文中第一次写火车靠站时，凤娇的关注点是一位妇女头上的“金圈圈”，</w:t>
-      </w:r>
       <w:proofErr w:type="gramStart"/>
       <w:r>
         <w:rPr>
           <w:rFonts w:hint="eastAsia"/>
         </w:rPr>
-        <w:t>但凤娇把</w:t>
+        <w:t>香雪用四十个</w:t>
       </w:r>
       <w:proofErr w:type="gramEnd"/>
       <w:r>
         <w:rPr>
           <w:rFonts w:hint="eastAsia"/>
         </w:rPr>
-        <w:t>此事告诉香雪时，香雪的反应是：</w:t>
+        <w:t>鸡蛋交换了一个铅笔盒——当然，不止于此，香雪要支付的成本还有鼓起勇气跳上火车、走三十里夜路回家，以及潜在的回到家后父母的责怪。相比于那个</w:t>
+      </w:r>
+      <w:r>
+        <w:rPr>
+          <w:rFonts w:hint="eastAsia"/>
+        </w:rPr>
+        <w:t>曾抵御住芝麻糖的诱惑、没有用家里的汗衫换芝麻糖的香雪，此时的香雪为何愿意用如此高的代价换一个铅笔盒？这只能意味着，铅笔盒在香雪心目中非同小可。</w:t>
       </w:r>
     </w:p>
     <w:p>
@@ -2662,12 +2978,48 @@
         <w:pStyle w:val="af3"/>
         <w:spacing w:before="78" w:after="78"/>
         <w:ind w:firstLine="420"/>
-      </w:pPr>
-      <w:r>
-        <w:rPr>
-          <w:rFonts w:hint="eastAsia"/>
-        </w:rPr>
-        <w:t>“怎么我看不见？”香雪微微眯着眼睛。</w:t>
+        <w:rPr>
+          <w:lang w:val="en-GB"/>
+        </w:rPr>
+      </w:pPr>
+      <w:r>
+        <w:rPr>
+          <w:rFonts w:hint="eastAsia"/>
+          <w:lang w:val="en-GB"/>
+        </w:rPr>
+        <w:t>为什么她会想起这件小事？也许现在应该</w:t>
+      </w:r>
+      <w:proofErr w:type="gramStart"/>
+      <w:r>
+        <w:rPr>
+          <w:rFonts w:hint="eastAsia"/>
+          <w:lang w:val="en-GB"/>
+        </w:rPr>
+        <w:t>骗娘吧</w:t>
+      </w:r>
+      <w:proofErr w:type="gramEnd"/>
+      <w:r>
+        <w:rPr>
+          <w:rFonts w:hint="eastAsia"/>
+          <w:lang w:val="en-GB"/>
+        </w:rPr>
+        <w:t>，因为芝麻</w:t>
+      </w:r>
+      <w:proofErr w:type="gramStart"/>
+      <w:r>
+        <w:rPr>
+          <w:rFonts w:hint="eastAsia"/>
+          <w:lang w:val="en-GB"/>
+        </w:rPr>
+        <w:t>糖怎么</w:t>
+      </w:r>
+      <w:proofErr w:type="gramEnd"/>
+      <w:r>
+        <w:rPr>
+          <w:rFonts w:hint="eastAsia"/>
+          <w:lang w:val="en-GB"/>
+        </w:rPr>
+        <w:t>也不能和铅笔盒的重要性相比。她要告诉娘，这是一个宝盒子，谁用上它，就能一切顺心如意，就能上大学、坐上火车到处跑，就能要什么有什么，就再也不会被人盘问她们每天吃几顿饭了。</w:t>
       </w:r>
     </w:p>
     <w:p>
@@ -2675,289 +3027,6 @@
         <w:pStyle w:val="af3"/>
         <w:spacing w:before="78" w:after="78"/>
         <w:jc w:val="right"/>
-        <w:rPr>
-          <w:rFonts w:hint="eastAsia"/>
-        </w:rPr>
-      </w:pPr>
-      <w:r>
-        <w:rPr>
-          <w:rFonts w:hint="eastAsia"/>
-        </w:rPr>
-        <w:t>——铁凝《哦，香雪》</w:t>
-      </w:r>
-    </w:p>
-    <w:p>
-      <w:pPr>
-        <w:pStyle w:val="aa"/>
-        <w:spacing w:before="78" w:after="78"/>
-      </w:pPr>
-      <w:r>
-        <w:tab/>
-      </w:r>
-      <w:r>
-        <w:rPr>
-          <w:rFonts w:hint="eastAsia"/>
-        </w:rPr>
-        <w:t>即使香</w:t>
-      </w:r>
-      <w:proofErr w:type="gramStart"/>
-      <w:r>
-        <w:rPr>
-          <w:rFonts w:hint="eastAsia"/>
-        </w:rPr>
-        <w:t>雪后来</w:t>
-      </w:r>
-      <w:proofErr w:type="gramEnd"/>
-      <w:r>
-        <w:rPr>
-          <w:rFonts w:hint="eastAsia"/>
-        </w:rPr>
-        <w:t>注意到了这个“金圈圈”</w:t>
-      </w:r>
-      <w:r>
-        <w:rPr>
-          <w:rFonts w:hint="eastAsia"/>
-        </w:rPr>
-        <w:t>，</w:t>
-      </w:r>
-      <w:r>
-        <w:rPr>
-          <w:rFonts w:hint="eastAsia"/>
-        </w:rPr>
-        <w:t>但</w:t>
-      </w:r>
-      <w:r>
-        <w:rPr>
-          <w:rFonts w:hint="eastAsia"/>
-        </w:rPr>
-        <w:t>很快</w:t>
-      </w:r>
-      <w:r>
-        <w:rPr>
-          <w:rFonts w:hint="eastAsia"/>
-        </w:rPr>
-        <w:t>她</w:t>
-      </w:r>
-      <w:r>
-        <w:rPr>
-          <w:rFonts w:hint="eastAsia"/>
-        </w:rPr>
-        <w:t>就把视线转移到其他东西上了——一个皮书包。</w:t>
-      </w:r>
-      <w:r>
-        <w:rPr>
-          <w:rFonts w:hint="eastAsia"/>
-        </w:rPr>
-        <w:t>在“凤娇们”关注着“金圈圈”、手表、发卡、纱巾、尼龙袜的时候，香雪却始终关注着书包、铅笔盒、配乐诗朗诵。如果说“在一个陌生的环境中，一个人只会关注到他想关注的东西”，那么“凤娇们”看到的</w:t>
-      </w:r>
-      <w:r>
-        <w:rPr>
-          <w:rFonts w:hint="eastAsia"/>
-        </w:rPr>
-        <w:t>似乎</w:t>
-      </w:r>
-      <w:r>
-        <w:rPr>
-          <w:rFonts w:hint="eastAsia"/>
-        </w:rPr>
-        <w:t>就是物质的饰品，而香</w:t>
-      </w:r>
-      <w:proofErr w:type="gramStart"/>
-      <w:r>
-        <w:rPr>
-          <w:rFonts w:hint="eastAsia"/>
-        </w:rPr>
-        <w:t>雪看到</w:t>
-      </w:r>
-      <w:proofErr w:type="gramEnd"/>
-      <w:r>
-        <w:rPr>
-          <w:rFonts w:hint="eastAsia"/>
-        </w:rPr>
-        <w:t>的</w:t>
-      </w:r>
-      <w:r>
-        <w:rPr>
-          <w:rFonts w:hint="eastAsia"/>
-        </w:rPr>
-        <w:t>似乎</w:t>
-      </w:r>
-      <w:r>
-        <w:rPr>
-          <w:rFonts w:hint="eastAsia"/>
-        </w:rPr>
-        <w:t>就是知识与精神；“凤娇们”与香雪对对方关注的事物并不关心，她们是两类人</w:t>
-      </w:r>
-      <w:r>
-        <w:rPr>
-          <w:rFonts w:hint="eastAsia"/>
-        </w:rPr>
-        <w:t>，她们以不同的</w:t>
-      </w:r>
-      <w:proofErr w:type="gramStart"/>
-      <w:r>
-        <w:rPr>
-          <w:rFonts w:hint="eastAsia"/>
-        </w:rPr>
-        <w:t>事物来形塑</w:t>
-      </w:r>
-      <w:proofErr w:type="gramEnd"/>
-      <w:r>
-        <w:rPr>
-          <w:rFonts w:hint="eastAsia"/>
-        </w:rPr>
-        <w:t>自己的人生</w:t>
-      </w:r>
-      <w:r>
-        <w:rPr>
-          <w:rFonts w:hint="eastAsia"/>
-        </w:rPr>
-        <w:t>。</w:t>
-      </w:r>
-    </w:p>
-    <w:p>
-      <w:pPr>
-        <w:pStyle w:val="aa"/>
-        <w:spacing w:before="78" w:after="78"/>
-      </w:pPr>
-      <w:r>
-        <w:tab/>
-      </w:r>
-      <w:r>
-        <w:rPr>
-          <w:rFonts w:hint="eastAsia"/>
-        </w:rPr>
-        <w:t>作者铁凝在文中也区分了这两类人，一类人就是“姑娘们”，另一类人就是香雪（作者在文中提及“姑娘们”时，总是不包括香雪）。对于香雪，作者又特地选出了“铅笔盒”的意象——在写作的</w:t>
-      </w:r>
-      <w:proofErr w:type="gramStart"/>
-      <w:r>
-        <w:rPr>
-          <w:rFonts w:hint="eastAsia"/>
-        </w:rPr>
-        <w:t>1980</w:t>
-      </w:r>
-      <w:proofErr w:type="gramEnd"/>
-      <w:r>
-        <w:rPr>
-          <w:rFonts w:hint="eastAsia"/>
-        </w:rPr>
-        <w:t>年代，铅笔盒是一个十分贴近“现代的自我”的东西。但是，难道“凤娇们”关注的那些东西就</w:t>
-      </w:r>
-      <w:proofErr w:type="gramStart"/>
-      <w:r>
-        <w:rPr>
-          <w:rFonts w:hint="eastAsia"/>
-        </w:rPr>
-        <w:t>不</w:t>
-      </w:r>
-      <w:proofErr w:type="gramEnd"/>
-      <w:r>
-        <w:rPr>
-          <w:rFonts w:hint="eastAsia"/>
-        </w:rPr>
-        <w:t>现代吗？因此，这里的“现代的自我”或许是一个相对</w:t>
-      </w:r>
-      <w:proofErr w:type="gramStart"/>
-      <w:r>
-        <w:rPr>
-          <w:rFonts w:hint="eastAsia"/>
-        </w:rPr>
-        <w:t>偏狭</w:t>
-      </w:r>
-      <w:proofErr w:type="gramEnd"/>
-      <w:r>
-        <w:rPr>
-          <w:rFonts w:hint="eastAsia"/>
-        </w:rPr>
-        <w:t>的概念，而那些我们曾忽视的“现代的自我”，也终将在某个时间点追上我们。</w:t>
-      </w:r>
-    </w:p>
-    <w:p>
-      <w:pPr>
-        <w:pStyle w:val="aa"/>
-        <w:spacing w:before="78" w:after="78"/>
-      </w:pPr>
-      <w:r>
-        <w:tab/>
-      </w:r>
-      <w:proofErr w:type="gramStart"/>
-      <w:r>
-        <w:rPr>
-          <w:rFonts w:hint="eastAsia"/>
-        </w:rPr>
-        <w:t>香雪用四十个</w:t>
-      </w:r>
-      <w:proofErr w:type="gramEnd"/>
-      <w:r>
-        <w:rPr>
-          <w:rFonts w:hint="eastAsia"/>
-        </w:rPr>
-        <w:t>鸡蛋交换了一个铅笔盒——当然，不止于此，香雪要支付的成本还有鼓起勇气跳上火车、走三十里夜路回家，以及潜在的回到家后父母的责怪。相比于那个</w:t>
-      </w:r>
-      <w:r>
-        <w:rPr>
-          <w:rFonts w:hint="eastAsia"/>
-        </w:rPr>
-        <w:t>曾抵御住芝麻糖的诱惑、没有用家里的汗衫换芝麻糖的香雪，此时的香雪为何愿意用如此高的代价换一个铅笔盒？这只能意味着，铅笔盒在香雪心目中非同小可。</w:t>
-      </w:r>
-    </w:p>
-    <w:p>
-      <w:pPr>
-        <w:pStyle w:val="af3"/>
-        <w:spacing w:before="78" w:after="78"/>
-        <w:ind w:firstLine="420"/>
-        <w:rPr>
-          <w:lang w:val="en-GB"/>
-        </w:rPr>
-      </w:pPr>
-      <w:r>
-        <w:rPr>
-          <w:rFonts w:hint="eastAsia"/>
-          <w:lang w:val="en-GB"/>
-        </w:rPr>
-        <w:t>为什么她会想起这件小事？也许现在应该</w:t>
-      </w:r>
-      <w:proofErr w:type="gramStart"/>
-      <w:r>
-        <w:rPr>
-          <w:rFonts w:hint="eastAsia"/>
-          <w:lang w:val="en-GB"/>
-        </w:rPr>
-        <w:t>骗娘吧</w:t>
-      </w:r>
-      <w:proofErr w:type="gramEnd"/>
-      <w:r>
-        <w:rPr>
-          <w:rFonts w:hint="eastAsia"/>
-          <w:lang w:val="en-GB"/>
-        </w:rPr>
-        <w:t>，因为芝麻</w:t>
-      </w:r>
-      <w:proofErr w:type="gramStart"/>
-      <w:r>
-        <w:rPr>
-          <w:rFonts w:hint="eastAsia"/>
-          <w:lang w:val="en-GB"/>
-        </w:rPr>
-        <w:t>糖怎么</w:t>
-      </w:r>
-      <w:proofErr w:type="gramEnd"/>
-      <w:r>
-        <w:rPr>
-          <w:rFonts w:hint="eastAsia"/>
-          <w:lang w:val="en-GB"/>
-        </w:rPr>
-        <w:t>也不能和铅笔盒的重要性相比。她要告诉娘，这是一个宝盒子，谁用上它，就能一切顺心如意，就能上大学、坐上火车到处跑，就能要什么有什么，就再也不会被人盘问她们每天吃几顿饭了。</w:t>
-      </w:r>
-    </w:p>
-    <w:p>
-      <w:pPr>
-        <w:pStyle w:val="af3"/>
-        <w:spacing w:before="78" w:after="78"/>
-        <w:jc w:val="right"/>
-        <w:rPr>
-          <w:rFonts w:hint="eastAsia"/>
-        </w:rPr>
       </w:pPr>
       <w:r>
         <w:rPr>
@@ -3060,9 +3129,6 @@
       <w:pPr>
         <w:pStyle w:val="aa"/>
         <w:spacing w:before="78" w:after="78"/>
-        <w:rPr>
-          <w:rFonts w:hint="eastAsia"/>
-        </w:rPr>
       </w:pPr>
       <w:r>
         <w:tab/>
@@ -3191,9 +3257,6 @@
         <w:pStyle w:val="af3"/>
         <w:spacing w:before="78" w:after="78"/>
         <w:jc w:val="right"/>
-        <w:rPr>
-          <w:rFonts w:hint="eastAsia"/>
-        </w:rPr>
       </w:pPr>
       <w:r>
         <w:rPr>
@@ -3201,6 +3264,558 @@
         </w:rPr>
         <w:t>——铁凝《哦，香雪》</w:t>
       </w:r>
+    </w:p>
+    <w:p>
+      <w:pPr>
+        <w:pStyle w:val="aa"/>
+        <w:spacing w:before="78" w:after="78"/>
+      </w:pPr>
+      <w:r>
+        <w:tab/>
+      </w:r>
+      <w:r>
+        <w:rPr>
+          <w:rFonts w:hint="eastAsia"/>
+        </w:rPr>
+        <w:t>香雪的背后，有历史的、社会的因素——她是一个在起跑线上即被“剥夺”了许多的人，而这种“剥夺”不是她自己所致。</w:t>
+      </w:r>
+      <w:r>
+        <w:rPr>
+          <w:rFonts w:hint="eastAsia"/>
+        </w:rPr>
+        <w:t>因此，当我们跳出“淳朴”“虚荣”的二元对立时，就能看到</w:t>
+      </w:r>
+      <w:r>
+        <w:rPr>
+          <w:rFonts w:hint="eastAsia"/>
+        </w:rPr>
+        <w:t>这列火车为香雪提供了更健全、广阔的视野与更充分的可选项，而对这些事物的追求是一个现代的人应有</w:t>
+      </w:r>
+      <w:proofErr w:type="gramStart"/>
+      <w:r>
+        <w:rPr>
+          <w:rFonts w:hint="eastAsia"/>
+        </w:rPr>
+        <w:t>有</w:t>
+      </w:r>
+      <w:proofErr w:type="gramEnd"/>
+      <w:r>
+        <w:rPr>
+          <w:rFonts w:hint="eastAsia"/>
+        </w:rPr>
+        <w:t>品质。</w:t>
+      </w:r>
+    </w:p>
+    <w:p>
+      <w:pPr>
+        <w:pStyle w:val="aa"/>
+        <w:spacing w:before="78" w:after="78"/>
+      </w:pPr>
+      <w:r>
+        <w:tab/>
+      </w:r>
+      <w:r>
+        <w:rPr>
+          <w:rFonts w:hint="eastAsia"/>
+        </w:rPr>
+        <w:t>在这部作品中，作者为香雪提供的发展道路是通过接受现代教育而冲出蒙昧、走向文明，这也是</w:t>
+      </w:r>
+      <w:proofErr w:type="gramStart"/>
+      <w:r>
+        <w:rPr>
+          <w:rFonts w:hint="eastAsia"/>
+        </w:rPr>
+        <w:t>1980</w:t>
+      </w:r>
+      <w:proofErr w:type="gramEnd"/>
+      <w:r>
+        <w:rPr>
+          <w:rFonts w:hint="eastAsia"/>
+        </w:rPr>
+        <w:t>年代至今农村孩子离开土地、走向城市的几乎唯一途径，智力是她们可征用的唯一资源。</w:t>
+      </w:r>
+      <w:r>
+        <w:rPr>
+          <w:rFonts w:hint="eastAsia"/>
+        </w:rPr>
+        <w:t>这是一条不容易的道路，农村家庭供养孩子读书的成本太高，尤其是对于香</w:t>
+      </w:r>
+      <w:proofErr w:type="gramStart"/>
+      <w:r>
+        <w:rPr>
+          <w:rFonts w:hint="eastAsia"/>
+        </w:rPr>
+        <w:t>雪这样</w:t>
+      </w:r>
+      <w:proofErr w:type="gramEnd"/>
+      <w:r>
+        <w:rPr>
+          <w:rFonts w:hint="eastAsia"/>
+        </w:rPr>
+        <w:t>一个父亲是木工（收入不稳定）的女孩子。</w:t>
+      </w:r>
+      <w:r>
+        <w:rPr>
+          <w:rFonts w:hint="eastAsia"/>
+        </w:rPr>
+        <w:t>“读书改变命运”，这就是时代的烙印。</w:t>
+      </w:r>
+    </w:p>
+    <w:p>
+      <w:pPr>
+        <w:pStyle w:val="aa"/>
+        <w:spacing w:before="78" w:after="78"/>
+      </w:pPr>
+      <w:r>
+        <w:tab/>
+      </w:r>
+      <w:r>
+        <w:rPr>
+          <w:rFonts w:hint="eastAsia"/>
+        </w:rPr>
+        <w:t>在香雪换回铅笔盒、走在回台儿沟的路上时，有一个细节：香雪举着象征着现代的、离开蒙昧的铅笔盒，但她还是把一根枯草“插在小辫里”“辟邪”——一种并无科学依据的，似乎与现代相背离的行为。</w:t>
+      </w:r>
+      <w:r>
+        <w:rPr>
+          <w:rFonts w:hint="eastAsia"/>
+        </w:rPr>
+        <w:t>教授</w:t>
+      </w:r>
+      <w:r>
+        <w:rPr>
+          <w:rFonts w:hint="eastAsia"/>
+        </w:rPr>
+        <w:t>认为</w:t>
+      </w:r>
+      <w:r>
+        <w:rPr>
+          <w:rFonts w:hint="eastAsia"/>
+        </w:rPr>
+        <w:t>，</w:t>
+      </w:r>
+      <w:r>
+        <w:rPr>
+          <w:rFonts w:hint="eastAsia"/>
+        </w:rPr>
+        <w:t>这意味着来自现代文明的光和来自乡土社会</w:t>
+      </w:r>
+      <w:r>
+        <w:rPr>
+          <w:rFonts w:hint="eastAsia"/>
+        </w:rPr>
+        <w:t>共同体的点滴对香雪而言同样重要。</w:t>
+      </w:r>
+    </w:p>
+    <w:p>
+      <w:pPr>
+        <w:pStyle w:val="aa"/>
+        <w:spacing w:before="78" w:after="78"/>
+      </w:pPr>
+    </w:p>
+    <w:p>
+      <w:pPr>
+        <w:pStyle w:val="ac"/>
+      </w:pPr>
+      <w:bookmarkStart w:id="10" w:name="_Toc226570687"/>
+      <w:r>
+        <w:rPr>
+          <w:rFonts w:hint="eastAsia"/>
+        </w:rPr>
+        <w:t>二、王安忆《妙妙》</w:t>
+      </w:r>
+      <w:bookmarkEnd w:id="10"/>
+    </w:p>
+    <w:p>
+      <w:pPr>
+        <w:pStyle w:val="aa"/>
+        <w:spacing w:before="78" w:after="78"/>
+      </w:pPr>
+      <w:r>
+        <w:tab/>
+      </w:r>
+      <w:r>
+        <w:rPr>
+          <w:rFonts w:hint="eastAsia"/>
+        </w:rPr>
+        <w:t>同为以主角姓名为标题的作品，我们不妨从两个主人公的比较开始。香雪是</w:t>
+      </w:r>
+      <w:r>
+        <w:rPr>
+          <w:rFonts w:hint="eastAsia"/>
+        </w:rPr>
+        <w:t>17</w:t>
+      </w:r>
+      <w:r>
+        <w:rPr>
+          <w:rFonts w:hint="eastAsia"/>
+        </w:rPr>
+        <w:t>岁的女孩子，妙</w:t>
+      </w:r>
+      <w:proofErr w:type="gramStart"/>
+      <w:r>
+        <w:rPr>
+          <w:rFonts w:hint="eastAsia"/>
+        </w:rPr>
+        <w:t>妙</w:t>
+      </w:r>
+      <w:proofErr w:type="gramEnd"/>
+      <w:r>
+        <w:rPr>
+          <w:rFonts w:hint="eastAsia"/>
+        </w:rPr>
+        <w:t>则从</w:t>
+      </w:r>
+      <w:r>
+        <w:rPr>
+          <w:rFonts w:hint="eastAsia"/>
+        </w:rPr>
+        <w:t>16</w:t>
+      </w:r>
+      <w:r>
+        <w:rPr>
+          <w:rFonts w:hint="eastAsia"/>
+        </w:rPr>
+        <w:t>岁开始发展。故事内外的时间上，《哦，香雪》写于</w:t>
+      </w:r>
+      <w:r>
+        <w:rPr>
+          <w:rFonts w:hint="eastAsia"/>
+        </w:rPr>
+        <w:t>1982</w:t>
+      </w:r>
+      <w:r>
+        <w:rPr>
+          <w:rFonts w:hint="eastAsia"/>
+        </w:rPr>
+        <w:t>年，《妙妙》写于</w:t>
+      </w:r>
+      <w:r>
+        <w:rPr>
+          <w:rFonts w:hint="eastAsia"/>
+        </w:rPr>
+        <w:t>1990</w:t>
+      </w:r>
+      <w:r>
+        <w:rPr>
+          <w:rFonts w:hint="eastAsia"/>
+        </w:rPr>
+        <w:t>年；《哦，香雪》的故事发生在</w:t>
+      </w:r>
+      <w:proofErr w:type="gramStart"/>
+      <w:r>
+        <w:rPr>
+          <w:rFonts w:hint="eastAsia"/>
+        </w:rPr>
+        <w:t>1980</w:t>
+      </w:r>
+      <w:proofErr w:type="gramEnd"/>
+      <w:r>
+        <w:rPr>
+          <w:rFonts w:hint="eastAsia"/>
+        </w:rPr>
+        <w:t>年代初，《妙妙》的故事则发生在</w:t>
+      </w:r>
+      <w:r>
+        <w:rPr>
+          <w:rFonts w:hint="eastAsia"/>
+        </w:rPr>
+        <w:t>1986</w:t>
+      </w:r>
+      <w:r>
+        <w:rPr>
+          <w:rFonts w:hint="eastAsia"/>
+        </w:rPr>
+        <w:t>年左右。时间上的差异，使得王安忆创作《妙妙》的视野比铁凝《哦，香雪》更加复杂</w:t>
+      </w:r>
+      <w:r>
+        <w:rPr>
+          <w:rFonts w:hint="eastAsia"/>
+        </w:rPr>
+        <w:t>，两位作者对时代的态度也有所不同</w:t>
+      </w:r>
+      <w:r>
+        <w:rPr>
+          <w:rFonts w:hint="eastAsia"/>
+        </w:rPr>
+        <w:t>。</w:t>
+      </w:r>
+    </w:p>
+    <w:p>
+      <w:pPr>
+        <w:pStyle w:val="aa"/>
+        <w:spacing w:before="78" w:after="78"/>
+      </w:pPr>
+      <w:r>
+        <w:tab/>
+      </w:r>
+      <w:r>
+        <w:rPr>
+          <w:rFonts w:hint="eastAsia"/>
+        </w:rPr>
+        <w:t>在《哦，香雪》和《妙妙》中，存在一个共同的人物——一个说北京话的人。《妙妙》中的“北京话”是一种“高势能的文化符号”，他是一个外来者</w:t>
+      </w:r>
+      <w:r>
+        <w:rPr>
+          <w:rFonts w:hint="eastAsia"/>
+        </w:rPr>
+        <w:t>，而外来者会为原乡者带来启蒙；在文学中，前者往往是男性，后者往往是女性，两者之间有巨大的权力落差。</w:t>
+      </w:r>
+    </w:p>
+    <w:p>
+      <w:pPr>
+        <w:pStyle w:val="aa"/>
+        <w:spacing w:before="78" w:after="78"/>
+        <w:rPr>
+          <w:rFonts w:ascii="Arial" w:hAnsi="Arial" w:cs="Arial"/>
+          <w:color w:val="111111"/>
+          <w:kern w:val="0"/>
+          <w:szCs w:val="21"/>
+        </w:rPr>
+      </w:pPr>
+      <w:r>
+        <w:tab/>
+      </w:r>
+      <w:r>
+        <w:rPr>
+          <w:rFonts w:hint="eastAsia"/>
+        </w:rPr>
+        <w:t>在教授看来，妙</w:t>
+      </w:r>
+      <w:proofErr w:type="gramStart"/>
+      <w:r>
+        <w:rPr>
+          <w:rFonts w:hint="eastAsia"/>
+        </w:rPr>
+        <w:t>妙</w:t>
+      </w:r>
+      <w:proofErr w:type="gramEnd"/>
+      <w:r>
+        <w:rPr>
+          <w:rFonts w:hint="eastAsia"/>
+        </w:rPr>
+        <w:t>是一个“两头都不靠”的女孩子：她和两个世界都发生关系，但两个世界与她的关系都不牢固。这两个世界，一个是她生活的世界，即</w:t>
+      </w:r>
+      <w:r>
+        <w:rPr>
+          <w:rFonts w:ascii="Arial" w:hAnsi="Arial" w:cs="Arial"/>
+          <w:color w:val="111111"/>
+          <w:kern w:val="0"/>
+          <w:szCs w:val="21"/>
+        </w:rPr>
+        <w:t>头铺街</w:t>
+      </w:r>
+      <w:r>
+        <w:rPr>
+          <w:rFonts w:ascii="Arial" w:hAnsi="Arial" w:cs="Arial" w:hint="eastAsia"/>
+          <w:color w:val="111111"/>
+          <w:kern w:val="0"/>
+          <w:szCs w:val="21"/>
+        </w:rPr>
+        <w:t>；另一个是她向往的世界，“北上广”。妙</w:t>
+      </w:r>
+      <w:proofErr w:type="gramStart"/>
+      <w:r>
+        <w:rPr>
+          <w:rFonts w:ascii="Arial" w:hAnsi="Arial" w:cs="Arial" w:hint="eastAsia"/>
+          <w:color w:val="111111"/>
+          <w:kern w:val="0"/>
+          <w:szCs w:val="21"/>
+        </w:rPr>
+        <w:t>妙</w:t>
+      </w:r>
+      <w:proofErr w:type="gramEnd"/>
+      <w:r>
+        <w:rPr>
+          <w:rFonts w:ascii="Arial" w:hAnsi="Arial" w:cs="Arial" w:hint="eastAsia"/>
+          <w:color w:val="111111"/>
+          <w:kern w:val="0"/>
+          <w:szCs w:val="21"/>
+        </w:rPr>
+        <w:t>一再地撇清自己与头铺街的关系，营造自己的“人设”，但她接</w:t>
+      </w:r>
+      <w:r>
+        <w:rPr>
+          <w:rFonts w:ascii="Arial" w:hAnsi="Arial" w:cs="Arial" w:hint="eastAsia"/>
+          <w:color w:val="111111"/>
+          <w:kern w:val="0"/>
+          <w:szCs w:val="21"/>
+        </w:rPr>
+        <w:lastRenderedPageBreak/>
+        <w:t>触外部世界的</w:t>
+      </w:r>
+      <w:r>
+        <w:rPr>
+          <w:rFonts w:ascii="Arial" w:hAnsi="Arial" w:cs="Arial" w:hint="eastAsia"/>
+          <w:color w:val="111111"/>
+          <w:kern w:val="0"/>
+          <w:szCs w:val="21"/>
+        </w:rPr>
+        <w:t>渠道</w:t>
+      </w:r>
+      <w:proofErr w:type="gramStart"/>
+      <w:r>
+        <w:rPr>
+          <w:rFonts w:ascii="Arial" w:hAnsi="Arial" w:cs="Arial" w:hint="eastAsia"/>
+          <w:color w:val="111111"/>
+          <w:kern w:val="0"/>
+          <w:szCs w:val="21"/>
+        </w:rPr>
+        <w:t>何其有限</w:t>
+      </w:r>
+      <w:proofErr w:type="gramEnd"/>
+      <w:r>
+        <w:rPr>
+          <w:rFonts w:ascii="Arial" w:hAnsi="Arial" w:cs="Arial" w:hint="eastAsia"/>
+          <w:color w:val="111111"/>
+          <w:kern w:val="0"/>
+          <w:szCs w:val="21"/>
+        </w:rPr>
+        <w:t>——</w:t>
+      </w:r>
+    </w:p>
+    <w:p>
+      <w:pPr>
+        <w:pStyle w:val="af3"/>
+        <w:spacing w:before="78" w:after="78"/>
+        <w:ind w:firstLine="420"/>
+      </w:pPr>
+      <w:r>
+        <w:t>那天夜里，那人给了妙</w:t>
+      </w:r>
+      <w:proofErr w:type="gramStart"/>
+      <w:r>
+        <w:t>妙</w:t>
+      </w:r>
+      <w:proofErr w:type="gramEnd"/>
+      <w:r>
+        <w:t>一只小半导体收音机，妙</w:t>
+      </w:r>
+      <w:proofErr w:type="gramStart"/>
+      <w:r>
+        <w:t>妙</w:t>
+      </w:r>
+      <w:proofErr w:type="gramEnd"/>
+      <w:r>
+        <w:t>就总是拿它来听歌曲和电影剪辑录音。这只收音机的频道很难调准，总是格</w:t>
+      </w:r>
+      <w:proofErr w:type="gramStart"/>
+      <w:r>
+        <w:t>吱格吱</w:t>
+      </w:r>
+      <w:proofErr w:type="gramEnd"/>
+      <w:r>
+        <w:t>响着，发出模模糊糊的声音。妙</w:t>
+      </w:r>
+      <w:proofErr w:type="gramStart"/>
+      <w:r>
+        <w:t>妙</w:t>
+      </w:r>
+      <w:proofErr w:type="gramEnd"/>
+      <w:r>
+        <w:t>就很专注地听着，极力要听清里边的每一句旋律和每一句对话，如有一句话没有听清，她便觉得受了损失，流露出焦躁的神情。</w:t>
+      </w:r>
+    </w:p>
+    <w:p>
+      <w:pPr>
+        <w:pStyle w:val="af3"/>
+        <w:spacing w:before="78" w:after="78"/>
+        <w:jc w:val="right"/>
+        <w:rPr>
+          <w:rFonts w:hint="eastAsia"/>
+        </w:rPr>
+      </w:pPr>
+      <w:r>
+        <w:rPr>
+          <w:rFonts w:hint="eastAsia"/>
+        </w:rPr>
+        <w:t>——王安忆《妙妙》</w:t>
+      </w:r>
+    </w:p>
+    <w:p>
+      <w:pPr>
+        <w:pStyle w:val="aa"/>
+        <w:spacing w:before="78" w:after="78"/>
+      </w:pPr>
+      <w:r>
+        <w:tab/>
+      </w:r>
+      <w:r>
+        <w:rPr>
+          <w:rFonts w:hint="eastAsia"/>
+        </w:rPr>
+        <w:t>妙</w:t>
+      </w:r>
+      <w:proofErr w:type="gramStart"/>
+      <w:r>
+        <w:rPr>
+          <w:rFonts w:hint="eastAsia"/>
+        </w:rPr>
+        <w:t>妙</w:t>
+      </w:r>
+      <w:proofErr w:type="gramEnd"/>
+      <w:r>
+        <w:rPr>
+          <w:rFonts w:hint="eastAsia"/>
+        </w:rPr>
+        <w:t>也没有去过北上广，她到过最远的地方就是县城——并且只是因为一次意外的误诊。并且，妙</w:t>
+      </w:r>
+      <w:proofErr w:type="gramStart"/>
+      <w:r>
+        <w:rPr>
+          <w:rFonts w:hint="eastAsia"/>
+        </w:rPr>
+        <w:t>妙</w:t>
+      </w:r>
+      <w:proofErr w:type="gramEnd"/>
+      <w:r>
+        <w:rPr>
+          <w:rFonts w:hint="eastAsia"/>
+        </w:rPr>
+        <w:t>在外人眼里反而成为了头铺街女孩的代表，而这是她最不愿看到的。</w:t>
+      </w:r>
+    </w:p>
+    <w:p>
+      <w:pPr>
+        <w:pStyle w:val="af3"/>
+        <w:spacing w:before="78" w:after="78"/>
+        <w:ind w:firstLine="420"/>
+      </w:pPr>
+      <w:r>
+        <w:t>孙团说：想不到街上的女孩已经这样开放了。妙</w:t>
+      </w:r>
+      <w:proofErr w:type="gramStart"/>
+      <w:r>
+        <w:t>妙</w:t>
+      </w:r>
+      <w:proofErr w:type="gramEnd"/>
+      <w:r>
+        <w:t>一听就沉下了脸，方才的快活烟消云散。</w:t>
+      </w:r>
+    </w:p>
+    <w:p>
+      <w:pPr>
+        <w:pStyle w:val="af3"/>
+        <w:spacing w:before="78" w:after="78"/>
+        <w:jc w:val="right"/>
+        <w:rPr>
+          <w:rFonts w:hint="eastAsia"/>
+        </w:rPr>
+      </w:pPr>
+      <w:r>
+        <w:rPr>
+          <w:rFonts w:hint="eastAsia"/>
+        </w:rPr>
+        <w:t>——王安忆《妙妙》</w:t>
+      </w:r>
+    </w:p>
+    <w:p>
+      <w:pPr>
+        <w:pStyle w:val="aa"/>
+        <w:spacing w:before="78" w:after="78"/>
+        <w:rPr>
+          <w:rFonts w:hint="eastAsia"/>
+        </w:rPr>
+      </w:pPr>
     </w:p>
     <w:p>
       <w:pPr>
@@ -4062,6 +4677,7 @@
   <w:style w:type="character" w:default="1" w:styleId="a0">
     <w:name w:val="Default Paragraph Font"/>
     <w:uiPriority w:val="1"/>
+    <w:semiHidden/>
     <w:unhideWhenUsed/>
   </w:style>
   <w:style w:type="table" w:default="1" w:styleId="a1">

--- a/course/general/中国当代小说选读.docx
+++ b/course/general/中国当代小说选读.docx
@@ -70,14 +70,12 @@
         </w:rPr>
         <w:br/>
       </w:r>
-      <w:proofErr w:type="gramStart"/>
       <w:r>
         <w:rPr>
           <w:rFonts w:ascii="宋体" w:eastAsia="宋体" w:hAnsi="宋体" w:hint="eastAsia"/>
         </w:rPr>
         <w:t>金理</w:t>
       </w:r>
-      <w:proofErr w:type="gramEnd"/>
       <w:r>
         <w:rPr>
           <w:rFonts w:ascii="宋体" w:eastAsia="宋体" w:hAnsi="宋体" w:hint="eastAsia"/>
@@ -1700,21 +1698,7 @@
         <w:rPr>
           <w:rFonts w:hint="eastAsia"/>
         </w:rPr>
-        <w:t>。我们举一个例子，假如我们接受亚里士多德文学的模仿论这唯一</w:t>
-      </w:r>
-      <w:proofErr w:type="gramStart"/>
-      <w:r>
-        <w:rPr>
-          <w:rFonts w:hint="eastAsia"/>
-        </w:rPr>
-        <w:t>一个</w:t>
-      </w:r>
-      <w:proofErr w:type="gramEnd"/>
-      <w:r>
-        <w:rPr>
-          <w:rFonts w:hint="eastAsia"/>
-        </w:rPr>
-        <w:t>定义，那当我们阅读所有文学时，就必须寻找其与外部世界的对应关系——包括下面这首古诗。</w:t>
+        <w:t>。我们举一个例子，假如我们接受亚里士多德文学的模仿论这唯一一个定义，那当我们阅读所有文学时，就必须寻找其与外部世界的对应关系——包括下面这首古诗。</w:t>
       </w:r>
     </w:p>
     <w:p>
@@ -1947,21 +1931,7 @@
         <w:rPr>
           <w:rFonts w:hint="eastAsia"/>
         </w:rPr>
-        <w:t>第一，好的文学应该是什么样的。余华此前在</w:t>
-      </w:r>
-      <w:proofErr w:type="gramStart"/>
-      <w:r>
-        <w:rPr>
-          <w:rFonts w:hint="eastAsia"/>
-        </w:rPr>
-        <w:t>一</w:t>
-      </w:r>
-      <w:proofErr w:type="gramEnd"/>
-      <w:r>
-        <w:rPr>
-          <w:rFonts w:hint="eastAsia"/>
-        </w:rPr>
-        <w:t>次于复旦的讲座中提到，一篇描述车祸的新闻报道可以仅凭一句话就拥有了文学性：</w:t>
+        <w:t>第一，好的文学应该是什么样的。余华此前在一次于复旦的讲座中提到，一篇描述车祸的新闻报道可以仅凭一句话就拥有了文学性：</w:t>
       </w:r>
     </w:p>
     <w:p>
@@ -2141,21 +2111,7 @@
         <w:rPr>
           <w:rFonts w:hint="eastAsia"/>
         </w:rPr>
-        <w:t>可见，好的文学是携带着“带电的细节”，内在于日常生活，与生命经验息息相关的。我们每天都在和文学照面，我们每天都在</w:t>
-      </w:r>
-      <w:proofErr w:type="gramStart"/>
-      <w:r>
-        <w:rPr>
-          <w:rFonts w:hint="eastAsia"/>
-        </w:rPr>
-        <w:t>参与着</w:t>
-      </w:r>
-      <w:proofErr w:type="gramEnd"/>
-      <w:r>
-        <w:rPr>
-          <w:rFonts w:hint="eastAsia"/>
-        </w:rPr>
-        <w:t>现代汉语文学的创造。</w:t>
+        <w:t>可见，好的文学是携带着“带电的细节”，内在于日常生活，与生命经验息息相关的。我们每天都在和文学照面，我们每天都在参与着现代汉语文学的创造。</w:t>
       </w:r>
     </w:p>
     <w:p>
@@ -2345,21 +2301,7 @@
         <w:rPr>
           <w:rFonts w:hint="eastAsia"/>
         </w:rPr>
-        <w:t>二、文本细读</w:t>
-      </w:r>
-      <w:proofErr w:type="gramStart"/>
-      <w:r>
-        <w:rPr>
-          <w:rFonts w:hint="eastAsia"/>
-        </w:rPr>
-        <w:t>的旨求与</w:t>
-      </w:r>
-      <w:proofErr w:type="gramEnd"/>
-      <w:r>
-        <w:rPr>
-          <w:rFonts w:hint="eastAsia"/>
-        </w:rPr>
-        <w:t>方法</w:t>
+        <w:t>二、文本细读的旨求与方法</w:t>
       </w:r>
       <w:bookmarkEnd w:id="7"/>
     </w:p>
@@ -2606,6 +2548,9 @@
         <w:pStyle w:val="aa"/>
         <w:spacing w:before="78" w:after="78"/>
         <w:jc w:val="center"/>
+        <w:rPr>
+          <w:rFonts w:hint="eastAsia"/>
+        </w:rPr>
       </w:pPr>
       <w:r>
         <w:rPr>
@@ -2619,6 +2564,12 @@
         </w:rPr>
         <w:t xml:space="preserve"> / 2026.4.8</w:t>
       </w:r>
+      <w:r>
+        <w:rPr>
+          <w:rFonts w:hint="eastAsia"/>
+        </w:rPr>
+        <w:t xml:space="preserve"> / 2026.4.15</w:t>
+      </w:r>
     </w:p>
     <w:p>
       <w:pPr>
@@ -2657,35 +2608,7 @@
         <w:rPr>
           <w:rFonts w:hint="eastAsia"/>
         </w:rPr>
-        <w:t>站在最后面的；但是，要论台儿沟里的女孩中有谁真正踏上过火车，香</w:t>
-      </w:r>
-      <w:proofErr w:type="gramStart"/>
-      <w:r>
-        <w:rPr>
-          <w:rFonts w:hint="eastAsia"/>
-        </w:rPr>
-        <w:t>雪又是</w:t>
-      </w:r>
-      <w:proofErr w:type="gramEnd"/>
-      <w:r>
-        <w:rPr>
-          <w:rFonts w:hint="eastAsia"/>
-        </w:rPr>
-        <w:t>唯一</w:t>
-      </w:r>
-      <w:proofErr w:type="gramStart"/>
-      <w:r>
-        <w:rPr>
-          <w:rFonts w:hint="eastAsia"/>
-        </w:rPr>
-        <w:t>一个</w:t>
-      </w:r>
-      <w:proofErr w:type="gramEnd"/>
-      <w:r>
-        <w:rPr>
-          <w:rFonts w:hint="eastAsia"/>
-        </w:rPr>
-        <w:t>。由此可见，香雪的性格是复杂的。</w:t>
+        <w:t>站在最后面的；但是，要论台儿沟里的女孩中有谁真正踏上过火车，香雪又是唯一一个。由此可见，香雪的性格是复杂的。</w:t>
       </w:r>
     </w:p>
     <w:p>
@@ -2715,21 +2638,7 @@
         <w:rPr>
           <w:rFonts w:hint="eastAsia"/>
         </w:rPr>
-        <w:t>教授认为，《哦，香雪》是一部关于如何获得“现代的自我”的故事。这一主题是通过文中不同人对不同物的汲取、捕捉来体现的。例如，在文中第一次写火车靠站时，凤娇的关注点是一位妇女头上的“金圈圈”，</w:t>
-      </w:r>
-      <w:proofErr w:type="gramStart"/>
-      <w:r>
-        <w:rPr>
-          <w:rFonts w:hint="eastAsia"/>
-        </w:rPr>
-        <w:t>但凤娇把</w:t>
-      </w:r>
-      <w:proofErr w:type="gramEnd"/>
-      <w:r>
-        <w:rPr>
-          <w:rFonts w:hint="eastAsia"/>
-        </w:rPr>
-        <w:t>此事告诉香雪时，香雪的反应是：</w:t>
+        <w:t>教授认为，《哦，香雪》是一部关于如何获得“现代的自我”的故事。这一主题是通过文中不同人对不同物的汲取、捕捉来体现的。例如，在文中第一次写火车靠站时，凤娇的关注点是一位妇女头上的“金圈圈”，但凤娇把此事告诉香雪时，香雪的反应是：</w:t>
       </w:r>
     </w:p>
     <w:p>
@@ -2770,21 +2679,7 @@
         <w:rPr>
           <w:rFonts w:hint="eastAsia"/>
         </w:rPr>
-        <w:t>即使香</w:t>
-      </w:r>
-      <w:proofErr w:type="gramStart"/>
-      <w:r>
-        <w:rPr>
-          <w:rFonts w:hint="eastAsia"/>
-        </w:rPr>
-        <w:t>雪后来</w:t>
-      </w:r>
-      <w:proofErr w:type="gramEnd"/>
-      <w:r>
-        <w:rPr>
-          <w:rFonts w:hint="eastAsia"/>
-        </w:rPr>
-        <w:t>注意到了这个“金圈圈”</w:t>
+        <w:t>即使香雪后来注意到了这个“金圈圈”</w:t>
       </w:r>
       <w:r>
         <w:rPr>
@@ -2832,21 +2727,7 @@
         <w:rPr>
           <w:rFonts w:hint="eastAsia"/>
         </w:rPr>
-        <w:t>就是物质的饰品，而香</w:t>
-      </w:r>
-      <w:proofErr w:type="gramStart"/>
-      <w:r>
-        <w:rPr>
-          <w:rFonts w:hint="eastAsia"/>
-        </w:rPr>
-        <w:t>雪看到</w:t>
-      </w:r>
-      <w:proofErr w:type="gramEnd"/>
-      <w:r>
-        <w:rPr>
-          <w:rFonts w:hint="eastAsia"/>
-        </w:rPr>
-        <w:t>的</w:t>
+        <w:t>就是物质的饰品，而香雪看到的</w:t>
       </w:r>
       <w:r>
         <w:rPr>
@@ -2864,21 +2745,7 @@
         <w:rPr>
           <w:rFonts w:hint="eastAsia"/>
         </w:rPr>
-        <w:t>，她们以不同的</w:t>
-      </w:r>
-      <w:proofErr w:type="gramStart"/>
-      <w:r>
-        <w:rPr>
-          <w:rFonts w:hint="eastAsia"/>
-        </w:rPr>
-        <w:t>事物来形塑</w:t>
-      </w:r>
-      <w:proofErr w:type="gramEnd"/>
-      <w:r>
-        <w:rPr>
-          <w:rFonts w:hint="eastAsia"/>
-        </w:rPr>
-        <w:t>自己的人生</w:t>
+        <w:t>，她们以不同的事物来形塑自己的人生</w:t>
       </w:r>
       <w:r>
         <w:rPr>
@@ -2901,47 +2768,17 @@
         </w:rPr>
         <w:t>作者铁凝在文中也区分了这两类人，一类人就是“姑娘们”，另一类人就是香雪（作者在文中提及“姑娘们”时，总是不包括香雪）。对于香雪，作者又特地选出了“铅笔盒”的意象——在写作的</w:t>
       </w:r>
-      <w:proofErr w:type="gramStart"/>
       <w:r>
         <w:rPr>
           <w:rFonts w:hint="eastAsia"/>
         </w:rPr>
         <w:t>1980</w:t>
       </w:r>
-      <w:proofErr w:type="gramEnd"/>
-      <w:r>
-        <w:rPr>
-          <w:rFonts w:hint="eastAsia"/>
-        </w:rPr>
-        <w:t>年代，铅笔盒是一个十分贴近“现代的自我”的东西。但是，难道“凤娇们”关注的那些东西就</w:t>
-      </w:r>
-      <w:proofErr w:type="gramStart"/>
-      <w:r>
-        <w:rPr>
-          <w:rFonts w:hint="eastAsia"/>
-        </w:rPr>
-        <w:t>不</w:t>
-      </w:r>
-      <w:proofErr w:type="gramEnd"/>
-      <w:r>
-        <w:rPr>
-          <w:rFonts w:hint="eastAsia"/>
-        </w:rPr>
-        <w:t>现代吗？因此，这里的“现代的自我”或许是一个相对</w:t>
-      </w:r>
-      <w:proofErr w:type="gramStart"/>
-      <w:r>
-        <w:rPr>
-          <w:rFonts w:hint="eastAsia"/>
-        </w:rPr>
-        <w:t>偏狭</w:t>
-      </w:r>
-      <w:proofErr w:type="gramEnd"/>
-      <w:r>
-        <w:rPr>
-          <w:rFonts w:hint="eastAsia"/>
-        </w:rPr>
-        <w:t>的概念，而那些我们曾忽视的“现代的自我”，也终将在某个时间点追上我们。</w:t>
+      <w:r>
+        <w:rPr>
+          <w:rFonts w:hint="eastAsia"/>
+        </w:rPr>
+        <w:t>年代，铅笔盒是一个十分贴近“现代的自我”的东西。但是，难道“凤娇们”关注的那些东西就不现代吗？因此，这里的“现代的自我”或许是一个相对偏狭的概念，而那些我们曾忽视的“现代的自我”，也终将在某个时间点追上我们。</w:t>
       </w:r>
     </w:p>
     <w:p>
@@ -2952,19 +2789,11 @@
       <w:r>
         <w:tab/>
       </w:r>
-      <w:proofErr w:type="gramStart"/>
-      <w:r>
-        <w:rPr>
-          <w:rFonts w:hint="eastAsia"/>
-        </w:rPr>
-        <w:t>香雪用四十个</w:t>
-      </w:r>
-      <w:proofErr w:type="gramEnd"/>
-      <w:r>
-        <w:rPr>
-          <w:rFonts w:hint="eastAsia"/>
-        </w:rPr>
-        <w:t>鸡蛋交换了一个铅笔盒——当然，不止于此，香雪要支付的成本还有鼓起勇气跳上火车、走三十里夜路回家，以及潜在的回到家后父母的责怪。相比于那个</w:t>
+      <w:r>
+        <w:rPr>
+          <w:rFonts w:hint="eastAsia"/>
+        </w:rPr>
+        <w:t>香雪用四十个鸡蛋交换了一个铅笔盒——当然，不止于此，香雪要支付的成本还有鼓起勇气跳上火车、走三十里夜路回家，以及潜在的回到家后父母的责怪。相比于那个</w:t>
       </w:r>
       <w:r>
         <w:rPr>
@@ -2987,52 +2816,20 @@
           <w:rFonts w:hint="eastAsia"/>
           <w:lang w:val="en-GB"/>
         </w:rPr>
-        <w:t>为什么她会想起这件小事？也许现在应该</w:t>
-      </w:r>
-      <w:proofErr w:type="gramStart"/>
+        <w:t>为什么她会想起这件小事？也许现在应该骗娘吧，因为芝麻糖怎么也不能和铅笔盒的重要性相比。她要告诉娘，这是一个宝盒子，谁用上它，就能一切顺心如意，就能上大学、坐上火车到处跑，就能要什么有什么，就再也不会被人盘问她们每天吃几顿饭了。</w:t>
+      </w:r>
+    </w:p>
+    <w:p>
+      <w:pPr>
+        <w:pStyle w:val="af3"/>
+        <w:spacing w:before="78" w:after="78"/>
+        <w:jc w:val="right"/>
+      </w:pPr>
       <w:r>
         <w:rPr>
           <w:rFonts w:hint="eastAsia"/>
           <w:lang w:val="en-GB"/>
         </w:rPr>
-        <w:t>骗娘吧</w:t>
-      </w:r>
-      <w:proofErr w:type="gramEnd"/>
-      <w:r>
-        <w:rPr>
-          <w:rFonts w:hint="eastAsia"/>
-          <w:lang w:val="en-GB"/>
-        </w:rPr>
-        <w:t>，因为芝麻</w:t>
-      </w:r>
-      <w:proofErr w:type="gramStart"/>
-      <w:r>
-        <w:rPr>
-          <w:rFonts w:hint="eastAsia"/>
-          <w:lang w:val="en-GB"/>
-        </w:rPr>
-        <w:t>糖怎么</w:t>
-      </w:r>
-      <w:proofErr w:type="gramEnd"/>
-      <w:r>
-        <w:rPr>
-          <w:rFonts w:hint="eastAsia"/>
-          <w:lang w:val="en-GB"/>
-        </w:rPr>
-        <w:t>也不能和铅笔盒的重要性相比。她要告诉娘，这是一个宝盒子，谁用上它，就能一切顺心如意，就能上大学、坐上火车到处跑，就能要什么有什么，就再也不会被人盘问她们每天吃几顿饭了。</w:t>
-      </w:r>
-    </w:p>
-    <w:p>
-      <w:pPr>
-        <w:pStyle w:val="af3"/>
-        <w:spacing w:before="78" w:after="78"/>
-        <w:jc w:val="right"/>
-      </w:pPr>
-      <w:r>
-        <w:rPr>
-          <w:rFonts w:hint="eastAsia"/>
-          <w:lang w:val="en-GB"/>
-        </w:rPr>
         <w:t>——铁凝《哦，香雪》</w:t>
       </w:r>
     </w:p>
@@ -3048,21 +2845,7 @@
         <w:rPr>
           <w:rFonts w:hint="eastAsia"/>
         </w:rPr>
-        <w:t>铅笔盒的背后是香雪对现代世界的渴望。这股渴望来自于</w:t>
-      </w:r>
-      <w:proofErr w:type="gramStart"/>
-      <w:r>
-        <w:rPr>
-          <w:rFonts w:hint="eastAsia"/>
-        </w:rPr>
-        <w:t>香雪去公社</w:t>
-      </w:r>
-      <w:proofErr w:type="gramEnd"/>
-      <w:r>
-        <w:rPr>
-          <w:rFonts w:hint="eastAsia"/>
-        </w:rPr>
-        <w:t>上学时，公社</w:t>
+        <w:t>铅笔盒的背后是香雪对现代世界的渴望。这股渴望来自于香雪去公社上学时，公社</w:t>
       </w:r>
       <w:r>
         <w:rPr>
@@ -3096,21 +2879,7 @@
         <w:rPr>
           <w:rFonts w:hint="eastAsia"/>
         </w:rPr>
-        <w:t>有一个问题是，香</w:t>
-      </w:r>
-      <w:proofErr w:type="gramStart"/>
-      <w:r>
-        <w:rPr>
-          <w:rFonts w:hint="eastAsia"/>
-        </w:rPr>
-        <w:t>雪如此</w:t>
-      </w:r>
-      <w:proofErr w:type="gramEnd"/>
-      <w:r>
-        <w:rPr>
-          <w:rFonts w:hint="eastAsia"/>
-        </w:rPr>
-        <w:t>想要这样一个铅笔盒，但是她此前已经有了一个铅笔盒——父亲亲手给她打造的。既然如此，那么回过头来看，香雪和“凤娇们”关注的东西，又有什么不同呢？</w:t>
+        <w:t>有一个问题是，香雪如此想要这样一个铅笔盒，但是她此前已经有了一个铅笔盒——父亲亲手给她打造的。既然如此，那么回过头来看，香雪和“凤娇们”关注的东西，又有什么不同呢？</w:t>
       </w:r>
       <w:r>
         <w:rPr>
@@ -3137,21 +2906,7 @@
         <w:rPr>
           <w:rFonts w:hint="eastAsia"/>
         </w:rPr>
-        <w:t>实际上，在文中一共有三类人：公社中学的女同学们，香雪，以及“凤娇们”。公社中学的女同学们显然是首批见到火车的，她们更早接触到现代文明的洗礼，在香</w:t>
-      </w:r>
-      <w:proofErr w:type="gramStart"/>
-      <w:r>
-        <w:rPr>
-          <w:rFonts w:hint="eastAsia"/>
-        </w:rPr>
-        <w:t>雪面前</w:t>
-      </w:r>
-      <w:proofErr w:type="gramEnd"/>
-      <w:r>
-        <w:rPr>
-          <w:rFonts w:hint="eastAsia"/>
-        </w:rPr>
-        <w:t>有着优越感。香雪满怀忧虑</w:t>
+        <w:t>实际上，在文中一共有三类人：公社中学的女同学们，香雪，以及“凤娇们”。公社中学的女同学们显然是首批见到火车的，她们更早接触到现代文明的洗礼，在香雪面前有着优越感。香雪满怀忧虑</w:t>
       </w:r>
       <w:r>
         <w:rPr>
@@ -3184,21 +2939,7 @@
         <w:rPr>
           <w:rFonts w:hint="eastAsia"/>
         </w:rPr>
-        <w:t>在“通过什么来追逐现代”的问题之外，还有一个问题：谁来定义名为“现代”的方向？为什么有人能定义</w:t>
-      </w:r>
-      <w:proofErr w:type="gramStart"/>
-      <w:r>
-        <w:rPr>
-          <w:rFonts w:hint="eastAsia"/>
-        </w:rPr>
-        <w:t>这具备</w:t>
-      </w:r>
-      <w:proofErr w:type="gramEnd"/>
-      <w:r>
-        <w:rPr>
-          <w:rFonts w:hint="eastAsia"/>
-        </w:rPr>
-        <w:t>权力关系的</w:t>
+        <w:t>在“通过什么来追逐现代”的问题之外，还有一个问题：谁来定义名为“现代”的方向？为什么有人能定义这具备权力关系的</w:t>
       </w:r>
       <w:r>
         <w:rPr>
@@ -3289,21 +3030,7 @@
         <w:rPr>
           <w:rFonts w:hint="eastAsia"/>
         </w:rPr>
-        <w:t>这列火车为香雪提供了更健全、广阔的视野与更充分的可选项，而对这些事物的追求是一个现代的人应有</w:t>
-      </w:r>
-      <w:proofErr w:type="gramStart"/>
-      <w:r>
-        <w:rPr>
-          <w:rFonts w:hint="eastAsia"/>
-        </w:rPr>
-        <w:t>有</w:t>
-      </w:r>
-      <w:proofErr w:type="gramEnd"/>
-      <w:r>
-        <w:rPr>
-          <w:rFonts w:hint="eastAsia"/>
-        </w:rPr>
-        <w:t>品质。</w:t>
+        <w:t>这列火车为香雪提供了更健全、广阔的视野与更充分的可选项，而对这些事物的追求是一个现代的人应有有品质。</w:t>
       </w:r>
     </w:p>
     <w:p>
@@ -3320,14 +3047,12 @@
         </w:rPr>
         <w:t>在这部作品中，作者为香雪提供的发展道路是通过接受现代教育而冲出蒙昧、走向文明，这也是</w:t>
       </w:r>
-      <w:proofErr w:type="gramStart"/>
       <w:r>
         <w:rPr>
           <w:rFonts w:hint="eastAsia"/>
         </w:rPr>
         <w:t>1980</w:t>
       </w:r>
-      <w:proofErr w:type="gramEnd"/>
       <w:r>
         <w:rPr>
           <w:rFonts w:hint="eastAsia"/>
@@ -3338,21 +3063,7 @@
         <w:rPr>
           <w:rFonts w:hint="eastAsia"/>
         </w:rPr>
-        <w:t>这是一条不容易的道路，农村家庭供养孩子读书的成本太高，尤其是对于香</w:t>
-      </w:r>
-      <w:proofErr w:type="gramStart"/>
-      <w:r>
-        <w:rPr>
-          <w:rFonts w:hint="eastAsia"/>
-        </w:rPr>
-        <w:t>雪这样</w:t>
-      </w:r>
-      <w:proofErr w:type="gramEnd"/>
-      <w:r>
-        <w:rPr>
-          <w:rFonts w:hint="eastAsia"/>
-        </w:rPr>
-        <w:t>一个父亲是木工（收入不稳定）的女孩子。</w:t>
+        <w:t>这是一条不容易的道路，农村家庭供养孩子读书的成本太高，尤其是对于香雪这样一个父亲是木工（收入不稳定）的女孩子。</w:t>
       </w:r>
       <w:r>
         <w:rPr>
@@ -3449,21 +3160,7 @@
         <w:rPr>
           <w:rFonts w:hint="eastAsia"/>
         </w:rPr>
-        <w:t>岁的女孩子，妙</w:t>
-      </w:r>
-      <w:proofErr w:type="gramStart"/>
-      <w:r>
-        <w:rPr>
-          <w:rFonts w:hint="eastAsia"/>
-        </w:rPr>
-        <w:t>妙</w:t>
-      </w:r>
-      <w:proofErr w:type="gramEnd"/>
-      <w:r>
-        <w:rPr>
-          <w:rFonts w:hint="eastAsia"/>
-        </w:rPr>
-        <w:t>则从</w:t>
+        <w:t>岁的女孩子，妙妙则从</w:t>
       </w:r>
       <w:r>
         <w:rPr>
@@ -3501,14 +3198,12 @@
         </w:rPr>
         <w:t>年；《哦，香雪》的故事发生在</w:t>
       </w:r>
-      <w:proofErr w:type="gramStart"/>
       <w:r>
         <w:rPr>
           <w:rFonts w:hint="eastAsia"/>
         </w:rPr>
         <w:t>1980</w:t>
       </w:r>
-      <w:proofErr w:type="gramEnd"/>
       <w:r>
         <w:rPr>
           <w:rFonts w:hint="eastAsia"/>
@@ -3579,21 +3274,7 @@
         <w:rPr>
           <w:rFonts w:hint="eastAsia"/>
         </w:rPr>
-        <w:t>在教授看来，妙</w:t>
-      </w:r>
-      <w:proofErr w:type="gramStart"/>
-      <w:r>
-        <w:rPr>
-          <w:rFonts w:hint="eastAsia"/>
-        </w:rPr>
-        <w:t>妙</w:t>
-      </w:r>
-      <w:proofErr w:type="gramEnd"/>
-      <w:r>
-        <w:rPr>
-          <w:rFonts w:hint="eastAsia"/>
-        </w:rPr>
-        <w:t>是一个“两头都不靠”的女孩子：她和两个世界都发生关系，但两个世界与她的关系都不牢固。这两个世界，一个是她生活的世界，即</w:t>
+        <w:t>在教授看来，妙妙是一个“两头都不靠”的女孩子：她和两个世界都发生关系，但两个世界与她的关系都不牢固。这两个世界，一个是她生活的世界，即</w:t>
       </w:r>
       <w:r>
         <w:rPr>
@@ -3611,9 +3292,8 @@
           <w:kern w:val="0"/>
           <w:szCs w:val="21"/>
         </w:rPr>
-        <w:t>；另一个是她向往的世界，“北上广”。妙</w:t>
-      </w:r>
-      <w:proofErr w:type="gramStart"/>
+        <w:t>；另一个是她向往的世界，“北上广”。妙妙一再地撇清自己与头铺街的关系，营造自己的“人设”，但她接</w:t>
+      </w:r>
       <w:r>
         <w:rPr>
           <w:rFonts w:ascii="Arial" w:hAnsi="Arial" w:cs="Arial" w:hint="eastAsia"/>
@@ -3621,9 +3301,9 @@
           <w:kern w:val="0"/>
           <w:szCs w:val="21"/>
         </w:rPr>
-        <w:t>妙</w:t>
-      </w:r>
-      <w:proofErr w:type="gramEnd"/>
+        <w:lastRenderedPageBreak/>
+        <w:t>触外部世界的</w:t>
+      </w:r>
       <w:r>
         <w:rPr>
           <w:rFonts w:ascii="Arial" w:hAnsi="Arial" w:cs="Arial" w:hint="eastAsia"/>
@@ -3631,7 +3311,92 @@
           <w:kern w:val="0"/>
           <w:szCs w:val="21"/>
         </w:rPr>
-        <w:t>一再地撇清自己与头铺街的关系，营造自己的“人设”，但她接</w:t>
+        <w:t>渠道何其有限——</w:t>
+      </w:r>
+    </w:p>
+    <w:p>
+      <w:pPr>
+        <w:pStyle w:val="af3"/>
+        <w:spacing w:before="78" w:after="78"/>
+        <w:ind w:firstLine="420"/>
+      </w:pPr>
+      <w:r>
+        <w:t>那天夜里，那人给了妙妙一只小半导体收音机，妙妙就总是拿它来听歌曲和电影剪辑录音。这只收音机的频道很难调准，总是格吱格吱响着，发出模模糊糊的声音。妙妙就很专注地听着，极力要听清里边的每一句旋律和每一句对话，如有一句话没有听清，她便觉得受了损失，流露出焦躁的神情。</w:t>
+      </w:r>
+    </w:p>
+    <w:p>
+      <w:pPr>
+        <w:pStyle w:val="af3"/>
+        <w:spacing w:before="78" w:after="78"/>
+        <w:jc w:val="right"/>
+      </w:pPr>
+      <w:r>
+        <w:rPr>
+          <w:rFonts w:hint="eastAsia"/>
+        </w:rPr>
+        <w:t>——王安忆《妙妙》</w:t>
+      </w:r>
+    </w:p>
+    <w:p>
+      <w:pPr>
+        <w:pStyle w:val="aa"/>
+        <w:spacing w:before="78" w:after="78"/>
+      </w:pPr>
+      <w:r>
+        <w:tab/>
+      </w:r>
+      <w:r>
+        <w:rPr>
+          <w:rFonts w:hint="eastAsia"/>
+        </w:rPr>
+        <w:t>妙妙也没有去过北上广，她到过最远的地方就是县城——并且只是因为一次意外的误诊。并且，妙妙在外人眼里反而成为了头铺街女孩的代表，而这是她最不愿看到的。</w:t>
+      </w:r>
+    </w:p>
+    <w:p>
+      <w:pPr>
+        <w:pStyle w:val="af3"/>
+        <w:spacing w:before="78" w:after="78"/>
+        <w:ind w:firstLine="420"/>
+      </w:pPr>
+      <w:r>
+        <w:t>孙团说：想不到街上的女孩已经这样开放了。妙妙一听就沉下了脸，方才的快活烟消云散。</w:t>
+      </w:r>
+    </w:p>
+    <w:p>
+      <w:pPr>
+        <w:pStyle w:val="af3"/>
+        <w:spacing w:before="78" w:after="78"/>
+        <w:jc w:val="right"/>
+      </w:pPr>
+      <w:r>
+        <w:rPr>
+          <w:rFonts w:hint="eastAsia"/>
+        </w:rPr>
+        <w:t>——王安忆《妙妙》</w:t>
+      </w:r>
+    </w:p>
+    <w:p>
+      <w:pPr>
+        <w:pStyle w:val="aa"/>
+        <w:spacing w:before="78" w:after="78"/>
+      </w:pPr>
+      <w:r>
+        <w:tab/>
+      </w:r>
+      <w:r>
+        <w:rPr>
+          <w:rFonts w:hint="eastAsia"/>
+        </w:rPr>
+        <w:t>教授认为，妙妙的行为在整个故事中存在着两次转折。起初她是追求“先进”、特立独行而尝试标新立异，导致身边的人似乎都不理解她；但是后来，妙妙似乎刻意避免让身边的人理解她，以此维持自己“先进”的形象，这是一种异化。而故事结尾，妙妙在康复后迎来了一个转折，她看到了电影中那个“</w:t>
+      </w:r>
+      <w:r>
+        <w:rPr>
+          <w:rFonts w:ascii="Arial" w:hAnsi="Arial" w:cs="Arial"/>
+          <w:color w:val="111111"/>
+          <w:kern w:val="0"/>
+          <w:szCs w:val="21"/>
+        </w:rPr>
+        <w:t>很丑，腮小小的，一点不精神，还有些萎</w:t>
       </w:r>
       <w:r>
         <w:rPr>
@@ -3640,37 +3405,19 @@
           <w:kern w:val="0"/>
           <w:szCs w:val="21"/>
         </w:rPr>
-        <w:lastRenderedPageBreak/>
-        <w:t>触外部世界的</w:t>
-      </w:r>
-      <w:r>
-        <w:rPr>
-          <w:rFonts w:ascii="Arial" w:hAnsi="Arial" w:cs="Arial" w:hint="eastAsia"/>
-          <w:color w:val="111111"/>
-          <w:kern w:val="0"/>
-          <w:szCs w:val="21"/>
-        </w:rPr>
-        <w:t>渠道</w:t>
-      </w:r>
-      <w:proofErr w:type="gramStart"/>
-      <w:r>
-        <w:rPr>
-          <w:rFonts w:ascii="Arial" w:hAnsi="Arial" w:cs="Arial" w:hint="eastAsia"/>
-          <w:color w:val="111111"/>
-          <w:kern w:val="0"/>
-          <w:szCs w:val="21"/>
-        </w:rPr>
-        <w:t>何其有限</w:t>
-      </w:r>
-      <w:proofErr w:type="gramEnd"/>
-      <w:r>
-        <w:rPr>
-          <w:rFonts w:ascii="Arial" w:hAnsi="Arial" w:cs="Arial" w:hint="eastAsia"/>
-          <w:color w:val="111111"/>
-          <w:kern w:val="0"/>
-          <w:szCs w:val="21"/>
-        </w:rPr>
-        <w:t>——</w:t>
+        <w:t>颓</w:t>
+      </w:r>
+      <w:r>
+        <w:rPr>
+          <w:rFonts w:hint="eastAsia"/>
+        </w:rPr>
+        <w:t>”的北京人；她想到了以月亮和孤雁喻指孤独，但她在回到那个“头铺街上的哲学家”之前，还是自己打断了自己的思考</w:t>
+      </w:r>
+      <w:r>
+        <w:rPr>
+          <w:rFonts w:hint="eastAsia"/>
+        </w:rPr>
+        <w:t>。</w:t>
       </w:r>
     </w:p>
     <w:p>
@@ -3680,39 +3427,10 @@
         <w:ind w:firstLine="420"/>
       </w:pPr>
       <w:r>
-        <w:t>那天夜里，那人给了妙</w:t>
-      </w:r>
-      <w:proofErr w:type="gramStart"/>
-      <w:r>
-        <w:t>妙</w:t>
-      </w:r>
-      <w:proofErr w:type="gramEnd"/>
-      <w:r>
-        <w:t>一只小半导体收音机，妙</w:t>
-      </w:r>
-      <w:proofErr w:type="gramStart"/>
-      <w:r>
-        <w:t>妙</w:t>
-      </w:r>
-      <w:proofErr w:type="gramEnd"/>
-      <w:r>
-        <w:t>就总是拿它来听歌曲和电影剪辑录音。这只收音机的频道很难调准，总是格</w:t>
-      </w:r>
-      <w:proofErr w:type="gramStart"/>
-      <w:r>
-        <w:t>吱格吱</w:t>
-      </w:r>
-      <w:proofErr w:type="gramEnd"/>
-      <w:r>
-        <w:t>响着，发出模模糊糊的声音。妙</w:t>
-      </w:r>
-      <w:proofErr w:type="gramStart"/>
-      <w:r>
-        <w:t>妙</w:t>
-      </w:r>
-      <w:proofErr w:type="gramEnd"/>
-      <w:r>
-        <w:t>就很专注地听着，极力要听清里边的每一句旋律和每一句对话，如有一句话没有听清，她便觉得受了损失，流露出焦躁的神情。</w:t>
+        <w:rPr>
+          <w:rFonts w:hint="eastAsia"/>
+        </w:rPr>
+        <w:t>妙妙心里忽然跳出一个念头，她想：这世界上有两种落单的命运，一种是月亮，它的光芒将星星全遮暗了；另一种是孤雁，它日不能息，夜不能眠，被危险包围了。妙妙被自己的念头逗笑了，她对自己说：哪来的这许多念头的，就继续向前走了。</w:t>
       </w:r>
     </w:p>
     <w:p>
@@ -3735,6 +3453,19 @@
       <w:pPr>
         <w:pStyle w:val="aa"/>
         <w:spacing w:before="78" w:after="78"/>
+        <w:ind w:firstLine="420"/>
+      </w:pPr>
+      <w:r>
+        <w:rPr>
+          <w:rFonts w:hint="eastAsia"/>
+        </w:rPr>
+        <w:t>换言之，她逐渐走出了受伤，并尝试修复她与外部世界的关系。至于这是一种有希望的结尾，还是暗示了毁灭的结尾，这就是一个开放的问题了。</w:t>
+      </w:r>
+    </w:p>
+    <w:p>
+      <w:pPr>
+        <w:pStyle w:val="aa"/>
+        <w:spacing w:before="78" w:after="78"/>
       </w:pPr>
       <w:r>
         <w:tab/>
@@ -3743,79 +3474,50 @@
         <w:rPr>
           <w:rFonts w:hint="eastAsia"/>
         </w:rPr>
-        <w:t>妙</w:t>
-      </w:r>
-      <w:proofErr w:type="gramStart"/>
-      <w:r>
-        <w:rPr>
-          <w:rFonts w:hint="eastAsia"/>
-        </w:rPr>
-        <w:t>妙</w:t>
-      </w:r>
-      <w:proofErr w:type="gramEnd"/>
-      <w:r>
-        <w:rPr>
-          <w:rFonts w:hint="eastAsia"/>
-        </w:rPr>
-        <w:t>也没有去过北上广，她到过最远的地方就是县城——并且只是因为一次意外的误诊。并且，妙</w:t>
-      </w:r>
-      <w:proofErr w:type="gramStart"/>
-      <w:r>
-        <w:rPr>
-          <w:rFonts w:hint="eastAsia"/>
-        </w:rPr>
-        <w:t>妙</w:t>
-      </w:r>
-      <w:proofErr w:type="gramEnd"/>
-      <w:r>
-        <w:rPr>
-          <w:rFonts w:hint="eastAsia"/>
-        </w:rPr>
-        <w:t>在外人眼里反而成为了头铺街女孩的代表，而这是她最不愿看到的。</w:t>
-      </w:r>
-    </w:p>
-    <w:p>
-      <w:pPr>
-        <w:pStyle w:val="af3"/>
-        <w:spacing w:before="78" w:after="78"/>
-        <w:ind w:firstLine="420"/>
-      </w:pPr>
-      <w:r>
-        <w:t>孙团说：想不到街上的女孩已经这样开放了。妙</w:t>
-      </w:r>
-      <w:proofErr w:type="gramStart"/>
-      <w:r>
-        <w:t>妙</w:t>
-      </w:r>
-      <w:proofErr w:type="gramEnd"/>
-      <w:r>
-        <w:t>一听就沉下了脸，方才的快活烟消云散。</w:t>
-      </w:r>
-    </w:p>
-    <w:p>
-      <w:pPr>
-        <w:pStyle w:val="af3"/>
-        <w:spacing w:before="78" w:after="78"/>
-        <w:jc w:val="right"/>
-        <w:rPr>
-          <w:rFonts w:hint="eastAsia"/>
-        </w:rPr>
-      </w:pPr>
-      <w:r>
-        <w:rPr>
-          <w:rFonts w:hint="eastAsia"/>
-        </w:rPr>
-        <w:t>——王安忆《妙妙》</w:t>
-      </w:r>
-    </w:p>
-    <w:p>
-      <w:pPr>
-        <w:pStyle w:val="aa"/>
-        <w:spacing w:before="78" w:after="78"/>
-        <w:rPr>
-          <w:rFonts w:hint="eastAsia"/>
-        </w:rPr>
-      </w:pPr>
+        <w:t>教授认为，在这部作品中，作者与笔下人物（妙妙）之间存在较大的距离，作者以一种</w:t>
+      </w:r>
+      <w:r>
+        <w:rPr>
+          <w:rFonts w:hint="eastAsia"/>
+        </w:rPr>
+        <w:t>“高高在上”的、</w:t>
+      </w:r>
+      <w:r>
+        <w:rPr>
+          <w:rFonts w:hint="eastAsia"/>
+        </w:rPr>
+        <w:t>过于理性的笔触剖析妙妙的心理，也因此导致</w:t>
+      </w:r>
+      <w:r>
+        <w:rPr>
+          <w:rFonts w:hint="eastAsia"/>
+        </w:rPr>
+        <w:t>角色的主体性受限于作家，</w:t>
+      </w:r>
+      <w:r>
+        <w:rPr>
+          <w:rFonts w:hint="eastAsia"/>
+        </w:rPr>
+        <w:t>文本带给人的情感感触被削弱了。</w:t>
+      </w:r>
+      <w:r>
+        <w:rPr>
+          <w:rFonts w:hint="eastAsia"/>
+        </w:rPr>
+        <w:t>这是一种作者与</w:t>
+      </w:r>
+      <w:r>
+        <w:rPr>
+          <w:rFonts w:hint="eastAsia"/>
+        </w:rPr>
+        <w:t>角色</w:t>
+      </w:r>
+      <w:r>
+        <w:rPr>
+          <w:rFonts w:hint="eastAsia"/>
+        </w:rPr>
+        <w:t>之间的不协调。</w:t>
+      </w:r>
     </w:p>
     <w:p>
       <w:pPr>

--- a/course/general/中国当代小说选读.docx
+++ b/course/general/中国当代小说选读.docx
@@ -70,12 +70,14 @@
         </w:rPr>
         <w:br/>
       </w:r>
+      <w:proofErr w:type="gramStart"/>
       <w:r>
         <w:rPr>
           <w:rFonts w:ascii="宋体" w:eastAsia="宋体" w:hAnsi="宋体" w:hint="eastAsia"/>
         </w:rPr>
         <w:t>金理</w:t>
       </w:r>
+      <w:proofErr w:type="gramEnd"/>
       <w:r>
         <w:rPr>
           <w:rFonts w:ascii="宋体" w:eastAsia="宋体" w:hAnsi="宋体" w:hint="eastAsia"/>
@@ -284,7 +286,7 @@
             </w:rPr>
             <w:fldChar w:fldCharType="separate"/>
           </w:r>
-          <w:hyperlink w:anchor="_Toc226570677" w:history="1">
+          <w:hyperlink w:anchor="_Toc227780483" w:history="1">
             <w:r>
               <w:rPr>
                 <w:rStyle w:val="a3"/>
@@ -323,7 +325,7 @@
                 <w:noProof/>
                 <w:webHidden/>
               </w:rPr>
-              <w:instrText>PAGEREF _Toc226570677 \h</w:instrText>
+              <w:instrText>PAGEREF _Toc227780483 \h</w:instrText>
             </w:r>
             <w:r>
               <w:rPr>
@@ -380,7 +382,7 @@
               <w14:ligatures w14:val="standardContextual"/>
             </w:rPr>
           </w:pPr>
-          <w:hyperlink w:anchor="_Toc226570678" w:history="1">
+          <w:hyperlink w:anchor="_Toc227780484" w:history="1">
             <w:r>
               <w:rPr>
                 <w:rStyle w:val="a3"/>
@@ -419,7 +421,7 @@
                 <w:noProof/>
                 <w:webHidden/>
               </w:rPr>
-              <w:instrText>PAGEREF _Toc226570678 \h</w:instrText>
+              <w:instrText>PAGEREF _Toc227780484 \h</w:instrText>
             </w:r>
             <w:r>
               <w:rPr>
@@ -476,7 +478,7 @@
               <w14:ligatures w14:val="standardContextual"/>
             </w:rPr>
           </w:pPr>
-          <w:hyperlink w:anchor="_Toc226570679" w:history="1">
+          <w:hyperlink w:anchor="_Toc227780485" w:history="1">
             <w:r>
               <w:rPr>
                 <w:rStyle w:val="a3"/>
@@ -515,7 +517,7 @@
                 <w:noProof/>
                 <w:webHidden/>
               </w:rPr>
-              <w:instrText>PAGEREF _Toc226570679 \h</w:instrText>
+              <w:instrText>PAGEREF _Toc227780485 \h</w:instrText>
             </w:r>
             <w:r>
               <w:rPr>
@@ -572,7 +574,7 @@
               <w14:ligatures w14:val="standardContextual"/>
             </w:rPr>
           </w:pPr>
-          <w:hyperlink w:anchor="_Toc226570680" w:history="1">
+          <w:hyperlink w:anchor="_Toc227780486" w:history="1">
             <w:r>
               <w:rPr>
                 <w:rStyle w:val="a3"/>
@@ -611,7 +613,7 @@
                 <w:noProof/>
                 <w:webHidden/>
               </w:rPr>
-              <w:instrText>PAGEREF _Toc226570680 \h</w:instrText>
+              <w:instrText>PAGEREF _Toc227780486 \h</w:instrText>
             </w:r>
             <w:r>
               <w:rPr>
@@ -668,7 +670,7 @@
               <w14:ligatures w14:val="standardContextual"/>
             </w:rPr>
           </w:pPr>
-          <w:hyperlink w:anchor="_Toc226570681" w:history="1">
+          <w:hyperlink w:anchor="_Toc227780487" w:history="1">
             <w:r>
               <w:rPr>
                 <w:rStyle w:val="a3"/>
@@ -707,7 +709,7 @@
                 <w:noProof/>
                 <w:webHidden/>
               </w:rPr>
-              <w:instrText>PAGEREF _Toc226570681 \h</w:instrText>
+              <w:instrText>PAGEREF _Toc227780487 \h</w:instrText>
             </w:r>
             <w:r>
               <w:rPr>
@@ -764,7 +766,7 @@
               <w14:ligatures w14:val="standardContextual"/>
             </w:rPr>
           </w:pPr>
-          <w:hyperlink w:anchor="_Toc226570682" w:history="1">
+          <w:hyperlink w:anchor="_Toc227780488" w:history="1">
             <w:r>
               <w:rPr>
                 <w:rStyle w:val="a3"/>
@@ -803,7 +805,7 @@
                 <w:noProof/>
                 <w:webHidden/>
               </w:rPr>
-              <w:instrText>PAGEREF _Toc226570682 \h</w:instrText>
+              <w:instrText>PAGEREF _Toc227780488 \h</w:instrText>
             </w:r>
             <w:r>
               <w:rPr>
@@ -860,7 +862,7 @@
               <w14:ligatures w14:val="standardContextual"/>
             </w:rPr>
           </w:pPr>
-          <w:hyperlink w:anchor="_Toc226570683" w:history="1">
+          <w:hyperlink w:anchor="_Toc227780489" w:history="1">
             <w:r>
               <w:rPr>
                 <w:rStyle w:val="a3"/>
@@ -899,7 +901,7 @@
                 <w:noProof/>
                 <w:webHidden/>
               </w:rPr>
-              <w:instrText>PAGEREF _Toc226570683 \h</w:instrText>
+              <w:instrText>PAGEREF _Toc227780489 \h</w:instrText>
             </w:r>
             <w:r>
               <w:rPr>
@@ -956,7 +958,7 @@
               <w14:ligatures w14:val="standardContextual"/>
             </w:rPr>
           </w:pPr>
-          <w:hyperlink w:anchor="_Toc226570684" w:history="1">
+          <w:hyperlink w:anchor="_Toc227780490" w:history="1">
             <w:r>
               <w:rPr>
                 <w:rStyle w:val="a3"/>
@@ -995,7 +997,7 @@
                 <w:noProof/>
                 <w:webHidden/>
               </w:rPr>
-              <w:instrText>PAGEREF _Toc226570684 \h</w:instrText>
+              <w:instrText>PAGEREF _Toc227780490 \h</w:instrText>
             </w:r>
             <w:r>
               <w:rPr>
@@ -1052,7 +1054,7 @@
               <w14:ligatures w14:val="standardContextual"/>
             </w:rPr>
           </w:pPr>
-          <w:hyperlink w:anchor="_Toc226570685" w:history="1">
+          <w:hyperlink w:anchor="_Toc227780491" w:history="1">
             <w:r>
               <w:rPr>
                 <w:rStyle w:val="a3"/>
@@ -1091,7 +1093,7 @@
                 <w:noProof/>
                 <w:webHidden/>
               </w:rPr>
-              <w:instrText>PAGEREF _Toc226570685 \h</w:instrText>
+              <w:instrText>PAGEREF _Toc227780491 \h</w:instrText>
             </w:r>
             <w:r>
               <w:rPr>
@@ -1148,7 +1150,7 @@
               <w14:ligatures w14:val="standardContextual"/>
             </w:rPr>
           </w:pPr>
-          <w:hyperlink w:anchor="_Toc226570686" w:history="1">
+          <w:hyperlink w:anchor="_Toc227780492" w:history="1">
             <w:r>
               <w:rPr>
                 <w:rStyle w:val="a3"/>
@@ -1187,7 +1189,7 @@
                 <w:noProof/>
                 <w:webHidden/>
               </w:rPr>
-              <w:instrText>PAGEREF _Toc226570686 \h</w:instrText>
+              <w:instrText>PAGEREF _Toc227780492 \h</w:instrText>
             </w:r>
             <w:r>
               <w:rPr>
@@ -1244,7 +1246,7 @@
               <w14:ligatures w14:val="standardContextual"/>
             </w:rPr>
           </w:pPr>
-          <w:hyperlink w:anchor="_Toc226570687" w:history="1">
+          <w:hyperlink w:anchor="_Toc227780493" w:history="1">
             <w:r>
               <w:rPr>
                 <w:rStyle w:val="a3"/>
@@ -1283,7 +1285,7 @@
                 <w:noProof/>
                 <w:webHidden/>
               </w:rPr>
-              <w:instrText>PAGEREF _Toc226570687 \h</w:instrText>
+              <w:instrText>PAGEREF _Toc227780493 \h</w:instrText>
             </w:r>
             <w:r>
               <w:rPr>
@@ -1315,6 +1317,198 @@
                 <w:webHidden/>
               </w:rPr>
               <w:t>6</w:t>
+            </w:r>
+            <w:r>
+              <w:rPr>
+                <w:rFonts w:ascii="宋体" w:eastAsia="宋体" w:hAnsi="宋体" w:hint="eastAsia"/>
+                <w:noProof/>
+                <w:webHidden/>
+              </w:rPr>
+              <w:fldChar w:fldCharType="end"/>
+            </w:r>
+          </w:hyperlink>
+        </w:p>
+        <w:p>
+          <w:pPr>
+            <w:pStyle w:val="TOC1"/>
+            <w:tabs>
+              <w:tab w:val="right" w:leader="dot" w:pos="8296"/>
+            </w:tabs>
+            <w:rPr>
+              <w:rFonts w:ascii="宋体" w:eastAsia="宋体" w:hAnsi="宋体" w:hint="eastAsia"/>
+              <w:noProof/>
+              <w:sz w:val="22"/>
+              <w:szCs w:val="24"/>
+              <w14:ligatures w14:val="standardContextual"/>
+            </w:rPr>
+          </w:pPr>
+          <w:hyperlink w:anchor="_Toc227780494" w:history="1">
+            <w:r>
+              <w:rPr>
+                <w:rStyle w:val="a3"/>
+                <w:rFonts w:ascii="宋体" w:eastAsia="宋体" w:hAnsi="宋体" w:hint="eastAsia"/>
+                <w:noProof/>
+              </w:rPr>
+              <w:t>第四讲 爱情与现实</w:t>
+            </w:r>
+            <w:r>
+              <w:rPr>
+                <w:rFonts w:ascii="宋体" w:eastAsia="宋体" w:hAnsi="宋体" w:hint="eastAsia"/>
+                <w:noProof/>
+                <w:webHidden/>
+              </w:rPr>
+              <w:tab/>
+            </w:r>
+            <w:r>
+              <w:rPr>
+                <w:rFonts w:ascii="宋体" w:eastAsia="宋体" w:hAnsi="宋体" w:hint="eastAsia"/>
+                <w:noProof/>
+                <w:webHidden/>
+              </w:rPr>
+              <w:fldChar w:fldCharType="begin"/>
+            </w:r>
+            <w:r>
+              <w:rPr>
+                <w:rFonts w:ascii="宋体" w:eastAsia="宋体" w:hAnsi="宋体" w:hint="eastAsia"/>
+                <w:noProof/>
+                <w:webHidden/>
+              </w:rPr>
+              <w:instrText xml:space="preserve"> </w:instrText>
+            </w:r>
+            <w:r>
+              <w:rPr>
+                <w:rFonts w:ascii="宋体" w:eastAsia="宋体" w:hAnsi="宋体"/>
+                <w:noProof/>
+                <w:webHidden/>
+              </w:rPr>
+              <w:instrText>PAGEREF _Toc227780494 \h</w:instrText>
+            </w:r>
+            <w:r>
+              <w:rPr>
+                <w:rFonts w:ascii="宋体" w:eastAsia="宋体" w:hAnsi="宋体" w:hint="eastAsia"/>
+                <w:noProof/>
+                <w:webHidden/>
+              </w:rPr>
+              <w:instrText xml:space="preserve"> </w:instrText>
+            </w:r>
+            <w:r>
+              <w:rPr>
+                <w:rFonts w:ascii="宋体" w:eastAsia="宋体" w:hAnsi="宋体" w:hint="eastAsia"/>
+                <w:noProof/>
+                <w:webHidden/>
+              </w:rPr>
+            </w:r>
+            <w:r>
+              <w:rPr>
+                <w:rFonts w:ascii="宋体" w:eastAsia="宋体" w:hAnsi="宋体" w:hint="eastAsia"/>
+                <w:noProof/>
+                <w:webHidden/>
+              </w:rPr>
+              <w:fldChar w:fldCharType="separate"/>
+            </w:r>
+            <w:r>
+              <w:rPr>
+                <w:rFonts w:ascii="宋体" w:eastAsia="宋体" w:hAnsi="宋体" w:hint="eastAsia"/>
+                <w:noProof/>
+                <w:webHidden/>
+              </w:rPr>
+              <w:t>7</w:t>
+            </w:r>
+            <w:r>
+              <w:rPr>
+                <w:rFonts w:ascii="宋体" w:eastAsia="宋体" w:hAnsi="宋体" w:hint="eastAsia"/>
+                <w:noProof/>
+                <w:webHidden/>
+              </w:rPr>
+              <w:fldChar w:fldCharType="end"/>
+            </w:r>
+          </w:hyperlink>
+        </w:p>
+        <w:p>
+          <w:pPr>
+            <w:pStyle w:val="TOC2"/>
+            <w:tabs>
+              <w:tab w:val="right" w:leader="dot" w:pos="8296"/>
+            </w:tabs>
+            <w:rPr>
+              <w:rFonts w:ascii="宋体" w:eastAsia="宋体" w:hAnsi="宋体" w:hint="eastAsia"/>
+              <w:noProof/>
+              <w:sz w:val="22"/>
+              <w:szCs w:val="24"/>
+              <w14:ligatures w14:val="standardContextual"/>
+            </w:rPr>
+          </w:pPr>
+          <w:hyperlink w:anchor="_Toc227780495" w:history="1">
+            <w:r>
+              <w:rPr>
+                <w:rStyle w:val="a3"/>
+                <w:rFonts w:ascii="宋体" w:eastAsia="宋体" w:hAnsi="宋体" w:hint="eastAsia"/>
+                <w:noProof/>
+              </w:rPr>
+              <w:t>一、路遥《人生》</w:t>
+            </w:r>
+            <w:r>
+              <w:rPr>
+                <w:rFonts w:ascii="宋体" w:eastAsia="宋体" w:hAnsi="宋体" w:hint="eastAsia"/>
+                <w:noProof/>
+                <w:webHidden/>
+              </w:rPr>
+              <w:tab/>
+            </w:r>
+            <w:r>
+              <w:rPr>
+                <w:rFonts w:ascii="宋体" w:eastAsia="宋体" w:hAnsi="宋体" w:hint="eastAsia"/>
+                <w:noProof/>
+                <w:webHidden/>
+              </w:rPr>
+              <w:fldChar w:fldCharType="begin"/>
+            </w:r>
+            <w:r>
+              <w:rPr>
+                <w:rFonts w:ascii="宋体" w:eastAsia="宋体" w:hAnsi="宋体" w:hint="eastAsia"/>
+                <w:noProof/>
+                <w:webHidden/>
+              </w:rPr>
+              <w:instrText xml:space="preserve"> </w:instrText>
+            </w:r>
+            <w:r>
+              <w:rPr>
+                <w:rFonts w:ascii="宋体" w:eastAsia="宋体" w:hAnsi="宋体"/>
+                <w:noProof/>
+                <w:webHidden/>
+              </w:rPr>
+              <w:instrText>PAGEREF _Toc227780495 \h</w:instrText>
+            </w:r>
+            <w:r>
+              <w:rPr>
+                <w:rFonts w:ascii="宋体" w:eastAsia="宋体" w:hAnsi="宋体" w:hint="eastAsia"/>
+                <w:noProof/>
+                <w:webHidden/>
+              </w:rPr>
+              <w:instrText xml:space="preserve"> </w:instrText>
+            </w:r>
+            <w:r>
+              <w:rPr>
+                <w:rFonts w:ascii="宋体" w:eastAsia="宋体" w:hAnsi="宋体" w:hint="eastAsia"/>
+                <w:noProof/>
+                <w:webHidden/>
+              </w:rPr>
+            </w:r>
+            <w:r>
+              <w:rPr>
+                <w:rFonts w:ascii="宋体" w:eastAsia="宋体" w:hAnsi="宋体" w:hint="eastAsia"/>
+                <w:noProof/>
+                <w:webHidden/>
+              </w:rPr>
+              <w:fldChar w:fldCharType="separate"/>
+            </w:r>
+            <w:r>
+              <w:rPr>
+                <w:rFonts w:ascii="宋体" w:eastAsia="宋体" w:hAnsi="宋体" w:hint="eastAsia"/>
+                <w:noProof/>
+                <w:webHidden/>
+              </w:rPr>
+              <w:t>7</w:t>
             </w:r>
             <w:r>
               <w:rPr>
@@ -1370,7 +1564,7 @@
       <w:pPr>
         <w:pStyle w:val="a9"/>
       </w:pPr>
-      <w:bookmarkStart w:id="0" w:name="_Toc226570677"/>
+      <w:bookmarkStart w:id="0" w:name="_Toc227780483"/>
       <w:r>
         <w:rPr>
           <w:rFonts w:hint="eastAsia"/>
@@ -1487,7 +1681,7 @@
       <w:pPr>
         <w:pStyle w:val="ac"/>
       </w:pPr>
-      <w:bookmarkStart w:id="1" w:name="_Toc226570678"/>
+      <w:bookmarkStart w:id="1" w:name="_Toc227780484"/>
       <w:r>
         <w:rPr>
           <w:rFonts w:hint="eastAsia"/>
@@ -1500,7 +1694,7 @@
       <w:pPr>
         <w:pStyle w:val="ae"/>
       </w:pPr>
-      <w:bookmarkStart w:id="2" w:name="_Toc226570679"/>
+      <w:bookmarkStart w:id="2" w:name="_Toc227780485"/>
       <w:r>
         <w:rPr>
           <w:rFonts w:hint="eastAsia"/>
@@ -1698,7 +1892,21 @@
         <w:rPr>
           <w:rFonts w:hint="eastAsia"/>
         </w:rPr>
-        <w:t>。我们举一个例子，假如我们接受亚里士多德文学的模仿论这唯一一个定义，那当我们阅读所有文学时，就必须寻找其与外部世界的对应关系——包括下面这首古诗。</w:t>
+        <w:t>。我们举一个例子，假如我们接受亚里士多德文学的模仿论这唯一</w:t>
+      </w:r>
+      <w:proofErr w:type="gramStart"/>
+      <w:r>
+        <w:rPr>
+          <w:rFonts w:hint="eastAsia"/>
+        </w:rPr>
+        <w:t>一个</w:t>
+      </w:r>
+      <w:proofErr w:type="gramEnd"/>
+      <w:r>
+        <w:rPr>
+          <w:rFonts w:hint="eastAsia"/>
+        </w:rPr>
+        <w:t>定义，那当我们阅读所有文学时，就必须寻找其与外部世界的对应关系——包括下面这首古诗。</w:t>
       </w:r>
     </w:p>
     <w:p>
@@ -1877,7 +2085,7 @@
       <w:pPr>
         <w:pStyle w:val="ae"/>
       </w:pPr>
-      <w:bookmarkStart w:id="3" w:name="_Toc226570680"/>
+      <w:bookmarkStart w:id="3" w:name="_Toc227780486"/>
       <w:r>
         <w:rPr>
           <w:rFonts w:hint="eastAsia"/>
@@ -1931,7 +2139,21 @@
         <w:rPr>
           <w:rFonts w:hint="eastAsia"/>
         </w:rPr>
-        <w:t>第一，好的文学应该是什么样的。余华此前在一次于复旦的讲座中提到，一篇描述车祸的新闻报道可以仅凭一句话就拥有了文学性：</w:t>
+        <w:t>第一，好的文学应该是什么样的。余华此前在</w:t>
+      </w:r>
+      <w:proofErr w:type="gramStart"/>
+      <w:r>
+        <w:rPr>
+          <w:rFonts w:hint="eastAsia"/>
+        </w:rPr>
+        <w:t>一</w:t>
+      </w:r>
+      <w:proofErr w:type="gramEnd"/>
+      <w:r>
+        <w:rPr>
+          <w:rFonts w:hint="eastAsia"/>
+        </w:rPr>
+        <w:t>次于复旦的讲座中提到，一篇描述车祸的新闻报道可以仅凭一句话就拥有了文学性：</w:t>
       </w:r>
     </w:p>
     <w:p>
@@ -2111,7 +2333,21 @@
         <w:rPr>
           <w:rFonts w:hint="eastAsia"/>
         </w:rPr>
-        <w:t>可见，好的文学是携带着“带电的细节”，内在于日常生活，与生命经验息息相关的。我们每天都在和文学照面，我们每天都在参与着现代汉语文学的创造。</w:t>
+        <w:t>可见，好的文学是携带着“带电的细节”，内在于日常生活，与生命经验息息相关的。我们每天都在和文学照面，我们每天都在</w:t>
+      </w:r>
+      <w:proofErr w:type="gramStart"/>
+      <w:r>
+        <w:rPr>
+          <w:rFonts w:hint="eastAsia"/>
+        </w:rPr>
+        <w:t>参与着</w:t>
+      </w:r>
+      <w:proofErr w:type="gramEnd"/>
+      <w:r>
+        <w:rPr>
+          <w:rFonts w:hint="eastAsia"/>
+        </w:rPr>
+        <w:t>现代汉语文学的创造。</w:t>
       </w:r>
     </w:p>
     <w:p>
@@ -2124,7 +2360,7 @@
       <w:pPr>
         <w:pStyle w:val="ac"/>
       </w:pPr>
-      <w:bookmarkStart w:id="4" w:name="_Toc226570681"/>
+      <w:bookmarkStart w:id="4" w:name="_Toc227780487"/>
       <w:r>
         <w:rPr>
           <w:rFonts w:hint="eastAsia"/>
@@ -2190,7 +2426,7 @@
       <w:pPr>
         <w:pStyle w:val="a9"/>
       </w:pPr>
-      <w:bookmarkStart w:id="5" w:name="_Toc226570682"/>
+      <w:bookmarkStart w:id="5" w:name="_Toc227780488"/>
       <w:r>
         <w:rPr>
           <w:rFonts w:hint="eastAsia"/>
@@ -2241,7 +2477,7 @@
       <w:pPr>
         <w:pStyle w:val="ac"/>
       </w:pPr>
-      <w:bookmarkStart w:id="6" w:name="_Toc226570683"/>
+      <w:bookmarkStart w:id="6" w:name="_Toc227780489"/>
       <w:r>
         <w:rPr>
           <w:rFonts w:hint="eastAsia"/>
@@ -2296,12 +2532,26 @@
       <w:pPr>
         <w:pStyle w:val="ac"/>
       </w:pPr>
-      <w:bookmarkStart w:id="7" w:name="_Toc226570684"/>
-      <w:r>
-        <w:rPr>
-          <w:rFonts w:hint="eastAsia"/>
-        </w:rPr>
-        <w:t>二、文本细读的旨求与方法</w:t>
+      <w:bookmarkStart w:id="7" w:name="_Toc227780490"/>
+      <w:r>
+        <w:rPr>
+          <w:rFonts w:hint="eastAsia"/>
+        </w:rPr>
+        <w:t>二、文本细读</w:t>
+      </w:r>
+      <w:proofErr w:type="gramStart"/>
+      <w:r>
+        <w:rPr>
+          <w:rFonts w:hint="eastAsia"/>
+        </w:rPr>
+        <w:t>的旨求与</w:t>
+      </w:r>
+      <w:proofErr w:type="gramEnd"/>
+      <w:r>
+        <w:rPr>
+          <w:rFonts w:hint="eastAsia"/>
+        </w:rPr>
+        <w:t>方法</w:t>
       </w:r>
       <w:bookmarkEnd w:id="7"/>
     </w:p>
@@ -2522,7 +2772,7 @@
       <w:pPr>
         <w:pStyle w:val="a9"/>
       </w:pPr>
-      <w:bookmarkStart w:id="8" w:name="_Toc226570685"/>
+      <w:bookmarkStart w:id="8" w:name="_Toc227780491"/>
       <w:r>
         <w:rPr>
           <w:rFonts w:hint="eastAsia"/>
@@ -2548,9 +2798,6 @@
         <w:pStyle w:val="aa"/>
         <w:spacing w:before="78" w:after="78"/>
         <w:jc w:val="center"/>
-        <w:rPr>
-          <w:rFonts w:hint="eastAsia"/>
-        </w:rPr>
       </w:pPr>
       <w:r>
         <w:rPr>
@@ -2575,7 +2822,7 @@
       <w:pPr>
         <w:pStyle w:val="ac"/>
       </w:pPr>
-      <w:bookmarkStart w:id="9" w:name="_Toc226570686"/>
+      <w:bookmarkStart w:id="9" w:name="_Toc227780492"/>
       <w:r>
         <w:rPr>
           <w:rFonts w:hint="eastAsia"/>
@@ -2608,7 +2855,35 @@
         <w:rPr>
           <w:rFonts w:hint="eastAsia"/>
         </w:rPr>
-        <w:t>站在最后面的；但是，要论台儿沟里的女孩中有谁真正踏上过火车，香雪又是唯一一个。由此可见，香雪的性格是复杂的。</w:t>
+        <w:t>站在最后面的；但是，要论台儿沟里的女孩中有谁真正踏上过火车，香</w:t>
+      </w:r>
+      <w:proofErr w:type="gramStart"/>
+      <w:r>
+        <w:rPr>
+          <w:rFonts w:hint="eastAsia"/>
+        </w:rPr>
+        <w:t>雪又是</w:t>
+      </w:r>
+      <w:proofErr w:type="gramEnd"/>
+      <w:r>
+        <w:rPr>
+          <w:rFonts w:hint="eastAsia"/>
+        </w:rPr>
+        <w:t>唯一</w:t>
+      </w:r>
+      <w:proofErr w:type="gramStart"/>
+      <w:r>
+        <w:rPr>
+          <w:rFonts w:hint="eastAsia"/>
+        </w:rPr>
+        <w:t>一个</w:t>
+      </w:r>
+      <w:proofErr w:type="gramEnd"/>
+      <w:r>
+        <w:rPr>
+          <w:rFonts w:hint="eastAsia"/>
+        </w:rPr>
+        <w:t>。由此可见，香雪的性格是复杂的。</w:t>
       </w:r>
     </w:p>
     <w:p>
@@ -2638,7 +2913,21 @@
         <w:rPr>
           <w:rFonts w:hint="eastAsia"/>
         </w:rPr>
-        <w:t>教授认为，《哦，香雪》是一部关于如何获得“现代的自我”的故事。这一主题是通过文中不同人对不同物的汲取、捕捉来体现的。例如，在文中第一次写火车靠站时，凤娇的关注点是一位妇女头上的“金圈圈”，但凤娇把此事告诉香雪时，香雪的反应是：</w:t>
+        <w:t>教授认为，《哦，香雪》是一部关于如何获得“现代的自我”的故事。这一主题是通过文中不同人对不同物的汲取、捕捉来体现的。例如，在文中第一次写火车靠站时，凤娇的关注点是一位妇女头上的“金圈圈”，</w:t>
+      </w:r>
+      <w:proofErr w:type="gramStart"/>
+      <w:r>
+        <w:rPr>
+          <w:rFonts w:hint="eastAsia"/>
+        </w:rPr>
+        <w:t>但凤娇把</w:t>
+      </w:r>
+      <w:proofErr w:type="gramEnd"/>
+      <w:r>
+        <w:rPr>
+          <w:rFonts w:hint="eastAsia"/>
+        </w:rPr>
+        <w:t>此事告诉香雪时，香雪的反应是：</w:t>
       </w:r>
     </w:p>
     <w:p>
@@ -2679,7 +2968,21 @@
         <w:rPr>
           <w:rFonts w:hint="eastAsia"/>
         </w:rPr>
-        <w:t>即使香雪后来注意到了这个“金圈圈”</w:t>
+        <w:t>即使香</w:t>
+      </w:r>
+      <w:proofErr w:type="gramStart"/>
+      <w:r>
+        <w:rPr>
+          <w:rFonts w:hint="eastAsia"/>
+        </w:rPr>
+        <w:t>雪后来</w:t>
+      </w:r>
+      <w:proofErr w:type="gramEnd"/>
+      <w:r>
+        <w:rPr>
+          <w:rFonts w:hint="eastAsia"/>
+        </w:rPr>
+        <w:t>注意到了这个“金圈圈”</w:t>
       </w:r>
       <w:r>
         <w:rPr>
@@ -2727,7 +3030,21 @@
         <w:rPr>
           <w:rFonts w:hint="eastAsia"/>
         </w:rPr>
-        <w:t>就是物质的饰品，而香雪看到的</w:t>
+        <w:t>就是物质的饰品，而香</w:t>
+      </w:r>
+      <w:proofErr w:type="gramStart"/>
+      <w:r>
+        <w:rPr>
+          <w:rFonts w:hint="eastAsia"/>
+        </w:rPr>
+        <w:t>雪看到</w:t>
+      </w:r>
+      <w:proofErr w:type="gramEnd"/>
+      <w:r>
+        <w:rPr>
+          <w:rFonts w:hint="eastAsia"/>
+        </w:rPr>
+        <w:t>的</w:t>
       </w:r>
       <w:r>
         <w:rPr>
@@ -2745,7 +3062,21 @@
         <w:rPr>
           <w:rFonts w:hint="eastAsia"/>
         </w:rPr>
-        <w:t>，她们以不同的事物来形塑自己的人生</w:t>
+        <w:t>，她们以不同的</w:t>
+      </w:r>
+      <w:proofErr w:type="gramStart"/>
+      <w:r>
+        <w:rPr>
+          <w:rFonts w:hint="eastAsia"/>
+        </w:rPr>
+        <w:t>事物来形塑</w:t>
+      </w:r>
+      <w:proofErr w:type="gramEnd"/>
+      <w:r>
+        <w:rPr>
+          <w:rFonts w:hint="eastAsia"/>
+        </w:rPr>
+        <w:t>自己的人生</w:t>
       </w:r>
       <w:r>
         <w:rPr>
@@ -2768,17 +3099,47 @@
         </w:rPr>
         <w:t>作者铁凝在文中也区分了这两类人，一类人就是“姑娘们”，另一类人就是香雪（作者在文中提及“姑娘们”时，总是不包括香雪）。对于香雪，作者又特地选出了“铅笔盒”的意象——在写作的</w:t>
       </w:r>
+      <w:proofErr w:type="gramStart"/>
       <w:r>
         <w:rPr>
           <w:rFonts w:hint="eastAsia"/>
         </w:rPr>
         <w:t>1980</w:t>
       </w:r>
-      <w:r>
-        <w:rPr>
-          <w:rFonts w:hint="eastAsia"/>
-        </w:rPr>
-        <w:t>年代，铅笔盒是一个十分贴近“现代的自我”的东西。但是，难道“凤娇们”关注的那些东西就不现代吗？因此，这里的“现代的自我”或许是一个相对偏狭的概念，而那些我们曾忽视的“现代的自我”，也终将在某个时间点追上我们。</w:t>
+      <w:proofErr w:type="gramEnd"/>
+      <w:r>
+        <w:rPr>
+          <w:rFonts w:hint="eastAsia"/>
+        </w:rPr>
+        <w:t>年代，铅笔盒是一个十分贴近“现代的自我”的东西。但是，难道“凤娇们”关注的那些东西就</w:t>
+      </w:r>
+      <w:proofErr w:type="gramStart"/>
+      <w:r>
+        <w:rPr>
+          <w:rFonts w:hint="eastAsia"/>
+        </w:rPr>
+        <w:t>不</w:t>
+      </w:r>
+      <w:proofErr w:type="gramEnd"/>
+      <w:r>
+        <w:rPr>
+          <w:rFonts w:hint="eastAsia"/>
+        </w:rPr>
+        <w:t>现代吗？因此，这里的“现代的自我”或许是一个相对</w:t>
+      </w:r>
+      <w:proofErr w:type="gramStart"/>
+      <w:r>
+        <w:rPr>
+          <w:rFonts w:hint="eastAsia"/>
+        </w:rPr>
+        <w:t>偏狭</w:t>
+      </w:r>
+      <w:proofErr w:type="gramEnd"/>
+      <w:r>
+        <w:rPr>
+          <w:rFonts w:hint="eastAsia"/>
+        </w:rPr>
+        <w:t>的概念，而那些我们曾忽视的“现代的自我”，也终将在某个时间点追上我们。</w:t>
       </w:r>
     </w:p>
     <w:p>
@@ -2789,11 +3150,19 @@
       <w:r>
         <w:tab/>
       </w:r>
-      <w:r>
-        <w:rPr>
-          <w:rFonts w:hint="eastAsia"/>
-        </w:rPr>
-        <w:t>香雪用四十个鸡蛋交换了一个铅笔盒——当然，不止于此，香雪要支付的成本还有鼓起勇气跳上火车、走三十里夜路回家，以及潜在的回到家后父母的责怪。相比于那个</w:t>
+      <w:proofErr w:type="gramStart"/>
+      <w:r>
+        <w:rPr>
+          <w:rFonts w:hint="eastAsia"/>
+        </w:rPr>
+        <w:t>香雪用四十个</w:t>
+      </w:r>
+      <w:proofErr w:type="gramEnd"/>
+      <w:r>
+        <w:rPr>
+          <w:rFonts w:hint="eastAsia"/>
+        </w:rPr>
+        <w:t>鸡蛋交换了一个铅笔盒——当然，不止于此，香雪要支付的成本还有鼓起勇气跳上火车、走三十里夜路回家，以及潜在的回到家后父母的责怪。相比于那个</w:t>
       </w:r>
       <w:r>
         <w:rPr>
@@ -2816,7 +3185,39 @@
           <w:rFonts w:hint="eastAsia"/>
           <w:lang w:val="en-GB"/>
         </w:rPr>
-        <w:t>为什么她会想起这件小事？也许现在应该骗娘吧，因为芝麻糖怎么也不能和铅笔盒的重要性相比。她要告诉娘，这是一个宝盒子，谁用上它，就能一切顺心如意，就能上大学、坐上火车到处跑，就能要什么有什么，就再也不会被人盘问她们每天吃几顿饭了。</w:t>
+        <w:t>为什么她会想起这件小事？也许现在应该</w:t>
+      </w:r>
+      <w:proofErr w:type="gramStart"/>
+      <w:r>
+        <w:rPr>
+          <w:rFonts w:hint="eastAsia"/>
+          <w:lang w:val="en-GB"/>
+        </w:rPr>
+        <w:t>骗娘吧</w:t>
+      </w:r>
+      <w:proofErr w:type="gramEnd"/>
+      <w:r>
+        <w:rPr>
+          <w:rFonts w:hint="eastAsia"/>
+          <w:lang w:val="en-GB"/>
+        </w:rPr>
+        <w:t>，因为芝麻</w:t>
+      </w:r>
+      <w:proofErr w:type="gramStart"/>
+      <w:r>
+        <w:rPr>
+          <w:rFonts w:hint="eastAsia"/>
+          <w:lang w:val="en-GB"/>
+        </w:rPr>
+        <w:t>糖怎么</w:t>
+      </w:r>
+      <w:proofErr w:type="gramEnd"/>
+      <w:r>
+        <w:rPr>
+          <w:rFonts w:hint="eastAsia"/>
+          <w:lang w:val="en-GB"/>
+        </w:rPr>
+        <w:t>也不能和铅笔盒的重要性相比。她要告诉娘，这是一个宝盒子，谁用上它，就能一切顺心如意，就能上大学、坐上火车到处跑，就能要什么有什么，就再也不会被人盘问她们每天吃几顿饭了。</w:t>
       </w:r>
     </w:p>
     <w:p>
@@ -2845,7 +3246,21 @@
         <w:rPr>
           <w:rFonts w:hint="eastAsia"/>
         </w:rPr>
-        <w:t>铅笔盒的背后是香雪对现代世界的渴望。这股渴望来自于香雪去公社上学时，公社</w:t>
+        <w:t>铅笔盒的背后是香雪对现代世界的渴望。这股渴望来自于</w:t>
+      </w:r>
+      <w:proofErr w:type="gramStart"/>
+      <w:r>
+        <w:rPr>
+          <w:rFonts w:hint="eastAsia"/>
+        </w:rPr>
+        <w:t>香雪去公社</w:t>
+      </w:r>
+      <w:proofErr w:type="gramEnd"/>
+      <w:r>
+        <w:rPr>
+          <w:rFonts w:hint="eastAsia"/>
+        </w:rPr>
+        <w:t>上学时，公社</w:t>
       </w:r>
       <w:r>
         <w:rPr>
@@ -2879,7 +3294,21 @@
         <w:rPr>
           <w:rFonts w:hint="eastAsia"/>
         </w:rPr>
-        <w:t>有一个问题是，香雪如此想要这样一个铅笔盒，但是她此前已经有了一个铅笔盒——父亲亲手给她打造的。既然如此，那么回过头来看，香雪和“凤娇们”关注的东西，又有什么不同呢？</w:t>
+        <w:t>有一个问题是，香</w:t>
+      </w:r>
+      <w:proofErr w:type="gramStart"/>
+      <w:r>
+        <w:rPr>
+          <w:rFonts w:hint="eastAsia"/>
+        </w:rPr>
+        <w:t>雪如此</w:t>
+      </w:r>
+      <w:proofErr w:type="gramEnd"/>
+      <w:r>
+        <w:rPr>
+          <w:rFonts w:hint="eastAsia"/>
+        </w:rPr>
+        <w:t>想要这样一个铅笔盒，但是她此前已经有了一个铅笔盒——父亲亲手给她打造的。既然如此，那么回过头来看，香雪和“凤娇们”关注的东西，又有什么不同呢？</w:t>
       </w:r>
       <w:r>
         <w:rPr>
@@ -2906,7 +3335,21 @@
         <w:rPr>
           <w:rFonts w:hint="eastAsia"/>
         </w:rPr>
-        <w:t>实际上，在文中一共有三类人：公社中学的女同学们，香雪，以及“凤娇们”。公社中学的女同学们显然是首批见到火车的，她们更早接触到现代文明的洗礼，在香雪面前有着优越感。香雪满怀忧虑</w:t>
+        <w:t>实际上，在文中一共有三类人：公社中学的女同学们，香雪，以及“凤娇们”。公社中学的女同学们显然是首批见到火车的，她们更早接触到现代文明的洗礼，在香</w:t>
+      </w:r>
+      <w:proofErr w:type="gramStart"/>
+      <w:r>
+        <w:rPr>
+          <w:rFonts w:hint="eastAsia"/>
+        </w:rPr>
+        <w:t>雪面前</w:t>
+      </w:r>
+      <w:proofErr w:type="gramEnd"/>
+      <w:r>
+        <w:rPr>
+          <w:rFonts w:hint="eastAsia"/>
+        </w:rPr>
+        <w:t>有着优越感。香雪满怀忧虑</w:t>
       </w:r>
       <w:r>
         <w:rPr>
@@ -2939,7 +3382,21 @@
         <w:rPr>
           <w:rFonts w:hint="eastAsia"/>
         </w:rPr>
-        <w:t>在“通过什么来追逐现代”的问题之外，还有一个问题：谁来定义名为“现代”的方向？为什么有人能定义这具备权力关系的</w:t>
+        <w:t>在“通过什么来追逐现代”的问题之外，还有一个问题：谁来定义名为“现代”的方向？为什么有人能定义</w:t>
+      </w:r>
+      <w:proofErr w:type="gramStart"/>
+      <w:r>
+        <w:rPr>
+          <w:rFonts w:hint="eastAsia"/>
+        </w:rPr>
+        <w:t>这具备</w:t>
+      </w:r>
+      <w:proofErr w:type="gramEnd"/>
+      <w:r>
+        <w:rPr>
+          <w:rFonts w:hint="eastAsia"/>
+        </w:rPr>
+        <w:t>权力关系的</w:t>
       </w:r>
       <w:r>
         <w:rPr>
@@ -3030,7 +3487,21 @@
         <w:rPr>
           <w:rFonts w:hint="eastAsia"/>
         </w:rPr>
-        <w:t>这列火车为香雪提供了更健全、广阔的视野与更充分的可选项，而对这些事物的追求是一个现代的人应有有品质。</w:t>
+        <w:t>这列火车为香雪提供了更健全、广阔的视野与更充分的可选项，而对这些事物的追求是一个现代的人应有</w:t>
+      </w:r>
+      <w:proofErr w:type="gramStart"/>
+      <w:r>
+        <w:rPr>
+          <w:rFonts w:hint="eastAsia"/>
+        </w:rPr>
+        <w:t>有</w:t>
+      </w:r>
+      <w:proofErr w:type="gramEnd"/>
+      <w:r>
+        <w:rPr>
+          <w:rFonts w:hint="eastAsia"/>
+        </w:rPr>
+        <w:t>品质。</w:t>
       </w:r>
     </w:p>
     <w:p>
@@ -3047,12 +3518,14 @@
         </w:rPr>
         <w:t>在这部作品中，作者为香雪提供的发展道路是通过接受现代教育而冲出蒙昧、走向文明，这也是</w:t>
       </w:r>
+      <w:proofErr w:type="gramStart"/>
       <w:r>
         <w:rPr>
           <w:rFonts w:hint="eastAsia"/>
         </w:rPr>
         <w:t>1980</w:t>
       </w:r>
+      <w:proofErr w:type="gramEnd"/>
       <w:r>
         <w:rPr>
           <w:rFonts w:hint="eastAsia"/>
@@ -3063,7 +3536,21 @@
         <w:rPr>
           <w:rFonts w:hint="eastAsia"/>
         </w:rPr>
-        <w:t>这是一条不容易的道路，农村家庭供养孩子读书的成本太高，尤其是对于香雪这样一个父亲是木工（收入不稳定）的女孩子。</w:t>
+        <w:t>这是一条不容易的道路，农村家庭供养孩子读书的成本太高，尤其是对于香</w:t>
+      </w:r>
+      <w:proofErr w:type="gramStart"/>
+      <w:r>
+        <w:rPr>
+          <w:rFonts w:hint="eastAsia"/>
+        </w:rPr>
+        <w:t>雪这样</w:t>
+      </w:r>
+      <w:proofErr w:type="gramEnd"/>
+      <w:r>
+        <w:rPr>
+          <w:rFonts w:hint="eastAsia"/>
+        </w:rPr>
+        <w:t>一个父亲是木工（收入不稳定）的女孩子。</w:t>
       </w:r>
       <w:r>
         <w:rPr>
@@ -3127,7 +3614,7 @@
       <w:pPr>
         <w:pStyle w:val="ac"/>
       </w:pPr>
-      <w:bookmarkStart w:id="10" w:name="_Toc226570687"/>
+      <w:bookmarkStart w:id="10" w:name="_Toc227780493"/>
       <w:r>
         <w:rPr>
           <w:rFonts w:hint="eastAsia"/>
@@ -3160,7 +3647,21 @@
         <w:rPr>
           <w:rFonts w:hint="eastAsia"/>
         </w:rPr>
-        <w:t>岁的女孩子，妙妙则从</w:t>
+        <w:t>岁的女孩子，妙</w:t>
+      </w:r>
+      <w:proofErr w:type="gramStart"/>
+      <w:r>
+        <w:rPr>
+          <w:rFonts w:hint="eastAsia"/>
+        </w:rPr>
+        <w:t>妙</w:t>
+      </w:r>
+      <w:proofErr w:type="gramEnd"/>
+      <w:r>
+        <w:rPr>
+          <w:rFonts w:hint="eastAsia"/>
+        </w:rPr>
+        <w:t>则从</w:t>
       </w:r>
       <w:r>
         <w:rPr>
@@ -3198,12 +3699,14 @@
         </w:rPr>
         <w:t>年；《哦，香雪》的故事发生在</w:t>
       </w:r>
+      <w:proofErr w:type="gramStart"/>
       <w:r>
         <w:rPr>
           <w:rFonts w:hint="eastAsia"/>
         </w:rPr>
         <w:t>1980</w:t>
       </w:r>
+      <w:proofErr w:type="gramEnd"/>
       <w:r>
         <w:rPr>
           <w:rFonts w:hint="eastAsia"/>
@@ -3274,7 +3777,21 @@
         <w:rPr>
           <w:rFonts w:hint="eastAsia"/>
         </w:rPr>
-        <w:t>在教授看来，妙妙是一个“两头都不靠”的女孩子：她和两个世界都发生关系，但两个世界与她的关系都不牢固。这两个世界，一个是她生活的世界，即</w:t>
+        <w:t>在教授看来，妙</w:t>
+      </w:r>
+      <w:proofErr w:type="gramStart"/>
+      <w:r>
+        <w:rPr>
+          <w:rFonts w:hint="eastAsia"/>
+        </w:rPr>
+        <w:t>妙</w:t>
+      </w:r>
+      <w:proofErr w:type="gramEnd"/>
+      <w:r>
+        <w:rPr>
+          <w:rFonts w:hint="eastAsia"/>
+        </w:rPr>
+        <w:t>是一个“两头都不靠”的女孩子：她和两个世界都发生关系，但两个世界与她的关系都不牢固。这两个世界，一个是她生活的世界，即</w:t>
       </w:r>
       <w:r>
         <w:rPr>
@@ -3292,8 +3809,9 @@
           <w:kern w:val="0"/>
           <w:szCs w:val="21"/>
         </w:rPr>
-        <w:t>；另一个是她向往的世界，“北上广”。妙妙一再地撇清自己与头铺街的关系，营造自己的“人设”，但她接</w:t>
-      </w:r>
+        <w:t>；另一个是她向往的世界，“北上广”。妙</w:t>
+      </w:r>
+      <w:proofErr w:type="gramStart"/>
       <w:r>
         <w:rPr>
           <w:rFonts w:ascii="Arial" w:hAnsi="Arial" w:cs="Arial" w:hint="eastAsia"/>
@@ -3301,9 +3819,9 @@
           <w:kern w:val="0"/>
           <w:szCs w:val="21"/>
         </w:rPr>
-        <w:lastRenderedPageBreak/>
-        <w:t>触外部世界的</w:t>
-      </w:r>
+        <w:t>妙</w:t>
+      </w:r>
+      <w:proofErr w:type="gramEnd"/>
       <w:r>
         <w:rPr>
           <w:rFonts w:ascii="Arial" w:hAnsi="Arial" w:cs="Arial" w:hint="eastAsia"/>
@@ -3311,7 +3829,46 @@
           <w:kern w:val="0"/>
           <w:szCs w:val="21"/>
         </w:rPr>
-        <w:t>渠道何其有限——</w:t>
+        <w:t>一再地撇清自己与头铺街的关系，营造自己的“人设”，但她接</w:t>
+      </w:r>
+      <w:r>
+        <w:rPr>
+          <w:rFonts w:ascii="Arial" w:hAnsi="Arial" w:cs="Arial" w:hint="eastAsia"/>
+          <w:color w:val="111111"/>
+          <w:kern w:val="0"/>
+          <w:szCs w:val="21"/>
+        </w:rPr>
+        <w:lastRenderedPageBreak/>
+        <w:t>触外部世界的</w:t>
+      </w:r>
+      <w:r>
+        <w:rPr>
+          <w:rFonts w:ascii="Arial" w:hAnsi="Arial" w:cs="Arial" w:hint="eastAsia"/>
+          <w:color w:val="111111"/>
+          <w:kern w:val="0"/>
+          <w:szCs w:val="21"/>
+        </w:rPr>
+        <w:t>渠道</w:t>
+      </w:r>
+      <w:proofErr w:type="gramStart"/>
+      <w:r>
+        <w:rPr>
+          <w:rFonts w:ascii="Arial" w:hAnsi="Arial" w:cs="Arial" w:hint="eastAsia"/>
+          <w:color w:val="111111"/>
+          <w:kern w:val="0"/>
+          <w:szCs w:val="21"/>
+        </w:rPr>
+        <w:t>何其有限</w:t>
+      </w:r>
+      <w:proofErr w:type="gramEnd"/>
+      <w:r>
+        <w:rPr>
+          <w:rFonts w:ascii="Arial" w:hAnsi="Arial" w:cs="Arial" w:hint="eastAsia"/>
+          <w:color w:val="111111"/>
+          <w:kern w:val="0"/>
+          <w:szCs w:val="21"/>
+        </w:rPr>
+        <w:t>——</w:t>
       </w:r>
     </w:p>
     <w:p>
@@ -3321,7 +3878,39 @@
         <w:ind w:firstLine="420"/>
       </w:pPr>
       <w:r>
-        <w:t>那天夜里，那人给了妙妙一只小半导体收音机，妙妙就总是拿它来听歌曲和电影剪辑录音。这只收音机的频道很难调准，总是格吱格吱响着，发出模模糊糊的声音。妙妙就很专注地听着，极力要听清里边的每一句旋律和每一句对话，如有一句话没有听清，她便觉得受了损失，流露出焦躁的神情。</w:t>
+        <w:t>那天夜里，那人给了妙</w:t>
+      </w:r>
+      <w:proofErr w:type="gramStart"/>
+      <w:r>
+        <w:t>妙</w:t>
+      </w:r>
+      <w:proofErr w:type="gramEnd"/>
+      <w:r>
+        <w:t>一只小半导体收音机，妙</w:t>
+      </w:r>
+      <w:proofErr w:type="gramStart"/>
+      <w:r>
+        <w:t>妙</w:t>
+      </w:r>
+      <w:proofErr w:type="gramEnd"/>
+      <w:r>
+        <w:t>就总是拿它来听歌曲和电影剪辑录音。这只收音机的频道很难调准，总是格</w:t>
+      </w:r>
+      <w:proofErr w:type="gramStart"/>
+      <w:r>
+        <w:t>吱格吱</w:t>
+      </w:r>
+      <w:proofErr w:type="gramEnd"/>
+      <w:r>
+        <w:t>响着，发出模模糊糊的声音。妙</w:t>
+      </w:r>
+      <w:proofErr w:type="gramStart"/>
+      <w:r>
+        <w:t>妙</w:t>
+      </w:r>
+      <w:proofErr w:type="gramEnd"/>
+      <w:r>
+        <w:t>就很专注地听着，极力要听清里边的每一句旋律和每一句对话，如有一句话没有听清，她便觉得受了损失，流露出焦躁的神情。</w:t>
       </w:r>
     </w:p>
     <w:p>
@@ -3349,7 +3938,35 @@
         <w:rPr>
           <w:rFonts w:hint="eastAsia"/>
         </w:rPr>
-        <w:t>妙妙也没有去过北上广，她到过最远的地方就是县城——并且只是因为一次意外的误诊。并且，妙妙在外人眼里反而成为了头铺街女孩的代表，而这是她最不愿看到的。</w:t>
+        <w:t>妙</w:t>
+      </w:r>
+      <w:proofErr w:type="gramStart"/>
+      <w:r>
+        <w:rPr>
+          <w:rFonts w:hint="eastAsia"/>
+        </w:rPr>
+        <w:t>妙</w:t>
+      </w:r>
+      <w:proofErr w:type="gramEnd"/>
+      <w:r>
+        <w:rPr>
+          <w:rFonts w:hint="eastAsia"/>
+        </w:rPr>
+        <w:t>也没有去过北上广，她到过最远的地方就是县城——并且只是因为一次意外的误诊。并且，妙</w:t>
+      </w:r>
+      <w:proofErr w:type="gramStart"/>
+      <w:r>
+        <w:rPr>
+          <w:rFonts w:hint="eastAsia"/>
+        </w:rPr>
+        <w:t>妙</w:t>
+      </w:r>
+      <w:proofErr w:type="gramEnd"/>
+      <w:r>
+        <w:rPr>
+          <w:rFonts w:hint="eastAsia"/>
+        </w:rPr>
+        <w:t>在外人眼里反而成为了头铺街女孩的代表，而这是她最不愿看到的。</w:t>
       </w:r>
     </w:p>
     <w:p>
@@ -3359,7 +3976,15 @@
         <w:ind w:firstLine="420"/>
       </w:pPr>
       <w:r>
-        <w:t>孙团说：想不到街上的女孩已经这样开放了。妙妙一听就沉下了脸，方才的快活烟消云散。</w:t>
+        <w:t>孙团说：想不到街上的女孩已经这样开放了。妙</w:t>
+      </w:r>
+      <w:proofErr w:type="gramStart"/>
+      <w:r>
+        <w:t>妙</w:t>
+      </w:r>
+      <w:proofErr w:type="gramEnd"/>
+      <w:r>
+        <w:t>一听就沉下了脸，方才的快活烟消云散。</w:t>
       </w:r>
     </w:p>
     <w:p>
@@ -3387,7 +4012,49 @@
         <w:rPr>
           <w:rFonts w:hint="eastAsia"/>
         </w:rPr>
-        <w:t>教授认为，妙妙的行为在整个故事中存在着两次转折。起初她是追求“先进”、特立独行而尝试标新立异，导致身边的人似乎都不理解她；但是后来，妙妙似乎刻意避免让身边的人理解她，以此维持自己“先进”的形象，这是一种异化。而故事结尾，妙妙在康复后迎来了一个转折，她看到了电影中那个“</w:t>
+        <w:t>教授认为，妙</w:t>
+      </w:r>
+      <w:proofErr w:type="gramStart"/>
+      <w:r>
+        <w:rPr>
+          <w:rFonts w:hint="eastAsia"/>
+        </w:rPr>
+        <w:t>妙</w:t>
+      </w:r>
+      <w:proofErr w:type="gramEnd"/>
+      <w:r>
+        <w:rPr>
+          <w:rFonts w:hint="eastAsia"/>
+        </w:rPr>
+        <w:t>的行为在整个故事中存在着两次转折。起初她是追求“先进”、特立独行而尝试标新立异，导致身边的人似乎都不理解她；但是后来，妙</w:t>
+      </w:r>
+      <w:proofErr w:type="gramStart"/>
+      <w:r>
+        <w:rPr>
+          <w:rFonts w:hint="eastAsia"/>
+        </w:rPr>
+        <w:t>妙</w:t>
+      </w:r>
+      <w:proofErr w:type="gramEnd"/>
+      <w:r>
+        <w:rPr>
+          <w:rFonts w:hint="eastAsia"/>
+        </w:rPr>
+        <w:t>似乎刻意避免让身边的人理解她，以此维持自己“先进”的形象，这是一种异化。而故事结尾，妙</w:t>
+      </w:r>
+      <w:proofErr w:type="gramStart"/>
+      <w:r>
+        <w:rPr>
+          <w:rFonts w:hint="eastAsia"/>
+        </w:rPr>
+        <w:t>妙</w:t>
+      </w:r>
+      <w:proofErr w:type="gramEnd"/>
+      <w:r>
+        <w:rPr>
+          <w:rFonts w:hint="eastAsia"/>
+        </w:rPr>
+        <w:t>在康复后迎来了一个转折，她看到了电影中那个“</w:t>
       </w:r>
       <w:r>
         <w:rPr>
@@ -3396,7 +4063,37 @@
           <w:kern w:val="0"/>
           <w:szCs w:val="21"/>
         </w:rPr>
-        <w:t>很丑，腮小小的，一点不精神，还有些萎</w:t>
+        <w:t>很丑，腮小小的，一点</w:t>
+      </w:r>
+      <w:proofErr w:type="gramStart"/>
+      <w:r>
+        <w:rPr>
+          <w:rFonts w:ascii="Arial" w:hAnsi="Arial" w:cs="Arial"/>
+          <w:color w:val="111111"/>
+          <w:kern w:val="0"/>
+          <w:szCs w:val="21"/>
+        </w:rPr>
+        <w:t>不</w:t>
+      </w:r>
+      <w:proofErr w:type="gramEnd"/>
+      <w:r>
+        <w:rPr>
+          <w:rFonts w:ascii="Arial" w:hAnsi="Arial" w:cs="Arial"/>
+          <w:color w:val="111111"/>
+          <w:kern w:val="0"/>
+          <w:szCs w:val="21"/>
+        </w:rPr>
+        <w:t>精神，还有些</w:t>
+      </w:r>
+      <w:proofErr w:type="gramStart"/>
+      <w:r>
+        <w:rPr>
+          <w:rFonts w:ascii="Arial" w:hAnsi="Arial" w:cs="Arial"/>
+          <w:color w:val="111111"/>
+          <w:kern w:val="0"/>
+          <w:szCs w:val="21"/>
+        </w:rPr>
+        <w:t>萎</w:t>
       </w:r>
       <w:r>
         <w:rPr>
@@ -3407,6 +4104,7 @@
         </w:rPr>
         <w:t>颓</w:t>
       </w:r>
+      <w:proofErr w:type="gramEnd"/>
       <w:r>
         <w:rPr>
           <w:rFonts w:hint="eastAsia"/>
@@ -3430,7 +4128,35 @@
         <w:rPr>
           <w:rFonts w:hint="eastAsia"/>
         </w:rPr>
-        <w:t>妙妙心里忽然跳出一个念头，她想：这世界上有两种落单的命运，一种是月亮，它的光芒将星星全遮暗了；另一种是孤雁，它日不能息，夜不能眠，被危险包围了。妙妙被自己的念头逗笑了，她对自己说：哪来的这许多念头的，就继续向前走了。</w:t>
+        <w:t>妙</w:t>
+      </w:r>
+      <w:proofErr w:type="gramStart"/>
+      <w:r>
+        <w:rPr>
+          <w:rFonts w:hint="eastAsia"/>
+        </w:rPr>
+        <w:t>妙</w:t>
+      </w:r>
+      <w:proofErr w:type="gramEnd"/>
+      <w:r>
+        <w:rPr>
+          <w:rFonts w:hint="eastAsia"/>
+        </w:rPr>
+        <w:t>心里忽然跳出一个念头，她想：这世界上有两种落单的命运，一种是月亮，它的光芒将星星全遮暗了；另一种是孤雁，它日不能息，夜不能眠，被危险包围了。妙</w:t>
+      </w:r>
+      <w:proofErr w:type="gramStart"/>
+      <w:r>
+        <w:rPr>
+          <w:rFonts w:hint="eastAsia"/>
+        </w:rPr>
+        <w:t>妙</w:t>
+      </w:r>
+      <w:proofErr w:type="gramEnd"/>
+      <w:r>
+        <w:rPr>
+          <w:rFonts w:hint="eastAsia"/>
+        </w:rPr>
+        <w:t>被自己的念头逗笑了，她对自己说：哪来的这许多念头的，就继续向前走了。</w:t>
       </w:r>
     </w:p>
     <w:p>
@@ -3438,9 +4164,6 @@
         <w:pStyle w:val="af3"/>
         <w:spacing w:before="78" w:after="78"/>
         <w:jc w:val="right"/>
-        <w:rPr>
-          <w:rFonts w:hint="eastAsia"/>
-        </w:rPr>
       </w:pPr>
       <w:r>
         <w:rPr>
@@ -3474,7 +4197,21 @@
         <w:rPr>
           <w:rFonts w:hint="eastAsia"/>
         </w:rPr>
-        <w:t>教授认为，在这部作品中，作者与笔下人物（妙妙）之间存在较大的距离，作者以一种</w:t>
+        <w:t>教授认为，在这部作品中，作者与笔下人物（妙</w:t>
+      </w:r>
+      <w:proofErr w:type="gramStart"/>
+      <w:r>
+        <w:rPr>
+          <w:rFonts w:hint="eastAsia"/>
+        </w:rPr>
+        <w:t>妙</w:t>
+      </w:r>
+      <w:proofErr w:type="gramEnd"/>
+      <w:r>
+        <w:rPr>
+          <w:rFonts w:hint="eastAsia"/>
+        </w:rPr>
+        <w:t>）之间存在较大的距离，作者以一种</w:t>
       </w:r>
       <w:r>
         <w:rPr>
@@ -3486,7 +4223,21 @@
         <w:rPr>
           <w:rFonts w:hint="eastAsia"/>
         </w:rPr>
-        <w:t>过于理性的笔触剖析妙妙的心理，也因此导致</w:t>
+        <w:t>过于理性的笔触剖析妙</w:t>
+      </w:r>
+      <w:proofErr w:type="gramStart"/>
+      <w:r>
+        <w:rPr>
+          <w:rFonts w:hint="eastAsia"/>
+        </w:rPr>
+        <w:t>妙</w:t>
+      </w:r>
+      <w:proofErr w:type="gramEnd"/>
+      <w:r>
+        <w:rPr>
+          <w:rFonts w:hint="eastAsia"/>
+        </w:rPr>
+        <w:t>的心理，也因此导致</w:t>
       </w:r>
       <w:r>
         <w:rPr>
@@ -3518,6 +4269,437 @@
         </w:rPr>
         <w:t>之间的不协调。</w:t>
       </w:r>
+    </w:p>
+    <w:p>
+      <w:pPr>
+        <w:pStyle w:val="aa"/>
+        <w:spacing w:before="78" w:after="78"/>
+      </w:pPr>
+    </w:p>
+    <w:p>
+      <w:pPr>
+        <w:pStyle w:val="aa"/>
+        <w:spacing w:before="78" w:after="78"/>
+      </w:pPr>
+    </w:p>
+    <w:p>
+      <w:pPr>
+        <w:pStyle w:val="aa"/>
+        <w:spacing w:before="78" w:after="78"/>
+      </w:pPr>
+    </w:p>
+    <w:p>
+      <w:pPr>
+        <w:pStyle w:val="a9"/>
+      </w:pPr>
+      <w:bookmarkStart w:id="11" w:name="_Toc227780494"/>
+      <w:r>
+        <w:rPr>
+          <w:rFonts w:hint="eastAsia"/>
+        </w:rPr>
+        <w:t>第四讲</w:t>
+      </w:r>
+      <w:r>
+        <w:rPr>
+          <w:rFonts w:hint="eastAsia"/>
+        </w:rPr>
+        <w:t xml:space="preserve"> </w:t>
+      </w:r>
+      <w:r>
+        <w:rPr>
+          <w:rFonts w:hint="eastAsia"/>
+        </w:rPr>
+        <w:t>爱情与现实</w:t>
+      </w:r>
+      <w:bookmarkEnd w:id="11"/>
+    </w:p>
+    <w:p>
+      <w:pPr>
+        <w:pStyle w:val="aa"/>
+        <w:spacing w:before="78" w:after="78"/>
+        <w:jc w:val="center"/>
+        <w:rPr>
+          <w:rFonts w:hint="eastAsia"/>
+        </w:rPr>
+      </w:pPr>
+      <w:r>
+        <w:rPr>
+          <w:rFonts w:hint="eastAsia"/>
+        </w:rPr>
+        <w:t>2026.4.22</w:t>
+      </w:r>
+    </w:p>
+    <w:p>
+      <w:pPr>
+        <w:pStyle w:val="ac"/>
+      </w:pPr>
+      <w:bookmarkStart w:id="12" w:name="_Toc227780495"/>
+      <w:r>
+        <w:rPr>
+          <w:rFonts w:hint="eastAsia"/>
+        </w:rPr>
+        <w:t>一、路遥《人生》</w:t>
+      </w:r>
+      <w:bookmarkEnd w:id="12"/>
+    </w:p>
+    <w:p>
+      <w:pPr>
+        <w:pStyle w:val="aa"/>
+        <w:spacing w:before="78" w:after="78"/>
+      </w:pPr>
+      <w:r>
+        <w:tab/>
+      </w:r>
+      <w:r>
+        <w:rPr>
+          <w:rFonts w:hint="eastAsia"/>
+        </w:rPr>
+        <w:t>路遥曾表示，他的作品的背景是一个“交叉地带”。</w:t>
+      </w:r>
+    </w:p>
+    <w:p>
+      <w:pPr>
+        <w:pStyle w:val="af3"/>
+        <w:spacing w:before="78" w:after="78"/>
+        <w:ind w:firstLine="420"/>
+      </w:pPr>
+      <w:r>
+        <w:rPr>
+          <w:rFonts w:hint="eastAsia"/>
+        </w:rPr>
+        <w:t>我是一个血统的农民的儿子，一直是在农村长大的，又从那里出来，先到小城市，然后又到大城市参加了工作。农村可以说是基本熟悉的，城市我正在努力</w:t>
+      </w:r>
+      <w:proofErr w:type="gramStart"/>
+      <w:r>
+        <w:rPr>
+          <w:rFonts w:hint="eastAsia"/>
+        </w:rPr>
+        <w:t>熟悉着</w:t>
+      </w:r>
+      <w:proofErr w:type="gramEnd"/>
+      <w:r>
+        <w:rPr>
+          <w:rFonts w:hint="eastAsia"/>
+        </w:rPr>
+        <w:t>。相比而言，我最熟悉的却是农村和城市的</w:t>
+      </w:r>
+      <w:r>
+        <w:rPr>
+          <w:rFonts w:hint="eastAsia"/>
+        </w:rPr>
+        <w:t>“</w:t>
+      </w:r>
+      <w:r>
+        <w:rPr>
+          <w:rFonts w:hint="eastAsia"/>
+        </w:rPr>
+        <w:t>交叉地带</w:t>
+      </w:r>
+      <w:r>
+        <w:rPr>
+          <w:rFonts w:hint="eastAsia"/>
+        </w:rPr>
+        <w:t>”</w:t>
+      </w:r>
+      <w:r>
+        <w:rPr>
+          <w:rFonts w:hint="eastAsia"/>
+        </w:rPr>
+        <w:t>，因为我曾长时间地生活在这个天地里，现在也经常</w:t>
+      </w:r>
+      <w:r>
+        <w:rPr>
+          <w:rFonts w:hint="eastAsia"/>
+        </w:rPr>
+        <w:t>“</w:t>
+      </w:r>
+      <w:r>
+        <w:rPr>
+          <w:rFonts w:hint="eastAsia"/>
+        </w:rPr>
+        <w:t>往返</w:t>
+      </w:r>
+      <w:r>
+        <w:rPr>
+          <w:rFonts w:hint="eastAsia"/>
+        </w:rPr>
+        <w:t>”</w:t>
+      </w:r>
+      <w:r>
+        <w:rPr>
+          <w:rFonts w:hint="eastAsia"/>
+        </w:rPr>
+        <w:t>于其间。我曾经说过，我较熟悉身上既带着</w:t>
+      </w:r>
+      <w:r>
+        <w:rPr>
+          <w:rFonts w:hint="eastAsia"/>
+        </w:rPr>
+        <w:t>“</w:t>
+      </w:r>
+      <w:r>
+        <w:rPr>
+          <w:rFonts w:hint="eastAsia"/>
+        </w:rPr>
+        <w:t>农村味</w:t>
+      </w:r>
+      <w:r>
+        <w:rPr>
+          <w:rFonts w:hint="eastAsia"/>
+        </w:rPr>
+        <w:t>”</w:t>
+      </w:r>
+      <w:r>
+        <w:rPr>
+          <w:rFonts w:hint="eastAsia"/>
+        </w:rPr>
+        <w:t>又带着</w:t>
+      </w:r>
+      <w:r>
+        <w:rPr>
+          <w:rFonts w:hint="eastAsia"/>
+        </w:rPr>
+        <w:t>“</w:t>
+      </w:r>
+      <w:r>
+        <w:rPr>
+          <w:rFonts w:hint="eastAsia"/>
+        </w:rPr>
+        <w:t>城市味</w:t>
+      </w:r>
+      <w:r>
+        <w:rPr>
+          <w:rFonts w:hint="eastAsia"/>
+        </w:rPr>
+        <w:t>”</w:t>
+      </w:r>
+      <w:r>
+        <w:rPr>
+          <w:rFonts w:hint="eastAsia"/>
+        </w:rPr>
+        <w:t>的人，以及在有些方面和这样的人有联系的城里人和乡里人。这是我本身的生活经历和现实状况所</w:t>
+      </w:r>
+      <w:r>
+        <w:rPr>
+          <w:rFonts w:hint="eastAsia"/>
+        </w:rPr>
+        <w:lastRenderedPageBreak/>
+        <w:t>决定的。我本人就属于这样的人。</w:t>
+      </w:r>
+    </w:p>
+    <w:p>
+      <w:pPr>
+        <w:pStyle w:val="af3"/>
+        <w:spacing w:before="78" w:after="78"/>
+        <w:jc w:val="right"/>
+        <w:rPr>
+          <w:rFonts w:hint="eastAsia"/>
+        </w:rPr>
+      </w:pPr>
+      <w:r>
+        <w:rPr>
+          <w:rFonts w:hint="eastAsia"/>
+        </w:rPr>
+        <w:t>——路遥</w:t>
+      </w:r>
+    </w:p>
+    <w:p>
+      <w:pPr>
+        <w:pStyle w:val="aa"/>
+        <w:spacing w:before="78" w:after="78"/>
+      </w:pPr>
+      <w:r>
+        <w:tab/>
+      </w:r>
+      <w:r>
+        <w:rPr>
+          <w:rFonts w:hint="eastAsia"/>
+        </w:rPr>
+        <w:t>实际上，我们在之后就能看到，《人生》的主角高加林就是一位处于“交叉地带”的人</w:t>
+      </w:r>
+      <w:r>
+        <w:rPr>
+          <w:rFonts w:hint="eastAsia"/>
+        </w:rPr>
+        <w:t>，他也是“一个血统农民的儿子”</w:t>
+      </w:r>
+      <w:r>
+        <w:rPr>
+          <w:rFonts w:hint="eastAsia"/>
+        </w:rPr>
+        <w:t>。</w:t>
+      </w:r>
+    </w:p>
+    <w:p>
+      <w:pPr>
+        <w:pStyle w:val="aa"/>
+        <w:spacing w:before="78" w:after="78"/>
+      </w:pPr>
+      <w:r>
+        <w:tab/>
+      </w:r>
+      <w:r>
+        <w:rPr>
+          <w:rFonts w:hint="eastAsia"/>
+        </w:rPr>
+        <w:t>教授认为，高加林有一种“别扭感”——他内心里有一杆关于身份认同的秤；在刚刚回到农村的时候，作为一个追求现代的青年，他却有着类似传统士大夫的知识分子的优越观念；即使是</w:t>
+      </w:r>
+      <w:r>
+        <w:rPr>
+          <w:rFonts w:hint="eastAsia"/>
+        </w:rPr>
+        <w:t>在与巧珍第一次接吻的时候，他提醒巧珍刷牙的细节也体现出他站在“文明”角度上的优越感</w:t>
+      </w:r>
+      <w:r>
+        <w:rPr>
+          <w:rFonts w:hint="eastAsia"/>
+        </w:rPr>
+        <w:t>。</w:t>
+      </w:r>
+      <w:r>
+        <w:rPr>
+          <w:rFonts w:hint="eastAsia"/>
+        </w:rPr>
+        <w:t>因此，高度理性、自觉以及时时刻刻提醒自己是一个现代人、文明人的优越感，是构成高加林的最基本要素。</w:t>
+      </w:r>
+    </w:p>
+    <w:p>
+      <w:pPr>
+        <w:pStyle w:val="aa"/>
+        <w:spacing w:before="78" w:after="78"/>
+      </w:pPr>
+      <w:r>
+        <w:tab/>
+      </w:r>
+      <w:r>
+        <w:rPr>
+          <w:rFonts w:hint="eastAsia"/>
+        </w:rPr>
+        <w:t>高加林是“血统农民的儿子”，但他既不擅长劳动，也不爱劳动，这与故事发生的时代背景密不可分。当时，对体力劳动和脑力劳动的区分已经开始，而对从事不同种类劳动的人的</w:t>
+      </w:r>
+      <w:r>
+        <w:rPr>
+          <w:rFonts w:hint="eastAsia"/>
+        </w:rPr>
+        <w:t>价值</w:t>
+      </w:r>
+      <w:r>
+        <w:rPr>
+          <w:rFonts w:hint="eastAsia"/>
+        </w:rPr>
+        <w:t>分层也随之而来；“体力劳动者低微，脑力劳动者高尚”的无意识已经进入了社会。</w:t>
+      </w:r>
+    </w:p>
+    <w:p>
+      <w:pPr>
+        <w:pStyle w:val="aa"/>
+        <w:spacing w:before="78" w:after="78"/>
+      </w:pPr>
+      <w:r>
+        <w:tab/>
+      </w:r>
+      <w:r>
+        <w:rPr>
+          <w:rFonts w:hint="eastAsia"/>
+        </w:rPr>
+        <w:t>而与他相对的是巧珍——同样面对伤口，巧珍则选择以劳动疗伤。</w:t>
+      </w:r>
+    </w:p>
+    <w:p>
+      <w:pPr>
+        <w:pStyle w:val="af3"/>
+        <w:spacing w:before="78" w:after="78"/>
+        <w:ind w:firstLine="420"/>
+      </w:pPr>
+      <w:r>
+        <w:rPr>
+          <w:rFonts w:hint="eastAsia"/>
+        </w:rPr>
+        <w:t>她曾想到过死。但当她一看见生活和劳动过二十多年的大地山川，看见土地上她用汗水浇绿的禾苗，这种念头就顿时消散得一干二净。她留恋这个世界；她爱太阳，爱土地，爱劳动，</w:t>
+      </w:r>
+      <w:proofErr w:type="gramStart"/>
+      <w:r>
+        <w:rPr>
+          <w:rFonts w:hint="eastAsia"/>
+        </w:rPr>
+        <w:t>爱清朗朗</w:t>
+      </w:r>
+      <w:proofErr w:type="gramEnd"/>
+      <w:r>
+        <w:rPr>
+          <w:rFonts w:hint="eastAsia"/>
+        </w:rPr>
+        <w:t>的大马河，爱大马河畔的青草和野花</w:t>
+      </w:r>
+      <w:r>
+        <w:rPr>
+          <w:rFonts w:ascii="Cambria Math" w:hAnsi="Cambria Math" w:cs="Cambria Math"/>
+        </w:rPr>
+        <w:t>⋯⋯</w:t>
+      </w:r>
+      <w:r>
+        <w:t>她不能死！她应该活下去！她要劳动！她要在土地上寻找别的</w:t>
+      </w:r>
+      <w:r>
+        <w:rPr>
+          <w:rFonts w:hint="eastAsia"/>
+        </w:rPr>
+        <w:t>地方找不到的东西。</w:t>
+      </w:r>
+    </w:p>
+    <w:p>
+      <w:pPr>
+        <w:pStyle w:val="af3"/>
+        <w:spacing w:before="78" w:after="78"/>
+        <w:jc w:val="right"/>
+        <w:rPr>
+          <w:rFonts w:hint="eastAsia"/>
+        </w:rPr>
+      </w:pPr>
+      <w:r>
+        <w:rPr>
+          <w:rFonts w:hint="eastAsia"/>
+        </w:rPr>
+        <w:t>——路遥《人生》</w:t>
+      </w:r>
+    </w:p>
+    <w:p>
+      <w:pPr>
+        <w:pStyle w:val="aa"/>
+        <w:spacing w:before="78" w:after="78"/>
+      </w:pPr>
+      <w:r>
+        <w:tab/>
+      </w:r>
+      <w:r>
+        <w:rPr>
+          <w:rFonts w:hint="eastAsia"/>
+        </w:rPr>
+        <w:t>巧珍在高家村的环境中具有一定超越性，她是一个“富二代”，因此似乎不必与其他农村女孩一样；但是，在剧情中，她的这种超越性有时也会突然破碎（</w:t>
+      </w:r>
+      <w:proofErr w:type="gramStart"/>
+      <w:r>
+        <w:rPr>
+          <w:rFonts w:hint="eastAsia"/>
+        </w:rPr>
+        <w:t>如之前</w:t>
+      </w:r>
+      <w:proofErr w:type="gramEnd"/>
+      <w:r>
+        <w:rPr>
+          <w:rFonts w:hint="eastAsia"/>
+        </w:rPr>
+        <w:t>提到的刷牙的细节）。</w:t>
+      </w:r>
+    </w:p>
+    <w:p>
+      <w:pPr>
+        <w:pStyle w:val="aa"/>
+        <w:spacing w:before="78" w:after="78"/>
+        <w:rPr>
+          <w:rFonts w:hint="eastAsia"/>
+        </w:rPr>
+      </w:pPr>
     </w:p>
     <w:p>
       <w:pPr>
@@ -4379,7 +5561,6 @@
   <w:style w:type="character" w:default="1" w:styleId="a0">
     <w:name w:val="Default Paragraph Font"/>
     <w:uiPriority w:val="1"/>
-    <w:semiHidden/>
     <w:unhideWhenUsed/>
   </w:style>
   <w:style w:type="table" w:default="1" w:styleId="a1">

--- a/course/general/中国当代小说选读.docx
+++ b/course/general/中国当代小说选读.docx
@@ -4328,6 +4328,12 @@
         </w:rPr>
         <w:t>2026.4.22</w:t>
       </w:r>
+      <w:r>
+        <w:rPr>
+          <w:rFonts w:hint="eastAsia"/>
+        </w:rPr>
+        <w:t xml:space="preserve"> / 2026.5.6</w:t>
+      </w:r>
     </w:p>
     <w:p>
       <w:pPr>
@@ -4492,9 +4498,6 @@
         <w:pStyle w:val="af3"/>
         <w:spacing w:before="78" w:after="78"/>
         <w:jc w:val="right"/>
-        <w:rPr>
-          <w:rFonts w:hint="eastAsia"/>
-        </w:rPr>
       </w:pPr>
       <w:r>
         <w:rPr>
@@ -4652,9 +4655,6 @@
         <w:pStyle w:val="af3"/>
         <w:spacing w:before="78" w:after="78"/>
         <w:jc w:val="right"/>
-        <w:rPr>
-          <w:rFonts w:hint="eastAsia"/>
-        </w:rPr>
       </w:pPr>
       <w:r>
         <w:rPr>
@@ -4691,23 +4691,125 @@
         </w:rPr>
         <w:t>提到的刷牙的细节）。</w:t>
       </w:r>
-    </w:p>
-    <w:p>
-      <w:pPr>
-        <w:pStyle w:val="aa"/>
-        <w:spacing w:before="78" w:after="78"/>
-        <w:rPr>
-          <w:rFonts w:hint="eastAsia"/>
-        </w:rPr>
-      </w:pPr>
-    </w:p>
-    <w:p>
-      <w:pPr>
-        <w:pStyle w:val="aa"/>
-        <w:spacing w:before="78" w:after="78"/>
-        <w:rPr>
-          <w:rFonts w:hint="eastAsia"/>
-        </w:rPr>
+      <w:r>
+        <w:rPr>
+          <w:rFonts w:hint="eastAsia"/>
+        </w:rPr>
+        <w:t>此外，巧珍在与高加林的感情中是有服从性的，她愿意为高加林付出许多。</w:t>
+      </w:r>
+    </w:p>
+    <w:p>
+      <w:pPr>
+        <w:pStyle w:val="aa"/>
+        <w:spacing w:before="78" w:after="78"/>
+      </w:pPr>
+      <w:r>
+        <w:tab/>
+      </w:r>
+      <w:r>
+        <w:rPr>
+          <w:rFonts w:hint="eastAsia"/>
+        </w:rPr>
+        <w:t>同样面对屈辱性的事件时，高加林和他的父亲高玉德的反应截然不同。高玉德的表现</w:t>
+      </w:r>
+      <w:proofErr w:type="gramStart"/>
+      <w:r>
+        <w:rPr>
+          <w:rFonts w:hint="eastAsia"/>
+        </w:rPr>
+        <w:t>浓缩着</w:t>
+      </w:r>
+      <w:proofErr w:type="gramEnd"/>
+      <w:r>
+        <w:rPr>
+          <w:rFonts w:hint="eastAsia"/>
+        </w:rPr>
+        <w:t>几千年来小农经济下农民的思想——只要能延续个人的生活，即使在尊严上受辱也没有关系。而高加林则全篇都在进行一种呐喊，即为了自己的尊严与所希望的未来而斗争；就时代而言，高加林是先进的，他预示着一种“进取的自我”的出现——</w:t>
+      </w:r>
+      <w:r>
+        <w:rPr>
+          <w:rFonts w:hint="eastAsia"/>
+        </w:rPr>
+        <w:t>年轻一代以精明、自觉的态度为自己的未来寻求一种更积极的可能性，甚至愿意冒险投身之中</w:t>
+      </w:r>
+      <w:r>
+        <w:rPr>
+          <w:rFonts w:hint="eastAsia"/>
+        </w:rPr>
+        <w:t>。</w:t>
+      </w:r>
+    </w:p>
+    <w:p>
+      <w:pPr>
+        <w:pStyle w:val="aa"/>
+        <w:spacing w:before="78" w:after="78"/>
+      </w:pPr>
+      <w:r>
+        <w:tab/>
+      </w:r>
+      <w:r>
+        <w:rPr>
+          <w:rFonts w:hint="eastAsia"/>
+        </w:rPr>
+        <w:t>如果说上面这些是高加林的亮面，那么高加林其实也有暗面。当高加林的教师工作被顶替后，他的第一反应是反抗；而反抗的方式先后有两个——第一是正大光明地去告高明楼，第二则是写信给他的干部叔父。这封写给他叔父的信没有被寄出，但毫无疑问的是，高加林后来被调进县里的逻辑与高加林写这封信时的逻辑是一致的，即通过他叔父的关系夺回工作。在高加林“下岗再就业”的过程中，这种腐朽的人情政治并未终结，而是继续流淌在社会中产生危害；高加林运用“以权压权”的逻辑是那么娴熟。</w:t>
+      </w:r>
+    </w:p>
+    <w:p>
+      <w:pPr>
+        <w:pStyle w:val="aa"/>
+        <w:spacing w:before="78" w:after="78"/>
+        <w:rPr>
+          <w:rFonts w:hint="eastAsia"/>
+        </w:rPr>
+      </w:pPr>
+      <w:r>
+        <w:tab/>
+      </w:r>
+      <w:r>
+        <w:rPr>
+          <w:rFonts w:hint="eastAsia"/>
+        </w:rPr>
+        <w:t>在整部作品中，高加林的出身决定了他是试</w:t>
+      </w:r>
+      <w:proofErr w:type="gramStart"/>
+      <w:r>
+        <w:rPr>
+          <w:rFonts w:hint="eastAsia"/>
+        </w:rPr>
+        <w:t>错成本</w:t>
+      </w:r>
+      <w:proofErr w:type="gramEnd"/>
+      <w:r>
+        <w:rPr>
+          <w:rFonts w:hint="eastAsia"/>
+        </w:rPr>
+        <w:t>最高的角色之一。就像路遥自己所言那样，只要高加林走错一步路、错过一个机会，他的一生就可能“被黄土掩埋”。高加林破坏了程序上的正义，但他在县委的工作中表现优异，他似乎确实只是</w:t>
+      </w:r>
+      <w:proofErr w:type="gramStart"/>
+      <w:r>
+        <w:rPr>
+          <w:rFonts w:hint="eastAsia"/>
+        </w:rPr>
+        <w:t>缺这样</w:t>
+      </w:r>
+      <w:proofErr w:type="gramEnd"/>
+      <w:r>
+        <w:rPr>
+          <w:rFonts w:hint="eastAsia"/>
+        </w:rPr>
+        <w:t>一个机会，那么是否又可以因此原谅他在谋取这份工作时的不义？</w:t>
+      </w:r>
+    </w:p>
+    <w:p>
+      <w:pPr>
+        <w:pStyle w:val="aa"/>
+        <w:spacing w:before="78" w:after="78"/>
+      </w:pPr>
+    </w:p>
+    <w:p>
+      <w:pPr>
+        <w:pStyle w:val="aa"/>
+        <w:spacing w:before="78" w:after="78"/>
       </w:pPr>
     </w:p>
     <w:sectPr>
@@ -5561,6 +5663,7 @@
   <w:style w:type="character" w:default="1" w:styleId="a0">
     <w:name w:val="Default Paragraph Font"/>
     <w:uiPriority w:val="1"/>
+    <w:semiHidden/>
     <w:unhideWhenUsed/>
   </w:style>
   <w:style w:type="table" w:default="1" w:styleId="a1">

--- a/course/general/中国当代小说选读.docx
+++ b/course/general/中国当代小说选读.docx
@@ -286,11 +286,11 @@
             </w:rPr>
             <w:fldChar w:fldCharType="separate"/>
           </w:r>
-          <w:hyperlink w:anchor="_Toc227780483" w:history="1">
+          <w:hyperlink w:anchor="_Toc230199530" w:history="1">
             <w:r>
               <w:rPr>
                 <w:rStyle w:val="a3"/>
-                <w:rFonts w:ascii="宋体" w:eastAsia="宋体" w:hAnsi="宋体" w:hint="eastAsia"/>
+                <w:rFonts w:ascii="宋体" w:eastAsia="宋体" w:hAnsi="宋体"/>
                 <w:noProof/>
               </w:rPr>
               <w:t>第一讲 引言：什么是文学</w:t>
@@ -325,7 +325,7 @@
                 <w:noProof/>
                 <w:webHidden/>
               </w:rPr>
-              <w:instrText>PAGEREF _Toc227780483 \h</w:instrText>
+              <w:instrText>PAGEREF _Toc230199530 \h</w:instrText>
             </w:r>
             <w:r>
               <w:rPr>
@@ -382,11 +382,11 @@
               <w14:ligatures w14:val="standardContextual"/>
             </w:rPr>
           </w:pPr>
-          <w:hyperlink w:anchor="_Toc227780484" w:history="1">
+          <w:hyperlink w:anchor="_Toc230199531" w:history="1">
             <w:r>
               <w:rPr>
                 <w:rStyle w:val="a3"/>
-                <w:rFonts w:ascii="宋体" w:eastAsia="宋体" w:hAnsi="宋体" w:hint="eastAsia"/>
+                <w:rFonts w:ascii="宋体" w:eastAsia="宋体" w:hAnsi="宋体"/>
                 <w:noProof/>
               </w:rPr>
               <w:t>一、什么是“文学”</w:t>
@@ -421,7 +421,7 @@
                 <w:noProof/>
                 <w:webHidden/>
               </w:rPr>
-              <w:instrText>PAGEREF _Toc227780484 \h</w:instrText>
+              <w:instrText>PAGEREF _Toc230199531 \h</w:instrText>
             </w:r>
             <w:r>
               <w:rPr>
@@ -478,11 +478,11 @@
               <w14:ligatures w14:val="standardContextual"/>
             </w:rPr>
           </w:pPr>
-          <w:hyperlink w:anchor="_Toc227780485" w:history="1">
+          <w:hyperlink w:anchor="_Toc230199532" w:history="1">
             <w:r>
               <w:rPr>
                 <w:rStyle w:val="a3"/>
-                <w:rFonts w:ascii="宋体" w:eastAsia="宋体" w:hAnsi="宋体" w:hint="eastAsia"/>
+                <w:rFonts w:ascii="宋体" w:eastAsia="宋体" w:hAnsi="宋体"/>
                 <w:noProof/>
               </w:rPr>
               <w:t>（一）文学的定义及其问题</w:t>
@@ -517,7 +517,7 @@
                 <w:noProof/>
                 <w:webHidden/>
               </w:rPr>
-              <w:instrText>PAGEREF _Toc227780485 \h</w:instrText>
+              <w:instrText>PAGEREF _Toc230199532 \h</w:instrText>
             </w:r>
             <w:r>
               <w:rPr>
@@ -574,11 +574,11 @@
               <w14:ligatures w14:val="standardContextual"/>
             </w:rPr>
           </w:pPr>
-          <w:hyperlink w:anchor="_Toc227780486" w:history="1">
+          <w:hyperlink w:anchor="_Toc230199533" w:history="1">
             <w:r>
               <w:rPr>
                 <w:rStyle w:val="a3"/>
-                <w:rFonts w:ascii="宋体" w:eastAsia="宋体" w:hAnsi="宋体" w:hint="eastAsia"/>
+                <w:rFonts w:ascii="宋体" w:eastAsia="宋体" w:hAnsi="宋体"/>
                 <w:noProof/>
               </w:rPr>
               <w:t>（二）文学的特质和存在</w:t>
@@ -613,7 +613,7 @@
                 <w:noProof/>
                 <w:webHidden/>
               </w:rPr>
-              <w:instrText>PAGEREF _Toc227780486 \h</w:instrText>
+              <w:instrText>PAGEREF _Toc230199533 \h</w:instrText>
             </w:r>
             <w:r>
               <w:rPr>
@@ -670,11 +670,11 @@
               <w14:ligatures w14:val="standardContextual"/>
             </w:rPr>
           </w:pPr>
-          <w:hyperlink w:anchor="_Toc227780487" w:history="1">
+          <w:hyperlink w:anchor="_Toc230199534" w:history="1">
             <w:r>
               <w:rPr>
                 <w:rStyle w:val="a3"/>
-                <w:rFonts w:ascii="宋体" w:eastAsia="宋体" w:hAnsi="宋体" w:hint="eastAsia"/>
+                <w:rFonts w:ascii="宋体" w:eastAsia="宋体" w:hAnsi="宋体"/>
                 <w:noProof/>
               </w:rPr>
               <w:t>二、文学与通识教育</w:t>
@@ -709,7 +709,7 @@
                 <w:noProof/>
                 <w:webHidden/>
               </w:rPr>
-              <w:instrText>PAGEREF _Toc227780487 \h</w:instrText>
+              <w:instrText>PAGEREF _Toc230199534 \h</w:instrText>
             </w:r>
             <w:r>
               <w:rPr>
@@ -766,11 +766,11 @@
               <w14:ligatures w14:val="standardContextual"/>
             </w:rPr>
           </w:pPr>
-          <w:hyperlink w:anchor="_Toc227780488" w:history="1">
+          <w:hyperlink w:anchor="_Toc230199535" w:history="1">
             <w:r>
               <w:rPr>
                 <w:rStyle w:val="a3"/>
-                <w:rFonts w:ascii="宋体" w:eastAsia="宋体" w:hAnsi="宋体" w:hint="eastAsia"/>
+                <w:rFonts w:ascii="宋体" w:eastAsia="宋体" w:hAnsi="宋体"/>
                 <w:noProof/>
               </w:rPr>
               <w:t>第二讲 导言：“读什么”与“怎么读”</w:t>
@@ -805,7 +805,7 @@
                 <w:noProof/>
                 <w:webHidden/>
               </w:rPr>
-              <w:instrText>PAGEREF _Toc227780488 \h</w:instrText>
+              <w:instrText>PAGEREF _Toc230199535 \h</w:instrText>
             </w:r>
             <w:r>
               <w:rPr>
@@ -862,11 +862,11 @@
               <w14:ligatures w14:val="standardContextual"/>
             </w:rPr>
           </w:pPr>
-          <w:hyperlink w:anchor="_Toc227780489" w:history="1">
+          <w:hyperlink w:anchor="_Toc230199536" w:history="1">
             <w:r>
               <w:rPr>
                 <w:rStyle w:val="a3"/>
-                <w:rFonts w:ascii="宋体" w:eastAsia="宋体" w:hAnsi="宋体" w:hint="eastAsia"/>
+                <w:rFonts w:ascii="宋体" w:eastAsia="宋体" w:hAnsi="宋体"/>
                 <w:noProof/>
               </w:rPr>
               <w:t>一、“青春文学”与青年“构型”</w:t>
@@ -901,7 +901,7 @@
                 <w:noProof/>
                 <w:webHidden/>
               </w:rPr>
-              <w:instrText>PAGEREF _Toc227780489 \h</w:instrText>
+              <w:instrText>PAGEREF _Toc230199536 \h</w:instrText>
             </w:r>
             <w:r>
               <w:rPr>
@@ -958,11 +958,11 @@
               <w14:ligatures w14:val="standardContextual"/>
             </w:rPr>
           </w:pPr>
-          <w:hyperlink w:anchor="_Toc227780490" w:history="1">
+          <w:hyperlink w:anchor="_Toc230199537" w:history="1">
             <w:r>
               <w:rPr>
                 <w:rStyle w:val="a3"/>
-                <w:rFonts w:ascii="宋体" w:eastAsia="宋体" w:hAnsi="宋体" w:hint="eastAsia"/>
+                <w:rFonts w:ascii="宋体" w:eastAsia="宋体" w:hAnsi="宋体"/>
                 <w:noProof/>
               </w:rPr>
               <w:t>二、文本细读的旨求与方法</w:t>
@@ -997,7 +997,7 @@
                 <w:noProof/>
                 <w:webHidden/>
               </w:rPr>
-              <w:instrText>PAGEREF _Toc227780490 \h</w:instrText>
+              <w:instrText>PAGEREF _Toc230199537 \h</w:instrText>
             </w:r>
             <w:r>
               <w:rPr>
@@ -1054,11 +1054,11 @@
               <w14:ligatures w14:val="standardContextual"/>
             </w:rPr>
           </w:pPr>
-          <w:hyperlink w:anchor="_Toc227780491" w:history="1">
+          <w:hyperlink w:anchor="_Toc230199538" w:history="1">
             <w:r>
               <w:rPr>
                 <w:rStyle w:val="a3"/>
-                <w:rFonts w:ascii="宋体" w:eastAsia="宋体" w:hAnsi="宋体" w:hint="eastAsia"/>
+                <w:rFonts w:ascii="宋体" w:eastAsia="宋体" w:hAnsi="宋体"/>
                 <w:noProof/>
               </w:rPr>
               <w:t>第三讲 “青春”遭遇“远方的世界”</w:t>
@@ -1093,7 +1093,7 @@
                 <w:noProof/>
                 <w:webHidden/>
               </w:rPr>
-              <w:instrText>PAGEREF _Toc227780491 \h</w:instrText>
+              <w:instrText>PAGEREF _Toc230199538 \h</w:instrText>
             </w:r>
             <w:r>
               <w:rPr>
@@ -1150,11 +1150,11 @@
               <w14:ligatures w14:val="standardContextual"/>
             </w:rPr>
           </w:pPr>
-          <w:hyperlink w:anchor="_Toc227780492" w:history="1">
+          <w:hyperlink w:anchor="_Toc230199539" w:history="1">
             <w:r>
               <w:rPr>
                 <w:rStyle w:val="a3"/>
-                <w:rFonts w:ascii="宋体" w:eastAsia="宋体" w:hAnsi="宋体" w:hint="eastAsia"/>
+                <w:rFonts w:ascii="宋体" w:eastAsia="宋体" w:hAnsi="宋体"/>
                 <w:noProof/>
               </w:rPr>
               <w:t>一、铁凝《哦，香雪》</w:t>
@@ -1189,7 +1189,7 @@
                 <w:noProof/>
                 <w:webHidden/>
               </w:rPr>
-              <w:instrText>PAGEREF _Toc227780492 \h</w:instrText>
+              <w:instrText>PAGEREF _Toc230199539 \h</w:instrText>
             </w:r>
             <w:r>
               <w:rPr>
@@ -1246,11 +1246,11 @@
               <w14:ligatures w14:val="standardContextual"/>
             </w:rPr>
           </w:pPr>
-          <w:hyperlink w:anchor="_Toc227780493" w:history="1">
+          <w:hyperlink w:anchor="_Toc230199540" w:history="1">
             <w:r>
               <w:rPr>
                 <w:rStyle w:val="a3"/>
-                <w:rFonts w:ascii="宋体" w:eastAsia="宋体" w:hAnsi="宋体" w:hint="eastAsia"/>
+                <w:rFonts w:ascii="宋体" w:eastAsia="宋体" w:hAnsi="宋体"/>
                 <w:noProof/>
               </w:rPr>
               <w:t>二、王安忆《妙妙》</w:t>
@@ -1285,7 +1285,7 @@
                 <w:noProof/>
                 <w:webHidden/>
               </w:rPr>
-              <w:instrText>PAGEREF _Toc227780493 \h</w:instrText>
+              <w:instrText>PAGEREF _Toc230199540 \h</w:instrText>
             </w:r>
             <w:r>
               <w:rPr>
@@ -1342,11 +1342,11 @@
               <w14:ligatures w14:val="standardContextual"/>
             </w:rPr>
           </w:pPr>
-          <w:hyperlink w:anchor="_Toc227780494" w:history="1">
+          <w:hyperlink w:anchor="_Toc230199541" w:history="1">
             <w:r>
               <w:rPr>
                 <w:rStyle w:val="a3"/>
-                <w:rFonts w:ascii="宋体" w:eastAsia="宋体" w:hAnsi="宋体" w:hint="eastAsia"/>
+                <w:rFonts w:ascii="宋体" w:eastAsia="宋体" w:hAnsi="宋体"/>
                 <w:noProof/>
               </w:rPr>
               <w:t>第四讲 爱情与现实</w:t>
@@ -1381,7 +1381,7 @@
                 <w:noProof/>
                 <w:webHidden/>
               </w:rPr>
-              <w:instrText>PAGEREF _Toc227780494 \h</w:instrText>
+              <w:instrText>PAGEREF _Toc230199541 \h</w:instrText>
             </w:r>
             <w:r>
               <w:rPr>
@@ -1438,11 +1438,11 @@
               <w14:ligatures w14:val="standardContextual"/>
             </w:rPr>
           </w:pPr>
-          <w:hyperlink w:anchor="_Toc227780495" w:history="1">
+          <w:hyperlink w:anchor="_Toc230199542" w:history="1">
             <w:r>
               <w:rPr>
                 <w:rStyle w:val="a3"/>
-                <w:rFonts w:ascii="宋体" w:eastAsia="宋体" w:hAnsi="宋体" w:hint="eastAsia"/>
+                <w:rFonts w:ascii="宋体" w:eastAsia="宋体" w:hAnsi="宋体"/>
                 <w:noProof/>
               </w:rPr>
               <w:t>一、路遥《人生》</w:t>
@@ -1477,7 +1477,7 @@
                 <w:noProof/>
                 <w:webHidden/>
               </w:rPr>
-              <w:instrText>PAGEREF _Toc227780495 \h</w:instrText>
+              <w:instrText>PAGEREF _Toc230199542 \h</w:instrText>
             </w:r>
             <w:r>
               <w:rPr>
@@ -1509,6 +1509,310 @@
                 <w:webHidden/>
               </w:rPr>
               <w:t>7</w:t>
+            </w:r>
+            <w:r>
+              <w:rPr>
+                <w:rFonts w:ascii="宋体" w:eastAsia="宋体" w:hAnsi="宋体" w:hint="eastAsia"/>
+                <w:noProof/>
+                <w:webHidden/>
+              </w:rPr>
+              <w:fldChar w:fldCharType="end"/>
+            </w:r>
+          </w:hyperlink>
+        </w:p>
+        <w:p>
+          <w:pPr>
+            <w:pStyle w:val="TOC2"/>
+            <w:tabs>
+              <w:tab w:val="right" w:leader="dot" w:pos="8296"/>
+            </w:tabs>
+            <w:rPr>
+              <w:rFonts w:ascii="宋体" w:eastAsia="宋体" w:hAnsi="宋体" w:hint="eastAsia"/>
+              <w:noProof/>
+              <w:sz w:val="22"/>
+              <w:szCs w:val="24"/>
+              <w14:ligatures w14:val="standardContextual"/>
+            </w:rPr>
+          </w:pPr>
+          <w:hyperlink w:anchor="_Toc230199543" w:history="1">
+            <w:r>
+              <w:rPr>
+                <w:rStyle w:val="a3"/>
+                <w:rFonts w:ascii="宋体" w:eastAsia="宋体" w:hAnsi="宋体"/>
+                <w:noProof/>
+              </w:rPr>
+              <w:t>二、马小淘《毛坯夫妻》</w:t>
+            </w:r>
+            <w:r>
+              <w:rPr>
+                <w:rFonts w:ascii="宋体" w:eastAsia="宋体" w:hAnsi="宋体" w:hint="eastAsia"/>
+                <w:noProof/>
+                <w:webHidden/>
+              </w:rPr>
+              <w:tab/>
+            </w:r>
+            <w:r>
+              <w:rPr>
+                <w:rFonts w:ascii="宋体" w:eastAsia="宋体" w:hAnsi="宋体" w:hint="eastAsia"/>
+                <w:noProof/>
+                <w:webHidden/>
+              </w:rPr>
+              <w:fldChar w:fldCharType="begin"/>
+            </w:r>
+            <w:r>
+              <w:rPr>
+                <w:rFonts w:ascii="宋体" w:eastAsia="宋体" w:hAnsi="宋体" w:hint="eastAsia"/>
+                <w:noProof/>
+                <w:webHidden/>
+              </w:rPr>
+              <w:instrText xml:space="preserve"> </w:instrText>
+            </w:r>
+            <w:r>
+              <w:rPr>
+                <w:rFonts w:ascii="宋体" w:eastAsia="宋体" w:hAnsi="宋体"/>
+                <w:noProof/>
+                <w:webHidden/>
+              </w:rPr>
+              <w:instrText>PAGEREF _Toc230199543 \h</w:instrText>
+            </w:r>
+            <w:r>
+              <w:rPr>
+                <w:rFonts w:ascii="宋体" w:eastAsia="宋体" w:hAnsi="宋体" w:hint="eastAsia"/>
+                <w:noProof/>
+                <w:webHidden/>
+              </w:rPr>
+              <w:instrText xml:space="preserve"> </w:instrText>
+            </w:r>
+            <w:r>
+              <w:rPr>
+                <w:rFonts w:ascii="宋体" w:eastAsia="宋体" w:hAnsi="宋体" w:hint="eastAsia"/>
+                <w:noProof/>
+                <w:webHidden/>
+              </w:rPr>
+            </w:r>
+            <w:r>
+              <w:rPr>
+                <w:rFonts w:ascii="宋体" w:eastAsia="宋体" w:hAnsi="宋体" w:hint="eastAsia"/>
+                <w:noProof/>
+                <w:webHidden/>
+              </w:rPr>
+              <w:fldChar w:fldCharType="separate"/>
+            </w:r>
+            <w:r>
+              <w:rPr>
+                <w:rFonts w:ascii="宋体" w:eastAsia="宋体" w:hAnsi="宋体" w:hint="eastAsia"/>
+                <w:noProof/>
+                <w:webHidden/>
+              </w:rPr>
+              <w:t>8</w:t>
+            </w:r>
+            <w:r>
+              <w:rPr>
+                <w:rFonts w:ascii="宋体" w:eastAsia="宋体" w:hAnsi="宋体" w:hint="eastAsia"/>
+                <w:noProof/>
+                <w:webHidden/>
+              </w:rPr>
+              <w:fldChar w:fldCharType="end"/>
+            </w:r>
+          </w:hyperlink>
+        </w:p>
+        <w:p>
+          <w:pPr>
+            <w:pStyle w:val="TOC1"/>
+            <w:tabs>
+              <w:tab w:val="right" w:leader="dot" w:pos="8296"/>
+            </w:tabs>
+            <w:rPr>
+              <w:rFonts w:ascii="宋体" w:eastAsia="宋体" w:hAnsi="宋体" w:hint="eastAsia"/>
+              <w:noProof/>
+              <w:sz w:val="22"/>
+              <w:szCs w:val="24"/>
+              <w14:ligatures w14:val="standardContextual"/>
+            </w:rPr>
+          </w:pPr>
+          <w:hyperlink w:anchor="_Toc230199544" w:history="1">
+            <w:r>
+              <w:rPr>
+                <w:rStyle w:val="a3"/>
+                <w:rFonts w:ascii="宋体" w:eastAsia="宋体" w:hAnsi="宋体"/>
+                <w:noProof/>
+              </w:rPr>
+              <w:t>第五讲 内与外的两个世界</w:t>
+            </w:r>
+            <w:r>
+              <w:rPr>
+                <w:rFonts w:ascii="宋体" w:eastAsia="宋体" w:hAnsi="宋体" w:hint="eastAsia"/>
+                <w:noProof/>
+                <w:webHidden/>
+              </w:rPr>
+              <w:tab/>
+            </w:r>
+            <w:r>
+              <w:rPr>
+                <w:rFonts w:ascii="宋体" w:eastAsia="宋体" w:hAnsi="宋体" w:hint="eastAsia"/>
+                <w:noProof/>
+                <w:webHidden/>
+              </w:rPr>
+              <w:fldChar w:fldCharType="begin"/>
+            </w:r>
+            <w:r>
+              <w:rPr>
+                <w:rFonts w:ascii="宋体" w:eastAsia="宋体" w:hAnsi="宋体" w:hint="eastAsia"/>
+                <w:noProof/>
+                <w:webHidden/>
+              </w:rPr>
+              <w:instrText xml:space="preserve"> </w:instrText>
+            </w:r>
+            <w:r>
+              <w:rPr>
+                <w:rFonts w:ascii="宋体" w:eastAsia="宋体" w:hAnsi="宋体"/>
+                <w:noProof/>
+                <w:webHidden/>
+              </w:rPr>
+              <w:instrText>PAGEREF _Toc230199544 \h</w:instrText>
+            </w:r>
+            <w:r>
+              <w:rPr>
+                <w:rFonts w:ascii="宋体" w:eastAsia="宋体" w:hAnsi="宋体" w:hint="eastAsia"/>
+                <w:noProof/>
+                <w:webHidden/>
+              </w:rPr>
+              <w:instrText xml:space="preserve"> </w:instrText>
+            </w:r>
+            <w:r>
+              <w:rPr>
+                <w:rFonts w:ascii="宋体" w:eastAsia="宋体" w:hAnsi="宋体" w:hint="eastAsia"/>
+                <w:noProof/>
+                <w:webHidden/>
+              </w:rPr>
+            </w:r>
+            <w:r>
+              <w:rPr>
+                <w:rFonts w:ascii="宋体" w:eastAsia="宋体" w:hAnsi="宋体" w:hint="eastAsia"/>
+                <w:noProof/>
+                <w:webHidden/>
+              </w:rPr>
+              <w:fldChar w:fldCharType="separate"/>
+            </w:r>
+            <w:r>
+              <w:rPr>
+                <w:rFonts w:ascii="宋体" w:eastAsia="宋体" w:hAnsi="宋体" w:hint="eastAsia"/>
+                <w:noProof/>
+                <w:webHidden/>
+              </w:rPr>
+              <w:t>9</w:t>
+            </w:r>
+            <w:r>
+              <w:rPr>
+                <w:rFonts w:ascii="宋体" w:eastAsia="宋体" w:hAnsi="宋体" w:hint="eastAsia"/>
+                <w:noProof/>
+                <w:webHidden/>
+              </w:rPr>
+              <w:fldChar w:fldCharType="end"/>
+            </w:r>
+          </w:hyperlink>
+        </w:p>
+        <w:p>
+          <w:pPr>
+            <w:pStyle w:val="TOC2"/>
+            <w:tabs>
+              <w:tab w:val="right" w:leader="dot" w:pos="8296"/>
+            </w:tabs>
+            <w:rPr>
+              <w:rFonts w:ascii="宋体" w:eastAsia="宋体" w:hAnsi="宋体" w:hint="eastAsia"/>
+              <w:noProof/>
+              <w:sz w:val="22"/>
+              <w:szCs w:val="24"/>
+              <w14:ligatures w14:val="standardContextual"/>
+            </w:rPr>
+          </w:pPr>
+          <w:hyperlink w:anchor="_Toc230199545" w:history="1">
+            <w:r>
+              <w:rPr>
+                <w:rStyle w:val="a3"/>
+                <w:rFonts w:ascii="宋体" w:eastAsia="宋体" w:hAnsi="宋体"/>
+                <w:noProof/>
+              </w:rPr>
+              <w:t>一、余华《十八岁出门远</w:t>
+            </w:r>
+            <w:r>
+              <w:rPr>
+                <w:rStyle w:val="a3"/>
+                <w:rFonts w:ascii="宋体" w:eastAsia="宋体" w:hAnsi="宋体"/>
+                <w:noProof/>
+              </w:rPr>
+              <w:t>行</w:t>
+            </w:r>
+            <w:r>
+              <w:rPr>
+                <w:rStyle w:val="a3"/>
+                <w:rFonts w:ascii="宋体" w:eastAsia="宋体" w:hAnsi="宋体"/>
+                <w:noProof/>
+              </w:rPr>
+              <w:t>》</w:t>
+            </w:r>
+            <w:r>
+              <w:rPr>
+                <w:rFonts w:ascii="宋体" w:eastAsia="宋体" w:hAnsi="宋体" w:hint="eastAsia"/>
+                <w:noProof/>
+                <w:webHidden/>
+              </w:rPr>
+              <w:tab/>
+            </w:r>
+            <w:r>
+              <w:rPr>
+                <w:rFonts w:ascii="宋体" w:eastAsia="宋体" w:hAnsi="宋体" w:hint="eastAsia"/>
+                <w:noProof/>
+                <w:webHidden/>
+              </w:rPr>
+              <w:fldChar w:fldCharType="begin"/>
+            </w:r>
+            <w:r>
+              <w:rPr>
+                <w:rFonts w:ascii="宋体" w:eastAsia="宋体" w:hAnsi="宋体" w:hint="eastAsia"/>
+                <w:noProof/>
+                <w:webHidden/>
+              </w:rPr>
+              <w:instrText xml:space="preserve"> </w:instrText>
+            </w:r>
+            <w:r>
+              <w:rPr>
+                <w:rFonts w:ascii="宋体" w:eastAsia="宋体" w:hAnsi="宋体"/>
+                <w:noProof/>
+                <w:webHidden/>
+              </w:rPr>
+              <w:instrText>PAGEREF _Toc230199545 \h</w:instrText>
+            </w:r>
+            <w:r>
+              <w:rPr>
+                <w:rFonts w:ascii="宋体" w:eastAsia="宋体" w:hAnsi="宋体" w:hint="eastAsia"/>
+                <w:noProof/>
+                <w:webHidden/>
+              </w:rPr>
+              <w:instrText xml:space="preserve"> </w:instrText>
+            </w:r>
+            <w:r>
+              <w:rPr>
+                <w:rFonts w:ascii="宋体" w:eastAsia="宋体" w:hAnsi="宋体" w:hint="eastAsia"/>
+                <w:noProof/>
+                <w:webHidden/>
+              </w:rPr>
+            </w:r>
+            <w:r>
+              <w:rPr>
+                <w:rFonts w:ascii="宋体" w:eastAsia="宋体" w:hAnsi="宋体" w:hint="eastAsia"/>
+                <w:noProof/>
+                <w:webHidden/>
+              </w:rPr>
+              <w:fldChar w:fldCharType="separate"/>
+            </w:r>
+            <w:r>
+              <w:rPr>
+                <w:rFonts w:ascii="宋体" w:eastAsia="宋体" w:hAnsi="宋体" w:hint="eastAsia"/>
+                <w:noProof/>
+                <w:webHidden/>
+              </w:rPr>
+              <w:t>9</w:t>
             </w:r>
             <w:r>
               <w:rPr>
@@ -1564,7 +1868,7 @@
       <w:pPr>
         <w:pStyle w:val="a9"/>
       </w:pPr>
-      <w:bookmarkStart w:id="0" w:name="_Toc227780483"/>
+      <w:bookmarkStart w:id="0" w:name="_Toc230199530"/>
       <w:r>
         <w:rPr>
           <w:rFonts w:hint="eastAsia"/>
@@ -1681,7 +1985,7 @@
       <w:pPr>
         <w:pStyle w:val="ac"/>
       </w:pPr>
-      <w:bookmarkStart w:id="1" w:name="_Toc227780484"/>
+      <w:bookmarkStart w:id="1" w:name="_Toc230199531"/>
       <w:r>
         <w:rPr>
           <w:rFonts w:hint="eastAsia"/>
@@ -1694,7 +1998,7 @@
       <w:pPr>
         <w:pStyle w:val="ae"/>
       </w:pPr>
-      <w:bookmarkStart w:id="2" w:name="_Toc227780485"/>
+      <w:bookmarkStart w:id="2" w:name="_Toc230199532"/>
       <w:r>
         <w:rPr>
           <w:rFonts w:hint="eastAsia"/>
@@ -2085,7 +2389,7 @@
       <w:pPr>
         <w:pStyle w:val="ae"/>
       </w:pPr>
-      <w:bookmarkStart w:id="3" w:name="_Toc227780486"/>
+      <w:bookmarkStart w:id="3" w:name="_Toc230199533"/>
       <w:r>
         <w:rPr>
           <w:rFonts w:hint="eastAsia"/>
@@ -2360,7 +2664,7 @@
       <w:pPr>
         <w:pStyle w:val="ac"/>
       </w:pPr>
-      <w:bookmarkStart w:id="4" w:name="_Toc227780487"/>
+      <w:bookmarkStart w:id="4" w:name="_Toc230199534"/>
       <w:r>
         <w:rPr>
           <w:rFonts w:hint="eastAsia"/>
@@ -2426,7 +2730,7 @@
       <w:pPr>
         <w:pStyle w:val="a9"/>
       </w:pPr>
-      <w:bookmarkStart w:id="5" w:name="_Toc227780488"/>
+      <w:bookmarkStart w:id="5" w:name="_Toc230199535"/>
       <w:r>
         <w:rPr>
           <w:rFonts w:hint="eastAsia"/>
@@ -2477,7 +2781,7 @@
       <w:pPr>
         <w:pStyle w:val="ac"/>
       </w:pPr>
-      <w:bookmarkStart w:id="6" w:name="_Toc227780489"/>
+      <w:bookmarkStart w:id="6" w:name="_Toc230199536"/>
       <w:r>
         <w:rPr>
           <w:rFonts w:hint="eastAsia"/>
@@ -2532,7 +2836,7 @@
       <w:pPr>
         <w:pStyle w:val="ac"/>
       </w:pPr>
-      <w:bookmarkStart w:id="7" w:name="_Toc227780490"/>
+      <w:bookmarkStart w:id="7" w:name="_Toc230199537"/>
       <w:r>
         <w:rPr>
           <w:rFonts w:hint="eastAsia"/>
@@ -2772,7 +3076,7 @@
       <w:pPr>
         <w:pStyle w:val="a9"/>
       </w:pPr>
-      <w:bookmarkStart w:id="8" w:name="_Toc227780491"/>
+      <w:bookmarkStart w:id="8" w:name="_Toc230199538"/>
       <w:r>
         <w:rPr>
           <w:rFonts w:hint="eastAsia"/>
@@ -2822,7 +3126,7 @@
       <w:pPr>
         <w:pStyle w:val="ac"/>
       </w:pPr>
-      <w:bookmarkStart w:id="9" w:name="_Toc227780492"/>
+      <w:bookmarkStart w:id="9" w:name="_Toc230199539"/>
       <w:r>
         <w:rPr>
           <w:rFonts w:hint="eastAsia"/>
@@ -3614,7 +3918,7 @@
       <w:pPr>
         <w:pStyle w:val="ac"/>
       </w:pPr>
-      <w:bookmarkStart w:id="10" w:name="_Toc227780493"/>
+      <w:bookmarkStart w:id="10" w:name="_Toc230199540"/>
       <w:r>
         <w:rPr>
           <w:rFonts w:hint="eastAsia"/>
@@ -4292,7 +4596,7 @@
       <w:pPr>
         <w:pStyle w:val="a9"/>
       </w:pPr>
-      <w:bookmarkStart w:id="11" w:name="_Toc227780494"/>
+      <w:bookmarkStart w:id="11" w:name="_Toc230199541"/>
       <w:r>
         <w:rPr>
           <w:rFonts w:hint="eastAsia"/>
@@ -4318,9 +4622,6 @@
         <w:pStyle w:val="aa"/>
         <w:spacing w:before="78" w:after="78"/>
         <w:jc w:val="center"/>
-        <w:rPr>
-          <w:rFonts w:hint="eastAsia"/>
-        </w:rPr>
       </w:pPr>
       <w:r>
         <w:rPr>
@@ -4334,12 +4635,18 @@
         </w:rPr>
         <w:t xml:space="preserve"> / 2026.5.6</w:t>
       </w:r>
+      <w:r>
+        <w:rPr>
+          <w:rFonts w:hint="eastAsia"/>
+        </w:rPr>
+        <w:t xml:space="preserve"> / 2026.5.13</w:t>
+      </w:r>
     </w:p>
     <w:p>
       <w:pPr>
         <w:pStyle w:val="ac"/>
       </w:pPr>
-      <w:bookmarkStart w:id="12" w:name="_Toc227780495"/>
+      <w:bookmarkStart w:id="12" w:name="_Toc230199542"/>
       <w:r>
         <w:rPr>
           <w:rFonts w:hint="eastAsia"/>
@@ -4724,13 +5031,130 @@
         <w:rPr>
           <w:rFonts w:hint="eastAsia"/>
         </w:rPr>
-        <w:t>几千年来小农经济下农民的思想——只要能延续个人的生活，即使在尊严上受辱也没有关系。而高加林则全篇都在进行一种呐喊，即为了自己的尊严与所希望的未来而斗争；就时代而言，高加林是先进的，他预示着一种“进取的自我”的出现——</w:t>
-      </w:r>
-      <w:r>
-        <w:rPr>
-          <w:rFonts w:hint="eastAsia"/>
-        </w:rPr>
-        <w:t>年轻一代以精明、自觉的态度为自己的未来寻求一种更积极的可能性，甚至愿意冒险投身之中</w:t>
+        <w:t>几千年来小农经济下农民的思想——只要能延续个人的生活，即使在尊严上受辱也没有关系。而高加林则全篇都在进行一种呐喊，即为了自己的尊严与所希望的未来而斗争；就时代而言，高加林是先进的，他预示着一种“进取的自我”的出现——年轻一代以精明、自觉的态度为自己的未来寻求一种更积极的可能性，甚至愿意冒险投身之中。</w:t>
+      </w:r>
+    </w:p>
+    <w:p>
+      <w:pPr>
+        <w:pStyle w:val="aa"/>
+        <w:spacing w:before="78" w:after="78"/>
+      </w:pPr>
+      <w:r>
+        <w:tab/>
+      </w:r>
+      <w:r>
+        <w:rPr>
+          <w:rFonts w:hint="eastAsia"/>
+        </w:rPr>
+        <w:t>如果说上面这些是高加林的亮面，那么高加林其实也有暗面。当高加林的教师工作被顶替后，他的第一反应是反抗；而反抗的方式先后有两个——第一是正大光明地去告高明楼，第二则是写信给他的干部叔父。这封写给他叔父的信没有被寄出，但毫无疑问的是，高加林后来被调进县里的逻辑与高加林写这封信时的逻辑是一致的，即通过他叔父的关系夺回工作。在高加林“下岗再就业”的过程中，这种腐朽的人情政治并未终结，而是继续流淌在社会中产生危害；高加林运用“以权压权”的逻辑是那么娴熟。</w:t>
+      </w:r>
+    </w:p>
+    <w:p>
+      <w:pPr>
+        <w:pStyle w:val="aa"/>
+        <w:spacing w:before="78" w:after="78"/>
+      </w:pPr>
+      <w:r>
+        <w:tab/>
+      </w:r>
+      <w:r>
+        <w:rPr>
+          <w:rFonts w:hint="eastAsia"/>
+        </w:rPr>
+        <w:t>在整部作品中，高加林的出身决定了他是试</w:t>
+      </w:r>
+      <w:proofErr w:type="gramStart"/>
+      <w:r>
+        <w:rPr>
+          <w:rFonts w:hint="eastAsia"/>
+        </w:rPr>
+        <w:t>错成本</w:t>
+      </w:r>
+      <w:proofErr w:type="gramEnd"/>
+      <w:r>
+        <w:rPr>
+          <w:rFonts w:hint="eastAsia"/>
+        </w:rPr>
+        <w:t>最高的角色之一。就像路遥自己所言那样，只要高加林走错一步路、错过一个机会，他的一生就可能“被黄土掩埋”。高加林破坏了程序上的正义，但他在县委的工作中表现优异，他似乎确实只是</w:t>
+      </w:r>
+      <w:proofErr w:type="gramStart"/>
+      <w:r>
+        <w:rPr>
+          <w:rFonts w:hint="eastAsia"/>
+        </w:rPr>
+        <w:t>缺这样</w:t>
+      </w:r>
+      <w:proofErr w:type="gramEnd"/>
+      <w:r>
+        <w:rPr>
+          <w:rFonts w:hint="eastAsia"/>
+        </w:rPr>
+        <w:t>一个机会，那么是否又可以因此原谅他在谋取这份工作时的不义？</w:t>
+      </w:r>
+    </w:p>
+    <w:p>
+      <w:pPr>
+        <w:pStyle w:val="aa"/>
+        <w:spacing w:before="78" w:after="78"/>
+      </w:pPr>
+    </w:p>
+    <w:p>
+      <w:pPr>
+        <w:pStyle w:val="ac"/>
+      </w:pPr>
+      <w:bookmarkStart w:id="13" w:name="_Toc230199543"/>
+      <w:r>
+        <w:rPr>
+          <w:rFonts w:hint="eastAsia"/>
+        </w:rPr>
+        <w:t>二、马小淘《毛坯夫妻》</w:t>
+      </w:r>
+      <w:bookmarkEnd w:id="13"/>
+    </w:p>
+    <w:p>
+      <w:pPr>
+        <w:pStyle w:val="aa"/>
+        <w:spacing w:before="78" w:after="78"/>
+      </w:pPr>
+      <w:r>
+        <w:tab/>
+      </w:r>
+      <w:r>
+        <w:rPr>
+          <w:rFonts w:hint="eastAsia"/>
+        </w:rPr>
+        <w:t>《毛坯夫妻》的主角温小暖是一个什么样的人？她的生活道路与心理逻辑被多少人认可或反对？教授认为，</w:t>
+      </w:r>
+      <w:r>
+        <w:rPr>
+          <w:rFonts w:hint="eastAsia"/>
+        </w:rPr>
+        <w:t>从温小暖、雷烈拜访沙雪婷的情节来看，温小暖是一个复杂的、心理逻</w:t>
+      </w:r>
+      <w:r>
+        <w:rPr>
+          <w:rFonts w:hint="eastAsia"/>
+        </w:rPr>
+        <w:lastRenderedPageBreak/>
+        <w:t>辑半遮半掩的人物。沙雪婷作为雷烈的前女友，温小暖若是赴宴，则很有可能被沙雪婷羞辱；但温小暖依然选择前去，并借沙雪婷的每一次“进攻”进行了</w:t>
+      </w:r>
+      <w:r>
+        <w:rPr>
+          <w:rFonts w:hint="eastAsia"/>
+        </w:rPr>
+        <w:t>成功的</w:t>
+      </w:r>
+      <w:r>
+        <w:rPr>
+          <w:rFonts w:hint="eastAsia"/>
+        </w:rPr>
+        <w:t>反击</w:t>
+      </w:r>
+      <w:r>
+        <w:rPr>
+          <w:rFonts w:hint="eastAsia"/>
+        </w:rPr>
+        <w:t>。这种情节类似于现实主义小说中的常见母题：一位“外省青年”进入城市中心，被成功人士引荐进豪宅；青年所见使他诞生了也想要成为如此“成功人士”的欲望</w:t>
       </w:r>
       <w:r>
         <w:rPr>
@@ -4738,6 +5162,30 @@
         </w:rPr>
         <w:t>。</w:t>
       </w:r>
+      <w:r>
+        <w:rPr>
+          <w:rFonts w:hint="eastAsia"/>
+        </w:rPr>
+        <w:t>但是，与之大不相同的是，温小暖在最后并未产生欲望，而是延续着原有的生活方式。</w:t>
+      </w:r>
+      <w:r>
+        <w:rPr>
+          <w:rFonts w:hint="eastAsia"/>
+        </w:rPr>
+        <w:t>因此，温小暖不是一个传统意义上的“</w:t>
+      </w:r>
+      <w:r>
+        <w:rPr>
+          <w:rFonts w:hint="eastAsia"/>
+        </w:rPr>
+        <w:t>淳朴</w:t>
+      </w:r>
+      <w:r>
+        <w:rPr>
+          <w:rFonts w:hint="eastAsia"/>
+        </w:rPr>
+        <w:t>”的人物，她反而是“不透明”的。</w:t>
+      </w:r>
     </w:p>
     <w:p>
       <w:pPr>
@@ -4751,16 +5199,57 @@
         <w:rPr>
           <w:rFonts w:hint="eastAsia"/>
         </w:rPr>
-        <w:t>如果说上面这些是高加林的亮面，那么高加林其实也有暗面。当高加林的教师工作被顶替后，他的第一反应是反抗；而反抗的方式先后有两个——第一是正大光明地去告高明楼，第二则是写信给他的干部叔父。这封写给他叔父的信没有被寄出，但毫无疑问的是，高加林后来被调进县里的逻辑与高加林写这封信时的逻辑是一致的，即通过他叔父的关系夺回工作。在高加林“下岗再就业”的过程中，这种腐朽的人情政治并未终结，而是继续流淌在社会中产生危害；高加林运用“以权压权”的逻辑是那么娴熟。</w:t>
-      </w:r>
-    </w:p>
-    <w:p>
-      <w:pPr>
-        <w:pStyle w:val="aa"/>
-        <w:spacing w:before="78" w:after="78"/>
-        <w:rPr>
-          <w:rFonts w:hint="eastAsia"/>
-        </w:rPr>
+        <w:t>沙雪婷是一个相当标签化的、缺乏塑造的人物，她的性格在情节中没有得到发展或改变，始终是爱慕虚荣的。</w:t>
+      </w:r>
+      <w:r>
+        <w:rPr>
+          <w:rFonts w:hint="eastAsia"/>
+        </w:rPr>
+        <w:t>其在文中的近乎唯一的作用就是衬托温小暖</w:t>
+      </w:r>
+      <w:r>
+        <w:rPr>
+          <w:rFonts w:hint="eastAsia"/>
+        </w:rPr>
+        <w:t>；但是，由于沙雪婷的形象过于扁平，温小暖的“胜利”似乎也难以让读者印象深刻</w:t>
+      </w:r>
+      <w:r>
+        <w:rPr>
+          <w:rFonts w:hint="eastAsia"/>
+        </w:rPr>
+        <w:t>，这是一场廉价的胜利</w:t>
+      </w:r>
+      <w:r>
+        <w:rPr>
+          <w:rFonts w:hint="eastAsia"/>
+        </w:rPr>
+        <w:t>。</w:t>
+      </w:r>
+      <w:r>
+        <w:rPr>
+          <w:rFonts w:hint="eastAsia"/>
+        </w:rPr>
+        <w:t>这种胜利的廉价性，</w:t>
+      </w:r>
+      <w:proofErr w:type="gramStart"/>
+      <w:r>
+        <w:rPr>
+          <w:rFonts w:hint="eastAsia"/>
+        </w:rPr>
+        <w:t>让教授</w:t>
+      </w:r>
+      <w:proofErr w:type="gramEnd"/>
+      <w:r>
+        <w:rPr>
+          <w:rFonts w:hint="eastAsia"/>
+        </w:rPr>
+        <w:t>反思了温小暖自我安慰的心理逻辑。</w:t>
+      </w:r>
+    </w:p>
+    <w:p>
+      <w:pPr>
+        <w:pStyle w:val="aa"/>
+        <w:spacing w:before="78" w:after="78"/>
       </w:pPr>
       <w:r>
         <w:tab/>
@@ -4769,47 +5258,615 @@
         <w:rPr>
           <w:rFonts w:hint="eastAsia"/>
         </w:rPr>
-        <w:t>在整部作品中，高加林的出身决定了他是试</w:t>
+        <w:t>对于温小暖的评价出于几种分歧。一种观点认为，温小暖所体现的是自然人性；现代社会中大众对“生活”的各类样板性想象，对温小暖而言没有任何吸引力。另一种观点认为，温小暖之所以采取这样的生活，是经过了理性反思的，她已经重新定义了自己的生活目标。还有观点认为，温小暖确实想要世俗的生活，但她对这种“想要”行压抑之极事，不表现出这种“想要”。教授认为，重要的不是温小暖做了什么，而是其动机；教授对前两种解释下的温小暖持正面态度，但认为第三种解释下的温小暖是危险的</w:t>
+      </w:r>
+      <w:r>
+        <w:rPr>
+          <w:rFonts w:hint="eastAsia"/>
+        </w:rPr>
+        <w:t>——而温小暖很可能就是这第三种</w:t>
+      </w:r>
+      <w:r>
+        <w:rPr>
+          <w:rFonts w:hint="eastAsia"/>
+        </w:rPr>
+        <w:t>。</w:t>
+      </w:r>
+    </w:p>
+    <w:p>
+      <w:pPr>
+        <w:pStyle w:val="aa"/>
+        <w:spacing w:before="78" w:after="78"/>
+      </w:pPr>
+      <w:r>
+        <w:tab/>
+      </w:r>
+      <w:r>
+        <w:rPr>
+          <w:rFonts w:hint="eastAsia"/>
+        </w:rPr>
+        <w:t>例如，在文中，温小暖对其欲望的追求经历了一种退化——一开始是自己省</w:t>
+      </w:r>
+      <w:r>
+        <w:rPr>
+          <w:rFonts w:hint="eastAsia"/>
+        </w:rPr>
+        <w:t>下</w:t>
+      </w:r>
+      <w:r>
+        <w:rPr>
+          <w:rFonts w:hint="eastAsia"/>
+        </w:rPr>
+        <w:t>钱来买想要的东西，后来就变成了在网上浏览、“过眼瘾”即可。这种对自我欲望的压抑、阉割是一种残酷的“自我治理”</w:t>
+      </w:r>
+      <w:r>
+        <w:rPr>
+          <w:rFonts w:hint="eastAsia"/>
+        </w:rPr>
+        <w:t>，其结果就是表面上的云淡风轻</w:t>
+      </w:r>
+      <w:r>
+        <w:rPr>
+          <w:rFonts w:hint="eastAsia"/>
+        </w:rPr>
+        <w:t>。</w:t>
+      </w:r>
+      <w:r>
+        <w:rPr>
+          <w:rFonts w:hint="eastAsia"/>
+        </w:rPr>
+        <w:t>对于“自我治理”的问题，批判的矛头不应指向个人，而应考察会产生这种情况的社会环境。有学者提出了“马拉松式的社会结构”，即不断有社会成员被迫脱离社会大流，从而产生这些“脱离者”与社会中其他成员之间的张力</w:t>
+      </w:r>
+      <w:r>
+        <w:rPr>
+          <w:rFonts w:hint="eastAsia"/>
+        </w:rPr>
+        <w:t>；这种结构不但是不公平的，而且因其矛盾而是危险的</w:t>
+      </w:r>
+      <w:r>
+        <w:rPr>
+          <w:rFonts w:hint="eastAsia"/>
+        </w:rPr>
+        <w:t>。教授认为，《毛坯夫妻》反映的就是这种结构下“脱离者”的情况。</w:t>
+      </w:r>
+    </w:p>
+    <w:p>
+      <w:pPr>
+        <w:pStyle w:val="aa"/>
+        <w:spacing w:before="78" w:after="78"/>
+        <w:ind w:firstLine="420"/>
+      </w:pPr>
+      <w:r>
+        <w:rPr>
+          <w:rFonts w:hint="eastAsia"/>
+        </w:rPr>
+        <w:t>在当今的社会中，</w:t>
+      </w:r>
+      <w:r>
+        <w:rPr>
+          <w:rFonts w:hint="eastAsia"/>
+        </w:rPr>
+        <w:t>要</w:t>
+      </w:r>
+      <w:r>
+        <w:rPr>
+          <w:rFonts w:hint="eastAsia"/>
+        </w:rPr>
+        <w:t>认清自己实际的欲望，不受外部环境扭曲自己的欲望。</w:t>
+      </w:r>
+    </w:p>
+    <w:p>
+      <w:pPr>
+        <w:pStyle w:val="aa"/>
+        <w:spacing w:before="78" w:after="78"/>
+      </w:pPr>
+    </w:p>
+    <w:p>
+      <w:pPr>
+        <w:pStyle w:val="aa"/>
+        <w:spacing w:before="78" w:after="78"/>
+      </w:pPr>
+    </w:p>
+    <w:p>
+      <w:pPr>
+        <w:pStyle w:val="aa"/>
+        <w:spacing w:before="78" w:after="78"/>
+      </w:pPr>
+    </w:p>
+    <w:p>
+      <w:pPr>
+        <w:pStyle w:val="a9"/>
+      </w:pPr>
+      <w:bookmarkStart w:id="14" w:name="_Toc230199544"/>
+      <w:r>
+        <w:rPr>
+          <w:rFonts w:hint="eastAsia"/>
+        </w:rPr>
+        <w:t>第五讲</w:t>
+      </w:r>
+      <w:r>
+        <w:rPr>
+          <w:rFonts w:hint="eastAsia"/>
+        </w:rPr>
+        <w:t xml:space="preserve"> </w:t>
+      </w:r>
+      <w:r>
+        <w:rPr>
+          <w:rFonts w:hint="eastAsia"/>
+        </w:rPr>
+        <w:t>内与外的两个世界</w:t>
+      </w:r>
+      <w:bookmarkEnd w:id="14"/>
+    </w:p>
+    <w:p>
+      <w:pPr>
+        <w:pStyle w:val="aa"/>
+        <w:spacing w:before="78" w:after="78"/>
+        <w:jc w:val="center"/>
+        <w:rPr>
+          <w:rFonts w:hint="eastAsia"/>
+        </w:rPr>
+      </w:pPr>
+      <w:r>
+        <w:rPr>
+          <w:rFonts w:hint="eastAsia"/>
+        </w:rPr>
+        <w:t>2026.5.20</w:t>
+      </w:r>
+    </w:p>
+    <w:p>
+      <w:pPr>
+        <w:pStyle w:val="ac"/>
+        <w:rPr>
+          <w:rFonts w:hint="eastAsia"/>
+        </w:rPr>
+      </w:pPr>
+      <w:bookmarkStart w:id="15" w:name="_Toc230199545"/>
+      <w:r>
+        <w:rPr>
+          <w:rFonts w:hint="eastAsia"/>
+        </w:rPr>
+        <w:t>一、余华《十八岁出门远行》</w:t>
+      </w:r>
+      <w:bookmarkEnd w:id="15"/>
+    </w:p>
+    <w:p>
+      <w:pPr>
+        <w:pStyle w:val="aa"/>
+        <w:spacing w:before="78" w:after="78"/>
+        <w:rPr>
+          <w:rFonts w:hint="eastAsia"/>
+        </w:rPr>
+      </w:pPr>
+      <w:r>
+        <w:tab/>
+      </w:r>
+      <w:r>
+        <w:rPr>
+          <w:rFonts w:hint="eastAsia"/>
+        </w:rPr>
+        <w:t>1987</w:t>
+      </w:r>
+      <w:r>
+        <w:rPr>
+          <w:rFonts w:hint="eastAsia"/>
+        </w:rPr>
+        <w:t>年</w:t>
+      </w:r>
+      <w:r>
+        <w:rPr>
+          <w:rFonts w:hint="eastAsia"/>
+        </w:rPr>
+        <w:t>1</w:t>
+      </w:r>
+      <w:r>
+        <w:rPr>
+          <w:rFonts w:hint="eastAsia"/>
+        </w:rPr>
+        <w:t>月，余华发表了《十八岁出门远行》。这不是余华的首部作品，但却被余华自己定义为了“处女作”——实际上，这是余华的一次重要的创作转型，他从当时中国文学的主流中</w:t>
+      </w:r>
+      <w:r>
+        <w:rPr>
+          <w:rFonts w:hint="eastAsia"/>
+        </w:rPr>
+        <w:t>脱离了，也开启了作为一名文学家的余华的生涯</w:t>
+      </w:r>
+      <w:r>
+        <w:rPr>
+          <w:rFonts w:hint="eastAsia"/>
+        </w:rPr>
+        <w:t>。</w:t>
+      </w:r>
+    </w:p>
+    <w:p>
+      <w:pPr>
+        <w:pStyle w:val="aa"/>
+        <w:spacing w:before="78" w:after="78"/>
+      </w:pPr>
+      <w:r>
+        <w:tab/>
+      </w:r>
+      <w:r>
+        <w:rPr>
+          <w:rFonts w:hint="eastAsia"/>
+        </w:rPr>
+        <w:t>《十八岁出门远行》是一部成长小说，其情节可被概括为：年轻的“我”第一次出门闯荡世界，但外在的世界却在不断侵蚀、解</w:t>
       </w:r>
       <w:proofErr w:type="gramStart"/>
       <w:r>
         <w:rPr>
           <w:rFonts w:hint="eastAsia"/>
         </w:rPr>
-        <w:t>错成本</w:t>
+        <w:t>构着</w:t>
       </w:r>
       <w:proofErr w:type="gramEnd"/>
       <w:r>
         <w:rPr>
           <w:rFonts w:hint="eastAsia"/>
         </w:rPr>
-        <w:t>最高的角色之一。就像路遥自己所言那样，只要高加林走错一步路、错过一个机会，他的一生就可能“被黄土掩埋”。高加林破坏了程序上的正义，但他在县委的工作中表现优异，他似乎确实只是</w:t>
+        <w:t>“我”既有的内在经验。</w:t>
+      </w:r>
+    </w:p>
+    <w:p>
+      <w:pPr>
+        <w:pStyle w:val="aa"/>
+        <w:spacing w:before="78" w:after="78"/>
+      </w:pPr>
+      <w:r>
+        <w:tab/>
+      </w:r>
+      <w:r>
+        <w:rPr>
+          <w:rFonts w:hint="eastAsia"/>
+        </w:rPr>
+        <w:t>在小说中，一个情节不断出现：“我”看山、看云。</w:t>
+      </w:r>
+    </w:p>
+    <w:p>
+      <w:pPr>
+        <w:pStyle w:val="af3"/>
+        <w:spacing w:before="78" w:after="78"/>
+        <w:ind w:firstLine="420"/>
+      </w:pPr>
+      <w:r>
+        <w:rPr>
+          <w:rFonts w:hint="eastAsia"/>
+        </w:rPr>
+        <w:t>我在这条路上走了整整一天，已经看了</w:t>
       </w:r>
       <w:proofErr w:type="gramStart"/>
       <w:r>
         <w:rPr>
           <w:rFonts w:hint="eastAsia"/>
         </w:rPr>
-        <w:t>缺这样</w:t>
+        <w:t>很多山</w:t>
       </w:r>
       <w:proofErr w:type="gramEnd"/>
       <w:r>
         <w:rPr>
           <w:rFonts w:hint="eastAsia"/>
         </w:rPr>
-        <w:t>一个机会，那么是否又可以因此原谅他在谋取这份工作时的不义？</w:t>
-      </w:r>
-    </w:p>
-    <w:p>
-      <w:pPr>
-        <w:pStyle w:val="aa"/>
-        <w:spacing w:before="78" w:after="78"/>
-      </w:pPr>
-    </w:p>
-    <w:p>
-      <w:pPr>
-        <w:pStyle w:val="aa"/>
-        <w:spacing w:before="78" w:after="78"/>
+        <w:t>和</w:t>
+      </w:r>
+      <w:proofErr w:type="gramStart"/>
+      <w:r>
+        <w:rPr>
+          <w:rFonts w:hint="eastAsia"/>
+        </w:rPr>
+        <w:t>很</w:t>
+      </w:r>
+      <w:proofErr w:type="gramEnd"/>
+      <w:r>
+        <w:rPr>
+          <w:rFonts w:hint="eastAsia"/>
+        </w:rPr>
+        <w:t>多云。所有的山所有的云，都让我联想起了熟悉的人。</w:t>
+      </w:r>
+    </w:p>
+    <w:p>
+      <w:pPr>
+        <w:pStyle w:val="af3"/>
+        <w:spacing w:before="78" w:after="78"/>
+        <w:jc w:val="right"/>
+        <w:rPr>
+          <w:rFonts w:hint="eastAsia"/>
+        </w:rPr>
+      </w:pPr>
+      <w:r>
+        <w:rPr>
+          <w:rFonts w:hint="eastAsia"/>
+        </w:rPr>
+        <w:lastRenderedPageBreak/>
+        <w:t>——余华《十八岁出门远行》</w:t>
+      </w:r>
+    </w:p>
+    <w:p>
+      <w:pPr>
+        <w:pStyle w:val="aa"/>
+        <w:spacing w:before="78" w:after="78"/>
+        <w:ind w:firstLine="420"/>
+      </w:pPr>
+      <w:r>
+        <w:rPr>
+          <w:rFonts w:hint="eastAsia"/>
+        </w:rPr>
+        <w:t>教授认为，这暗示了年轻的“我”尚未成熟，尚未准备好去认识一个全新的世界。因为，“我”明明没有见过这些山和云，但依然给自己一种强烈的暗示，暗示自己熟悉它们；这种“熟悉化”的策略就在于获取安全感，“我”还没有准备好去认识外部的陌生事物。</w:t>
+      </w:r>
+    </w:p>
+    <w:p>
+      <w:pPr>
+        <w:pStyle w:val="aa"/>
+        <w:spacing w:before="78" w:after="78"/>
+        <w:ind w:firstLine="420"/>
+      </w:pPr>
+      <w:r>
+        <w:rPr>
+          <w:rFonts w:hint="eastAsia"/>
+        </w:rPr>
+        <w:t>教授认为，作品中的主角除了“我”之外，还有一个“超越性的主宰者”或曰“神”，他在不断提醒年轻的“我”，生活的真相就是荒诞；“我”会不听他的劝告，而“神”会一次又一次出现，并以越来越沉重的方式出现。在作品中，“神”的第一次出场的形态就是起</w:t>
+      </w:r>
+      <w:proofErr w:type="gramStart"/>
+      <w:r>
+        <w:rPr>
+          <w:rFonts w:hint="eastAsia"/>
+        </w:rPr>
+        <w:t>起伏</w:t>
+      </w:r>
+      <w:proofErr w:type="gramEnd"/>
+      <w:r>
+        <w:rPr>
+          <w:rFonts w:hint="eastAsia"/>
+        </w:rPr>
+        <w:t>伏的公路</w:t>
+      </w:r>
+      <w:r>
+        <w:rPr>
+          <w:rFonts w:hint="eastAsia"/>
+        </w:rPr>
+        <w:t>，“我”无视他的“劝告”，执意向前寻找旅店。“神”的第二次出场则以司机的面貌出现，“我”向司机递了</w:t>
+      </w:r>
+      <w:proofErr w:type="gramStart"/>
+      <w:r>
+        <w:rPr>
+          <w:rFonts w:hint="eastAsia"/>
+        </w:rPr>
+        <w:t>烟表明</w:t>
+      </w:r>
+      <w:proofErr w:type="gramEnd"/>
+      <w:r>
+        <w:rPr>
+          <w:rFonts w:hint="eastAsia"/>
+        </w:rPr>
+        <w:t>要搭车，司机拿了烟却粗鲁地一把推开了“我”；“神”在告诉“我”，“我”原有的“我给你好处，你帮我实现需求”的经验是不管用的，“拿了你的好处还不帮助你”可能才是社会的常态。然而，“我”第二次无视了“神”的教诲。于是，“神”的更激烈的第三次“提醒”到来了，也就是那场暴力袭击。</w:t>
+      </w:r>
+    </w:p>
+    <w:p>
+      <w:pPr>
+        <w:pStyle w:val="aa"/>
+        <w:spacing w:before="78" w:after="78"/>
+        <w:ind w:firstLine="420"/>
+      </w:pPr>
+      <w:r>
+        <w:rPr>
+          <w:rFonts w:hint="eastAsia"/>
+        </w:rPr>
+        <w:t>作为一部先锋文学，这部作品中的许多因果联系是不能用现实主义文学的视角来看待的。例如，当“我”被司机拒绝后，“我”依然上了车，并与司机聊天</w:t>
+      </w:r>
+      <w:r>
+        <w:rPr>
+          <w:rFonts w:hint="eastAsia"/>
+        </w:rPr>
+        <w:t>；“我”也因此觉得“我”既有的经验是管用的</w:t>
+      </w:r>
+      <w:r>
+        <w:rPr>
+          <w:rFonts w:hint="eastAsia"/>
+        </w:rPr>
+        <w:t>——“我”好像又与外部世界建立起了信任的关系</w:t>
+      </w:r>
+      <w:r>
+        <w:rPr>
+          <w:rFonts w:hint="eastAsia"/>
+        </w:rPr>
+        <w:t>。</w:t>
+      </w:r>
+    </w:p>
+    <w:p>
+      <w:pPr>
+        <w:pStyle w:val="af3"/>
+        <w:spacing w:before="78" w:after="78"/>
+        <w:ind w:firstLine="420"/>
+      </w:pPr>
+      <w:r>
+        <w:rPr>
+          <w:rFonts w:hint="eastAsia"/>
+        </w:rPr>
+        <w:t>车窗外的一切应该是我熟悉的，那些</w:t>
+      </w:r>
+      <w:proofErr w:type="gramStart"/>
+      <w:r>
+        <w:rPr>
+          <w:rFonts w:hint="eastAsia"/>
+        </w:rPr>
+        <w:t>山那些云</w:t>
+      </w:r>
+      <w:proofErr w:type="gramEnd"/>
+      <w:r>
+        <w:rPr>
+          <w:rFonts w:hint="eastAsia"/>
+        </w:rPr>
+        <w:t>都让我联想起来了另一帮熟悉的人来了，于是我又叫唤起另一批绰号来了。</w:t>
+      </w:r>
+    </w:p>
+    <w:p>
+      <w:pPr>
+        <w:pStyle w:val="af3"/>
+        <w:spacing w:before="78" w:after="78"/>
+        <w:jc w:val="right"/>
+        <w:rPr>
+          <w:rFonts w:hint="eastAsia"/>
+        </w:rPr>
+      </w:pPr>
+      <w:r>
+        <w:rPr>
+          <w:rFonts w:hint="eastAsia"/>
+        </w:rPr>
+        <w:t>——余华《十八岁出门远行》</w:t>
+      </w:r>
+    </w:p>
+    <w:p>
+      <w:pPr>
+        <w:pStyle w:val="aa"/>
+        <w:spacing w:before="78" w:after="78"/>
+      </w:pPr>
+      <w:r>
+        <w:tab/>
+      </w:r>
+      <w:r>
+        <w:rPr>
+          <w:rFonts w:hint="eastAsia"/>
+        </w:rPr>
+        <w:t>从这里，我们或许能构建对于小说主题的一种理解：人类经验的不可</w:t>
+      </w:r>
+      <w:proofErr w:type="gramStart"/>
+      <w:r>
+        <w:rPr>
+          <w:rFonts w:hint="eastAsia"/>
+        </w:rPr>
+        <w:t>恃</w:t>
+      </w:r>
+      <w:proofErr w:type="gramEnd"/>
+      <w:r>
+        <w:rPr>
+          <w:rFonts w:hint="eastAsia"/>
+        </w:rPr>
+        <w:t>。人类的经验是不值得我们去迷信的——正向地说，人需要不断更新、开放自己面对世界的态度；负向地说，人类的经验永远无法赶上一个千变万化的世界，人所处的环境永远是陌生的。</w:t>
+      </w:r>
+    </w:p>
+    <w:p>
+      <w:pPr>
+        <w:pStyle w:val="aa"/>
+        <w:spacing w:before="78" w:after="78"/>
+      </w:pPr>
+      <w:r>
+        <w:tab/>
+      </w:r>
+      <w:r>
+        <w:rPr>
+          <w:rFonts w:hint="eastAsia"/>
+        </w:rPr>
+        <w:t>“我”之后面对的一场暴力袭击的特征是：“我”是唯一的、孤独的受害者，四周是一群正在对“我”拳脚相加的、身份不明的人；这些人里甚至还有小孩。孤独的受害者处于暴力机器之中，最后失去了抗辩的能力。</w:t>
+      </w:r>
+    </w:p>
+    <w:p>
+      <w:pPr>
+        <w:pStyle w:val="af3"/>
+        <w:spacing w:before="78" w:after="78"/>
+        <w:ind w:firstLine="420"/>
+      </w:pPr>
+      <w:r>
+        <w:t>坡上又下来了一些手扶拖拉机和自行车，他们也投入到这场</w:t>
+      </w:r>
+      <w:r>
+        <w:rPr>
+          <w:b/>
+          <w:bCs/>
+        </w:rPr>
+        <w:t>浩劫</w:t>
+      </w:r>
+      <w:r>
+        <w:t>中去。</w:t>
+      </w:r>
+    </w:p>
+    <w:p>
+      <w:pPr>
+        <w:pStyle w:val="af3"/>
+        <w:spacing w:before="78" w:after="78"/>
+        <w:jc w:val="right"/>
+        <w:rPr>
+          <w:rFonts w:hint="eastAsia"/>
+        </w:rPr>
+      </w:pPr>
+      <w:r>
+        <w:rPr>
+          <w:rFonts w:hint="eastAsia"/>
+        </w:rPr>
+        <w:t>——余华《十八岁出门远行》</w:t>
+      </w:r>
+    </w:p>
+    <w:p>
+      <w:pPr>
+        <w:pStyle w:val="aa"/>
+        <w:spacing w:before="78" w:after="78"/>
+      </w:pPr>
+      <w:r>
+        <w:tab/>
+      </w:r>
+      <w:r>
+        <w:rPr>
+          <w:rFonts w:hint="eastAsia"/>
+        </w:rPr>
+        <w:t>从这处有着历史暗示的表述中，教授构建出了对于小说主题的第二种理解：在文革的阴影尚未被完全驱散的情况下，作者的某种创伤性记忆。余华的这种书写与当时文学界其他人的书写是不同的。</w:t>
+      </w:r>
+      <w:r>
+        <w:rPr>
+          <w:rFonts w:hint="eastAsia"/>
+        </w:rPr>
+        <w:t>教授指出，文中出现的一个意象“红色背包”，其“红色”是对“革命”的象征；“我”的上一代（父亲）把凝结着革命的经验的红色背包给了“我”，但“我”的背包最后被抢走了，革命的经验也被扭曲了；父亲本来希望以凝结着革命的经验的背包帮助我，但它根本无法帮助我应对新的世界，它最后自己也四分五裂。教授认为，在这里，“父亲”的形象暗喻的是毛泽东。</w:t>
+      </w:r>
+    </w:p>
+    <w:p>
+      <w:pPr>
+        <w:pStyle w:val="aa"/>
+        <w:spacing w:before="78" w:after="78"/>
+      </w:pPr>
+      <w:r>
+        <w:tab/>
+      </w:r>
+      <w:r>
+        <w:rPr>
+          <w:rFonts w:hint="eastAsia"/>
+        </w:rPr>
+        <w:t>以一场暴力袭击为代价，“我”</w:t>
+      </w:r>
+      <w:r>
+        <w:rPr>
+          <w:rFonts w:hint="eastAsia"/>
+        </w:rPr>
+        <w:t>完成了成长小说中的“顿悟”，</w:t>
+      </w:r>
+      <w:r>
+        <w:rPr>
+          <w:rFonts w:hint="eastAsia"/>
+        </w:rPr>
+        <w:t>终于认清了世界的真相；不经过这一场磨难，“我”或许就无法成长了。</w:t>
+      </w:r>
+    </w:p>
+    <w:p>
+      <w:pPr>
+        <w:pStyle w:val="aa"/>
+        <w:spacing w:before="78" w:after="78"/>
+        <w:rPr>
+          <w:rFonts w:hint="eastAsia"/>
+        </w:rPr>
+      </w:pPr>
+      <w:r>
+        <w:tab/>
+      </w:r>
+      <w:r>
+        <w:rPr>
+          <w:rFonts w:hint="eastAsia"/>
+        </w:rPr>
+        <w:t>在文中还有“苹果”的意象。教授认为，基于古希腊与基督教的传统，苹果是一种“原罪”“苦难”的象征，这也与故事的情节相符。</w:t>
+      </w:r>
+    </w:p>
+    <w:p>
+      <w:pPr>
+        <w:pStyle w:val="aa"/>
+        <w:spacing w:before="78" w:after="78"/>
+        <w:rPr>
+          <w:rFonts w:hint="eastAsia"/>
+        </w:rPr>
       </w:pPr>
     </w:p>
     <w:sectPr>

--- a/course/general/中国当代小说选读.docx
+++ b/course/general/中国当代小说选读.docx
@@ -286,7 +286,7 @@
             </w:rPr>
             <w:fldChar w:fldCharType="separate"/>
           </w:r>
-          <w:hyperlink w:anchor="_Toc230199530" w:history="1">
+          <w:hyperlink w:anchor="_Toc231409323" w:history="1">
             <w:r>
               <w:rPr>
                 <w:rStyle w:val="a3"/>
@@ -325,7 +325,7 @@
                 <w:noProof/>
                 <w:webHidden/>
               </w:rPr>
-              <w:instrText>PAGEREF _Toc230199530 \h</w:instrText>
+              <w:instrText>PAGEREF _Toc231409323 \h</w:instrText>
             </w:r>
             <w:r>
               <w:rPr>
@@ -382,7 +382,7 @@
               <w14:ligatures w14:val="standardContextual"/>
             </w:rPr>
           </w:pPr>
-          <w:hyperlink w:anchor="_Toc230199531" w:history="1">
+          <w:hyperlink w:anchor="_Toc231409324" w:history="1">
             <w:r>
               <w:rPr>
                 <w:rStyle w:val="a3"/>
@@ -421,7 +421,7 @@
                 <w:noProof/>
                 <w:webHidden/>
               </w:rPr>
-              <w:instrText>PAGEREF _Toc230199531 \h</w:instrText>
+              <w:instrText>PAGEREF _Toc231409324 \h</w:instrText>
             </w:r>
             <w:r>
               <w:rPr>
@@ -478,7 +478,7 @@
               <w14:ligatures w14:val="standardContextual"/>
             </w:rPr>
           </w:pPr>
-          <w:hyperlink w:anchor="_Toc230199532" w:history="1">
+          <w:hyperlink w:anchor="_Toc231409325" w:history="1">
             <w:r>
               <w:rPr>
                 <w:rStyle w:val="a3"/>
@@ -517,7 +517,7 @@
                 <w:noProof/>
                 <w:webHidden/>
               </w:rPr>
-              <w:instrText>PAGEREF _Toc230199532 \h</w:instrText>
+              <w:instrText>PAGEREF _Toc231409325 \h</w:instrText>
             </w:r>
             <w:r>
               <w:rPr>
@@ -574,7 +574,7 @@
               <w14:ligatures w14:val="standardContextual"/>
             </w:rPr>
           </w:pPr>
-          <w:hyperlink w:anchor="_Toc230199533" w:history="1">
+          <w:hyperlink w:anchor="_Toc231409326" w:history="1">
             <w:r>
               <w:rPr>
                 <w:rStyle w:val="a3"/>
@@ -613,7 +613,7 @@
                 <w:noProof/>
                 <w:webHidden/>
               </w:rPr>
-              <w:instrText>PAGEREF _Toc230199533 \h</w:instrText>
+              <w:instrText>PAGEREF _Toc231409326 \h</w:instrText>
             </w:r>
             <w:r>
               <w:rPr>
@@ -670,7 +670,7 @@
               <w14:ligatures w14:val="standardContextual"/>
             </w:rPr>
           </w:pPr>
-          <w:hyperlink w:anchor="_Toc230199534" w:history="1">
+          <w:hyperlink w:anchor="_Toc231409327" w:history="1">
             <w:r>
               <w:rPr>
                 <w:rStyle w:val="a3"/>
@@ -709,7 +709,7 @@
                 <w:noProof/>
                 <w:webHidden/>
               </w:rPr>
-              <w:instrText>PAGEREF _Toc230199534 \h</w:instrText>
+              <w:instrText>PAGEREF _Toc231409327 \h</w:instrText>
             </w:r>
             <w:r>
               <w:rPr>
@@ -766,7 +766,7 @@
               <w14:ligatures w14:val="standardContextual"/>
             </w:rPr>
           </w:pPr>
-          <w:hyperlink w:anchor="_Toc230199535" w:history="1">
+          <w:hyperlink w:anchor="_Toc231409328" w:history="1">
             <w:r>
               <w:rPr>
                 <w:rStyle w:val="a3"/>
@@ -805,7 +805,7 @@
                 <w:noProof/>
                 <w:webHidden/>
               </w:rPr>
-              <w:instrText>PAGEREF _Toc230199535 \h</w:instrText>
+              <w:instrText>PAGEREF _Toc231409328 \h</w:instrText>
             </w:r>
             <w:r>
               <w:rPr>
@@ -862,7 +862,7 @@
               <w14:ligatures w14:val="standardContextual"/>
             </w:rPr>
           </w:pPr>
-          <w:hyperlink w:anchor="_Toc230199536" w:history="1">
+          <w:hyperlink w:anchor="_Toc231409329" w:history="1">
             <w:r>
               <w:rPr>
                 <w:rStyle w:val="a3"/>
@@ -901,7 +901,7 @@
                 <w:noProof/>
                 <w:webHidden/>
               </w:rPr>
-              <w:instrText>PAGEREF _Toc230199536 \h</w:instrText>
+              <w:instrText>PAGEREF _Toc231409329 \h</w:instrText>
             </w:r>
             <w:r>
               <w:rPr>
@@ -958,7 +958,7 @@
               <w14:ligatures w14:val="standardContextual"/>
             </w:rPr>
           </w:pPr>
-          <w:hyperlink w:anchor="_Toc230199537" w:history="1">
+          <w:hyperlink w:anchor="_Toc231409330" w:history="1">
             <w:r>
               <w:rPr>
                 <w:rStyle w:val="a3"/>
@@ -997,7 +997,7 @@
                 <w:noProof/>
                 <w:webHidden/>
               </w:rPr>
-              <w:instrText>PAGEREF _Toc230199537 \h</w:instrText>
+              <w:instrText>PAGEREF _Toc231409330 \h</w:instrText>
             </w:r>
             <w:r>
               <w:rPr>
@@ -1054,7 +1054,7 @@
               <w14:ligatures w14:val="standardContextual"/>
             </w:rPr>
           </w:pPr>
-          <w:hyperlink w:anchor="_Toc230199538" w:history="1">
+          <w:hyperlink w:anchor="_Toc231409331" w:history="1">
             <w:r>
               <w:rPr>
                 <w:rStyle w:val="a3"/>
@@ -1093,7 +1093,7 @@
                 <w:noProof/>
                 <w:webHidden/>
               </w:rPr>
-              <w:instrText>PAGEREF _Toc230199538 \h</w:instrText>
+              <w:instrText>PAGEREF _Toc231409331 \h</w:instrText>
             </w:r>
             <w:r>
               <w:rPr>
@@ -1150,7 +1150,7 @@
               <w14:ligatures w14:val="standardContextual"/>
             </w:rPr>
           </w:pPr>
-          <w:hyperlink w:anchor="_Toc230199539" w:history="1">
+          <w:hyperlink w:anchor="_Toc231409332" w:history="1">
             <w:r>
               <w:rPr>
                 <w:rStyle w:val="a3"/>
@@ -1189,7 +1189,7 @@
                 <w:noProof/>
                 <w:webHidden/>
               </w:rPr>
-              <w:instrText>PAGEREF _Toc230199539 \h</w:instrText>
+              <w:instrText>PAGEREF _Toc231409332 \h</w:instrText>
             </w:r>
             <w:r>
               <w:rPr>
@@ -1246,7 +1246,7 @@
               <w14:ligatures w14:val="standardContextual"/>
             </w:rPr>
           </w:pPr>
-          <w:hyperlink w:anchor="_Toc230199540" w:history="1">
+          <w:hyperlink w:anchor="_Toc231409333" w:history="1">
             <w:r>
               <w:rPr>
                 <w:rStyle w:val="a3"/>
@@ -1285,7 +1285,7 @@
                 <w:noProof/>
                 <w:webHidden/>
               </w:rPr>
-              <w:instrText>PAGEREF _Toc230199540 \h</w:instrText>
+              <w:instrText>PAGEREF _Toc231409333 \h</w:instrText>
             </w:r>
             <w:r>
               <w:rPr>
@@ -1342,7 +1342,7 @@
               <w14:ligatures w14:val="standardContextual"/>
             </w:rPr>
           </w:pPr>
-          <w:hyperlink w:anchor="_Toc230199541" w:history="1">
+          <w:hyperlink w:anchor="_Toc231409334" w:history="1">
             <w:r>
               <w:rPr>
                 <w:rStyle w:val="a3"/>
@@ -1381,7 +1381,7 @@
                 <w:noProof/>
                 <w:webHidden/>
               </w:rPr>
-              <w:instrText>PAGEREF _Toc230199541 \h</w:instrText>
+              <w:instrText>PAGEREF _Toc231409334 \h</w:instrText>
             </w:r>
             <w:r>
               <w:rPr>
@@ -1438,7 +1438,7 @@
               <w14:ligatures w14:val="standardContextual"/>
             </w:rPr>
           </w:pPr>
-          <w:hyperlink w:anchor="_Toc230199542" w:history="1">
+          <w:hyperlink w:anchor="_Toc231409335" w:history="1">
             <w:r>
               <w:rPr>
                 <w:rStyle w:val="a3"/>
@@ -1477,7 +1477,7 @@
                 <w:noProof/>
                 <w:webHidden/>
               </w:rPr>
-              <w:instrText>PAGEREF _Toc230199542 \h</w:instrText>
+              <w:instrText>PAGEREF _Toc231409335 \h</w:instrText>
             </w:r>
             <w:r>
               <w:rPr>
@@ -1534,7 +1534,7 @@
               <w14:ligatures w14:val="standardContextual"/>
             </w:rPr>
           </w:pPr>
-          <w:hyperlink w:anchor="_Toc230199543" w:history="1">
+          <w:hyperlink w:anchor="_Toc231409336" w:history="1">
             <w:r>
               <w:rPr>
                 <w:rStyle w:val="a3"/>
@@ -1573,7 +1573,7 @@
                 <w:noProof/>
                 <w:webHidden/>
               </w:rPr>
-              <w:instrText>PAGEREF _Toc230199543 \h</w:instrText>
+              <w:instrText>PAGEREF _Toc231409336 \h</w:instrText>
             </w:r>
             <w:r>
               <w:rPr>
@@ -1630,7 +1630,7 @@
               <w14:ligatures w14:val="standardContextual"/>
             </w:rPr>
           </w:pPr>
-          <w:hyperlink w:anchor="_Toc230199544" w:history="1">
+          <w:hyperlink w:anchor="_Toc231409337" w:history="1">
             <w:r>
               <w:rPr>
                 <w:rStyle w:val="a3"/>
@@ -1669,7 +1669,7 @@
                 <w:noProof/>
                 <w:webHidden/>
               </w:rPr>
-              <w:instrText>PAGEREF _Toc230199544 \h</w:instrText>
+              <w:instrText>PAGEREF _Toc231409337 \h</w:instrText>
             </w:r>
             <w:r>
               <w:rPr>
@@ -1726,30 +1726,206 @@
               <w14:ligatures w14:val="standardContextual"/>
             </w:rPr>
           </w:pPr>
-          <w:hyperlink w:anchor="_Toc230199545" w:history="1">
+          <w:hyperlink w:anchor="_Toc231409338" w:history="1">
             <w:r>
               <w:rPr>
                 <w:rStyle w:val="a3"/>
                 <w:rFonts w:ascii="宋体" w:eastAsia="宋体" w:hAnsi="宋体"/>
                 <w:noProof/>
               </w:rPr>
-              <w:t>一、余华《十八岁出门远</w:t>
-            </w:r>
+              <w:t>一、余华《十八岁出门远行》</w:t>
+            </w:r>
+            <w:r>
+              <w:rPr>
+                <w:rFonts w:ascii="宋体" w:eastAsia="宋体" w:hAnsi="宋体" w:hint="eastAsia"/>
+                <w:noProof/>
+                <w:webHidden/>
+              </w:rPr>
+              <w:tab/>
+            </w:r>
+            <w:r>
+              <w:rPr>
+                <w:rFonts w:ascii="宋体" w:eastAsia="宋体" w:hAnsi="宋体" w:hint="eastAsia"/>
+                <w:noProof/>
+                <w:webHidden/>
+              </w:rPr>
+              <w:fldChar w:fldCharType="begin"/>
+            </w:r>
+            <w:r>
+              <w:rPr>
+                <w:rFonts w:ascii="宋体" w:eastAsia="宋体" w:hAnsi="宋体" w:hint="eastAsia"/>
+                <w:noProof/>
+                <w:webHidden/>
+              </w:rPr>
+              <w:instrText xml:space="preserve"> </w:instrText>
+            </w:r>
+            <w:r>
+              <w:rPr>
+                <w:rFonts w:ascii="宋体" w:eastAsia="宋体" w:hAnsi="宋体"/>
+                <w:noProof/>
+                <w:webHidden/>
+              </w:rPr>
+              <w:instrText>PAGEREF _Toc231409338 \h</w:instrText>
+            </w:r>
+            <w:r>
+              <w:rPr>
+                <w:rFonts w:ascii="宋体" w:eastAsia="宋体" w:hAnsi="宋体" w:hint="eastAsia"/>
+                <w:noProof/>
+                <w:webHidden/>
+              </w:rPr>
+              <w:instrText xml:space="preserve"> </w:instrText>
+            </w:r>
+            <w:r>
+              <w:rPr>
+                <w:rFonts w:ascii="宋体" w:eastAsia="宋体" w:hAnsi="宋体" w:hint="eastAsia"/>
+                <w:noProof/>
+                <w:webHidden/>
+              </w:rPr>
+            </w:r>
+            <w:r>
+              <w:rPr>
+                <w:rFonts w:ascii="宋体" w:eastAsia="宋体" w:hAnsi="宋体" w:hint="eastAsia"/>
+                <w:noProof/>
+                <w:webHidden/>
+              </w:rPr>
+              <w:fldChar w:fldCharType="separate"/>
+            </w:r>
+            <w:r>
+              <w:rPr>
+                <w:rFonts w:ascii="宋体" w:eastAsia="宋体" w:hAnsi="宋体" w:hint="eastAsia"/>
+                <w:noProof/>
+                <w:webHidden/>
+              </w:rPr>
+              <w:t>9</w:t>
+            </w:r>
+            <w:r>
+              <w:rPr>
+                <w:rFonts w:ascii="宋体" w:eastAsia="宋体" w:hAnsi="宋体" w:hint="eastAsia"/>
+                <w:noProof/>
+                <w:webHidden/>
+              </w:rPr>
+              <w:fldChar w:fldCharType="end"/>
+            </w:r>
+          </w:hyperlink>
+        </w:p>
+        <w:p>
+          <w:pPr>
+            <w:pStyle w:val="TOC2"/>
+            <w:tabs>
+              <w:tab w:val="right" w:leader="dot" w:pos="8296"/>
+            </w:tabs>
+            <w:rPr>
+              <w:rFonts w:ascii="宋体" w:eastAsia="宋体" w:hAnsi="宋体" w:hint="eastAsia"/>
+              <w:noProof/>
+              <w:sz w:val="22"/>
+              <w:szCs w:val="24"/>
+              <w14:ligatures w14:val="standardContextual"/>
+            </w:rPr>
+          </w:pPr>
+          <w:hyperlink w:anchor="_Toc231409339" w:history="1">
             <w:r>
               <w:rPr>
                 <w:rStyle w:val="a3"/>
                 <w:rFonts w:ascii="宋体" w:eastAsia="宋体" w:hAnsi="宋体"/>
                 <w:noProof/>
               </w:rPr>
-              <w:t>行</w:t>
-            </w:r>
+              <w:t>二、甫跃辉《朝着雪山去》</w:t>
+            </w:r>
+            <w:r>
+              <w:rPr>
+                <w:rFonts w:ascii="宋体" w:eastAsia="宋体" w:hAnsi="宋体" w:hint="eastAsia"/>
+                <w:noProof/>
+                <w:webHidden/>
+              </w:rPr>
+              <w:tab/>
+            </w:r>
+            <w:r>
+              <w:rPr>
+                <w:rFonts w:ascii="宋体" w:eastAsia="宋体" w:hAnsi="宋体" w:hint="eastAsia"/>
+                <w:noProof/>
+                <w:webHidden/>
+              </w:rPr>
+              <w:fldChar w:fldCharType="begin"/>
+            </w:r>
+            <w:r>
+              <w:rPr>
+                <w:rFonts w:ascii="宋体" w:eastAsia="宋体" w:hAnsi="宋体" w:hint="eastAsia"/>
+                <w:noProof/>
+                <w:webHidden/>
+              </w:rPr>
+              <w:instrText xml:space="preserve"> </w:instrText>
+            </w:r>
+            <w:r>
+              <w:rPr>
+                <w:rFonts w:ascii="宋体" w:eastAsia="宋体" w:hAnsi="宋体"/>
+                <w:noProof/>
+                <w:webHidden/>
+              </w:rPr>
+              <w:instrText>PAGEREF _Toc231409339 \h</w:instrText>
+            </w:r>
+            <w:r>
+              <w:rPr>
+                <w:rFonts w:ascii="宋体" w:eastAsia="宋体" w:hAnsi="宋体" w:hint="eastAsia"/>
+                <w:noProof/>
+                <w:webHidden/>
+              </w:rPr>
+              <w:instrText xml:space="preserve"> </w:instrText>
+            </w:r>
+            <w:r>
+              <w:rPr>
+                <w:rFonts w:ascii="宋体" w:eastAsia="宋体" w:hAnsi="宋体" w:hint="eastAsia"/>
+                <w:noProof/>
+                <w:webHidden/>
+              </w:rPr>
+            </w:r>
+            <w:r>
+              <w:rPr>
+                <w:rFonts w:ascii="宋体" w:eastAsia="宋体" w:hAnsi="宋体" w:hint="eastAsia"/>
+                <w:noProof/>
+                <w:webHidden/>
+              </w:rPr>
+              <w:fldChar w:fldCharType="separate"/>
+            </w:r>
+            <w:r>
+              <w:rPr>
+                <w:rFonts w:ascii="宋体" w:eastAsia="宋体" w:hAnsi="宋体" w:hint="eastAsia"/>
+                <w:noProof/>
+                <w:webHidden/>
+              </w:rPr>
+              <w:t>10</w:t>
+            </w:r>
+            <w:r>
+              <w:rPr>
+                <w:rFonts w:ascii="宋体" w:eastAsia="宋体" w:hAnsi="宋体" w:hint="eastAsia"/>
+                <w:noProof/>
+                <w:webHidden/>
+              </w:rPr>
+              <w:fldChar w:fldCharType="end"/>
+            </w:r>
+          </w:hyperlink>
+        </w:p>
+        <w:p>
+          <w:pPr>
+            <w:pStyle w:val="TOC1"/>
+            <w:tabs>
+              <w:tab w:val="right" w:leader="dot" w:pos="8296"/>
+            </w:tabs>
+            <w:rPr>
+              <w:rFonts w:ascii="宋体" w:eastAsia="宋体" w:hAnsi="宋体" w:hint="eastAsia"/>
+              <w:noProof/>
+              <w:sz w:val="22"/>
+              <w:szCs w:val="24"/>
+              <w14:ligatures w14:val="standardContextual"/>
+            </w:rPr>
+          </w:pPr>
+          <w:hyperlink w:anchor="_Toc231409340" w:history="1">
             <w:r>
               <w:rPr>
                 <w:rStyle w:val="a3"/>
                 <w:rFonts w:ascii="宋体" w:eastAsia="宋体" w:hAnsi="宋体"/>
                 <w:noProof/>
               </w:rPr>
-              <w:t>》</w:t>
+              <w:t>第六讲 两代人</w:t>
             </w:r>
             <w:r>
               <w:rPr>
@@ -1781,7 +1957,7 @@
                 <w:noProof/>
                 <w:webHidden/>
               </w:rPr>
-              <w:instrText>PAGEREF _Toc230199545 \h</w:instrText>
+              <w:instrText>PAGEREF _Toc231409340 \h</w:instrText>
             </w:r>
             <w:r>
               <w:rPr>
@@ -1812,7 +1988,103 @@
                 <w:noProof/>
                 <w:webHidden/>
               </w:rPr>
-              <w:t>9</w:t>
+              <w:t>11</w:t>
+            </w:r>
+            <w:r>
+              <w:rPr>
+                <w:rFonts w:ascii="宋体" w:eastAsia="宋体" w:hAnsi="宋体" w:hint="eastAsia"/>
+                <w:noProof/>
+                <w:webHidden/>
+              </w:rPr>
+              <w:fldChar w:fldCharType="end"/>
+            </w:r>
+          </w:hyperlink>
+        </w:p>
+        <w:p>
+          <w:pPr>
+            <w:pStyle w:val="TOC2"/>
+            <w:tabs>
+              <w:tab w:val="right" w:leader="dot" w:pos="8296"/>
+            </w:tabs>
+            <w:rPr>
+              <w:rFonts w:ascii="宋体" w:eastAsia="宋体" w:hAnsi="宋体" w:hint="eastAsia"/>
+              <w:noProof/>
+              <w:sz w:val="22"/>
+              <w:szCs w:val="24"/>
+              <w14:ligatures w14:val="standardContextual"/>
+            </w:rPr>
+          </w:pPr>
+          <w:hyperlink w:anchor="_Toc231409341" w:history="1">
+            <w:r>
+              <w:rPr>
+                <w:rStyle w:val="a3"/>
+                <w:rFonts w:ascii="宋体" w:eastAsia="宋体" w:hAnsi="宋体"/>
+                <w:noProof/>
+              </w:rPr>
+              <w:t>一、叶弥《成长如蜕》</w:t>
+            </w:r>
+            <w:r>
+              <w:rPr>
+                <w:rFonts w:ascii="宋体" w:eastAsia="宋体" w:hAnsi="宋体" w:hint="eastAsia"/>
+                <w:noProof/>
+                <w:webHidden/>
+              </w:rPr>
+              <w:tab/>
+            </w:r>
+            <w:r>
+              <w:rPr>
+                <w:rFonts w:ascii="宋体" w:eastAsia="宋体" w:hAnsi="宋体" w:hint="eastAsia"/>
+                <w:noProof/>
+                <w:webHidden/>
+              </w:rPr>
+              <w:fldChar w:fldCharType="begin"/>
+            </w:r>
+            <w:r>
+              <w:rPr>
+                <w:rFonts w:ascii="宋体" w:eastAsia="宋体" w:hAnsi="宋体" w:hint="eastAsia"/>
+                <w:noProof/>
+                <w:webHidden/>
+              </w:rPr>
+              <w:instrText xml:space="preserve"> </w:instrText>
+            </w:r>
+            <w:r>
+              <w:rPr>
+                <w:rFonts w:ascii="宋体" w:eastAsia="宋体" w:hAnsi="宋体"/>
+                <w:noProof/>
+                <w:webHidden/>
+              </w:rPr>
+              <w:instrText>PAGEREF _Toc231409341 \h</w:instrText>
+            </w:r>
+            <w:r>
+              <w:rPr>
+                <w:rFonts w:ascii="宋体" w:eastAsia="宋体" w:hAnsi="宋体" w:hint="eastAsia"/>
+                <w:noProof/>
+                <w:webHidden/>
+              </w:rPr>
+              <w:instrText xml:space="preserve"> </w:instrText>
+            </w:r>
+            <w:r>
+              <w:rPr>
+                <w:rFonts w:ascii="宋体" w:eastAsia="宋体" w:hAnsi="宋体" w:hint="eastAsia"/>
+                <w:noProof/>
+                <w:webHidden/>
+              </w:rPr>
+            </w:r>
+            <w:r>
+              <w:rPr>
+                <w:rFonts w:ascii="宋体" w:eastAsia="宋体" w:hAnsi="宋体" w:hint="eastAsia"/>
+                <w:noProof/>
+                <w:webHidden/>
+              </w:rPr>
+              <w:fldChar w:fldCharType="separate"/>
+            </w:r>
+            <w:r>
+              <w:rPr>
+                <w:rFonts w:ascii="宋体" w:eastAsia="宋体" w:hAnsi="宋体" w:hint="eastAsia"/>
+                <w:noProof/>
+                <w:webHidden/>
+              </w:rPr>
+              <w:t>11</w:t>
             </w:r>
             <w:r>
               <w:rPr>
@@ -1868,7 +2140,7 @@
       <w:pPr>
         <w:pStyle w:val="a9"/>
       </w:pPr>
-      <w:bookmarkStart w:id="0" w:name="_Toc230199530"/>
+      <w:bookmarkStart w:id="0" w:name="_Toc231409323"/>
       <w:r>
         <w:rPr>
           <w:rFonts w:hint="eastAsia"/>
@@ -1985,7 +2257,7 @@
       <w:pPr>
         <w:pStyle w:val="ac"/>
       </w:pPr>
-      <w:bookmarkStart w:id="1" w:name="_Toc230199531"/>
+      <w:bookmarkStart w:id="1" w:name="_Toc231409324"/>
       <w:r>
         <w:rPr>
           <w:rFonts w:hint="eastAsia"/>
@@ -1998,7 +2270,7 @@
       <w:pPr>
         <w:pStyle w:val="ae"/>
       </w:pPr>
-      <w:bookmarkStart w:id="2" w:name="_Toc230199532"/>
+      <w:bookmarkStart w:id="2" w:name="_Toc231409325"/>
       <w:r>
         <w:rPr>
           <w:rFonts w:hint="eastAsia"/>
@@ -2389,7 +2661,7 @@
       <w:pPr>
         <w:pStyle w:val="ae"/>
       </w:pPr>
-      <w:bookmarkStart w:id="3" w:name="_Toc230199533"/>
+      <w:bookmarkStart w:id="3" w:name="_Toc231409326"/>
       <w:r>
         <w:rPr>
           <w:rFonts w:hint="eastAsia"/>
@@ -2664,7 +2936,7 @@
       <w:pPr>
         <w:pStyle w:val="ac"/>
       </w:pPr>
-      <w:bookmarkStart w:id="4" w:name="_Toc230199534"/>
+      <w:bookmarkStart w:id="4" w:name="_Toc231409327"/>
       <w:r>
         <w:rPr>
           <w:rFonts w:hint="eastAsia"/>
@@ -2730,7 +3002,7 @@
       <w:pPr>
         <w:pStyle w:val="a9"/>
       </w:pPr>
-      <w:bookmarkStart w:id="5" w:name="_Toc230199535"/>
+      <w:bookmarkStart w:id="5" w:name="_Toc231409328"/>
       <w:r>
         <w:rPr>
           <w:rFonts w:hint="eastAsia"/>
@@ -2781,7 +3053,7 @@
       <w:pPr>
         <w:pStyle w:val="ac"/>
       </w:pPr>
-      <w:bookmarkStart w:id="6" w:name="_Toc230199536"/>
+      <w:bookmarkStart w:id="6" w:name="_Toc231409329"/>
       <w:r>
         <w:rPr>
           <w:rFonts w:hint="eastAsia"/>
@@ -2836,7 +3108,7 @@
       <w:pPr>
         <w:pStyle w:val="ac"/>
       </w:pPr>
-      <w:bookmarkStart w:id="7" w:name="_Toc230199537"/>
+      <w:bookmarkStart w:id="7" w:name="_Toc231409330"/>
       <w:r>
         <w:rPr>
           <w:rFonts w:hint="eastAsia"/>
@@ -3076,7 +3348,7 @@
       <w:pPr>
         <w:pStyle w:val="a9"/>
       </w:pPr>
-      <w:bookmarkStart w:id="8" w:name="_Toc230199538"/>
+      <w:bookmarkStart w:id="8" w:name="_Toc231409331"/>
       <w:r>
         <w:rPr>
           <w:rFonts w:hint="eastAsia"/>
@@ -3126,7 +3398,7 @@
       <w:pPr>
         <w:pStyle w:val="ac"/>
       </w:pPr>
-      <w:bookmarkStart w:id="9" w:name="_Toc230199539"/>
+      <w:bookmarkStart w:id="9" w:name="_Toc231409332"/>
       <w:r>
         <w:rPr>
           <w:rFonts w:hint="eastAsia"/>
@@ -3918,7 +4190,7 @@
       <w:pPr>
         <w:pStyle w:val="ac"/>
       </w:pPr>
-      <w:bookmarkStart w:id="10" w:name="_Toc230199540"/>
+      <w:bookmarkStart w:id="10" w:name="_Toc231409333"/>
       <w:r>
         <w:rPr>
           <w:rFonts w:hint="eastAsia"/>
@@ -4596,7 +4868,7 @@
       <w:pPr>
         <w:pStyle w:val="a9"/>
       </w:pPr>
-      <w:bookmarkStart w:id="11" w:name="_Toc230199541"/>
+      <w:bookmarkStart w:id="11" w:name="_Toc231409334"/>
       <w:r>
         <w:rPr>
           <w:rFonts w:hint="eastAsia"/>
@@ -4646,7 +4918,7 @@
       <w:pPr>
         <w:pStyle w:val="ac"/>
       </w:pPr>
-      <w:bookmarkStart w:id="12" w:name="_Toc230199542"/>
+      <w:bookmarkStart w:id="12" w:name="_Toc231409335"/>
       <w:r>
         <w:rPr>
           <w:rFonts w:hint="eastAsia"/>
@@ -5102,7 +5374,7 @@
       <w:pPr>
         <w:pStyle w:val="ac"/>
       </w:pPr>
-      <w:bookmarkStart w:id="13" w:name="_Toc230199543"/>
+      <w:bookmarkStart w:id="13" w:name="_Toc231409336"/>
       <w:r>
         <w:rPr>
           <w:rFonts w:hint="eastAsia"/>
@@ -5243,7 +5515,21 @@
         <w:rPr>
           <w:rFonts w:hint="eastAsia"/>
         </w:rPr>
-        <w:t>反思了温小暖自我安慰的心理逻辑。</w:t>
+        <w:t>反思了</w:t>
+      </w:r>
+      <w:proofErr w:type="gramStart"/>
+      <w:r>
+        <w:rPr>
+          <w:rFonts w:hint="eastAsia"/>
+        </w:rPr>
+        <w:t>温小暖</w:t>
+      </w:r>
+      <w:proofErr w:type="gramEnd"/>
+      <w:r>
+        <w:rPr>
+          <w:rFonts w:hint="eastAsia"/>
+        </w:rPr>
+        <w:t>自我安慰的心理逻辑。</w:t>
       </w:r>
     </w:p>
     <w:p>
@@ -5377,7 +5663,7 @@
       <w:pPr>
         <w:pStyle w:val="a9"/>
       </w:pPr>
-      <w:bookmarkStart w:id="14" w:name="_Toc230199544"/>
+      <w:bookmarkStart w:id="14" w:name="_Toc231409337"/>
       <w:r>
         <w:rPr>
           <w:rFonts w:hint="eastAsia"/>
@@ -5403,9 +5689,6 @@
         <w:pStyle w:val="aa"/>
         <w:spacing w:before="78" w:after="78"/>
         <w:jc w:val="center"/>
-        <w:rPr>
-          <w:rFonts w:hint="eastAsia"/>
-        </w:rPr>
       </w:pPr>
       <w:r>
         <w:rPr>
@@ -5413,15 +5696,18 @@
         </w:rPr>
         <w:t>2026.5.20</w:t>
       </w:r>
+      <w:r>
+        <w:rPr>
+          <w:rFonts w:hint="eastAsia"/>
+        </w:rPr>
+        <w:t xml:space="preserve"> / 2026.5.27</w:t>
+      </w:r>
     </w:p>
     <w:p>
       <w:pPr>
         <w:pStyle w:val="ac"/>
-        <w:rPr>
-          <w:rFonts w:hint="eastAsia"/>
-        </w:rPr>
-      </w:pPr>
-      <w:bookmarkStart w:id="15" w:name="_Toc230199545"/>
+      </w:pPr>
+      <w:bookmarkStart w:id="15" w:name="_Toc231409338"/>
       <w:r>
         <w:rPr>
           <w:rFonts w:hint="eastAsia"/>
@@ -5434,9 +5720,6 @@
       <w:pPr>
         <w:pStyle w:val="aa"/>
         <w:spacing w:before="78" w:after="78"/>
-        <w:rPr>
-          <w:rFonts w:hint="eastAsia"/>
-        </w:rPr>
       </w:pPr>
       <w:r>
         <w:tab/>
@@ -5568,9 +5851,6 @@
         <w:pStyle w:val="af3"/>
         <w:spacing w:before="78" w:after="78"/>
         <w:jc w:val="right"/>
-        <w:rPr>
-          <w:rFonts w:hint="eastAsia"/>
-        </w:rPr>
       </w:pPr>
       <w:r>
         <w:rPr>
@@ -5703,9 +5983,6 @@
         <w:pStyle w:val="af3"/>
         <w:spacing w:before="78" w:after="78"/>
         <w:jc w:val="right"/>
-        <w:rPr>
-          <w:rFonts w:hint="eastAsia"/>
-        </w:rPr>
       </w:pPr>
       <w:r>
         <w:rPr>
@@ -5783,9 +6060,6 @@
         <w:pStyle w:val="af3"/>
         <w:spacing w:before="78" w:after="78"/>
         <w:jc w:val="right"/>
-        <w:rPr>
-          <w:rFonts w:hint="eastAsia"/>
-        </w:rPr>
       </w:pPr>
       <w:r>
         <w:rPr>
@@ -5846,9 +6120,6 @@
       <w:pPr>
         <w:pStyle w:val="aa"/>
         <w:spacing w:before="78" w:after="78"/>
-        <w:rPr>
-          <w:rFonts w:hint="eastAsia"/>
-        </w:rPr>
       </w:pPr>
       <w:r>
         <w:tab/>
@@ -5864,10 +6135,542 @@
       <w:pPr>
         <w:pStyle w:val="aa"/>
         <w:spacing w:before="78" w:after="78"/>
-        <w:rPr>
-          <w:rFonts w:hint="eastAsia"/>
-        </w:rPr>
-      </w:pPr>
+      </w:pPr>
+    </w:p>
+    <w:p>
+      <w:pPr>
+        <w:pStyle w:val="ac"/>
+      </w:pPr>
+      <w:bookmarkStart w:id="16" w:name="_Toc231409339"/>
+      <w:r>
+        <w:rPr>
+          <w:rFonts w:hint="eastAsia"/>
+        </w:rPr>
+        <w:t>二、</w:t>
+      </w:r>
+      <w:proofErr w:type="gramStart"/>
+      <w:r>
+        <w:rPr>
+          <w:rFonts w:hint="eastAsia"/>
+        </w:rPr>
+        <w:t>甫</w:t>
+      </w:r>
+      <w:proofErr w:type="gramEnd"/>
+      <w:r>
+        <w:rPr>
+          <w:rFonts w:hint="eastAsia"/>
+        </w:rPr>
+        <w:t>跃辉《朝着雪山去》</w:t>
+      </w:r>
+      <w:bookmarkEnd w:id="16"/>
+    </w:p>
+    <w:p>
+      <w:pPr>
+        <w:pStyle w:val="aa"/>
+        <w:spacing w:before="78" w:after="78"/>
+      </w:pPr>
+      <w:r>
+        <w:lastRenderedPageBreak/>
+        <w:tab/>
+      </w:r>
+      <w:r>
+        <w:rPr>
+          <w:rFonts w:hint="eastAsia"/>
+        </w:rPr>
+        <w:t>在《朝着雪山去》的结尾，关良寄给“我”的信写的地址是拉萨，但邮戳却是上海；另一方面，</w:t>
+      </w:r>
+      <w:proofErr w:type="gramStart"/>
+      <w:r>
+        <w:rPr>
+          <w:rFonts w:hint="eastAsia"/>
+        </w:rPr>
+        <w:t>关良去拉萨</w:t>
+      </w:r>
+      <w:proofErr w:type="gramEnd"/>
+      <w:r>
+        <w:rPr>
+          <w:rFonts w:hint="eastAsia"/>
+        </w:rPr>
+        <w:t>的过程都</w:t>
+      </w:r>
+      <w:proofErr w:type="gramStart"/>
+      <w:r>
+        <w:rPr>
+          <w:rFonts w:hint="eastAsia"/>
+        </w:rPr>
+        <w:t>由鲁健转述</w:t>
+      </w:r>
+      <w:proofErr w:type="gramEnd"/>
+      <w:r>
+        <w:rPr>
+          <w:rFonts w:hint="eastAsia"/>
+        </w:rPr>
+        <w:t>。由此，关</w:t>
+      </w:r>
+      <w:proofErr w:type="gramStart"/>
+      <w:r>
+        <w:rPr>
+          <w:rFonts w:hint="eastAsia"/>
+        </w:rPr>
+        <w:t>良是否</w:t>
+      </w:r>
+      <w:proofErr w:type="gramEnd"/>
+      <w:r>
+        <w:rPr>
+          <w:rFonts w:hint="eastAsia"/>
+        </w:rPr>
+        <w:t>真的去了拉萨，就成为了一个问题。</w:t>
+      </w:r>
+    </w:p>
+    <w:p>
+      <w:pPr>
+        <w:pStyle w:val="aa"/>
+        <w:spacing w:before="78" w:after="78"/>
+      </w:pPr>
+      <w:r>
+        <w:tab/>
+      </w:r>
+      <w:r>
+        <w:rPr>
+          <w:rFonts w:hint="eastAsia"/>
+        </w:rPr>
+        <w:t>另一个问题则是文中江白旺堆这个人物。在关</w:t>
+      </w:r>
+      <w:proofErr w:type="gramStart"/>
+      <w:r>
+        <w:rPr>
+          <w:rFonts w:hint="eastAsia"/>
+        </w:rPr>
+        <w:t>良遇到江白</w:t>
+      </w:r>
+      <w:proofErr w:type="gramEnd"/>
+      <w:r>
+        <w:rPr>
+          <w:rFonts w:hint="eastAsia"/>
+        </w:rPr>
+        <w:t>旺堆后，似乎一系列新的议题被打开了——责任、信仰等等。在谈到是否信佛时，关良也抑制住了说出“没意思”的冲动，给出了一个似乎照顾提问者感受、较为温和的回答。</w:t>
+      </w:r>
+      <w:r>
+        <w:rPr>
+          <w:rFonts w:hint="eastAsia"/>
+        </w:rPr>
+        <w:t>这些细节是否意味着关</w:t>
+      </w:r>
+      <w:proofErr w:type="gramStart"/>
+      <w:r>
+        <w:rPr>
+          <w:rFonts w:hint="eastAsia"/>
+        </w:rPr>
+        <w:t>良发生</w:t>
+      </w:r>
+      <w:proofErr w:type="gramEnd"/>
+      <w:r>
+        <w:rPr>
+          <w:rFonts w:hint="eastAsia"/>
+        </w:rPr>
+        <w:t>了某种形象的转变？此外，在小说的写作中，有一个部分明显脱离了第一人称的范畴，而是以全知的第三人称视角叙述的；并且，这段文本也十分具有文学性；那么，这个部分意味着什么？</w:t>
+      </w:r>
+    </w:p>
+    <w:p>
+      <w:pPr>
+        <w:pStyle w:val="aa"/>
+        <w:spacing w:before="78" w:after="78"/>
+      </w:pPr>
+    </w:p>
+    <w:p>
+      <w:pPr>
+        <w:pStyle w:val="aa"/>
+        <w:spacing w:before="78" w:after="78"/>
+      </w:pPr>
+    </w:p>
+    <w:p>
+      <w:pPr>
+        <w:pStyle w:val="aa"/>
+        <w:spacing w:before="78" w:after="78"/>
+      </w:pPr>
+    </w:p>
+    <w:p>
+      <w:pPr>
+        <w:pStyle w:val="a9"/>
+      </w:pPr>
+      <w:bookmarkStart w:id="17" w:name="_Toc231409340"/>
+      <w:r>
+        <w:rPr>
+          <w:rFonts w:hint="eastAsia"/>
+        </w:rPr>
+        <w:t>第六讲</w:t>
+      </w:r>
+      <w:r>
+        <w:rPr>
+          <w:rFonts w:hint="eastAsia"/>
+        </w:rPr>
+        <w:t xml:space="preserve"> </w:t>
+      </w:r>
+      <w:r>
+        <w:rPr>
+          <w:rFonts w:hint="eastAsia"/>
+        </w:rPr>
+        <w:t>两代人</w:t>
+      </w:r>
+      <w:bookmarkEnd w:id="17"/>
+    </w:p>
+    <w:p>
+      <w:pPr>
+        <w:pStyle w:val="aa"/>
+        <w:spacing w:before="78" w:after="78"/>
+        <w:jc w:val="center"/>
+        <w:rPr>
+          <w:rFonts w:hint="eastAsia"/>
+        </w:rPr>
+      </w:pPr>
+      <w:r>
+        <w:rPr>
+          <w:rFonts w:hint="eastAsia"/>
+        </w:rPr>
+        <w:t>2026.6.3</w:t>
+      </w:r>
+    </w:p>
+    <w:p>
+      <w:pPr>
+        <w:pStyle w:val="ac"/>
+      </w:pPr>
+      <w:bookmarkStart w:id="18" w:name="_Toc231409341"/>
+      <w:r>
+        <w:rPr>
+          <w:rFonts w:hint="eastAsia"/>
+        </w:rPr>
+        <w:t>一、叶弥《成长如蜕》</w:t>
+      </w:r>
+      <w:bookmarkEnd w:id="18"/>
+    </w:p>
+    <w:p>
+      <w:pPr>
+        <w:pStyle w:val="aa"/>
+        <w:spacing w:before="78" w:after="78"/>
+        <w:ind w:firstLine="420"/>
+        <w:rPr>
+          <w:rFonts w:hint="eastAsia"/>
+        </w:rPr>
+      </w:pPr>
+      <w:r>
+        <w:rPr>
+          <w:rFonts w:hint="eastAsia"/>
+        </w:rPr>
+        <w:t>这部小说有两条线索：第一，弟弟同周围环境的激烈冲突；第二，站在弟弟对立面的众人对弟弟展开的“围捕”。这两条线索实际上是一体两面的，其本质是一场“战争”，并且是一场不平等的、非均势的战争——弟弟只有一人，弟弟的对立面却是形形色色的各种人，他们身份、</w:t>
+      </w:r>
+      <w:r>
+        <w:rPr>
+          <w:rFonts w:hint="eastAsia"/>
+        </w:rPr>
+        <w:t>态度、与弟弟的关系</w:t>
+      </w:r>
+      <w:r>
+        <w:rPr>
+          <w:rFonts w:hint="eastAsia"/>
+        </w:rPr>
+        <w:t>都不一致，但目的却不约而同。</w:t>
+      </w:r>
+    </w:p>
+    <w:p>
+      <w:pPr>
+        <w:pStyle w:val="aa"/>
+        <w:spacing w:before="78" w:after="78"/>
+      </w:pPr>
+      <w:r>
+        <w:tab/>
+      </w:r>
+      <w:r>
+        <w:rPr>
+          <w:rFonts w:hint="eastAsia"/>
+        </w:rPr>
+        <w:t>在弟弟对立面的人包括父亲、姐姐（“我”）、钟千媚、一帮朋友等等。这些人物，或者说其背后代表的现实的铁律，将青春的、怀揣梦想的弟弟拆解为一个现实的人。</w:t>
+      </w:r>
+    </w:p>
+    <w:p>
+      <w:pPr>
+        <w:pStyle w:val="aa"/>
+        <w:spacing w:before="78" w:after="78"/>
+      </w:pPr>
+      <w:r>
+        <w:tab/>
+      </w:r>
+      <w:r>
+        <w:rPr>
+          <w:rFonts w:hint="eastAsia"/>
+        </w:rPr>
+        <w:t>父与子的冲突，不仅是两个个体之间的冲突，更可能是两代人之间的冲突。父亲的形象与弟弟的形象，在两者的冲突之外，也存在着某种同一性。父亲在看着弟弟“</w:t>
+      </w:r>
+      <w:r>
+        <w:t>整天津津有味地做着一些无关紧要的事</w:t>
+      </w:r>
+      <w:r>
+        <w:rPr>
+          <w:rFonts w:hint="eastAsia"/>
+        </w:rPr>
+        <w:t>”时，他想起他一生中最惬意的时光不是做生意成功之后，而是他在当学校门卫的时候；他在此刻可能会对照自己苦难的青少年时代与弟弟幸福的青少年时代，还可能会对照当下自己粗糙的生活与弟弟幸福的生活。这样的对照，让父亲意识到了生活的不如意</w:t>
+      </w:r>
+      <w:r>
+        <w:rPr>
+          <w:rFonts w:hint="eastAsia"/>
+        </w:rPr>
+        <w:t>——弟弟的幸福生活，是自己苦难的曾经与粗糙的当下托举起来的。于是，父亲命令弟弟改变生活方式。</w:t>
+      </w:r>
+    </w:p>
+    <w:p>
+      <w:pPr>
+        <w:pStyle w:val="aa"/>
+        <w:spacing w:before="78" w:after="78"/>
+      </w:pPr>
+      <w:r>
+        <w:tab/>
+      </w:r>
+      <w:r>
+        <w:rPr>
+          <w:rFonts w:hint="eastAsia"/>
+        </w:rPr>
+        <w:t>父亲与弟弟的另一个冲突</w:t>
+      </w:r>
+      <w:r>
+        <w:rPr>
+          <w:rFonts w:hint="eastAsia"/>
+        </w:rPr>
+        <w:t>与同一的共存</w:t>
+      </w:r>
+      <w:r>
+        <w:rPr>
+          <w:rFonts w:hint="eastAsia"/>
+        </w:rPr>
+        <w:t>在于两人回</w:t>
+      </w:r>
+      <w:proofErr w:type="gramStart"/>
+      <w:r>
+        <w:rPr>
+          <w:rFonts w:hint="eastAsia"/>
+        </w:rPr>
+        <w:t>大柳庄的</w:t>
+      </w:r>
+      <w:proofErr w:type="gramEnd"/>
+      <w:r>
+        <w:rPr>
+          <w:rFonts w:hint="eastAsia"/>
+        </w:rPr>
+        <w:t>行为。父亲重回</w:t>
+      </w:r>
+      <w:proofErr w:type="gramStart"/>
+      <w:r>
+        <w:rPr>
+          <w:rFonts w:hint="eastAsia"/>
+        </w:rPr>
+        <w:t>大柳庄“布施”</w:t>
+      </w:r>
+      <w:proofErr w:type="gramEnd"/>
+      <w:r>
+        <w:rPr>
+          <w:rFonts w:hint="eastAsia"/>
+        </w:rPr>
+        <w:t>，实际上是以折损当地人尊严的方式挽回自己当年在此丢失的庄严，是一种报复；此时，弟弟不认可其态度。但是，多年之后，当弟弟众叛亲离时，他却也以在朋友面前炫富来报复他们。</w:t>
+      </w:r>
+      <w:r>
+        <w:rPr>
+          <w:rFonts w:hint="eastAsia"/>
+        </w:rPr>
+        <w:t>在这对父子之间，还有一段相似的经历，也正是这段经历改变了他们的人生——即他们作为囚徒被关押的时期。</w:t>
+      </w:r>
+    </w:p>
+    <w:p>
+      <w:pPr>
+        <w:pStyle w:val="aa"/>
+        <w:spacing w:before="78" w:after="78"/>
+      </w:pPr>
+      <w:r>
+        <w:tab/>
+      </w:r>
+      <w:r>
+        <w:rPr>
+          <w:rFonts w:hint="eastAsia"/>
+        </w:rPr>
+        <w:t>对弟弟造成、迫使他向世俗低头的一个重要导火索是钟千媚。钟千媚是他青梅竹马的恋人，天然地具有浪漫的色彩；更重要的是，钟千媚的身后是钟老师，他在弟弟心中一度是完美人格的象征，弟弟对钟千媚的爱意某种程度上是一种移情。因此，钟千媚在弟弟心中有着举足轻重的力量。</w:t>
+      </w:r>
+    </w:p>
+    <w:p>
+      <w:pPr>
+        <w:pStyle w:val="aa"/>
+        <w:spacing w:before="78" w:after="78"/>
+      </w:pPr>
+      <w:r>
+        <w:tab/>
+      </w:r>
+      <w:r>
+        <w:rPr>
+          <w:rFonts w:hint="eastAsia"/>
+        </w:rPr>
+        <w:t>“围剿”弟弟的最后一场“战役”，是弟弟的朋友之一钟千里对他的欺骗。此时的弟弟已经不像以前那样笨拙</w:t>
+      </w:r>
+      <w:r>
+        <w:rPr>
+          <w:rFonts w:hint="eastAsia"/>
+        </w:rPr>
+        <w:t>，他在钟千里电话打来时岔开话题，去钟千里那里时也只带了三万元；但他毕竟没有拒绝钟千里，可见他对钟千里是将信将疑的。在这一刻，弟弟的自我分裂了—</w:t>
+      </w:r>
+      <w:r>
+        <w:rPr>
+          <w:rFonts w:hint="eastAsia"/>
+        </w:rPr>
+        <w:lastRenderedPageBreak/>
+        <w:t>—一个是向现实世界低头的、接受父亲给自己的人生规划，从而识破钟千里的欺骗，持有高度的冷静与坦然的自我；另一个则是不甘心的、希望进行最后一次尝试的，试图从钟千里身上体味到最后一丝友谊的温暖的自我。这次战役对弟弟而言，是一场必败的战役，但他依然选择躬身入局；这也是为了自己——一场或许是告别过去自己的仪式，正如他出发去找钟千里前去给阿福上坟一般，他所祭奠的不只有亡友，更有他自己。</w:t>
+      </w:r>
+    </w:p>
+    <w:p>
+      <w:pPr>
+        <w:pStyle w:val="aa"/>
+        <w:spacing w:before="78" w:after="78"/>
+      </w:pPr>
+      <w:r>
+        <w:tab/>
+      </w:r>
+      <w:r>
+        <w:rPr>
+          <w:rFonts w:hint="eastAsia"/>
+        </w:rPr>
+        <w:t>弟弟在这部作品中最后被碾碎了，但这部作品中被碾碎的不止有弟弟，还有其他人——比如钟千媚。她离开弟弟的目的在于追求荣华富贵，但他没有选择身为富二代的弟弟，而是选择了台湾富商；但是，在她即将远走高飞之前，她却希望能献身给弟弟。或许，她也像弟弟一样，把自己对于理想生活的最后残影，寄托在了在她看来高度理想的弟弟身上，然后转身离开。</w:t>
+      </w:r>
+    </w:p>
+    <w:p>
+      <w:pPr>
+        <w:pStyle w:val="aa"/>
+        <w:spacing w:before="78" w:after="78"/>
+      </w:pPr>
+      <w:r>
+        <w:tab/>
+      </w:r>
+      <w:r>
+        <w:rPr>
+          <w:rFonts w:hint="eastAsia"/>
+        </w:rPr>
+        <w:t>“成长如</w:t>
+      </w:r>
+      <w:proofErr w:type="gramStart"/>
+      <w:r>
+        <w:rPr>
+          <w:rFonts w:hint="eastAsia"/>
+        </w:rPr>
+        <w:t>蜕</w:t>
+      </w:r>
+      <w:proofErr w:type="gramEnd"/>
+      <w:r>
+        <w:rPr>
+          <w:rFonts w:hint="eastAsia"/>
+        </w:rPr>
+        <w:t>。”有人认为，青春小说即是关于“诗人”与世界抗争的故事，前者是年轻而美好的，后者则是丑恶的。但是，在《成长如蜕》中，“诗人”弟弟并不那么完美；相反，正是因为他身上的致命缺陷，他才在与世界的斗争中败下阵来。</w:t>
+      </w:r>
+      <w:r>
+        <w:rPr>
+          <w:rFonts w:hint="eastAsia"/>
+        </w:rPr>
+        <w:t>弟弟在</w:t>
+      </w:r>
+      <w:proofErr w:type="gramStart"/>
+      <w:r>
+        <w:rPr>
+          <w:rFonts w:hint="eastAsia"/>
+        </w:rPr>
+        <w:t>大柳庄的</w:t>
+      </w:r>
+      <w:proofErr w:type="gramEnd"/>
+      <w:r>
+        <w:rPr>
+          <w:rFonts w:hint="eastAsia"/>
+        </w:rPr>
+        <w:t>童年时代的认知，高度塑造了他此后的性格；这段经历为他提供了一个稳固的理想，即使生活中的许多细节向他指认理想的虚幻性，弟弟也选择回避这些现实的细节以保全心中的理想——他从西藏回来后，口头上赞不绝口，但实际上：</w:t>
+      </w:r>
+    </w:p>
+    <w:p>
+      <w:pPr>
+        <w:pStyle w:val="af3"/>
+        <w:spacing w:before="78" w:after="78"/>
+        <w:ind w:firstLine="420"/>
+      </w:pPr>
+      <w:r>
+        <w:t>而我弟弟在女服务员的安置下，痛痛快快地卧在角落的沙发上睡了一觉。他醒来的一刹那间心怀恐惧，以为是睡在西藏的某个肮脏简陋的小旅馆里（不可与人言说的真实啊）。</w:t>
+      </w:r>
+    </w:p>
+    <w:p>
+      <w:pPr>
+        <w:pStyle w:val="af3"/>
+        <w:spacing w:before="78" w:after="78"/>
+        <w:jc w:val="right"/>
+        <w:rPr>
+          <w:rFonts w:hint="eastAsia"/>
+        </w:rPr>
+      </w:pPr>
+      <w:r>
+        <w:rPr>
+          <w:rFonts w:hint="eastAsia"/>
+        </w:rPr>
+        <w:t>——叶弥《成长如蜕》</w:t>
+      </w:r>
+    </w:p>
+    <w:p>
+      <w:pPr>
+        <w:pStyle w:val="aa"/>
+        <w:spacing w:before="78" w:after="78"/>
+      </w:pPr>
+      <w:r>
+        <w:tab/>
+      </w:r>
+      <w:r>
+        <w:rPr>
+          <w:rFonts w:hint="eastAsia"/>
+        </w:rPr>
+        <w:t>他没有去大柳庄，或许是因为他已经料想到现在的大</w:t>
+      </w:r>
+      <w:proofErr w:type="gramStart"/>
+      <w:r>
+        <w:rPr>
+          <w:rFonts w:hint="eastAsia"/>
+        </w:rPr>
+        <w:t>柳庄会</w:t>
+      </w:r>
+      <w:proofErr w:type="gramEnd"/>
+      <w:r>
+        <w:rPr>
+          <w:rFonts w:hint="eastAsia"/>
+        </w:rPr>
+        <w:t>让他失望，他因此舍近求远去了西藏。</w:t>
+      </w:r>
+    </w:p>
+    <w:p>
+      <w:pPr>
+        <w:pStyle w:val="aa"/>
+        <w:spacing w:before="78" w:after="78"/>
+      </w:pPr>
+      <w:r>
+        <w:tab/>
+      </w:r>
+      <w:r>
+        <w:rPr>
+          <w:rFonts w:hint="eastAsia"/>
+        </w:rPr>
+        <w:t>除此之外，弟弟难以处于一种稳定的工作或生活状态。当他沉湎于幻想中时，他意气风发以至于亢奋；一旦他的幻想破灭，他就会歇斯底里，醉酒、割腕。他不能找到理想与现实之间的平衡点，更不能在这个平衡点上展开有效的实践。</w:t>
+      </w:r>
+    </w:p>
+    <w:p>
+      <w:pPr>
+        <w:pStyle w:val="aa"/>
+        <w:spacing w:before="78" w:after="78"/>
+        <w:rPr>
+          <w:rFonts w:hint="eastAsia"/>
+        </w:rPr>
+      </w:pPr>
+      <w:r>
+        <w:tab/>
+      </w:r>
+      <w:r>
+        <w:rPr>
+          <w:rFonts w:hint="eastAsia"/>
+        </w:rPr>
+        <w:t>但是，弟弟的闪光点同他的缺陷又是分不开的；或许这就是弟弟这个角色的复杂性。</w:t>
+      </w:r>
     </w:p>
     <w:sectPr>
       <w:footerReference w:type="default" r:id="rId11"/>
